--- a/Lenguajes regulares/Practica 2 Lenguajes Regulares.docx
+++ b/Lenguajes regulares/Practica 2 Lenguajes Regulares.docx
@@ -1149,6 +1149,56 @@
     </w:p>
     <w:p>
       <w:pPr>
+        <w:pStyle w:val="Respuesta"/>
+      </w:pPr>
+      <w:r>
+        <w:tab/>
+      </w:r>
+      <w:proofErr w:type="spellStart"/>
+      <w:r>
+        <w:t>a</w:t>
+      </w:r>
+      <w:r>
+        <w:rPr>
+          <w:vertAlign w:val="superscript"/>
+        </w:rPr>
+        <w:t>n</w:t>
+      </w:r>
+      <w:proofErr w:type="spellEnd"/>
+      <w:r>
+        <w:t>(</w:t>
+      </w:r>
+      <w:proofErr w:type="spellStart"/>
+      <w:r>
+        <w:t>b|</w:t>
+      </w:r>
+      <w:proofErr w:type="gramStart"/>
+      <w:r>
+        <w:t>c</w:t>
+      </w:r>
+      <w:proofErr w:type="spellEnd"/>
+      <w:r>
+        <w:t>)</w:t>
+      </w:r>
+      <w:r>
+        <w:rPr>
+          <w:vertAlign w:val="superscript"/>
+        </w:rPr>
+        <w:t>*</w:t>
+      </w:r>
+      <w:proofErr w:type="gramEnd"/>
+      <w:r>
+        <w:rPr>
+          <w:vertAlign w:val="superscript"/>
+        </w:rPr>
+        <w:t xml:space="preserve"> </w:t>
+      </w:r>
+      <w:r>
+        <w:t>/ n sea un número par</w:t>
+      </w:r>
+    </w:p>
+    <w:p>
+      <w:pPr>
         <w:pStyle w:val="Prrafodelista"/>
         <w:numPr>
           <w:ilvl w:val="1"/>
@@ -1258,6 +1308,29 @@
           <w:spacing w:val="-5"/>
         </w:rPr>
         <w:t>.</w:t>
+      </w:r>
+    </w:p>
+    <w:p>
+      <w:pPr>
+        <w:pStyle w:val="Respuesta"/>
+        <w:ind w:left="941"/>
+      </w:pPr>
+      <w:r>
+        <w:t>(</w:t>
+      </w:r>
+      <w:proofErr w:type="spellStart"/>
+      <w:r>
+        <w:t>abc</w:t>
+      </w:r>
+      <w:proofErr w:type="spellEnd"/>
+      <w:r>
+        <w:t>)</w:t>
+      </w:r>
+      <w:r>
+        <w:rPr>
+          <w:vertAlign w:val="superscript"/>
+        </w:rPr>
+        <w:t>3i</w:t>
       </w:r>
     </w:p>
     <w:p>
@@ -1335,6 +1408,39 @@
         </w:rPr>
         <w:t>w</w:t>
       </w:r>
+    </w:p>
+    <w:p>
+      <w:pPr>
+        <w:pStyle w:val="Respuesta"/>
+        <w:ind w:left="941"/>
+      </w:pPr>
+      <w:proofErr w:type="spellStart"/>
+      <w:r>
+        <w:t>abc</w:t>
+      </w:r>
+      <w:proofErr w:type="spellEnd"/>
+      <w:r>
+        <w:t>(</w:t>
+      </w:r>
+      <w:proofErr w:type="spellStart"/>
+      <w:r>
+        <w:t>a|b|</w:t>
+      </w:r>
+      <w:proofErr w:type="gramStart"/>
+      <w:r>
+        <w:t>c</w:t>
+      </w:r>
+      <w:proofErr w:type="spellEnd"/>
+      <w:r>
+        <w:t>)</w:t>
+      </w:r>
+      <w:r>
+        <w:rPr>
+          <w:vertAlign w:val="superscript"/>
+        </w:rPr>
+        <w:t>*</w:t>
+      </w:r>
+      <w:proofErr w:type="gramEnd"/>
     </w:p>
     <w:p>
       <w:pPr>
@@ -4168,6 +4274,7 @@
         <w:ind w:left="612" w:hanging="334"/>
       </w:pPr>
       <w:r>
+        <w:lastRenderedPageBreak/>
         <w:t>Construir</w:t>
       </w:r>
       <w:r>
@@ -16199,7 +16306,7 @@
       <mc:AlternateContent>
         <mc:Choice Requires="wps">
           <w:drawing>
-            <wp:anchor distT="0" distB="0" distL="0" distR="0" simplePos="0" relativeHeight="251662336" behindDoc="1" locked="0" layoutInCell="1" allowOverlap="1" wp14:anchorId="689A9E26" wp14:editId="0EB1F7B7">
+            <wp:anchor distT="0" distB="0" distL="0" distR="0" simplePos="0" relativeHeight="251661312" behindDoc="1" locked="0" layoutInCell="1" allowOverlap="1" wp14:anchorId="689A9E26" wp14:editId="0EB1F7B7">
               <wp:simplePos x="0" y="0"/>
               <wp:positionH relativeFrom="page">
                 <wp:posOffset>1074419</wp:posOffset>
@@ -16270,7 +16377,7 @@
         </mc:Choice>
         <mc:Fallback>
           <w:pict>
-            <v:shape w14:anchorId="2EA87A57" id="Graphic 6" o:spid="_x0000_s1026" style="position:absolute;margin-left:84.6pt;margin-top:749.15pt;width:458.9pt;height:.4pt;z-index:-251654144;visibility:visible;mso-wrap-style:square;mso-wrap-distance-left:0;mso-wrap-distance-top:0;mso-wrap-distance-right:0;mso-wrap-distance-bottom:0;mso-position-horizontal:absolute;mso-position-horizontal-relative:page;mso-position-vertical:absolute;mso-position-vertical-relative:page;v-text-anchor:top" coordsize="5828030,5080" o:gfxdata="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" path="m5827775,l,,,4571r5827775,l5827775,xe" fillcolor="black" stroked="f">
+            <v:shape w14:anchorId="7CBC0510" id="Graphic 6" o:spid="_x0000_s1026" style="position:absolute;margin-left:84.6pt;margin-top:749.15pt;width:458.9pt;height:.4pt;z-index:-251655168;visibility:visible;mso-wrap-style:square;mso-wrap-distance-left:0;mso-wrap-distance-top:0;mso-wrap-distance-right:0;mso-wrap-distance-bottom:0;mso-position-horizontal:absolute;mso-position-horizontal-relative:page;mso-position-vertical:absolute;mso-position-vertical-relative:page;v-text-anchor:top" coordsize="5828030,5080" o:gfxdata="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" path="m5827775,l,,,4571r5827775,l5827775,xe" fillcolor="black" stroked="f">
               <v:path arrowok="t"/>
               <w10:wrap anchorx="page" anchory="page"/>
             </v:shape>
@@ -16286,7 +16393,7 @@
       <mc:AlternateContent>
         <mc:Choice Requires="wps">
           <w:drawing>
-            <wp:anchor distT="0" distB="0" distL="0" distR="0" simplePos="0" relativeHeight="251667456" behindDoc="1" locked="0" layoutInCell="1" allowOverlap="1" wp14:anchorId="5C78EE23" wp14:editId="26549992">
+            <wp:anchor distT="0" distB="0" distL="0" distR="0" simplePos="0" relativeHeight="251666432" behindDoc="1" locked="0" layoutInCell="1" allowOverlap="1" wp14:anchorId="5C78EE23" wp14:editId="26549992">
               <wp:simplePos x="0" y="0"/>
               <wp:positionH relativeFrom="page">
                 <wp:posOffset>1078483</wp:posOffset>
@@ -16365,7 +16472,7 @@
               <v:stroke joinstyle="miter"/>
               <v:path gradientshapeok="t" o:connecttype="rect"/>
             </v:shapetype>
-            <v:shape id="Textbox 7" o:spid="_x0000_s1039" type="#_x0000_t202" style="position:absolute;margin-left:84.9pt;margin-top:751.35pt;width:39.3pt;height:11.4pt;z-index:-251649024;visibility:visible;mso-wrap-style:square;mso-wrap-distance-left:0;mso-wrap-distance-top:0;mso-wrap-distance-right:0;mso-wrap-distance-bottom:0;mso-position-horizontal:absolute;mso-position-horizontal-relative:page;mso-position-vertical:absolute;mso-position-vertical-relative:page;v-text-anchor:top" o:gfxdata="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" filled="f" stroked="f">
+            <v:shape id="Textbox 7" o:spid="_x0000_s1039" type="#_x0000_t202" style="position:absolute;margin-left:84.9pt;margin-top:751.35pt;width:39.3pt;height:11.4pt;z-index:-251650048;visibility:visible;mso-wrap-style:square;mso-wrap-distance-left:0;mso-wrap-distance-top:0;mso-wrap-distance-right:0;mso-wrap-distance-bottom:0;mso-position-horizontal:absolute;mso-position-horizontal-relative:page;mso-position-vertical:absolute;mso-position-vertical-relative:page;v-text-anchor:top" o:gfxdata="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" filled="f" stroked="f">
               <v:textbox inset="0,0,0,0">
                 <w:txbxContent>
                   <w:p>
@@ -16414,7 +16521,7 @@
       <mc:AlternateContent>
         <mc:Choice Requires="wps">
           <w:drawing>
-            <wp:anchor distT="0" distB="0" distL="0" distR="0" simplePos="0" relativeHeight="251672576" behindDoc="1" locked="0" layoutInCell="1" allowOverlap="1" wp14:anchorId="16943C40" wp14:editId="4FD81E4B">
+            <wp:anchor distT="0" distB="0" distL="0" distR="0" simplePos="0" relativeHeight="251671552" behindDoc="1" locked="0" layoutInCell="1" allowOverlap="1" wp14:anchorId="16943C40" wp14:editId="4FD81E4B">
               <wp:simplePos x="0" y="0"/>
               <wp:positionH relativeFrom="page">
                 <wp:posOffset>6011665</wp:posOffset>
@@ -16582,7 +16689,7 @@
         </mc:Choice>
         <mc:Fallback>
           <w:pict>
-            <v:shape w14:anchorId="16943C40" id="Textbox 8" o:spid="_x0000_s1040" type="#_x0000_t202" style="position:absolute;margin-left:473.35pt;margin-top:751.35pt;width:47.9pt;height:11.4pt;z-index:-251643904;visibility:visible;mso-wrap-style:square;mso-wrap-distance-left:0;mso-wrap-distance-top:0;mso-wrap-distance-right:0;mso-wrap-distance-bottom:0;mso-position-horizontal:absolute;mso-position-horizontal-relative:page;mso-position-vertical:absolute;mso-position-vertical-relative:page;v-text-anchor:top" o:gfxdata="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" filled="f" stroked="f">
+            <v:shape w14:anchorId="16943C40" id="Textbox 8" o:spid="_x0000_s1040" type="#_x0000_t202" style="position:absolute;margin-left:473.35pt;margin-top:751.35pt;width:47.9pt;height:11.4pt;z-index:-251644928;visibility:visible;mso-wrap-style:square;mso-wrap-distance-left:0;mso-wrap-distance-top:0;mso-wrap-distance-right:0;mso-wrap-distance-bottom:0;mso-position-horizontal:absolute;mso-position-horizontal-relative:page;mso-position-vertical:absolute;mso-position-vertical-relative:page;v-text-anchor:top" o:gfxdata="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" filled="f" stroked="f">
               <v:textbox inset="0,0,0,0">
                 <w:txbxContent>
                   <w:p>
@@ -16758,7 +16865,7 @@
       <mc:AlternateContent>
         <mc:Choice Requires="wpg">
           <w:drawing>
-            <wp:anchor distT="0" distB="0" distL="0" distR="0" simplePos="0" relativeHeight="251646976" behindDoc="1" locked="0" layoutInCell="1" allowOverlap="1" wp14:anchorId="4C86628F" wp14:editId="5A7FF591">
+            <wp:anchor distT="0" distB="0" distL="0" distR="0" simplePos="0" relativeHeight="251645952" behindDoc="1" locked="0" layoutInCell="1" allowOverlap="1" wp14:anchorId="4C86628F" wp14:editId="5A7FF591">
               <wp:simplePos x="0" y="0"/>
               <wp:positionH relativeFrom="page">
                 <wp:posOffset>1074419</wp:posOffset>
@@ -16862,7 +16969,7 @@
         </mc:Choice>
         <mc:Fallback>
           <w:pict>
-            <v:group w14:anchorId="0E50D71E" id="Group 1" o:spid="_x0000_s1026" style="position:absolute;margin-left:84.6pt;margin-top:8.15pt;width:458.9pt;height:45.75pt;z-index:-251669504;mso-wrap-distance-left:0;mso-wrap-distance-right:0;mso-position-horizontal-relative:page;mso-position-vertical-relative:page" coordsize="58280,5810" o:gfxdata="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">
+            <v:group w14:anchorId="4ED4DFD8" id="Group 1" o:spid="_x0000_s1026" style="position:absolute;margin-left:84.6pt;margin-top:8.15pt;width:458.9pt;height:45.75pt;z-index:-251670528;mso-wrap-distance-left:0;mso-wrap-distance-right:0;mso-position-horizontal-relative:page;mso-position-vertical-relative:page" coordsize="58280,5810" o:gfxdata="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">
               <v:shape id="Graphic 2" o:spid="_x0000_s1027" style="position:absolute;top:4450;width:58280;height:63;visibility:visible;mso-wrap-style:square;v-text-anchor:top" coordsize="5828030,6350" o:gfxdata="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" path="m5827775,l,,,6095r5827775,l5827775,xe" fillcolor="black" stroked="f">
                 <v:path arrowok="t"/>
               </v:shape>
@@ -16902,7 +17009,7 @@
       <mc:AlternateContent>
         <mc:Choice Requires="wps">
           <w:drawing>
-            <wp:anchor distT="0" distB="0" distL="0" distR="0" simplePos="0" relativeHeight="251652096" behindDoc="1" locked="0" layoutInCell="1" allowOverlap="1" wp14:anchorId="79FCB1E9" wp14:editId="6E42299C">
+            <wp:anchor distT="0" distB="0" distL="0" distR="0" simplePos="0" relativeHeight="251651072" behindDoc="1" locked="0" layoutInCell="1" allowOverlap="1" wp14:anchorId="79FCB1E9" wp14:editId="6E42299C">
               <wp:simplePos x="0" y="0"/>
               <wp:positionH relativeFrom="page">
                 <wp:posOffset>1925818</wp:posOffset>
@@ -17025,7 +17132,7 @@
               <v:stroke joinstyle="miter"/>
               <v:path gradientshapeok="t" o:connecttype="rect"/>
             </v:shapetype>
-            <v:shape id="Textbox 4" o:spid="_x0000_s1037" type="#_x0000_t202" style="position:absolute;margin-left:151.65pt;margin-top:17.6pt;width:86.4pt;height:25.95pt;z-index:-251664384;visibility:visible;mso-wrap-style:square;mso-wrap-distance-left:0;mso-wrap-distance-top:0;mso-wrap-distance-right:0;mso-wrap-distance-bottom:0;mso-position-horizontal:absolute;mso-position-horizontal-relative:page;mso-position-vertical:absolute;mso-position-vertical-relative:page;v-text-anchor:top" o:gfxdata="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" filled="f" stroked="f">
+            <v:shape id="Textbox 4" o:spid="_x0000_s1037" type="#_x0000_t202" style="position:absolute;margin-left:151.65pt;margin-top:17.6pt;width:86.4pt;height:25.95pt;z-index:-251665408;visibility:visible;mso-wrap-style:square;mso-wrap-distance-left:0;mso-wrap-distance-top:0;mso-wrap-distance-right:0;mso-wrap-distance-bottom:0;mso-position-horizontal:absolute;mso-position-horizontal-relative:page;mso-position-vertical:absolute;mso-position-vertical-relative:page;v-text-anchor:top" o:gfxdata="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" filled="f" stroked="f">
               <v:textbox inset="0,0,0,0">
                 <w:txbxContent>
                   <w:p>
@@ -17118,7 +17225,7 @@
       <mc:AlternateContent>
         <mc:Choice Requires="wps">
           <w:drawing>
-            <wp:anchor distT="0" distB="0" distL="0" distR="0" simplePos="0" relativeHeight="251656192" behindDoc="1" locked="0" layoutInCell="1" allowOverlap="1" wp14:anchorId="7B432A26" wp14:editId="5AB4E3F9">
+            <wp:anchor distT="0" distB="0" distL="0" distR="0" simplePos="0" relativeHeight="251657216" behindDoc="1" locked="0" layoutInCell="1" allowOverlap="1" wp14:anchorId="7B432A26" wp14:editId="5AB4E3F9">
               <wp:simplePos x="0" y="0"/>
               <wp:positionH relativeFrom="page">
                 <wp:posOffset>3699592</wp:posOffset>
@@ -17351,7 +17458,7 @@
         </mc:Choice>
         <mc:Fallback>
           <w:pict>
-            <v:shape w14:anchorId="7B432A26" id="Textbox 5" o:spid="_x0000_s1038" type="#_x0000_t202" style="position:absolute;margin-left:291.3pt;margin-top:17.6pt;width:242.05pt;height:25.95pt;z-index:-251660288;visibility:visible;mso-wrap-style:square;mso-wrap-distance-left:0;mso-wrap-distance-top:0;mso-wrap-distance-right:0;mso-wrap-distance-bottom:0;mso-position-horizontal:absolute;mso-position-horizontal-relative:page;mso-position-vertical:absolute;mso-position-vertical-relative:page;v-text-anchor:top" o:gfxdata="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" filled="f" stroked="f">
+            <v:shape w14:anchorId="7B432A26" id="Textbox 5" o:spid="_x0000_s1038" type="#_x0000_t202" style="position:absolute;margin-left:291.3pt;margin-top:17.6pt;width:242.05pt;height:25.95pt;z-index:-251659264;visibility:visible;mso-wrap-style:square;mso-wrap-distance-left:0;mso-wrap-distance-top:0;mso-wrap-distance-right:0;mso-wrap-distance-bottom:0;mso-position-horizontal:absolute;mso-position-horizontal-relative:page;mso-position-vertical:absolute;mso-position-vertical-relative:page;v-text-anchor:top" o:gfxdata="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" filled="f" stroked="f">
               <v:textbox inset="0,0,0,0">
                 <w:txbxContent>
                   <w:p>

--- a/Lenguajes regulares/Practica 2 Lenguajes Regulares.docx
+++ b/Lenguajes regulares/Practica 2 Lenguajes Regulares.docx
@@ -3282,6 +3282,7 @@
         <w:ind w:right="318"/>
       </w:pPr>
       <w:r>
+        <w:lastRenderedPageBreak/>
         <w:t>Dado</w:t>
       </w:r>
       <w:r>
@@ -4274,7 +4275,6 @@
         <w:ind w:left="612" w:hanging="334"/>
       </w:pPr>
       <w:r>
-        <w:lastRenderedPageBreak/>
         <w:t>Construir</w:t>
       </w:r>
       <w:r>
@@ -4935,17 +4935,6 @@
     <w:p>
       <w:pPr>
         <w:pStyle w:val="Prrafodelista"/>
-        <w:sectPr>
-          <w:type w:val="continuous"/>
-          <w:pgSz w:w="12240" w:h="15840"/>
-          <w:pgMar w:top="1280" w:right="1080" w:bottom="760" w:left="1440" w:header="163" w:footer="577" w:gutter="0"/>
-          <w:cols w:space="720"/>
-        </w:sectPr>
-      </w:pPr>
-    </w:p>
-    <w:p>
-      <w:pPr>
-        <w:pStyle w:val="Prrafodelista"/>
         <w:numPr>
           <w:ilvl w:val="0"/>
           <w:numId w:val="1"/>
@@ -4957,7 +4946,6 @@
         <w:ind w:left="613" w:hanging="335"/>
       </w:pPr>
       <w:r>
-        <w:lastRenderedPageBreak/>
         <w:t>Construir</w:t>
       </w:r>
       <w:r>
@@ -10175,6 +10163,7 @@
           <w:i/>
           <w:sz w:val="20"/>
         </w:rPr>
+        <w:lastRenderedPageBreak/>
         <w:t>AFND-</w:t>
       </w:r>
       <w:r>
@@ -16306,7 +16295,7 @@
       <mc:AlternateContent>
         <mc:Choice Requires="wps">
           <w:drawing>
-            <wp:anchor distT="0" distB="0" distL="0" distR="0" simplePos="0" relativeHeight="251661312" behindDoc="1" locked="0" layoutInCell="1" allowOverlap="1" wp14:anchorId="689A9E26" wp14:editId="0EB1F7B7">
+            <wp:anchor distT="0" distB="0" distL="0" distR="0" simplePos="0" relativeHeight="251662336" behindDoc="1" locked="0" layoutInCell="1" allowOverlap="1" wp14:anchorId="689A9E26" wp14:editId="0EB1F7B7">
               <wp:simplePos x="0" y="0"/>
               <wp:positionH relativeFrom="page">
                 <wp:posOffset>1074419</wp:posOffset>
@@ -16377,7 +16366,7 @@
         </mc:Choice>
         <mc:Fallback>
           <w:pict>
-            <v:shape w14:anchorId="7CBC0510" id="Graphic 6" o:spid="_x0000_s1026" style="position:absolute;margin-left:84.6pt;margin-top:749.15pt;width:458.9pt;height:.4pt;z-index:-251655168;visibility:visible;mso-wrap-style:square;mso-wrap-distance-left:0;mso-wrap-distance-top:0;mso-wrap-distance-right:0;mso-wrap-distance-bottom:0;mso-position-horizontal:absolute;mso-position-horizontal-relative:page;mso-position-vertical:absolute;mso-position-vertical-relative:page;v-text-anchor:top" coordsize="5828030,5080" o:gfxdata="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" path="m5827775,l,,,4571r5827775,l5827775,xe" fillcolor="black" stroked="f">
+            <v:shape w14:anchorId="44AD6AA0" id="Graphic 6" o:spid="_x0000_s1026" style="position:absolute;margin-left:84.6pt;margin-top:749.15pt;width:458.9pt;height:.4pt;z-index:-251654144;visibility:visible;mso-wrap-style:square;mso-wrap-distance-left:0;mso-wrap-distance-top:0;mso-wrap-distance-right:0;mso-wrap-distance-bottom:0;mso-position-horizontal:absolute;mso-position-horizontal-relative:page;mso-position-vertical:absolute;mso-position-vertical-relative:page;v-text-anchor:top" coordsize="5828030,5080" o:gfxdata="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" path="m5827775,l,,,4571r5827775,l5827775,xe" fillcolor="black" stroked="f">
               <v:path arrowok="t"/>
               <w10:wrap anchorx="page" anchory="page"/>
             </v:shape>
@@ -16393,7 +16382,7 @@
       <mc:AlternateContent>
         <mc:Choice Requires="wps">
           <w:drawing>
-            <wp:anchor distT="0" distB="0" distL="0" distR="0" simplePos="0" relativeHeight="251666432" behindDoc="1" locked="0" layoutInCell="1" allowOverlap="1" wp14:anchorId="5C78EE23" wp14:editId="26549992">
+            <wp:anchor distT="0" distB="0" distL="0" distR="0" simplePos="0" relativeHeight="251667456" behindDoc="1" locked="0" layoutInCell="1" allowOverlap="1" wp14:anchorId="5C78EE23" wp14:editId="26549992">
               <wp:simplePos x="0" y="0"/>
               <wp:positionH relativeFrom="page">
                 <wp:posOffset>1078483</wp:posOffset>
@@ -16472,7 +16461,7 @@
               <v:stroke joinstyle="miter"/>
               <v:path gradientshapeok="t" o:connecttype="rect"/>
             </v:shapetype>
-            <v:shape id="Textbox 7" o:spid="_x0000_s1039" type="#_x0000_t202" style="position:absolute;margin-left:84.9pt;margin-top:751.35pt;width:39.3pt;height:11.4pt;z-index:-251650048;visibility:visible;mso-wrap-style:square;mso-wrap-distance-left:0;mso-wrap-distance-top:0;mso-wrap-distance-right:0;mso-wrap-distance-bottom:0;mso-position-horizontal:absolute;mso-position-horizontal-relative:page;mso-position-vertical:absolute;mso-position-vertical-relative:page;v-text-anchor:top" o:gfxdata="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" filled="f" stroked="f">
+            <v:shape id="Textbox 7" o:spid="_x0000_s1039" type="#_x0000_t202" style="position:absolute;margin-left:84.9pt;margin-top:751.35pt;width:39.3pt;height:11.4pt;z-index:-251649024;visibility:visible;mso-wrap-style:square;mso-wrap-distance-left:0;mso-wrap-distance-top:0;mso-wrap-distance-right:0;mso-wrap-distance-bottom:0;mso-position-horizontal:absolute;mso-position-horizontal-relative:page;mso-position-vertical:absolute;mso-position-vertical-relative:page;v-text-anchor:top" o:gfxdata="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" filled="f" stroked="f">
               <v:textbox inset="0,0,0,0">
                 <w:txbxContent>
                   <w:p>
@@ -16521,7 +16510,7 @@
       <mc:AlternateContent>
         <mc:Choice Requires="wps">
           <w:drawing>
-            <wp:anchor distT="0" distB="0" distL="0" distR="0" simplePos="0" relativeHeight="251671552" behindDoc="1" locked="0" layoutInCell="1" allowOverlap="1" wp14:anchorId="16943C40" wp14:editId="4FD81E4B">
+            <wp:anchor distT="0" distB="0" distL="0" distR="0" simplePos="0" relativeHeight="251672576" behindDoc="1" locked="0" layoutInCell="1" allowOverlap="1" wp14:anchorId="16943C40" wp14:editId="4FD81E4B">
               <wp:simplePos x="0" y="0"/>
               <wp:positionH relativeFrom="page">
                 <wp:posOffset>6011665</wp:posOffset>
@@ -16689,7 +16678,7 @@
         </mc:Choice>
         <mc:Fallback>
           <w:pict>
-            <v:shape w14:anchorId="16943C40" id="Textbox 8" o:spid="_x0000_s1040" type="#_x0000_t202" style="position:absolute;margin-left:473.35pt;margin-top:751.35pt;width:47.9pt;height:11.4pt;z-index:-251644928;visibility:visible;mso-wrap-style:square;mso-wrap-distance-left:0;mso-wrap-distance-top:0;mso-wrap-distance-right:0;mso-wrap-distance-bottom:0;mso-position-horizontal:absolute;mso-position-horizontal-relative:page;mso-position-vertical:absolute;mso-position-vertical-relative:page;v-text-anchor:top" o:gfxdata="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" filled="f" stroked="f">
+            <v:shape w14:anchorId="16943C40" id="Textbox 8" o:spid="_x0000_s1040" type="#_x0000_t202" style="position:absolute;margin-left:473.35pt;margin-top:751.35pt;width:47.9pt;height:11.4pt;z-index:-251643904;visibility:visible;mso-wrap-style:square;mso-wrap-distance-left:0;mso-wrap-distance-top:0;mso-wrap-distance-right:0;mso-wrap-distance-bottom:0;mso-position-horizontal:absolute;mso-position-horizontal-relative:page;mso-position-vertical:absolute;mso-position-vertical-relative:page;v-text-anchor:top" o:gfxdata="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" filled="f" stroked="f">
               <v:textbox inset="0,0,0,0">
                 <w:txbxContent>
                   <w:p>
@@ -16865,7 +16854,7 @@
       <mc:AlternateContent>
         <mc:Choice Requires="wpg">
           <w:drawing>
-            <wp:anchor distT="0" distB="0" distL="0" distR="0" simplePos="0" relativeHeight="251645952" behindDoc="1" locked="0" layoutInCell="1" allowOverlap="1" wp14:anchorId="4C86628F" wp14:editId="5A7FF591">
+            <wp:anchor distT="0" distB="0" distL="0" distR="0" simplePos="0" relativeHeight="251646976" behindDoc="1" locked="0" layoutInCell="1" allowOverlap="1" wp14:anchorId="4C86628F" wp14:editId="5A7FF591">
               <wp:simplePos x="0" y="0"/>
               <wp:positionH relativeFrom="page">
                 <wp:posOffset>1074419</wp:posOffset>
@@ -16969,7 +16958,7 @@
         </mc:Choice>
         <mc:Fallback>
           <w:pict>
-            <v:group w14:anchorId="4ED4DFD8" id="Group 1" o:spid="_x0000_s1026" style="position:absolute;margin-left:84.6pt;margin-top:8.15pt;width:458.9pt;height:45.75pt;z-index:-251670528;mso-wrap-distance-left:0;mso-wrap-distance-right:0;mso-position-horizontal-relative:page;mso-position-vertical-relative:page" coordsize="58280,5810" o:gfxdata="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">
+            <v:group w14:anchorId="0CD65368" id="Group 1" o:spid="_x0000_s1026" style="position:absolute;margin-left:84.6pt;margin-top:8.15pt;width:458.9pt;height:45.75pt;z-index:-251669504;mso-wrap-distance-left:0;mso-wrap-distance-right:0;mso-position-horizontal-relative:page;mso-position-vertical-relative:page" coordsize="58280,5810" o:gfxdata="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">
               <v:shape id="Graphic 2" o:spid="_x0000_s1027" style="position:absolute;top:4450;width:58280;height:63;visibility:visible;mso-wrap-style:square;v-text-anchor:top" coordsize="5828030,6350" o:gfxdata="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" path="m5827775,l,,,6095r5827775,l5827775,xe" fillcolor="black" stroked="f">
                 <v:path arrowok="t"/>
               </v:shape>
@@ -17009,7 +16998,7 @@
       <mc:AlternateContent>
         <mc:Choice Requires="wps">
           <w:drawing>
-            <wp:anchor distT="0" distB="0" distL="0" distR="0" simplePos="0" relativeHeight="251651072" behindDoc="1" locked="0" layoutInCell="1" allowOverlap="1" wp14:anchorId="79FCB1E9" wp14:editId="6E42299C">
+            <wp:anchor distT="0" distB="0" distL="0" distR="0" simplePos="0" relativeHeight="251652096" behindDoc="1" locked="0" layoutInCell="1" allowOverlap="1" wp14:anchorId="79FCB1E9" wp14:editId="6E42299C">
               <wp:simplePos x="0" y="0"/>
               <wp:positionH relativeFrom="page">
                 <wp:posOffset>1925818</wp:posOffset>
@@ -17132,7 +17121,7 @@
               <v:stroke joinstyle="miter"/>
               <v:path gradientshapeok="t" o:connecttype="rect"/>
             </v:shapetype>
-            <v:shape id="Textbox 4" o:spid="_x0000_s1037" type="#_x0000_t202" style="position:absolute;margin-left:151.65pt;margin-top:17.6pt;width:86.4pt;height:25.95pt;z-index:-251665408;visibility:visible;mso-wrap-style:square;mso-wrap-distance-left:0;mso-wrap-distance-top:0;mso-wrap-distance-right:0;mso-wrap-distance-bottom:0;mso-position-horizontal:absolute;mso-position-horizontal-relative:page;mso-position-vertical:absolute;mso-position-vertical-relative:page;v-text-anchor:top" o:gfxdata="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" filled="f" stroked="f">
+            <v:shape id="Textbox 4" o:spid="_x0000_s1037" type="#_x0000_t202" style="position:absolute;margin-left:151.65pt;margin-top:17.6pt;width:86.4pt;height:25.95pt;z-index:-251664384;visibility:visible;mso-wrap-style:square;mso-wrap-distance-left:0;mso-wrap-distance-top:0;mso-wrap-distance-right:0;mso-wrap-distance-bottom:0;mso-position-horizontal:absolute;mso-position-horizontal-relative:page;mso-position-vertical:absolute;mso-position-vertical-relative:page;v-text-anchor:top" o:gfxdata="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" filled="f" stroked="f">
               <v:textbox inset="0,0,0,0">
                 <w:txbxContent>
                   <w:p>
@@ -17225,7 +17214,7 @@
       <mc:AlternateContent>
         <mc:Choice Requires="wps">
           <w:drawing>
-            <wp:anchor distT="0" distB="0" distL="0" distR="0" simplePos="0" relativeHeight="251657216" behindDoc="1" locked="0" layoutInCell="1" allowOverlap="1" wp14:anchorId="7B432A26" wp14:editId="5AB4E3F9">
+            <wp:anchor distT="0" distB="0" distL="0" distR="0" simplePos="0" relativeHeight="251656192" behindDoc="1" locked="0" layoutInCell="1" allowOverlap="1" wp14:anchorId="7B432A26" wp14:editId="5AB4E3F9">
               <wp:simplePos x="0" y="0"/>
               <wp:positionH relativeFrom="page">
                 <wp:posOffset>3699592</wp:posOffset>
@@ -17458,7 +17447,7 @@
         </mc:Choice>
         <mc:Fallback>
           <w:pict>
-            <v:shape w14:anchorId="7B432A26" id="Textbox 5" o:spid="_x0000_s1038" type="#_x0000_t202" style="position:absolute;margin-left:291.3pt;margin-top:17.6pt;width:242.05pt;height:25.95pt;z-index:-251659264;visibility:visible;mso-wrap-style:square;mso-wrap-distance-left:0;mso-wrap-distance-top:0;mso-wrap-distance-right:0;mso-wrap-distance-bottom:0;mso-position-horizontal:absolute;mso-position-horizontal-relative:page;mso-position-vertical:absolute;mso-position-vertical-relative:page;v-text-anchor:top" o:gfxdata="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" filled="f" stroked="f">
+            <v:shape w14:anchorId="7B432A26" id="Textbox 5" o:spid="_x0000_s1038" type="#_x0000_t202" style="position:absolute;margin-left:291.3pt;margin-top:17.6pt;width:242.05pt;height:25.95pt;z-index:-251660288;visibility:visible;mso-wrap-style:square;mso-wrap-distance-left:0;mso-wrap-distance-top:0;mso-wrap-distance-right:0;mso-wrap-distance-bottom:0;mso-position-horizontal:absolute;mso-position-horizontal-relative:page;mso-position-vertical:absolute;mso-position-vertical-relative:page;v-text-anchor:top" o:gfxdata="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" filled="f" stroked="f">
               <v:textbox inset="0,0,0,0">
                 <w:txbxContent>
                   <w:p>

--- a/Lenguajes regulares/Practica 2 Lenguajes Regulares.docx
+++ b/Lenguajes regulares/Practica 2 Lenguajes Regulares.docx
@@ -1,10 +1,10 @@
 
 <file path=word/document.xml><?xml version="1.0" encoding="utf-8"?>
-<w:document xmlns:wpc="http://schemas.microsoft.com/office/word/2010/wordprocessingCanvas" xmlns:cx="http://schemas.microsoft.com/office/drawing/2014/chartex" xmlns:cx1="http://schemas.microsoft.com/office/drawing/2015/9/8/chartex" xmlns:cx2="http://schemas.microsoft.com/office/drawing/2015/10/21/chartex" xmlns:cx3="http://schemas.microsoft.com/office/drawing/2016/5/9/chartex" xmlns:cx4="http://schemas.microsoft.com/office/drawing/2016/5/10/chartex" xmlns:cx5="http://schemas.microsoft.com/office/drawing/2016/5/11/chartex" xmlns:cx6="http://schemas.microsoft.com/office/drawing/2016/5/12/chartex" xmlns:cx7="http://schemas.microsoft.com/office/drawing/2016/5/13/chartex" xmlns:cx8="http://schemas.microsoft.com/office/drawing/2016/5/14/chartex" xmlns:mc="http://schemas.openxmlformats.org/markup-compatibility/2006" xmlns:aink="http://schemas.microsoft.com/office/drawing/2016/ink" xmlns:am3d="http://schemas.microsoft.com/office/drawing/2017/model3d" xmlns:o="urn:schemas-microsoft-com:office:office" xmlns:oel="http://schemas.microsoft.com/office/2019/extlst" xmlns:r="http://schemas.openxmlformats.org/officeDocument/2006/relationships" xmlns:m="http://schemas.openxmlformats.org/officeDocument/2006/math" xmlns:v="urn:schemas-microsoft-com:vml" xmlns:wp14="http://schemas.microsoft.com/office/word/2010/wordprocessingDrawing" xmlns:wp="http://schemas.openxmlformats.org/drawingml/2006/wordprocessingDrawing" xmlns:w10="urn:schemas-microsoft-com:office:word" xmlns:w="http://schemas.openxmlformats.org/wordprocessingml/2006/main" xmlns:w14="http://schemas.microsoft.com/office/word/2010/wordml" xmlns:w15="http://schemas.microsoft.com/office/word/2012/wordml" xmlns:w16cex="http://schemas.microsoft.com/office/word/2018/wordml/cex" xmlns:w16cid="http://schemas.microsoft.com/office/word/2016/wordml/cid" xmlns:w16="http://schemas.microsoft.com/office/word/2018/wordml" xmlns:w16du="http://schemas.microsoft.com/office/word/2023/wordml/word16du" xmlns:w16sdtdh="http://schemas.microsoft.com/office/word/2020/wordml/sdtdatahash" xmlns:w16sdtfl="http://schemas.microsoft.com/office/word/2024/wordml/sdtformatlock" xmlns:w16se="http://schemas.microsoft.com/office/word/2015/wordml/symex" xmlns:wpg="http://schemas.microsoft.com/office/word/2010/wordprocessingGroup" xmlns:wpi="http://schemas.microsoft.com/office/word/2010/wordprocessingInk" xmlns:wne="http://schemas.microsoft.com/office/word/2006/wordml" xmlns:wps="http://schemas.microsoft.com/office/word/2010/wordprocessingShape" mc:Ignorable="w14 w15 w16se w16cid w16 w16cex w16sdtdh w16sdtfl w16du wp14">
+<w:document xmlns:wpc="http://schemas.microsoft.com/office/word/2010/wordprocessingCanvas" xmlns:mc="http://schemas.openxmlformats.org/markup-compatibility/2006" xmlns:o="urn:schemas-microsoft-com:office:office" xmlns:r="http://schemas.openxmlformats.org/officeDocument/2006/relationships" xmlns:m="http://schemas.openxmlformats.org/officeDocument/2006/math" xmlns:v="urn:schemas-microsoft-com:vml" xmlns:wp14="http://schemas.microsoft.com/office/word/2010/wordprocessingDrawing" xmlns:wp="http://schemas.openxmlformats.org/drawingml/2006/wordprocessingDrawing" xmlns:w10="urn:schemas-microsoft-com:office:word" xmlns:w="http://schemas.openxmlformats.org/wordprocessingml/2006/main" xmlns:w14="http://schemas.microsoft.com/office/word/2010/wordml" xmlns:w15="http://schemas.microsoft.com/office/word/2012/wordml" xmlns:wpg="http://schemas.microsoft.com/office/word/2010/wordprocessingGroup" xmlns:wpi="http://schemas.microsoft.com/office/word/2010/wordprocessingInk" xmlns:wne="http://schemas.microsoft.com/office/word/2006/wordml" xmlns:wps="http://schemas.microsoft.com/office/word/2010/wordprocessingShape" mc:Ignorable="w14 w15 wp14">
   <w:body>
     <w:p>
       <w:pPr>
-        <w:pStyle w:val="Ttulo"/>
+        <w:pStyle w:val="Puesto"/>
       </w:pPr>
       <w:r>
         <w:t>Práctica</w:t>
@@ -158,14 +158,58 @@
         </w:rPr>
         <w:t xml:space="preserve"> </w:t>
       </w:r>
-      <w:proofErr w:type="spellStart"/>
-      <w:r>
-        <w:rPr>
-          <w:i/>
-        </w:rPr>
-        <w:t>xyz</w:t>
-      </w:r>
-      <w:proofErr w:type="spellEnd"/>
+      <w:r>
+        <w:rPr>
+          <w:i/>
+        </w:rPr>
+        <w:t>xyz,</w:t>
+      </w:r>
+      <w:r>
+        <w:rPr>
+          <w:rFonts w:ascii="Times New Roman" w:hAnsi="Times New Roman"/>
+          <w:spacing w:val="24"/>
+        </w:rPr>
+        <w:t xml:space="preserve"> </w:t>
+      </w:r>
+      <w:r>
+        <w:rPr>
+          <w:i/>
+        </w:rPr>
+        <w:t>x</w:t>
+      </w:r>
+      <w:r>
+        <w:rPr>
+          <w:rFonts w:ascii="Times New Roman" w:hAnsi="Times New Roman"/>
+          <w:spacing w:val="21"/>
+        </w:rPr>
+        <w:t xml:space="preserve"> </w:t>
+      </w:r>
+      <w:r>
+        <w:rPr>
+          <w:rFonts w:ascii="Symbol" w:hAnsi="Symbol"/>
+        </w:rPr>
+        <w:t></w:t>
+      </w:r>
+      <w:r>
+        <w:rPr>
+          <w:rFonts w:ascii="Times New Roman" w:hAnsi="Times New Roman"/>
+          <w:spacing w:val="23"/>
+        </w:rPr>
+        <w:t xml:space="preserve"> </w:t>
+      </w:r>
+      <w:r>
+        <w:rPr>
+          <w:i/>
+        </w:rPr>
+        <w:t>{a,b}</w:t>
+      </w:r>
+      <w:r>
+        <w:rPr>
+          <w:i/>
+          <w:vertAlign w:val="superscript"/>
+        </w:rPr>
+        <w:t>+</w:t>
+      </w:r>
       <w:r>
         <w:rPr>
           <w:i/>
@@ -175,20 +219,20 @@
       <w:r>
         <w:rPr>
           <w:rFonts w:ascii="Times New Roman" w:hAnsi="Times New Roman"/>
-          <w:spacing w:val="24"/>
-        </w:rPr>
-        <w:t xml:space="preserve"> </w:t>
-      </w:r>
-      <w:r>
-        <w:rPr>
-          <w:i/>
-        </w:rPr>
-        <w:t>x</w:t>
-      </w:r>
-      <w:r>
-        <w:rPr>
-          <w:rFonts w:ascii="Times New Roman" w:hAnsi="Times New Roman"/>
-          <w:spacing w:val="21"/>
+          <w:spacing w:val="22"/>
+        </w:rPr>
+        <w:t xml:space="preserve"> </w:t>
+      </w:r>
+      <w:r>
+        <w:rPr>
+          <w:i/>
+        </w:rPr>
+        <w:t>y</w:t>
+      </w:r>
+      <w:r>
+        <w:rPr>
+          <w:rFonts w:ascii="Times New Roman" w:hAnsi="Times New Roman"/>
+          <w:spacing w:val="25"/>
         </w:rPr>
         <w:t xml:space="preserve"> </w:t>
       </w:r>
@@ -209,30 +253,14 @@
         <w:rPr>
           <w:i/>
         </w:rPr>
-        <w:t>{</w:t>
-      </w:r>
-      <w:proofErr w:type="spellStart"/>
-      <w:proofErr w:type="gramStart"/>
-      <w:r>
-        <w:rPr>
-          <w:i/>
-        </w:rPr>
-        <w:t>a,b</w:t>
-      </w:r>
-      <w:proofErr w:type="spellEnd"/>
-      <w:proofErr w:type="gramEnd"/>
-      <w:r>
-        <w:rPr>
-          <w:i/>
-        </w:rPr>
-        <w:t>}</w:t>
+        <w:t>{c,d}</w:t>
       </w:r>
       <w:r>
         <w:rPr>
           <w:i/>
           <w:vertAlign w:val="superscript"/>
         </w:rPr>
-        <w:t>+</w:t>
+        <w:t>*</w:t>
       </w:r>
       <w:r>
         <w:rPr>
@@ -251,7 +279,7 @@
         <w:rPr>
           <w:i/>
         </w:rPr>
-        <w:t>y</w:t>
+        <w:t>z</w:t>
       </w:r>
       <w:r>
         <w:rPr>
@@ -269,99 +297,15 @@
       <w:r>
         <w:rPr>
           <w:rFonts w:ascii="Times New Roman" w:hAnsi="Times New Roman"/>
-          <w:spacing w:val="23"/>
-        </w:rPr>
-        <w:t xml:space="preserve"> </w:t>
-      </w:r>
-      <w:r>
-        <w:rPr>
-          <w:i/>
-        </w:rPr>
-        <w:t>{</w:t>
-      </w:r>
-      <w:proofErr w:type="spellStart"/>
-      <w:proofErr w:type="gramStart"/>
-      <w:r>
-        <w:rPr>
-          <w:i/>
-        </w:rPr>
-        <w:t>c,d</w:t>
-      </w:r>
-      <w:proofErr w:type="spellEnd"/>
-      <w:proofErr w:type="gramEnd"/>
-      <w:r>
-        <w:rPr>
-          <w:i/>
-        </w:rPr>
-        <w:t>}</w:t>
-      </w:r>
-      <w:r>
-        <w:rPr>
-          <w:i/>
-          <w:vertAlign w:val="superscript"/>
-        </w:rPr>
-        <w:t>*</w:t>
-      </w:r>
-      <w:r>
-        <w:rPr>
-          <w:i/>
-        </w:rPr>
-        <w:t>,</w:t>
-      </w:r>
-      <w:r>
-        <w:rPr>
-          <w:rFonts w:ascii="Times New Roman" w:hAnsi="Times New Roman"/>
-          <w:spacing w:val="22"/>
-        </w:rPr>
-        <w:t xml:space="preserve"> </w:t>
-      </w:r>
-      <w:r>
-        <w:rPr>
-          <w:i/>
-        </w:rPr>
-        <w:t>z</w:t>
-      </w:r>
-      <w:r>
-        <w:rPr>
-          <w:rFonts w:ascii="Times New Roman" w:hAnsi="Times New Roman"/>
           <w:spacing w:val="25"/>
         </w:rPr>
         <w:t xml:space="preserve"> </w:t>
       </w:r>
       <w:r>
         <w:rPr>
-          <w:rFonts w:ascii="Symbol" w:hAnsi="Symbol"/>
-        </w:rPr>
-        <w:t></w:t>
-      </w:r>
-      <w:r>
-        <w:rPr>
-          <w:rFonts w:ascii="Times New Roman" w:hAnsi="Times New Roman"/>
-          <w:spacing w:val="25"/>
-        </w:rPr>
-        <w:t xml:space="preserve"> </w:t>
-      </w:r>
-      <w:r>
-        <w:rPr>
-          <w:i/>
-        </w:rPr>
-        <w:t>{</w:t>
-      </w:r>
-      <w:proofErr w:type="spellStart"/>
-      <w:proofErr w:type="gramStart"/>
-      <w:r>
-        <w:rPr>
-          <w:i/>
-        </w:rPr>
-        <w:t>a,e</w:t>
-      </w:r>
-      <w:proofErr w:type="spellEnd"/>
-      <w:proofErr w:type="gramEnd"/>
-      <w:r>
-        <w:rPr>
-          <w:i/>
-        </w:rPr>
-        <w:t>}</w:t>
+          <w:i/>
+        </w:rPr>
+        <w:t>{a,e}</w:t>
       </w:r>
       <w:r>
         <w:rPr>
@@ -512,19 +456,7 @@
         <w:pStyle w:val="Respuesta"/>
       </w:pPr>
       <w:r>
-        <w:t>Expresión regular: (</w:t>
-      </w:r>
-      <w:proofErr w:type="spellStart"/>
-      <w:r>
-        <w:t>a|</w:t>
-      </w:r>
-      <w:proofErr w:type="gramStart"/>
-      <w:r>
-        <w:t>b</w:t>
-      </w:r>
-      <w:proofErr w:type="spellEnd"/>
-      <w:r>
-        <w:t>)</w:t>
+        <w:t>Expresión regular: (a|b)</w:t>
       </w:r>
       <w:r>
         <w:rPr>
@@ -532,21 +464,8 @@
         </w:rPr>
         <w:t>+</w:t>
       </w:r>
-      <w:proofErr w:type="gramEnd"/>
-      <w:r>
-        <w:t>(</w:t>
-      </w:r>
-      <w:proofErr w:type="spellStart"/>
-      <w:r>
-        <w:t>c|</w:t>
-      </w:r>
-      <w:proofErr w:type="gramStart"/>
-      <w:r>
-        <w:t>d</w:t>
-      </w:r>
-      <w:proofErr w:type="spellEnd"/>
-      <w:r>
-        <w:t>)</w:t>
+      <w:r>
+        <w:t>(c|d)</w:t>
       </w:r>
       <w:r>
         <w:rPr>
@@ -554,21 +473,8 @@
         </w:rPr>
         <w:t>*</w:t>
       </w:r>
-      <w:proofErr w:type="gramEnd"/>
-      <w:r>
-        <w:t>(</w:t>
-      </w:r>
-      <w:proofErr w:type="spellStart"/>
-      <w:r>
-        <w:t>a|</w:t>
-      </w:r>
-      <w:proofErr w:type="gramStart"/>
-      <w:r>
-        <w:t>e</w:t>
-      </w:r>
-      <w:proofErr w:type="spellEnd"/>
-      <w:r>
-        <w:t>)</w:t>
+      <w:r>
+        <w:t>(a|e)</w:t>
       </w:r>
       <w:r>
         <w:rPr>
@@ -576,7 +482,6 @@
         </w:rPr>
         <w:t>+</w:t>
       </w:r>
-      <w:proofErr w:type="gramEnd"/>
     </w:p>
     <w:p>
       <w:pPr>
@@ -619,16 +524,15 @@
           <w:color w:val="00B050"/>
         </w:rPr>
       </w:pPr>
-      <w:proofErr w:type="spellStart"/>
       <w:r>
         <w:rPr>
           <w:i/>
           <w:color w:val="00B050"/>
           <w:spacing w:val="-5"/>
         </w:rPr>
+        <w:lastRenderedPageBreak/>
         <w:t>aa</w:t>
       </w:r>
-      <w:proofErr w:type="spellEnd"/>
     </w:p>
     <w:p>
       <w:pPr>
@@ -670,7 +574,6 @@
           <w:color w:val="EE0000"/>
         </w:rPr>
       </w:pPr>
-      <w:proofErr w:type="spellStart"/>
       <w:r>
         <w:rPr>
           <w:i/>
@@ -679,7 +582,6 @@
         </w:rPr>
         <w:t>bbcd</w:t>
       </w:r>
-      <w:proofErr w:type="spellEnd"/>
     </w:p>
     <w:p>
       <w:pPr>
@@ -697,16 +599,15 @@
       <w:r>
         <w:br w:type="column"/>
       </w:r>
-      <w:proofErr w:type="spellStart"/>
       <w:r>
         <w:rPr>
           <w:i/>
           <w:color w:val="00B050"/>
           <w:spacing w:val="-5"/>
         </w:rPr>
+        <w:lastRenderedPageBreak/>
         <w:t>bba</w:t>
       </w:r>
-      <w:proofErr w:type="spellEnd"/>
     </w:p>
     <w:p>
       <w:pPr>
@@ -748,7 +649,6 @@
           <w:color w:val="EE0000"/>
         </w:rPr>
       </w:pPr>
-      <w:proofErr w:type="spellStart"/>
       <w:r>
         <w:rPr>
           <w:i/>
@@ -757,7 +657,6 @@
         </w:rPr>
         <w:t>bcdcec</w:t>
       </w:r>
-      <w:proofErr w:type="spellEnd"/>
     </w:p>
     <w:p>
       <w:pPr>
@@ -775,16 +674,15 @@
       <w:r>
         <w:br w:type="column"/>
       </w:r>
-      <w:proofErr w:type="spellStart"/>
       <w:r>
         <w:rPr>
           <w:i/>
           <w:color w:val="00B050"/>
           <w:spacing w:val="-2"/>
         </w:rPr>
+        <w:lastRenderedPageBreak/>
         <w:t>ababbca</w:t>
       </w:r>
-      <w:proofErr w:type="spellEnd"/>
     </w:p>
     <w:p>
       <w:pPr>
@@ -817,6 +715,7 @@
         <w:ind w:right="313"/>
       </w:pPr>
       <w:r>
+        <w:lastRenderedPageBreak/>
         <w:t>Dado</w:t>
       </w:r>
       <w:r>
@@ -855,19 +754,11 @@
         </w:rPr>
         <w:t xml:space="preserve"> </w:t>
       </w:r>
-      <w:proofErr w:type="gramStart"/>
-      <w:r>
-        <w:rPr>
-          <w:i/>
-        </w:rPr>
-        <w:t>={</w:t>
-      </w:r>
-      <w:proofErr w:type="gramEnd"/>
-      <w:r>
-        <w:rPr>
-          <w:i/>
-        </w:rPr>
-        <w:t>a,</w:t>
+      <w:r>
+        <w:rPr>
+          <w:i/>
+        </w:rPr>
+        <w:t>={a,</w:t>
       </w:r>
       <w:r>
         <w:rPr>
@@ -1150,33 +1041,35 @@
     <w:p>
       <w:pPr>
         <w:pStyle w:val="Respuesta"/>
+        <w:ind w:left="942"/>
       </w:pPr>
       <w:r>
-        <w:tab/>
-      </w:r>
-      <w:proofErr w:type="spellStart"/>
+        <w:t>(</w:t>
+      </w:r>
+      <w:r>
+        <w:t>(</w:t>
+      </w:r>
       <w:r>
         <w:t>a</w:t>
       </w:r>
       <w:r>
+        <w:t>a)</w:t>
+      </w:r>
+      <w:r>
         <w:rPr>
           <w:vertAlign w:val="superscript"/>
         </w:rPr>
-        <w:t>n</w:t>
-      </w:r>
-      <w:proofErr w:type="spellEnd"/>
-      <w:r>
-        <w:t>(</w:t>
-      </w:r>
-      <w:proofErr w:type="spellStart"/>
-      <w:r>
-        <w:t>b|</w:t>
-      </w:r>
-      <w:proofErr w:type="gramStart"/>
-      <w:r>
-        <w:t>c</w:t>
-      </w:r>
-      <w:proofErr w:type="spellEnd"/>
+        <w:t>*</w:t>
+      </w:r>
+      <w:r>
+        <w:t>(b|c)</w:t>
+      </w:r>
+      <w:r>
+        <w:rPr>
+          <w:vertAlign w:val="superscript"/>
+        </w:rPr>
+        <w:t>*</w:t>
+      </w:r>
       <w:r>
         <w:t>)</w:t>
       </w:r>
@@ -1185,16 +1078,6 @@
           <w:vertAlign w:val="superscript"/>
         </w:rPr>
         <w:t>*</w:t>
-      </w:r>
-      <w:proofErr w:type="gramEnd"/>
-      <w:r>
-        <w:rPr>
-          <w:vertAlign w:val="superscript"/>
-        </w:rPr>
-        <w:t xml:space="preserve"> </w:t>
-      </w:r>
-      <w:r>
-        <w:t>/ n sea un número par</w:t>
       </w:r>
     </w:p>
     <w:p>
@@ -1316,15 +1199,7 @@
         <w:ind w:left="941"/>
       </w:pPr>
       <w:r>
-        <w:t>(</w:t>
-      </w:r>
-      <w:proofErr w:type="spellStart"/>
-      <w:r>
-        <w:t>abc</w:t>
-      </w:r>
-      <w:proofErr w:type="spellEnd"/>
-      <w:r>
-        <w:t>)</w:t>
+        <w:t>(abc)</w:t>
       </w:r>
       <w:r>
         <w:rPr>
@@ -1366,14 +1241,12 @@
         </w:rPr>
         <w:t xml:space="preserve"> </w:t>
       </w:r>
-      <w:proofErr w:type="spellStart"/>
       <w:r>
         <w:rPr>
           <w:i/>
         </w:rPr>
         <w:t>abc</w:t>
       </w:r>
-      <w:proofErr w:type="spellEnd"/>
       <w:r>
         <w:rPr>
           <w:rFonts w:ascii="Times New Roman"/>
@@ -1414,25 +1287,8 @@
         <w:pStyle w:val="Respuesta"/>
         <w:ind w:left="941"/>
       </w:pPr>
-      <w:proofErr w:type="spellStart"/>
-      <w:r>
-        <w:t>abc</w:t>
-      </w:r>
-      <w:proofErr w:type="spellEnd"/>
-      <w:r>
-        <w:t>(</w:t>
-      </w:r>
-      <w:proofErr w:type="spellStart"/>
-      <w:r>
-        <w:t>a|b|</w:t>
-      </w:r>
-      <w:proofErr w:type="gramStart"/>
-      <w:r>
-        <w:t>c</w:t>
-      </w:r>
-      <w:proofErr w:type="spellEnd"/>
-      <w:r>
-        <w:t>)</w:t>
+      <w:r>
+        <w:t>(a|b|c)</w:t>
       </w:r>
       <w:r>
         <w:rPr>
@@ -1440,7 +1296,17 @@
         </w:rPr>
         <w:t>*</w:t>
       </w:r>
-      <w:proofErr w:type="gramEnd"/>
+      <w:r>
+        <w:t>abc(a|b|c)</w:t>
+      </w:r>
+      <w:r>
+        <w:rPr>
+          <w:vertAlign w:val="superscript"/>
+        </w:rPr>
+        <w:t>*</w:t>
+      </w:r>
+      <w:bookmarkStart w:id="0" w:name="_GoBack"/>
+      <w:bookmarkEnd w:id="0"/>
     </w:p>
     <w:p>
       <w:pPr>
@@ -1513,39 +1379,7 @@
           <w:i/>
           <w:spacing w:val="-2"/>
         </w:rPr>
-        <w:t>((a*b</w:t>
-      </w:r>
-      <w:proofErr w:type="gramStart"/>
-      <w:r>
-        <w:rPr>
-          <w:i/>
-          <w:spacing w:val="-2"/>
-        </w:rPr>
-        <w:t>*)*</w:t>
-      </w:r>
-      <w:proofErr w:type="gramEnd"/>
-      <w:r>
-        <w:rPr>
-          <w:i/>
-          <w:spacing w:val="-2"/>
-        </w:rPr>
-        <w:t>(b*a</w:t>
-      </w:r>
-      <w:proofErr w:type="gramStart"/>
-      <w:r>
-        <w:rPr>
-          <w:i/>
-          <w:spacing w:val="-2"/>
-        </w:rPr>
-        <w:t>*)*</w:t>
-      </w:r>
-      <w:proofErr w:type="gramEnd"/>
-      <w:r>
-        <w:rPr>
-          <w:i/>
-          <w:spacing w:val="-2"/>
-        </w:rPr>
-        <w:t>)*</w:t>
+        <w:t>((a*b*)*(b*a*)*)*</w:t>
       </w:r>
     </w:p>
     <w:p>
@@ -1655,38 +1489,16 @@
         <w:rPr>
           <w:i/>
         </w:rPr>
-        <w:t>b(</w:t>
-      </w:r>
-      <w:proofErr w:type="spellStart"/>
-      <w:r>
-        <w:rPr>
-          <w:i/>
-        </w:rPr>
-        <w:t>ab</w:t>
+        <w:t>b(ab</w:t>
       </w:r>
       <w:r>
         <w:t>|</w:t>
       </w:r>
-      <w:proofErr w:type="gramStart"/>
-      <w:r>
-        <w:rPr>
-          <w:i/>
-        </w:rPr>
-        <w:t>b</w:t>
-      </w:r>
-      <w:proofErr w:type="spellEnd"/>
-      <w:r>
-        <w:rPr>
-          <w:i/>
-        </w:rPr>
-        <w:t>)*</w:t>
-      </w:r>
-      <w:proofErr w:type="gramEnd"/>
-      <w:r>
-        <w:rPr>
-          <w:i/>
-        </w:rPr>
-        <w:t>a</w:t>
+      <w:r>
+        <w:rPr>
+          <w:i/>
+        </w:rPr>
+        <w:t>b)*a</w:t>
       </w:r>
       <w:r>
         <w:rPr>
@@ -1696,7 +1508,6 @@
         </w:rPr>
         <w:t xml:space="preserve"> </w:t>
       </w:r>
-      <w:proofErr w:type="gramStart"/>
       <w:r>
         <w:t>y</w:t>
       </w:r>
@@ -1707,48 +1518,13 @@
         </w:rPr>
         <w:t xml:space="preserve">  </w:t>
       </w:r>
-      <w:proofErr w:type="spellStart"/>
       <w:r>
         <w:rPr>
           <w:i/>
           <w:spacing w:val="-2"/>
         </w:rPr>
-        <w:t>aa</w:t>
-      </w:r>
-      <w:proofErr w:type="spellEnd"/>
-      <w:proofErr w:type="gramEnd"/>
-      <w:r>
-        <w:rPr>
-          <w:i/>
-          <w:spacing w:val="-2"/>
-        </w:rPr>
-        <w:t>*b(</w:t>
-      </w:r>
-      <w:proofErr w:type="spellStart"/>
-      <w:r>
-        <w:rPr>
-          <w:i/>
-          <w:spacing w:val="-2"/>
-        </w:rPr>
-        <w:t>aa</w:t>
-      </w:r>
-      <w:proofErr w:type="spellEnd"/>
-      <w:r>
-        <w:rPr>
-          <w:i/>
-          <w:spacing w:val="-2"/>
-        </w:rPr>
-        <w:t>*</w:t>
-      </w:r>
-      <w:proofErr w:type="gramStart"/>
-      <w:r>
-        <w:rPr>
-          <w:i/>
-          <w:spacing w:val="-2"/>
-        </w:rPr>
-        <w:t>b)*</w:t>
-      </w:r>
-      <w:proofErr w:type="gramEnd"/>
+        <w:t>aa*b(aa*b)*</w:t>
+      </w:r>
     </w:p>
     <w:p>
       <w:pPr>
@@ -1780,7 +1556,6 @@
         </w:rPr>
         <w:t></w:t>
       </w:r>
-      <w:proofErr w:type="spellStart"/>
       <w:r>
         <w:rPr>
           <w:i/>
@@ -1790,14 +1565,12 @@
       <w:r>
         <w:t>|</w:t>
       </w:r>
-      <w:proofErr w:type="gramStart"/>
       <w:r>
         <w:rPr>
           <w:i/>
         </w:rPr>
         <w:t>b</w:t>
       </w:r>
-      <w:proofErr w:type="spellEnd"/>
       <w:r>
         <w:t>)</w:t>
       </w:r>
@@ -1805,66 +1578,54 @@
         <w:rPr>
           <w:i/>
         </w:rPr>
+        <w:t>*b</w:t>
+      </w:r>
+      <w:r>
+        <w:t>]</w:t>
+      </w:r>
+      <w:r>
+        <w:rPr>
+          <w:i/>
+        </w:rPr>
+        <w:t>b</w:t>
+      </w:r>
+      <w:r>
+        <w:t>(</w:t>
+      </w:r>
+      <w:r>
+        <w:rPr>
+          <w:i/>
+        </w:rPr>
+        <w:t>a</w:t>
+      </w:r>
+      <w:r>
+        <w:t>|</w:t>
+      </w:r>
+      <w:r>
+        <w:rPr>
+          <w:i/>
+        </w:rPr>
+        <w:t>b</w:t>
+      </w:r>
+      <w:r>
+        <w:t>))</w:t>
+      </w:r>
+      <w:r>
+        <w:rPr>
+          <w:i/>
+        </w:rPr>
         <w:t>*</w:t>
       </w:r>
-      <w:proofErr w:type="gramEnd"/>
-      <w:r>
-        <w:rPr>
-          <w:i/>
-        </w:rPr>
-        <w:t>b</w:t>
-      </w:r>
-      <w:r>
-        <w:t>]</w:t>
-      </w:r>
-      <w:r>
-        <w:rPr>
-          <w:i/>
-        </w:rPr>
-        <w:t>b</w:t>
-      </w:r>
-      <w:r>
-        <w:t>(</w:t>
-      </w:r>
-      <w:proofErr w:type="spellStart"/>
-      <w:r>
-        <w:rPr>
-          <w:i/>
-        </w:rPr>
-        <w:t>a</w:t>
-      </w:r>
       <w:r>
         <w:t>|</w:t>
       </w:r>
       <w:r>
         <w:rPr>
-          <w:i/>
-        </w:rPr>
-        <w:t>b</w:t>
-      </w:r>
-      <w:proofErr w:type="spellEnd"/>
-      <w:proofErr w:type="gramStart"/>
-      <w:r>
-        <w:t>))</w:t>
-      </w:r>
-      <w:r>
-        <w:rPr>
-          <w:i/>
-        </w:rPr>
-        <w:t>*</w:t>
-      </w:r>
-      <w:proofErr w:type="gramEnd"/>
-      <w:r>
-        <w:t>|</w:t>
-      </w:r>
-      <w:r>
-        <w:rPr>
           <w:rFonts w:ascii="Times New Roman" w:hAnsi="Times New Roman"/>
           <w:spacing w:val="6"/>
         </w:rPr>
         <w:t xml:space="preserve"> </w:t>
       </w:r>
-      <w:proofErr w:type="gramStart"/>
       <w:r>
         <w:rPr>
           <w:rFonts w:ascii="Symbol" w:hAnsi="Symbol"/>
@@ -1881,7 +1642,6 @@
       <w:r>
         <w:t>y</w:t>
       </w:r>
-      <w:proofErr w:type="gramEnd"/>
       <w:r>
         <w:rPr>
           <w:rFonts w:ascii="Times New Roman" w:hAnsi="Times New Roman"/>
@@ -1893,30 +1653,8 @@
         <w:rPr>
           <w:spacing w:val="-2"/>
         </w:rPr>
-        <w:t>((a*</w:t>
-      </w:r>
-      <w:proofErr w:type="gramStart"/>
-      <w:r>
-        <w:rPr>
-          <w:spacing w:val="-2"/>
-        </w:rPr>
-        <w:t>b)</w:t>
-      </w:r>
-      <w:proofErr w:type="spellStart"/>
-      <w:r>
-        <w:rPr>
-          <w:spacing w:val="-2"/>
-        </w:rPr>
-        <w:t>ba</w:t>
-      </w:r>
-      <w:proofErr w:type="spellEnd"/>
-      <w:r>
-        <w:rPr>
-          <w:spacing w:val="-2"/>
-        </w:rPr>
-        <w:t>*)*</w:t>
-      </w:r>
-      <w:proofErr w:type="gramEnd"/>
+        <w:t>((a*b)ba*)*</w:t>
+      </w:r>
     </w:p>
     <w:p>
       <w:pPr>
@@ -2015,25 +1753,7 @@
           <w:i/>
           <w:spacing w:val="-4"/>
         </w:rPr>
-        <w:t>{</w:t>
-      </w:r>
-      <w:proofErr w:type="spellStart"/>
-      <w:proofErr w:type="gramStart"/>
-      <w:r>
-        <w:rPr>
-          <w:i/>
-          <w:spacing w:val="-4"/>
-        </w:rPr>
-        <w:t>a,b</w:t>
-      </w:r>
-      <w:proofErr w:type="spellEnd"/>
-      <w:proofErr w:type="gramEnd"/>
-      <w:r>
-        <w:rPr>
-          <w:i/>
-          <w:spacing w:val="-4"/>
-        </w:rPr>
-        <w:t>}</w:t>
+        <w:t>{a,b}</w:t>
       </w:r>
     </w:p>
     <w:p>
@@ -2081,14 +1801,7 @@
         <w:rPr>
           <w:i/>
         </w:rPr>
-        <w:t>{</w:t>
-      </w:r>
-      <w:proofErr w:type="spellStart"/>
-      <w:r>
-        <w:rPr>
-          <w:i/>
-        </w:rPr>
-        <w:t>ab</w:t>
+        <w:t>{ab</w:t>
       </w:r>
       <w:r>
         <w:rPr>
@@ -2103,7 +1816,6 @@
         </w:rPr>
         <w:t>a</w:t>
       </w:r>
-      <w:proofErr w:type="spellEnd"/>
       <w:r>
         <w:rPr>
           <w:rFonts w:ascii="Times New Roman"/>
@@ -2375,14 +2087,12 @@
       <w:r>
         <w:t>|</w:t>
       </w:r>
-      <w:proofErr w:type="gramStart"/>
       <w:r>
         <w:rPr>
           <w:i/>
         </w:rPr>
         <w:t>1)*</w:t>
       </w:r>
-      <w:proofErr w:type="gramEnd"/>
       <w:r>
         <w:t>:</w:t>
       </w:r>
@@ -2393,7 +2103,6 @@
         </w:rPr>
         <w:t xml:space="preserve"> </w:t>
       </w:r>
-      <w:proofErr w:type="gramStart"/>
       <w:r>
         <w:rPr>
           <w:i/>
@@ -2412,7 +2121,6 @@
         </w:rPr>
         <w:t>::=</w:t>
       </w:r>
-      <w:proofErr w:type="gramEnd"/>
       <w:r>
         <w:rPr>
           <w:rFonts w:ascii="Times New Roman"/>
@@ -2434,7 +2142,6 @@
           <w:rFonts w:ascii="Symbol" w:hAnsi="Symbol"/>
         </w:rPr>
       </w:pPr>
-      <w:proofErr w:type="gramStart"/>
       <w:r>
         <w:rPr>
           <w:i/>
@@ -2454,7 +2161,6 @@
         </w:rPr>
         <w:t>::=</w:t>
       </w:r>
-      <w:proofErr w:type="gramEnd"/>
       <w:r>
         <w:rPr>
           <w:rFonts w:ascii="Times New Roman" w:hAnsi="Times New Roman"/>
@@ -2499,7 +2205,6 @@
           <w:rFonts w:ascii="Symbol" w:hAnsi="Symbol"/>
         </w:rPr>
       </w:pPr>
-      <w:proofErr w:type="gramStart"/>
       <w:r>
         <w:rPr>
           <w:i/>
@@ -2518,7 +2223,6 @@
         </w:rPr>
         <w:t>::=</w:t>
       </w:r>
-      <w:proofErr w:type="gramEnd"/>
       <w:r>
         <w:rPr>
           <w:rFonts w:ascii="Times New Roman" w:hAnsi="Times New Roman"/>
@@ -2916,6 +2620,7 @@
         <w:rPr>
           <w:i/>
         </w:rPr>
+        <w:lastRenderedPageBreak/>
         <w:t>a</w:t>
       </w:r>
       <w:r>
@@ -2935,7 +2640,6 @@
         </w:rPr>
         <w:t xml:space="preserve"> </w:t>
       </w:r>
-      <w:proofErr w:type="spellStart"/>
       <w:r>
         <w:rPr>
           <w:i/>
@@ -2943,7 +2647,6 @@
         </w:rPr>
         <w:t>bc</w:t>
       </w:r>
-      <w:proofErr w:type="spellEnd"/>
     </w:p>
     <w:p>
       <w:pPr>
@@ -2974,7 +2677,6 @@
         </w:rPr>
         <w:t>+</w:t>
       </w:r>
-      <w:proofErr w:type="spellStart"/>
       <w:r>
         <w:rPr>
           <w:i/>
@@ -2995,7 +2697,6 @@
         </w:rPr>
         <w:t>a</w:t>
       </w:r>
-      <w:proofErr w:type="spellEnd"/>
     </w:p>
     <w:p>
       <w:pPr>
@@ -3018,36 +2719,21 @@
           <w:i/>
           <w:spacing w:val="-2"/>
         </w:rPr>
-        <w:t>a*</w:t>
-      </w:r>
-      <w:proofErr w:type="spellStart"/>
-      <w:r>
-        <w:rPr>
-          <w:i/>
+        <w:lastRenderedPageBreak/>
+        <w:t>a*b</w:t>
+      </w:r>
+      <w:r>
+        <w:rPr>
           <w:spacing w:val="-2"/>
         </w:rPr>
-        <w:t>b</w:t>
-      </w:r>
-      <w:r>
-        <w:rPr>
+        <w:t>|</w:t>
+      </w:r>
+      <w:r>
+        <w:rPr>
+          <w:i/>
           <w:spacing w:val="-2"/>
         </w:rPr>
-        <w:t>|</w:t>
-      </w:r>
-      <w:r>
-        <w:rPr>
-          <w:i/>
-          <w:spacing w:val="-2"/>
-        </w:rPr>
-        <w:t>b</w:t>
-      </w:r>
-      <w:proofErr w:type="spellEnd"/>
-      <w:r>
-        <w:rPr>
-          <w:i/>
-          <w:spacing w:val="-2"/>
-        </w:rPr>
-        <w:t>*</w:t>
+        <w:t>b*</w:t>
       </w:r>
       <w:r>
         <w:rPr>
@@ -3123,6 +2809,7 @@
           <w:i/>
           <w:spacing w:val="-2"/>
         </w:rPr>
+        <w:lastRenderedPageBreak/>
         <w:t>(a</w:t>
       </w:r>
       <w:r>
@@ -3134,7 +2821,6 @@
         </w:rPr>
         <w:t>+</w:t>
       </w:r>
-      <w:proofErr w:type="spellStart"/>
       <w:r>
         <w:rPr>
           <w:i/>
@@ -3155,7 +2841,6 @@
         </w:rPr>
         <w:t>b</w:t>
       </w:r>
-      <w:proofErr w:type="spellEnd"/>
       <w:r>
         <w:rPr>
           <w:i/>
@@ -3165,7 +2850,6 @@
         </w:rPr>
         <w:t>+</w:t>
       </w:r>
-      <w:proofErr w:type="gramStart"/>
       <w:r>
         <w:rPr>
           <w:i/>
@@ -3173,7 +2857,6 @@
         </w:rPr>
         <w:t>a)*</w:t>
       </w:r>
-      <w:proofErr w:type="gramEnd"/>
     </w:p>
     <w:p>
       <w:pPr>
@@ -3192,14 +2875,7 @@
         <w:rPr>
           <w:i/>
         </w:rPr>
-        <w:t>(</w:t>
-      </w:r>
-      <w:proofErr w:type="spellStart"/>
-      <w:r>
-        <w:rPr>
-          <w:i/>
-        </w:rPr>
-        <w:t>b</w:t>
+        <w:t>(b</w:t>
       </w:r>
       <w:r>
         <w:t>|</w:t>
@@ -3208,14 +2884,7 @@
         <w:rPr>
           <w:i/>
         </w:rPr>
-        <w:t>ab</w:t>
-      </w:r>
-      <w:proofErr w:type="spellEnd"/>
-      <w:r>
-        <w:rPr>
-          <w:i/>
-        </w:rPr>
-        <w:t>*</w:t>
+        <w:t>ab*</w:t>
       </w:r>
       <w:r>
         <w:t>[</w:t>
@@ -3226,7 +2895,6 @@
         </w:rPr>
         <w:t>a</w:t>
       </w:r>
-      <w:proofErr w:type="gramStart"/>
       <w:r>
         <w:t>]</w:t>
       </w:r>
@@ -3236,7 +2904,6 @@
         </w:rPr>
         <w:t>)*</w:t>
       </w:r>
-      <w:proofErr w:type="gramEnd"/>
       <w:r>
         <w:rPr>
           <w:rFonts w:ascii="Times New Roman"/>
@@ -3336,7 +3003,6 @@
         </w:rPr>
         <w:t xml:space="preserve"> </w:t>
       </w:r>
-      <w:proofErr w:type="gramStart"/>
       <w:r>
         <w:t>cadenas</w:t>
       </w:r>
@@ -3349,7 +3015,6 @@
       <w:r>
         <w:t>acepta</w:t>
       </w:r>
-      <w:proofErr w:type="gramEnd"/>
       <w:r>
         <w:rPr>
           <w:rFonts w:ascii="Times New Roman" w:hAnsi="Times New Roman"/>
@@ -3468,6 +3133,7 @@
           <w:b/>
           <w:noProof/>
           <w:sz w:val="18"/>
+          <w:lang w:eastAsia="es-ES"/>
         </w:rPr>
         <mc:AlternateContent>
           <mc:Choice Requires="wpg">
@@ -3892,7 +3558,7 @@
           </mc:Choice>
           <mc:Fallback>
             <w:pict>
-              <v:group w14:anchorId="6D3195C8" id="Group 9" o:spid="_x0000_s1026" style="position:absolute;left:0;text-align:left;margin-left:205.2pt;margin-top:18.1pt;width:140.8pt;height:75pt;z-index:15728640;mso-wrap-distance-left:0;mso-wrap-distance-right:0;mso-position-horizontal-relative:page" coordsize="17881,9525" o:gfxdata="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">
+              <v:group w14:anchorId="6D3195C8" id="Group 9" o:spid="_x0000_s1026" style="position:absolute;left:0;text-align:left;margin-left:205.2pt;margin-top:18.1pt;width:140.8pt;height:75pt;z-index:15728640;mso-wrap-distance-left:0;mso-wrap-distance-right:0;mso-position-horizontal-relative:page" coordsize="17881,9525" o:gfxdata="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">
                 <v:shapetype id="_x0000_t75" coordsize="21600,21600" o:spt="75" o:preferrelative="t" path="m@4@5l@4@11@9@11@9@5xe" filled="f" stroked="f">
                   <v:stroke joinstyle="miter"/>
                   <v:formulas>
@@ -3912,14 +3578,14 @@
                   <v:path o:extrusionok="f" gradientshapeok="t" o:connecttype="rect"/>
                   <o:lock v:ext="edit" aspectratio="t"/>
                 </v:shapetype>
-                <v:shape id="Image 10" o:spid="_x0000_s1027" type="#_x0000_t75" style="position:absolute;width:17875;height:9525;visibility:visible;mso-wrap-style:square" o:gfxdata="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">
+                <v:shape id="Image 10" o:spid="_x0000_s1027" type="#_x0000_t75" style="position:absolute;width:17875;height:9525;visibility:visible;mso-wrap-style:square" o:gfxdata="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">
                   <v:imagedata r:id="rId10" o:title=""/>
                 </v:shape>
                 <v:shapetype id="_x0000_t202" coordsize="21600,21600" o:spt="202" path="m,l,21600r21600,l21600,xe">
                   <v:stroke joinstyle="miter"/>
                   <v:path gradientshapeok="t" o:connecttype="rect"/>
                 </v:shapetype>
-                <v:shape id="Textbox 11" o:spid="_x0000_s1028" type="#_x0000_t202" style="position:absolute;left:3764;top:687;width:1238;height:1321;visibility:visible;mso-wrap-style:square;v-text-anchor:top" o:gfxdata="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" filled="f" stroked="f">
+                <v:shape id="Textbox 11" o:spid="_x0000_s1028" type="#_x0000_t202" style="position:absolute;left:3764;top:687;width:1238;height:1321;visibility:visible;mso-wrap-style:square;v-text-anchor:top" o:gfxdata="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" filled="f" stroked="f">
                   <v:textbox inset="0,0,0,0">
                     <w:txbxContent>
                       <w:p>
@@ -3948,7 +3614,7 @@
                     </w:txbxContent>
                   </v:textbox>
                 </v:shape>
-                <v:shape id="Textbox 12" o:spid="_x0000_s1029" type="#_x0000_t202" style="position:absolute;left:15026;top:870;width:1238;height:1321;visibility:visible;mso-wrap-style:square;v-text-anchor:top" o:gfxdata="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" filled="f" stroked="f">
+                <v:shape id="Textbox 12" o:spid="_x0000_s1029" type="#_x0000_t202" style="position:absolute;left:15026;top:870;width:1238;height:1321;visibility:visible;mso-wrap-style:square;v-text-anchor:top" o:gfxdata="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" filled="f" stroked="f">
                   <v:textbox inset="0,0,0,0">
                     <w:txbxContent>
                       <w:p>
@@ -3977,7 +3643,7 @@
                     </w:txbxContent>
                   </v:textbox>
                 </v:shape>
-                <v:shape id="Textbox 13" o:spid="_x0000_s1030" type="#_x0000_t202" style="position:absolute;left:9905;top:2994;width:731;height:1194;visibility:visible;mso-wrap-style:square;v-text-anchor:top" o:gfxdata="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" filled="f" stroked="f">
+                <v:shape id="Textbox 13" o:spid="_x0000_s1030" type="#_x0000_t202" style="position:absolute;left:9905;top:2994;width:731;height:1194;visibility:visible;mso-wrap-style:square;v-text-anchor:top" o:gfxdata="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" filled="f" stroked="f">
                   <v:textbox inset="0,0,0,0">
                     <w:txbxContent>
                       <w:p>
@@ -4001,7 +3667,7 @@
                     </w:txbxContent>
                   </v:textbox>
                 </v:shape>
-                <v:shape id="Textbox 14" o:spid="_x0000_s1031" type="#_x0000_t202" style="position:absolute;left:2270;top:4259;width:731;height:1194;visibility:visible;mso-wrap-style:square;v-text-anchor:top" o:gfxdata="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" filled="f" stroked="f">
+                <v:shape id="Textbox 14" o:spid="_x0000_s1031" type="#_x0000_t202" style="position:absolute;left:2270;top:4259;width:731;height:1194;visibility:visible;mso-wrap-style:square;v-text-anchor:top" o:gfxdata="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" filled="f" stroked="f">
                   <v:textbox inset="0,0,0,0">
                     <w:txbxContent>
                       <w:p>
@@ -4025,7 +3691,7 @@
                     </w:txbxContent>
                   </v:textbox>
                 </v:shape>
-                <v:shape id="Textbox 15" o:spid="_x0000_s1032" type="#_x0000_t202" style="position:absolute;left:6476;top:4320;width:731;height:1194;visibility:visible;mso-wrap-style:square;v-text-anchor:top" o:gfxdata="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" filled="f" stroked="f">
+                <v:shape id="Textbox 15" o:spid="_x0000_s1032" type="#_x0000_t202" style="position:absolute;left:6476;top:4320;width:731;height:1194;visibility:visible;mso-wrap-style:square;v-text-anchor:top" o:gfxdata="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" filled="f" stroked="f">
                   <v:textbox inset="0,0,0,0">
                     <w:txbxContent>
                       <w:p>
@@ -4049,7 +3715,7 @@
                     </w:txbxContent>
                   </v:textbox>
                 </v:shape>
-                <v:shape id="Textbox 16" o:spid="_x0000_s1033" type="#_x0000_t202" style="position:absolute;left:13731;top:4076;width:730;height:1194;visibility:visible;mso-wrap-style:square;v-text-anchor:top" o:gfxdata="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" filled="f" stroked="f">
+                <v:shape id="Textbox 16" o:spid="_x0000_s1033" type="#_x0000_t202" style="position:absolute;left:13731;top:4076;width:730;height:1194;visibility:visible;mso-wrap-style:square;v-text-anchor:top" o:gfxdata="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" filled="f" stroked="f">
                   <v:textbox inset="0,0,0,0">
                     <w:txbxContent>
                       <w:p>
@@ -4073,7 +3739,7 @@
                     </w:txbxContent>
                   </v:textbox>
                 </v:shape>
-                <v:shape id="Textbox 17" o:spid="_x0000_s1034" type="#_x0000_t202" style="position:absolute;left:9860;top:5661;width:730;height:1194;visibility:visible;mso-wrap-style:square;v-text-anchor:top" o:gfxdata="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" filled="f" stroked="f">
+                <v:shape id="Textbox 17" o:spid="_x0000_s1034" type="#_x0000_t202" style="position:absolute;left:9860;top:5661;width:730;height:1194;visibility:visible;mso-wrap-style:square;v-text-anchor:top" o:gfxdata="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" filled="f" stroked="f">
                   <v:textbox inset="0,0,0,0">
                     <w:txbxContent>
                       <w:p>
@@ -4097,7 +3763,7 @@
                     </w:txbxContent>
                   </v:textbox>
                 </v:shape>
-                <v:shape id="Textbox 18" o:spid="_x0000_s1035" type="#_x0000_t202" style="position:absolute;left:3672;top:7439;width:1239;height:1321;visibility:visible;mso-wrap-style:square;v-text-anchor:top" o:gfxdata="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" filled="f" stroked="f">
+                <v:shape id="Textbox 18" o:spid="_x0000_s1035" type="#_x0000_t202" style="position:absolute;left:3672;top:7439;width:1239;height:1321;visibility:visible;mso-wrap-style:square;v-text-anchor:top" o:gfxdata="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" filled="f" stroked="f">
                   <v:textbox inset="0,0,0,0">
                     <w:txbxContent>
                       <w:p>
@@ -4126,7 +3792,7 @@
                     </w:txbxContent>
                   </v:textbox>
                 </v:shape>
-                <v:shape id="Textbox 19" o:spid="_x0000_s1036" type="#_x0000_t202" style="position:absolute;left:15255;top:7317;width:1238;height:1321;visibility:visible;mso-wrap-style:square;v-text-anchor:top" o:gfxdata="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" filled="f" stroked="f">
+                <v:shape id="Textbox 19" o:spid="_x0000_s1036" type="#_x0000_t202" style="position:absolute;left:15255;top:7317;width:1238;height:1321;visibility:visible;mso-wrap-style:square;v-text-anchor:top" o:gfxdata="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" filled="f" stroked="f">
                   <v:textbox inset="0,0,0,0">
                     <w:txbxContent>
                       <w:p>
@@ -4413,11 +4079,14 @@
         </w:tabs>
         <w:spacing w:before="5"/>
         <w:ind w:left="942" w:hanging="328"/>
+        <w:rPr>
+          <w:lang w:val="fr-FR"/>
+        </w:rPr>
       </w:pPr>
-      <w:proofErr w:type="gramStart"/>
-      <w:r>
-        <w:rPr>
-          <w:i/>
+      <w:r>
+        <w:rPr>
+          <w:i/>
+          <w:lang w:val="fr-FR"/>
         </w:rPr>
         <w:t>{</w:t>
       </w:r>
@@ -4425,92 +4094,102 @@
         <w:rPr>
           <w:rFonts w:ascii="Times New Roman"/>
           <w:spacing w:val="-2"/>
-        </w:rPr>
-        <w:t xml:space="preserve"> </w:t>
-      </w:r>
-      <w:r>
-        <w:rPr>
-          <w:i/>
+          <w:lang w:val="fr-FR"/>
+        </w:rPr>
+        <w:t xml:space="preserve"> </w:t>
+      </w:r>
+      <w:r>
+        <w:rPr>
+          <w:i/>
+          <w:lang w:val="fr-FR"/>
         </w:rPr>
         <w:t>S</w:t>
       </w:r>
-      <w:proofErr w:type="gramEnd"/>
       <w:r>
         <w:rPr>
           <w:rFonts w:ascii="Times New Roman"/>
           <w:spacing w:val="-2"/>
-        </w:rPr>
-        <w:t xml:space="preserve"> </w:t>
-      </w:r>
-      <w:proofErr w:type="gramStart"/>
-      <w:r>
-        <w:rPr>
-          <w:i/>
+          <w:lang w:val="fr-FR"/>
+        </w:rPr>
+        <w:t xml:space="preserve"> </w:t>
+      </w:r>
+      <w:r>
+        <w:rPr>
+          <w:i/>
+          <w:lang w:val="fr-FR"/>
         </w:rPr>
         <w:t>::=</w:t>
       </w:r>
-      <w:proofErr w:type="gramEnd"/>
       <w:r>
         <w:rPr>
           <w:rFonts w:ascii="Times New Roman"/>
           <w:spacing w:val="-2"/>
-        </w:rPr>
-        <w:t xml:space="preserve"> </w:t>
-      </w:r>
-      <w:proofErr w:type="spellStart"/>
-      <w:r>
-        <w:rPr>
-          <w:i/>
+          <w:lang w:val="fr-FR"/>
+        </w:rPr>
+        <w:t xml:space="preserve"> </w:t>
+      </w:r>
+      <w:r>
+        <w:rPr>
+          <w:i/>
+          <w:lang w:val="fr-FR"/>
         </w:rPr>
         <w:t>aS</w:t>
       </w:r>
-      <w:proofErr w:type="spellEnd"/>
       <w:r>
         <w:rPr>
           <w:rFonts w:ascii="Times New Roman"/>
           <w:spacing w:val="-1"/>
-        </w:rPr>
-        <w:t xml:space="preserve"> </w:t>
-      </w:r>
-      <w:r>
+          <w:lang w:val="fr-FR"/>
+        </w:rPr>
+        <w:t xml:space="preserve"> </w:t>
+      </w:r>
+      <w:r>
+        <w:rPr>
+          <w:lang w:val="fr-FR"/>
+        </w:rPr>
         <w:t>|</w:t>
       </w:r>
       <w:r>
         <w:rPr>
           <w:rFonts w:ascii="Times New Roman"/>
           <w:spacing w:val="-1"/>
-        </w:rPr>
-        <w:t xml:space="preserve"> </w:t>
-      </w:r>
-      <w:proofErr w:type="spellStart"/>
-      <w:r>
-        <w:rPr>
-          <w:i/>
+          <w:lang w:val="fr-FR"/>
+        </w:rPr>
+        <w:t xml:space="preserve"> </w:t>
+      </w:r>
+      <w:r>
+        <w:rPr>
+          <w:i/>
+          <w:lang w:val="fr-FR"/>
         </w:rPr>
         <w:t>bB</w:t>
       </w:r>
-      <w:proofErr w:type="spellEnd"/>
       <w:r>
         <w:rPr>
           <w:rFonts w:ascii="Times New Roman"/>
           <w:spacing w:val="-1"/>
-        </w:rPr>
-        <w:t xml:space="preserve"> </w:t>
-      </w:r>
-      <w:r>
+          <w:lang w:val="fr-FR"/>
+        </w:rPr>
+        <w:t xml:space="preserve"> </w:t>
+      </w:r>
+      <w:r>
+        <w:rPr>
+          <w:lang w:val="fr-FR"/>
+        </w:rPr>
         <w:t>|</w:t>
       </w:r>
       <w:r>
         <w:rPr>
           <w:rFonts w:ascii="Times New Roman"/>
           <w:spacing w:val="-3"/>
-        </w:rPr>
-        <w:t xml:space="preserve"> </w:t>
-      </w:r>
-      <w:proofErr w:type="gramStart"/>
-      <w:r>
-        <w:rPr>
-          <w:i/>
+          <w:lang w:val="fr-FR"/>
+        </w:rPr>
+        <w:t xml:space="preserve"> </w:t>
+      </w:r>
+      <w:r>
+        <w:rPr>
+          <w:i/>
+          <w:lang w:val="fr-FR"/>
         </w:rPr>
         <w:t>b</w:t>
       </w:r>
@@ -4518,27 +4197,29 @@
         <w:rPr>
           <w:rFonts w:ascii="Times New Roman"/>
           <w:spacing w:val="-1"/>
-        </w:rPr>
-        <w:t xml:space="preserve"> </w:t>
-      </w:r>
-      <w:r>
-        <w:rPr>
-          <w:i/>
+          <w:lang w:val="fr-FR"/>
+        </w:rPr>
+        <w:t xml:space="preserve"> </w:t>
+      </w:r>
+      <w:r>
+        <w:rPr>
+          <w:i/>
+          <w:lang w:val="fr-FR"/>
         </w:rPr>
         <w:t>;</w:t>
       </w:r>
-      <w:proofErr w:type="gramEnd"/>
       <w:r>
         <w:rPr>
           <w:rFonts w:ascii="Times New Roman"/>
           <w:spacing w:val="53"/>
-        </w:rPr>
-        <w:t xml:space="preserve"> </w:t>
-      </w:r>
-      <w:proofErr w:type="gramStart"/>
-      <w:r>
-        <w:rPr>
-          <w:i/>
+          <w:lang w:val="fr-FR"/>
+        </w:rPr>
+        <w:t xml:space="preserve"> </w:t>
+      </w:r>
+      <w:r>
+        <w:rPr>
+          <w:i/>
+          <w:lang w:val="fr-FR"/>
         </w:rPr>
         <w:t>B</w:t>
       </w:r>
@@ -4546,56 +4227,58 @@
         <w:rPr>
           <w:rFonts w:ascii="Times New Roman"/>
           <w:spacing w:val="-3"/>
-        </w:rPr>
-        <w:t xml:space="preserve"> </w:t>
-      </w:r>
-      <w:r>
-        <w:rPr>
-          <w:i/>
+          <w:lang w:val="fr-FR"/>
+        </w:rPr>
+        <w:t xml:space="preserve"> </w:t>
+      </w:r>
+      <w:r>
+        <w:rPr>
+          <w:i/>
+          <w:lang w:val="fr-FR"/>
         </w:rPr>
         <w:t>::=</w:t>
       </w:r>
-      <w:proofErr w:type="gramEnd"/>
       <w:r>
         <w:rPr>
           <w:rFonts w:ascii="Times New Roman"/>
           <w:spacing w:val="-5"/>
-        </w:rPr>
-        <w:t xml:space="preserve"> </w:t>
-      </w:r>
-      <w:proofErr w:type="spellStart"/>
-      <w:proofErr w:type="gramStart"/>
-      <w:r>
-        <w:rPr>
-          <w:i/>
+          <w:lang w:val="fr-FR"/>
+        </w:rPr>
+        <w:t xml:space="preserve"> </w:t>
+      </w:r>
+      <w:r>
+        <w:rPr>
+          <w:i/>
+          <w:lang w:val="fr-FR"/>
         </w:rPr>
         <w:t>cC</w:t>
       </w:r>
-      <w:proofErr w:type="spellEnd"/>
-      <w:r>
-        <w:rPr>
-          <w:rFonts w:ascii="Times New Roman"/>
-        </w:rPr>
-        <w:t xml:space="preserve"> </w:t>
-      </w:r>
-      <w:r>
-        <w:rPr>
-          <w:i/>
+      <w:r>
+        <w:rPr>
+          <w:rFonts w:ascii="Times New Roman"/>
+          <w:lang w:val="fr-FR"/>
+        </w:rPr>
+        <w:t xml:space="preserve"> </w:t>
+      </w:r>
+      <w:r>
+        <w:rPr>
+          <w:i/>
+          <w:lang w:val="fr-FR"/>
         </w:rPr>
         <w:t>;</w:t>
       </w:r>
-      <w:proofErr w:type="gramEnd"/>
       <w:r>
         <w:rPr>
           <w:rFonts w:ascii="Times New Roman"/>
           <w:spacing w:val="52"/>
-        </w:rPr>
-        <w:t xml:space="preserve"> </w:t>
-      </w:r>
-      <w:proofErr w:type="gramStart"/>
-      <w:r>
-        <w:rPr>
-          <w:i/>
+          <w:lang w:val="fr-FR"/>
+        </w:rPr>
+        <w:t xml:space="preserve"> </w:t>
+      </w:r>
+      <w:r>
+        <w:rPr>
+          <w:i/>
+          <w:lang w:val="fr-FR"/>
         </w:rPr>
         <w:t>C</w:t>
       </w:r>
@@ -4603,36 +4286,37 @@
         <w:rPr>
           <w:rFonts w:ascii="Times New Roman"/>
           <w:spacing w:val="-3"/>
-        </w:rPr>
-        <w:t xml:space="preserve"> </w:t>
-      </w:r>
-      <w:r>
-        <w:rPr>
-          <w:i/>
+          <w:lang w:val="fr-FR"/>
+        </w:rPr>
+        <w:t xml:space="preserve"> </w:t>
+      </w:r>
+      <w:r>
+        <w:rPr>
+          <w:i/>
+          <w:lang w:val="fr-FR"/>
         </w:rPr>
         <w:t>::=</w:t>
       </w:r>
-      <w:proofErr w:type="gramEnd"/>
       <w:r>
         <w:rPr>
           <w:rFonts w:ascii="Times New Roman"/>
           <w:spacing w:val="1"/>
-        </w:rPr>
-        <w:t xml:space="preserve"> </w:t>
-      </w:r>
-      <w:proofErr w:type="spellStart"/>
-      <w:proofErr w:type="gramStart"/>
-      <w:r>
-        <w:rPr>
-          <w:i/>
+          <w:lang w:val="fr-FR"/>
+        </w:rPr>
+        <w:t xml:space="preserve"> </w:t>
+      </w:r>
+      <w:r>
+        <w:rPr>
+          <w:i/>
+          <w:lang w:val="fr-FR"/>
         </w:rPr>
         <w:t>aS</w:t>
       </w:r>
-      <w:proofErr w:type="spellEnd"/>
       <w:r>
         <w:rPr>
           <w:rFonts w:ascii="Times New Roman"/>
           <w:spacing w:val="-2"/>
+          <w:lang w:val="fr-FR"/>
         </w:rPr>
         <w:t xml:space="preserve"> </w:t>
       </w:r>
@@ -4640,10 +4324,10 @@
         <w:rPr>
           <w:i/>
           <w:spacing w:val="-10"/>
+          <w:lang w:val="fr-FR"/>
         </w:rPr>
         <w:t>}</w:t>
       </w:r>
-      <w:proofErr w:type="gramEnd"/>
     </w:p>
     <w:p>
       <w:pPr>
@@ -4657,11 +4341,14 @@
         </w:tabs>
         <w:spacing w:before="8"/>
         <w:ind w:left="941" w:hanging="327"/>
+        <w:rPr>
+          <w:lang w:val="fr-FR"/>
+        </w:rPr>
       </w:pPr>
-      <w:proofErr w:type="gramStart"/>
-      <w:r>
-        <w:rPr>
-          <w:i/>
+      <w:r>
+        <w:rPr>
+          <w:i/>
+          <w:lang w:val="fr-FR"/>
         </w:rPr>
         <w:t>{</w:t>
       </w:r>
@@ -4669,65 +4356,72 @@
         <w:rPr>
           <w:rFonts w:ascii="Times New Roman" w:hAnsi="Times New Roman"/>
           <w:spacing w:val="-2"/>
-        </w:rPr>
-        <w:t xml:space="preserve"> </w:t>
-      </w:r>
-      <w:r>
-        <w:rPr>
-          <w:i/>
+          <w:lang w:val="fr-FR"/>
+        </w:rPr>
+        <w:t xml:space="preserve"> </w:t>
+      </w:r>
+      <w:r>
+        <w:rPr>
+          <w:i/>
+          <w:lang w:val="fr-FR"/>
         </w:rPr>
         <w:t>S</w:t>
       </w:r>
-      <w:proofErr w:type="gramEnd"/>
       <w:r>
         <w:rPr>
           <w:rFonts w:ascii="Times New Roman" w:hAnsi="Times New Roman"/>
           <w:spacing w:val="-2"/>
-        </w:rPr>
-        <w:t xml:space="preserve"> </w:t>
-      </w:r>
-      <w:proofErr w:type="gramStart"/>
-      <w:r>
-        <w:rPr>
-          <w:i/>
+          <w:lang w:val="fr-FR"/>
+        </w:rPr>
+        <w:t xml:space="preserve"> </w:t>
+      </w:r>
+      <w:r>
+        <w:rPr>
+          <w:i/>
+          <w:lang w:val="fr-FR"/>
         </w:rPr>
         <w:t>::=</w:t>
       </w:r>
-      <w:proofErr w:type="gramEnd"/>
       <w:r>
         <w:rPr>
           <w:rFonts w:ascii="Times New Roman" w:hAnsi="Times New Roman"/>
           <w:spacing w:val="-1"/>
-        </w:rPr>
-        <w:t xml:space="preserve"> </w:t>
-      </w:r>
-      <w:proofErr w:type="spellStart"/>
-      <w:r>
-        <w:rPr>
-          <w:i/>
+          <w:lang w:val="fr-FR"/>
+        </w:rPr>
+        <w:t xml:space="preserve"> </w:t>
+      </w:r>
+      <w:r>
+        <w:rPr>
+          <w:i/>
+          <w:lang w:val="fr-FR"/>
         </w:rPr>
         <w:t>abA</w:t>
       </w:r>
-      <w:proofErr w:type="spellEnd"/>
       <w:r>
         <w:rPr>
           <w:rFonts w:ascii="Times New Roman" w:hAnsi="Times New Roman"/>
           <w:spacing w:val="-1"/>
-        </w:rPr>
-        <w:t xml:space="preserve"> </w:t>
-      </w:r>
-      <w:r>
+          <w:lang w:val="fr-FR"/>
+        </w:rPr>
+        <w:t xml:space="preserve"> </w:t>
+      </w:r>
+      <w:r>
+        <w:rPr>
+          <w:lang w:val="fr-FR"/>
+        </w:rPr>
         <w:t>|</w:t>
       </w:r>
       <w:r>
         <w:rPr>
           <w:rFonts w:ascii="Times New Roman" w:hAnsi="Times New Roman"/>
-        </w:rPr>
-        <w:t xml:space="preserve"> </w:t>
-      </w:r>
-      <w:r>
-        <w:rPr>
-          <w:i/>
+          <w:lang w:val="fr-FR"/>
+        </w:rPr>
+        <w:t xml:space="preserve"> </w:t>
+      </w:r>
+      <w:r>
+        <w:rPr>
+          <w:i/>
+          <w:lang w:val="fr-FR"/>
         </w:rPr>
         <w:t>B</w:t>
       </w:r>
@@ -4735,44 +4429,52 @@
         <w:rPr>
           <w:rFonts w:ascii="Times New Roman" w:hAnsi="Times New Roman"/>
           <w:spacing w:val="-1"/>
-        </w:rPr>
-        <w:t xml:space="preserve"> </w:t>
-      </w:r>
-      <w:r>
+          <w:lang w:val="fr-FR"/>
+        </w:rPr>
+        <w:t xml:space="preserve"> </w:t>
+      </w:r>
+      <w:r>
+        <w:rPr>
+          <w:lang w:val="fr-FR"/>
+        </w:rPr>
         <w:t>|</w:t>
       </w:r>
       <w:r>
         <w:rPr>
           <w:rFonts w:ascii="Times New Roman" w:hAnsi="Times New Roman"/>
           <w:spacing w:val="-3"/>
-        </w:rPr>
-        <w:t xml:space="preserve"> </w:t>
-      </w:r>
-      <w:proofErr w:type="spellStart"/>
-      <w:r>
-        <w:rPr>
-          <w:i/>
+          <w:lang w:val="fr-FR"/>
+        </w:rPr>
+        <w:t xml:space="preserve"> </w:t>
+      </w:r>
+      <w:r>
+        <w:rPr>
+          <w:i/>
+          <w:lang w:val="fr-FR"/>
         </w:rPr>
         <w:t>baB</w:t>
       </w:r>
-      <w:proofErr w:type="spellEnd"/>
       <w:r>
         <w:rPr>
           <w:rFonts w:ascii="Times New Roman" w:hAnsi="Times New Roman"/>
           <w:spacing w:val="-3"/>
-        </w:rPr>
-        <w:t xml:space="preserve"> </w:t>
-      </w:r>
-      <w:r>
+          <w:lang w:val="fr-FR"/>
+        </w:rPr>
+        <w:t xml:space="preserve"> </w:t>
+      </w:r>
+      <w:r>
+        <w:rPr>
+          <w:lang w:val="fr-FR"/>
+        </w:rPr>
         <w:t>|</w:t>
       </w:r>
       <w:r>
         <w:rPr>
           <w:rFonts w:ascii="Times New Roman" w:hAnsi="Times New Roman"/>
-        </w:rPr>
-        <w:t xml:space="preserve"> </w:t>
-      </w:r>
-      <w:proofErr w:type="gramStart"/>
+          <w:lang w:val="fr-FR"/>
+        </w:rPr>
+        <w:t xml:space="preserve"> </w:t>
+      </w:r>
       <w:r>
         <w:rPr>
           <w:rFonts w:ascii="Symbol" w:hAnsi="Symbol"/>
@@ -4783,27 +4485,29 @@
         <w:rPr>
           <w:rFonts w:ascii="Times New Roman" w:hAnsi="Times New Roman"/>
           <w:spacing w:val="-2"/>
-        </w:rPr>
-        <w:t xml:space="preserve"> </w:t>
-      </w:r>
-      <w:r>
-        <w:rPr>
-          <w:i/>
+          <w:lang w:val="fr-FR"/>
+        </w:rPr>
+        <w:t xml:space="preserve"> </w:t>
+      </w:r>
+      <w:r>
+        <w:rPr>
+          <w:i/>
+          <w:lang w:val="fr-FR"/>
         </w:rPr>
         <w:t>;</w:t>
       </w:r>
-      <w:proofErr w:type="gramEnd"/>
       <w:r>
         <w:rPr>
           <w:rFonts w:ascii="Times New Roman" w:hAnsi="Times New Roman"/>
           <w:spacing w:val="52"/>
-        </w:rPr>
-        <w:t xml:space="preserve"> </w:t>
-      </w:r>
-      <w:proofErr w:type="gramStart"/>
-      <w:r>
-        <w:rPr>
-          <w:i/>
+          <w:lang w:val="fr-FR"/>
+        </w:rPr>
+        <w:t xml:space="preserve"> </w:t>
+      </w:r>
+      <w:r>
+        <w:rPr>
+          <w:i/>
+          <w:lang w:val="fr-FR"/>
         </w:rPr>
         <w:t>A</w:t>
       </w:r>
@@ -4811,51 +4515,57 @@
         <w:rPr>
           <w:rFonts w:ascii="Times New Roman" w:hAnsi="Times New Roman"/>
           <w:spacing w:val="-1"/>
-        </w:rPr>
-        <w:t xml:space="preserve"> </w:t>
-      </w:r>
-      <w:r>
-        <w:rPr>
-          <w:i/>
+          <w:lang w:val="fr-FR"/>
+        </w:rPr>
+        <w:t xml:space="preserve"> </w:t>
+      </w:r>
+      <w:r>
+        <w:rPr>
+          <w:i/>
+          <w:lang w:val="fr-FR"/>
         </w:rPr>
         <w:t>::=</w:t>
       </w:r>
-      <w:proofErr w:type="gramEnd"/>
       <w:r>
         <w:rPr>
           <w:rFonts w:ascii="Times New Roman" w:hAnsi="Times New Roman"/>
           <w:spacing w:val="-1"/>
-        </w:rPr>
-        <w:t xml:space="preserve"> </w:t>
-      </w:r>
-      <w:proofErr w:type="spellStart"/>
-      <w:r>
-        <w:rPr>
-          <w:i/>
+          <w:lang w:val="fr-FR"/>
+        </w:rPr>
+        <w:t xml:space="preserve"> </w:t>
+      </w:r>
+      <w:r>
+        <w:rPr>
+          <w:i/>
+          <w:lang w:val="fr-FR"/>
         </w:rPr>
         <w:t>bS</w:t>
       </w:r>
-      <w:proofErr w:type="spellEnd"/>
       <w:r>
         <w:rPr>
           <w:rFonts w:ascii="Times New Roman" w:hAnsi="Times New Roman"/>
           <w:spacing w:val="-2"/>
-        </w:rPr>
-        <w:t xml:space="preserve"> </w:t>
-      </w:r>
-      <w:r>
+          <w:lang w:val="fr-FR"/>
+        </w:rPr>
+        <w:t xml:space="preserve"> </w:t>
+      </w:r>
+      <w:r>
+        <w:rPr>
+          <w:lang w:val="fr-FR"/>
+        </w:rPr>
         <w:t>|</w:t>
       </w:r>
       <w:r>
         <w:rPr>
           <w:rFonts w:ascii="Times New Roman" w:hAnsi="Times New Roman"/>
-        </w:rPr>
-        <w:t xml:space="preserve"> </w:t>
-      </w:r>
-      <w:proofErr w:type="gramStart"/>
-      <w:r>
-        <w:rPr>
-          <w:i/>
+          <w:lang w:val="fr-FR"/>
+        </w:rPr>
+        <w:t xml:space="preserve"> </w:t>
+      </w:r>
+      <w:r>
+        <w:rPr>
+          <w:i/>
+          <w:lang w:val="fr-FR"/>
         </w:rPr>
         <w:t>b</w:t>
       </w:r>
@@ -4863,63 +4573,66 @@
         <w:rPr>
           <w:rFonts w:ascii="Times New Roman" w:hAnsi="Times New Roman"/>
           <w:spacing w:val="-1"/>
-        </w:rPr>
-        <w:t xml:space="preserve"> </w:t>
-      </w:r>
-      <w:r>
-        <w:rPr>
-          <w:i/>
+          <w:lang w:val="fr-FR"/>
+        </w:rPr>
+        <w:t xml:space="preserve"> </w:t>
+      </w:r>
+      <w:r>
+        <w:rPr>
+          <w:i/>
+          <w:lang w:val="fr-FR"/>
         </w:rPr>
         <w:t>;</w:t>
       </w:r>
-      <w:proofErr w:type="gramEnd"/>
       <w:r>
         <w:rPr>
           <w:rFonts w:ascii="Times New Roman" w:hAnsi="Times New Roman"/>
           <w:spacing w:val="50"/>
-        </w:rPr>
-        <w:t xml:space="preserve"> </w:t>
-      </w:r>
-      <w:proofErr w:type="gramStart"/>
-      <w:r>
-        <w:rPr>
-          <w:i/>
+          <w:lang w:val="fr-FR"/>
+        </w:rPr>
+        <w:t xml:space="preserve"> </w:t>
+      </w:r>
+      <w:r>
+        <w:rPr>
+          <w:i/>
+          <w:lang w:val="fr-FR"/>
         </w:rPr>
         <w:t>B</w:t>
       </w:r>
       <w:r>
         <w:rPr>
           <w:rFonts w:ascii="Times New Roman" w:hAnsi="Times New Roman"/>
-        </w:rPr>
-        <w:t xml:space="preserve"> </w:t>
-      </w:r>
-      <w:r>
-        <w:rPr>
-          <w:i/>
+          <w:lang w:val="fr-FR"/>
+        </w:rPr>
+        <w:t xml:space="preserve"> </w:t>
+      </w:r>
+      <w:r>
+        <w:rPr>
+          <w:i/>
+          <w:lang w:val="fr-FR"/>
         </w:rPr>
         <w:t>::=</w:t>
       </w:r>
-      <w:proofErr w:type="gramEnd"/>
       <w:r>
         <w:rPr>
           <w:rFonts w:ascii="Times New Roman" w:hAnsi="Times New Roman"/>
           <w:spacing w:val="-2"/>
-        </w:rPr>
-        <w:t xml:space="preserve"> </w:t>
-      </w:r>
-      <w:proofErr w:type="spellStart"/>
-      <w:proofErr w:type="gramStart"/>
-      <w:r>
-        <w:rPr>
-          <w:i/>
+          <w:lang w:val="fr-FR"/>
+        </w:rPr>
+        <w:t xml:space="preserve"> </w:t>
+      </w:r>
+      <w:r>
+        <w:rPr>
+          <w:i/>
+          <w:lang w:val="fr-FR"/>
         </w:rPr>
         <w:t>aS</w:t>
       </w:r>
-      <w:proofErr w:type="spellEnd"/>
       <w:r>
         <w:rPr>
           <w:rFonts w:ascii="Times New Roman" w:hAnsi="Times New Roman"/>
           <w:spacing w:val="-2"/>
+          <w:lang w:val="fr-FR"/>
         </w:rPr>
         <w:t xml:space="preserve"> </w:t>
       </w:r>
@@ -4927,10 +4640,10 @@
         <w:rPr>
           <w:i/>
           <w:spacing w:val="-10"/>
+          <w:lang w:val="fr-FR"/>
         </w:rPr>
         <w:t>}</w:t>
       </w:r>
-      <w:proofErr w:type="gramEnd"/>
     </w:p>
     <w:p>
       <w:pPr>
@@ -5080,23 +4793,8 @@
           <w:i/>
           <w:spacing w:val="-2"/>
         </w:rPr>
-        <w:t>a*</w:t>
-      </w:r>
-      <w:proofErr w:type="spellStart"/>
-      <w:r>
-        <w:rPr>
-          <w:i/>
-          <w:spacing w:val="-2"/>
-        </w:rPr>
-        <w:t>ba</w:t>
-      </w:r>
-      <w:proofErr w:type="spellEnd"/>
-      <w:r>
-        <w:rPr>
-          <w:i/>
-          <w:spacing w:val="-2"/>
-        </w:rPr>
-        <w:t>*ab*</w:t>
+        <w:lastRenderedPageBreak/>
+        <w:t>a*ba*ab*</w:t>
       </w:r>
     </w:p>
     <w:p>
@@ -5117,38 +4815,21 @@
           <w:i/>
           <w:spacing w:val="-2"/>
         </w:rPr>
-        <w:t>b((</w:t>
-      </w:r>
-      <w:proofErr w:type="spellStart"/>
-      <w:r>
-        <w:rPr>
-          <w:i/>
+        <w:t>b((aab*</w:t>
+      </w:r>
+      <w:r>
+        <w:rPr>
           <w:spacing w:val="-2"/>
         </w:rPr>
-        <w:t>aab</w:t>
-      </w:r>
-      <w:proofErr w:type="spellEnd"/>
+        <w:t>|</w:t>
+      </w:r>
       <w:r>
         <w:rPr>
           <w:i/>
           <w:spacing w:val="-2"/>
         </w:rPr>
-        <w:t>*</w:t>
-      </w:r>
-      <w:r>
-        <w:rPr>
-          <w:spacing w:val="-2"/>
-        </w:rPr>
-        <w:t>|</w:t>
-      </w:r>
-      <w:r>
-        <w:rPr>
-          <w:i/>
-          <w:spacing w:val="-2"/>
-        </w:rPr>
         <w:t>a</w:t>
       </w:r>
-      <w:proofErr w:type="gramStart"/>
       <w:r>
         <w:rPr>
           <w:i/>
@@ -5162,15 +4843,7 @@
           <w:i/>
           <w:spacing w:val="-2"/>
         </w:rPr>
-        <w:t>)b</w:t>
-      </w:r>
-      <w:proofErr w:type="gramEnd"/>
-      <w:r>
-        <w:rPr>
-          <w:i/>
-          <w:spacing w:val="-2"/>
-        </w:rPr>
-        <w:t>)*a</w:t>
+        <w:t>)b)*a</w:t>
       </w:r>
     </w:p>
     <w:p>
@@ -5193,6 +4866,7 @@
         <w:rPr>
           <w:i/>
         </w:rPr>
+        <w:lastRenderedPageBreak/>
         <w:t>ab</w:t>
       </w:r>
       <w:r>
@@ -5221,7 +4895,6 @@
         </w:rPr>
         <w:t>b</w:t>
       </w:r>
-      <w:proofErr w:type="gramStart"/>
       <w:r>
         <w:rPr>
           <w:i/>
@@ -5237,28 +4910,18 @@
         </w:rPr>
         <w:t>)*</w:t>
       </w:r>
-      <w:proofErr w:type="gramEnd"/>
       <w:r>
         <w:rPr>
           <w:spacing w:val="-2"/>
         </w:rPr>
         <w:t>|</w:t>
       </w:r>
-      <w:proofErr w:type="gramStart"/>
       <w:r>
         <w:rPr>
           <w:i/>
           <w:spacing w:val="-2"/>
         </w:rPr>
-        <w:t>a)*</w:t>
-      </w:r>
-      <w:proofErr w:type="gramEnd"/>
-      <w:r>
-        <w:rPr>
-          <w:i/>
-          <w:spacing w:val="-2"/>
-        </w:rPr>
-        <w:t>b</w:t>
+        <w:t>a)*b</w:t>
       </w:r>
     </w:p>
     <w:p>
@@ -5281,7 +4944,6 @@
         </w:rPr>
         <w:t>(00</w:t>
       </w:r>
-      <w:proofErr w:type="gramStart"/>
       <w:r>
         <w:rPr>
           <w:spacing w:val="-2"/>
@@ -5293,53 +4955,34 @@
           <w:i/>
           <w:spacing w:val="-2"/>
         </w:rPr>
-        <w:t>(</w:t>
-      </w:r>
-      <w:proofErr w:type="gramEnd"/>
-      <w:r>
-        <w:rPr>
-          <w:i/>
+        <w:t>(1</w:t>
+      </w:r>
+      <w:r>
+        <w:rPr>
           <w:spacing w:val="-2"/>
         </w:rPr>
-        <w:t>1</w:t>
-      </w:r>
-      <w:r>
-        <w:rPr>
+        <w:t>|</w:t>
+      </w:r>
+      <w:r>
+        <w:rPr>
+          <w:i/>
           <w:spacing w:val="-2"/>
         </w:rPr>
+        <w:t>01)(11</w:t>
+      </w:r>
+      <w:r>
+        <w:rPr>
+          <w:spacing w:val="-2"/>
+        </w:rPr>
         <w:t>|</w:t>
       </w:r>
-      <w:proofErr w:type="gramStart"/>
       <w:r>
         <w:rPr>
           <w:i/>
           <w:spacing w:val="-2"/>
         </w:rPr>
-        <w:t>01)(</w:t>
-      </w:r>
-      <w:proofErr w:type="gramEnd"/>
-      <w:r>
-        <w:rPr>
-          <w:i/>
-          <w:spacing w:val="-2"/>
-        </w:rPr>
-        <w:t>11</w:t>
-      </w:r>
-      <w:r>
-        <w:rPr>
-          <w:spacing w:val="-2"/>
-        </w:rPr>
-        <w:t>|</w:t>
-      </w:r>
-      <w:proofErr w:type="gramStart"/>
-      <w:r>
-        <w:rPr>
-          <w:i/>
-          <w:spacing w:val="-2"/>
-        </w:rPr>
         <w:t>0)*10)*</w:t>
       </w:r>
-      <w:proofErr w:type="gramEnd"/>
     </w:p>
     <w:p>
       <w:pPr>
@@ -5369,6 +5012,7 @@
         <w:ind w:left="613" w:hanging="335"/>
       </w:pPr>
       <w:r>
+        <w:lastRenderedPageBreak/>
         <w:t>Construir</w:t>
       </w:r>
       <w:r>
@@ -5552,7 +5196,6 @@
         </w:rPr>
         <w:t xml:space="preserve"> </w:t>
       </w:r>
-      <w:proofErr w:type="spellStart"/>
       <w:r>
         <w:rPr>
           <w:i/>
@@ -5560,7 +5203,6 @@
         </w:rPr>
         <w:t>aaa</w:t>
       </w:r>
-      <w:proofErr w:type="spellEnd"/>
     </w:p>
     <w:p>
       <w:pPr>
@@ -5916,7 +5558,6 @@
         </w:rPr>
         <w:t xml:space="preserve"> </w:t>
       </w:r>
-      <w:proofErr w:type="gramStart"/>
       <w:r>
         <w:rPr>
           <w:i/>
@@ -5924,7 +5565,6 @@
         </w:rPr>
         <w:t>b}*</w:t>
       </w:r>
-      <w:proofErr w:type="gramEnd"/>
       <w:r>
         <w:rPr>
           <w:rFonts w:ascii="Times New Roman" w:hAnsi="Times New Roman"/>
@@ -6153,25 +5793,7 @@
           <w:spacing w:val="-2"/>
           <w:position w:val="2"/>
         </w:rPr>
-        <w:t>{1,2,</w:t>
-      </w:r>
-      <w:proofErr w:type="gramStart"/>
-      <w:r>
-        <w:rPr>
-          <w:i/>
-          <w:spacing w:val="-2"/>
-          <w:position w:val="2"/>
-        </w:rPr>
-        <w:t>3,4,…</w:t>
-      </w:r>
-      <w:proofErr w:type="gramEnd"/>
-      <w:r>
-        <w:rPr>
-          <w:i/>
-          <w:spacing w:val="-2"/>
-          <w:position w:val="2"/>
-        </w:rPr>
-        <w:t>}}</w:t>
+        <w:t>{1,2,3,4,…}}</w:t>
       </w:r>
     </w:p>
     <w:p>
@@ -6234,7 +5856,6 @@
         </w:rPr>
         <w:t xml:space="preserve"> </w:t>
       </w:r>
-      <w:proofErr w:type="gramStart"/>
       <w:r>
         <w:rPr>
           <w:i/>
@@ -6242,7 +5863,6 @@
         </w:rPr>
         <w:t>b}*</w:t>
       </w:r>
-      <w:proofErr w:type="gramEnd"/>
       <w:r>
         <w:rPr>
           <w:rFonts w:ascii="Times New Roman" w:hAnsi="Times New Roman"/>
@@ -6730,11 +6350,9 @@
         </w:rPr>
         <w:t xml:space="preserve"> </w:t>
       </w:r>
-      <w:proofErr w:type="spellStart"/>
       <w:r>
         <w:t>AFs</w:t>
       </w:r>
-      <w:proofErr w:type="spellEnd"/>
       <w:r>
         <w:rPr>
           <w:rFonts w:ascii="Times New Roman"/>
@@ -7259,33 +6877,7 @@
           <w:i/>
           <w:sz w:val="20"/>
         </w:rPr>
-        <w:t>{</w:t>
-      </w:r>
-      <w:proofErr w:type="spellStart"/>
-      <w:proofErr w:type="gramStart"/>
-      <w:r>
-        <w:rPr>
-          <w:i/>
-          <w:sz w:val="20"/>
-        </w:rPr>
-        <w:t>c,f</w:t>
-      </w:r>
-      <w:proofErr w:type="gramEnd"/>
-      <w:r>
-        <w:rPr>
-          <w:i/>
-          <w:sz w:val="20"/>
-        </w:rPr>
-        <w:t>,d</w:t>
-      </w:r>
-      <w:proofErr w:type="spellEnd"/>
-      <w:proofErr w:type="gramStart"/>
-      <w:r>
-        <w:rPr>
-          <w:i/>
-          <w:sz w:val="20"/>
-        </w:rPr>
-        <w:t>}</w:t>
+        <w:t>{c,f,d}</w:t>
       </w:r>
       <w:r>
         <w:rPr>
@@ -7302,7 +6894,6 @@
         </w:rPr>
         <w:t>,</w:t>
       </w:r>
-      <w:proofErr w:type="gramEnd"/>
       <w:r>
         <w:rPr>
           <w:rFonts w:ascii="Times New Roman" w:hAnsi="Times New Roman"/>
@@ -7316,31 +6907,7 @@
           <w:i/>
           <w:sz w:val="20"/>
         </w:rPr>
-        <w:t>{Q</w:t>
-      </w:r>
-      <w:proofErr w:type="gramStart"/>
-      <w:r>
-        <w:rPr>
-          <w:i/>
-          <w:sz w:val="20"/>
-        </w:rPr>
-        <w:t>0,Q1,Q2,Q3,Q4,Q5,Q</w:t>
-      </w:r>
-      <w:proofErr w:type="gramEnd"/>
-      <w:r>
-        <w:rPr>
-          <w:i/>
-          <w:sz w:val="20"/>
-        </w:rPr>
-        <w:t>6</w:t>
-      </w:r>
-      <w:proofErr w:type="gramStart"/>
-      <w:r>
-        <w:rPr>
-          <w:i/>
-          <w:sz w:val="20"/>
-        </w:rPr>
-        <w:t>}</w:t>
+        <w:t>{Q0,Q1,Q2,Q3,Q4,Q5,Q6}</w:t>
       </w:r>
       <w:r>
         <w:rPr>
@@ -7357,7 +6924,6 @@
         </w:rPr>
         <w:t>,</w:t>
       </w:r>
-      <w:proofErr w:type="gramEnd"/>
       <w:r>
         <w:rPr>
           <w:rFonts w:ascii="Times New Roman" w:hAnsi="Times New Roman"/>
@@ -7366,7 +6932,6 @@
         </w:rPr>
         <w:t xml:space="preserve"> </w:t>
       </w:r>
-      <w:proofErr w:type="gramStart"/>
       <w:r>
         <w:rPr>
           <w:rFonts w:ascii="Symbol" w:hAnsi="Symbol"/>
@@ -7387,7 +6952,6 @@
         </w:rPr>
         <w:t>,</w:t>
       </w:r>
-      <w:proofErr w:type="gramEnd"/>
       <w:r>
         <w:rPr>
           <w:rFonts w:ascii="Times New Roman" w:hAnsi="Times New Roman"/>
@@ -7401,15 +6965,7 @@
           <w:i/>
           <w:sz w:val="20"/>
         </w:rPr>
-        <w:t>Q</w:t>
-      </w:r>
-      <w:proofErr w:type="gramStart"/>
-      <w:r>
-        <w:rPr>
-          <w:i/>
-          <w:sz w:val="20"/>
-        </w:rPr>
-        <w:t>0</w:t>
+        <w:t>Q0</w:t>
       </w:r>
       <w:r>
         <w:rPr>
@@ -7426,7 +6982,6 @@
         </w:rPr>
         <w:t>,</w:t>
       </w:r>
-      <w:proofErr w:type="gramEnd"/>
       <w:r>
         <w:rPr>
           <w:rFonts w:ascii="Times New Roman" w:hAnsi="Times New Roman"/>
@@ -7516,31 +7071,7 @@
           <w:i/>
           <w:sz w:val="20"/>
         </w:rPr>
-        <w:t>{Q</w:t>
-      </w:r>
-      <w:proofErr w:type="gramStart"/>
-      <w:r>
-        <w:rPr>
-          <w:i/>
-          <w:sz w:val="20"/>
-        </w:rPr>
-        <w:t>1,Q</w:t>
-      </w:r>
-      <w:proofErr w:type="gramEnd"/>
-      <w:r>
-        <w:rPr>
-          <w:i/>
-          <w:sz w:val="20"/>
-        </w:rPr>
-        <w:t>4</w:t>
-      </w:r>
-      <w:proofErr w:type="gramStart"/>
-      <w:r>
-        <w:rPr>
-          <w:i/>
-          <w:sz w:val="20"/>
-        </w:rPr>
-        <w:t>}</w:t>
+        <w:t>{Q1,Q4}</w:t>
       </w:r>
       <w:r>
         <w:rPr>
@@ -7557,7 +7088,6 @@
         </w:rPr>
         <w:t>;</w:t>
       </w:r>
-      <w:proofErr w:type="gramEnd"/>
       <w:r>
         <w:rPr>
           <w:rFonts w:ascii="Times New Roman" w:hAnsi="Times New Roman"/>
@@ -7627,31 +7157,7 @@
           <w:i/>
           <w:sz w:val="20"/>
         </w:rPr>
-        <w:t>{Q</w:t>
-      </w:r>
-      <w:proofErr w:type="gramStart"/>
-      <w:r>
-        <w:rPr>
-          <w:i/>
-          <w:sz w:val="20"/>
-        </w:rPr>
-        <w:t>2,Q</w:t>
-      </w:r>
-      <w:proofErr w:type="gramEnd"/>
-      <w:r>
-        <w:rPr>
-          <w:i/>
-          <w:sz w:val="20"/>
-        </w:rPr>
-        <w:t>6</w:t>
-      </w:r>
-      <w:proofErr w:type="gramStart"/>
-      <w:r>
-        <w:rPr>
-          <w:i/>
-          <w:sz w:val="20"/>
-        </w:rPr>
-        <w:t>}</w:t>
+        <w:t>{Q2,Q6}</w:t>
       </w:r>
       <w:r>
         <w:rPr>
@@ -7668,7 +7174,6 @@
         </w:rPr>
         <w:t>;</w:t>
       </w:r>
-      <w:proofErr w:type="gramEnd"/>
       <w:r>
         <w:rPr>
           <w:rFonts w:ascii="Times New Roman" w:hAnsi="Times New Roman"/>
@@ -7816,15 +7321,7 @@
           <w:i/>
           <w:sz w:val="20"/>
         </w:rPr>
-        <w:t>{Q3</w:t>
-      </w:r>
-      <w:proofErr w:type="gramStart"/>
-      <w:r>
-        <w:rPr>
-          <w:i/>
-          <w:sz w:val="20"/>
-        </w:rPr>
-        <w:t>}</w:t>
+        <w:t>{Q3}</w:t>
       </w:r>
       <w:r>
         <w:rPr>
@@ -7841,7 +7338,6 @@
         </w:rPr>
         <w:t>;</w:t>
       </w:r>
-      <w:proofErr w:type="gramEnd"/>
       <w:r>
         <w:rPr>
           <w:rFonts w:ascii="Times New Roman" w:hAnsi="Times New Roman"/>
@@ -7913,15 +7409,7 @@
           <w:i/>
           <w:sz w:val="20"/>
         </w:rPr>
-        <w:t>{Q4</w:t>
-      </w:r>
-      <w:proofErr w:type="gramStart"/>
-      <w:r>
-        <w:rPr>
-          <w:i/>
-          <w:sz w:val="20"/>
-        </w:rPr>
-        <w:t>}</w:t>
+        <w:t>{Q4}</w:t>
       </w:r>
       <w:r>
         <w:rPr>
@@ -7938,7 +7426,6 @@
         </w:rPr>
         <w:t>;</w:t>
       </w:r>
-      <w:proofErr w:type="gramEnd"/>
       <w:r>
         <w:rPr>
           <w:rFonts w:ascii="Times New Roman" w:hAnsi="Times New Roman"/>
@@ -8084,15 +7571,7 @@
           <w:i/>
           <w:sz w:val="20"/>
         </w:rPr>
-        <w:t>{Q3</w:t>
-      </w:r>
-      <w:proofErr w:type="gramStart"/>
-      <w:r>
-        <w:rPr>
-          <w:i/>
-          <w:sz w:val="20"/>
-        </w:rPr>
-        <w:t>}</w:t>
+        <w:t>{Q3}</w:t>
       </w:r>
       <w:r>
         <w:rPr>
@@ -8109,7 +7588,6 @@
         </w:rPr>
         <w:t>;</w:t>
       </w:r>
-      <w:proofErr w:type="gramEnd"/>
       <w:r>
         <w:rPr>
           <w:rFonts w:ascii="Times New Roman" w:hAnsi="Times New Roman"/>
@@ -8180,15 +7658,7 @@
           <w:i/>
           <w:sz w:val="20"/>
         </w:rPr>
-        <w:t>{Q3</w:t>
-      </w:r>
-      <w:proofErr w:type="gramStart"/>
-      <w:r>
-        <w:rPr>
-          <w:i/>
-          <w:sz w:val="20"/>
-        </w:rPr>
-        <w:t>}</w:t>
+        <w:t>{Q3}</w:t>
       </w:r>
       <w:r>
         <w:rPr>
@@ -8205,7 +7675,6 @@
         </w:rPr>
         <w:t>;</w:t>
       </w:r>
-      <w:proofErr w:type="gramEnd"/>
       <w:r>
         <w:rPr>
           <w:rFonts w:ascii="Times New Roman" w:hAnsi="Times New Roman"/>
@@ -8346,15 +7815,7 @@
           <w:i/>
           <w:sz w:val="20"/>
         </w:rPr>
-        <w:t>{Q5</w:t>
-      </w:r>
-      <w:proofErr w:type="gramStart"/>
-      <w:r>
-        <w:rPr>
-          <w:i/>
-          <w:sz w:val="20"/>
-        </w:rPr>
-        <w:t>}</w:t>
+        <w:t>{Q5}</w:t>
       </w:r>
       <w:r>
         <w:rPr>
@@ -8371,7 +7832,6 @@
         </w:rPr>
         <w:t>;</w:t>
       </w:r>
-      <w:proofErr w:type="gramEnd"/>
       <w:r>
         <w:rPr>
           <w:rFonts w:ascii="Times New Roman" w:hAnsi="Times New Roman"/>
@@ -8442,15 +7902,7 @@
           <w:i/>
           <w:sz w:val="20"/>
         </w:rPr>
-        <w:t>{Q5</w:t>
-      </w:r>
-      <w:proofErr w:type="gramStart"/>
-      <w:r>
-        <w:rPr>
-          <w:i/>
-          <w:sz w:val="20"/>
-        </w:rPr>
-        <w:t>}</w:t>
+        <w:t>{Q5}</w:t>
       </w:r>
       <w:r>
         <w:rPr>
@@ -8467,7 +7919,6 @@
         </w:rPr>
         <w:t>;</w:t>
       </w:r>
-      <w:proofErr w:type="gramEnd"/>
       <w:r>
         <w:rPr>
           <w:rFonts w:ascii="Times New Roman" w:hAnsi="Times New Roman"/>
@@ -9650,23 +9101,7 @@
           <w:i/>
           <w:sz w:val="20"/>
         </w:rPr>
-        <w:t>=</w:t>
-      </w:r>
-      <w:proofErr w:type="gramStart"/>
-      <w:r>
-        <w:rPr>
-          <w:i/>
-          <w:sz w:val="20"/>
-        </w:rPr>
-        <w:t>&lt;{</w:t>
-      </w:r>
-      <w:proofErr w:type="gramEnd"/>
-      <w:r>
-        <w:rPr>
-          <w:i/>
-          <w:sz w:val="20"/>
-        </w:rPr>
-        <w:t>0,1},</w:t>
+        <w:t>=&lt;{0,1},</w:t>
       </w:r>
       <w:r>
         <w:rPr>
@@ -9681,17 +9116,22 @@
           <w:i/>
           <w:sz w:val="20"/>
         </w:rPr>
-        <w:t>{</w:t>
-      </w:r>
-      <w:proofErr w:type="gramStart"/>
-      <w:r>
-        <w:rPr>
-          <w:i/>
-          <w:sz w:val="20"/>
-        </w:rPr>
-        <w:t>A,B</w:t>
-      </w:r>
-      <w:proofErr w:type="gramEnd"/>
+        <w:t>{A,B,C,F},</w:t>
+      </w:r>
+      <w:r>
+        <w:rPr>
+          <w:rFonts w:ascii="Times New Roman" w:hAnsi="Times New Roman"/>
+          <w:spacing w:val="3"/>
+          <w:sz w:val="20"/>
+        </w:rPr>
+        <w:t xml:space="preserve"> </w:t>
+      </w:r>
+      <w:r>
+        <w:rPr>
+          <w:rFonts w:ascii="Symbol" w:hAnsi="Symbol"/>
+        </w:rPr>
+        <w:t></w:t>
+      </w:r>
       <w:r>
         <w:rPr>
           <w:i/>
@@ -9699,21 +9139,19 @@
         </w:rPr>
         <w:t>,</w:t>
       </w:r>
-      <w:proofErr w:type="gramStart"/>
-      <w:r>
-        <w:rPr>
-          <w:i/>
-          <w:sz w:val="20"/>
-        </w:rPr>
-        <w:t>C,F</w:t>
-      </w:r>
-      <w:proofErr w:type="gramEnd"/>
-      <w:r>
-        <w:rPr>
-          <w:i/>
-          <w:sz w:val="20"/>
-        </w:rPr>
-        <w:t>},</w:t>
+      <w:r>
+        <w:rPr>
+          <w:rFonts w:ascii="Times New Roman" w:hAnsi="Times New Roman"/>
+          <w:sz w:val="20"/>
+        </w:rPr>
+        <w:t xml:space="preserve"> </w:t>
+      </w:r>
+      <w:r>
+        <w:rPr>
+          <w:i/>
+          <w:sz w:val="20"/>
+        </w:rPr>
+        <w:t>A,</w:t>
       </w:r>
       <w:r>
         <w:rPr>
@@ -9725,30 +9163,66 @@
       </w:r>
       <w:r>
         <w:rPr>
+          <w:i/>
+          <w:sz w:val="20"/>
+        </w:rPr>
+        <w:t>{F}&gt;</w:t>
+      </w:r>
+      <w:r>
+        <w:rPr>
+          <w:rFonts w:ascii="Times New Roman" w:hAnsi="Times New Roman"/>
+          <w:spacing w:val="49"/>
+          <w:sz w:val="20"/>
+        </w:rPr>
+        <w:t xml:space="preserve"> </w:t>
+      </w:r>
+      <w:r>
+        <w:rPr>
           <w:rFonts w:ascii="Symbol" w:hAnsi="Symbol"/>
         </w:rPr>
         <w:t></w:t>
       </w:r>
       <w:r>
         <w:rPr>
-          <w:i/>
-          <w:sz w:val="20"/>
-        </w:rPr>
-        <w:t>,</w:t>
-      </w:r>
-      <w:r>
-        <w:rPr>
-          <w:rFonts w:ascii="Times New Roman" w:hAnsi="Times New Roman"/>
-          <w:sz w:val="20"/>
-        </w:rPr>
-        <w:t xml:space="preserve"> </w:t>
-      </w:r>
-      <w:r>
-        <w:rPr>
-          <w:i/>
-          <w:sz w:val="20"/>
-        </w:rPr>
-        <w:t>A,</w:t>
+          <w:rFonts w:ascii="Times New Roman" w:hAnsi="Times New Roman"/>
+          <w:spacing w:val="-5"/>
+        </w:rPr>
+        <w:t xml:space="preserve"> </w:t>
+      </w:r>
+      <w:r>
+        <w:rPr>
+          <w:i/>
+          <w:sz w:val="20"/>
+        </w:rPr>
+        <w:t>(A,1)=B;</w:t>
+      </w:r>
+      <w:r>
+        <w:rPr>
+          <w:rFonts w:ascii="Times New Roman" w:hAnsi="Times New Roman"/>
+          <w:spacing w:val="53"/>
+          <w:sz w:val="20"/>
+        </w:rPr>
+        <w:t xml:space="preserve"> </w:t>
+      </w:r>
+      <w:r>
+        <w:rPr>
+          <w:rFonts w:ascii="Symbol" w:hAnsi="Symbol"/>
+        </w:rPr>
+        <w:t></w:t>
+      </w:r>
+      <w:r>
+        <w:rPr>
+          <w:rFonts w:ascii="Times New Roman" w:hAnsi="Times New Roman"/>
+          <w:spacing w:val="-7"/>
+        </w:rPr>
+        <w:t xml:space="preserve"> </w:t>
+      </w:r>
+      <w:r>
+        <w:rPr>
+          <w:i/>
+          <w:sz w:val="20"/>
+        </w:rPr>
+        <w:t>(A,</w:t>
       </w:r>
       <w:r>
         <w:rPr>
@@ -9763,12 +9237,12 @@
           <w:i/>
           <w:sz w:val="20"/>
         </w:rPr>
-        <w:t>{F}&gt;</w:t>
-      </w:r>
-      <w:r>
-        <w:rPr>
-          <w:rFonts w:ascii="Times New Roman" w:hAnsi="Times New Roman"/>
-          <w:spacing w:val="49"/>
+        <w:t>λ)=B;</w:t>
+      </w:r>
+      <w:r>
+        <w:rPr>
+          <w:rFonts w:ascii="Times New Roman" w:hAnsi="Times New Roman"/>
+          <w:spacing w:val="6"/>
           <w:sz w:val="20"/>
         </w:rPr>
         <w:t xml:space="preserve"> </w:t>
@@ -9791,23 +9265,7 @@
           <w:i/>
           <w:sz w:val="20"/>
         </w:rPr>
-        <w:t>(A,</w:t>
-      </w:r>
-      <w:proofErr w:type="gramStart"/>
-      <w:r>
-        <w:rPr>
-          <w:i/>
-          <w:sz w:val="20"/>
-        </w:rPr>
-        <w:t>1)=</w:t>
-      </w:r>
-      <w:proofErr w:type="gramEnd"/>
-      <w:r>
-        <w:rPr>
-          <w:i/>
-          <w:sz w:val="20"/>
-        </w:rPr>
-        <w:t>B;</w:t>
+        <w:t>(B,0)=A;</w:t>
       </w:r>
       <w:r>
         <w:rPr>
@@ -9826,6 +9284,62 @@
       <w:r>
         <w:rPr>
           <w:rFonts w:ascii="Times New Roman" w:hAnsi="Times New Roman"/>
+          <w:spacing w:val="-5"/>
+        </w:rPr>
+        <w:t xml:space="preserve"> </w:t>
+      </w:r>
+      <w:r>
+        <w:rPr>
+          <w:i/>
+          <w:sz w:val="20"/>
+        </w:rPr>
+        <w:t>(B,0)=C;</w:t>
+      </w:r>
+      <w:r>
+        <w:rPr>
+          <w:rFonts w:ascii="Times New Roman" w:hAnsi="Times New Roman"/>
+          <w:spacing w:val="50"/>
+          <w:sz w:val="20"/>
+        </w:rPr>
+        <w:t xml:space="preserve"> </w:t>
+      </w:r>
+      <w:r>
+        <w:rPr>
+          <w:rFonts w:ascii="Symbol" w:hAnsi="Symbol"/>
+        </w:rPr>
+        <w:t></w:t>
+      </w:r>
+      <w:r>
+        <w:rPr>
+          <w:rFonts w:ascii="Times New Roman" w:hAnsi="Times New Roman"/>
+          <w:spacing w:val="-5"/>
+        </w:rPr>
+        <w:t xml:space="preserve"> </w:t>
+      </w:r>
+      <w:r>
+        <w:rPr>
+          <w:i/>
+          <w:sz w:val="20"/>
+        </w:rPr>
+        <w:t>(C,0)=F;</w:t>
+      </w:r>
+      <w:r>
+        <w:rPr>
+          <w:rFonts w:ascii="Times New Roman" w:hAnsi="Times New Roman"/>
+          <w:spacing w:val="54"/>
+          <w:sz w:val="20"/>
+        </w:rPr>
+        <w:t xml:space="preserve"> </w:t>
+      </w:r>
+      <w:r>
+        <w:rPr>
+          <w:rFonts w:ascii="Symbol" w:hAnsi="Symbol"/>
+        </w:rPr>
+        <w:t></w:t>
+      </w:r>
+      <w:r>
+        <w:rPr>
+          <w:rFonts w:ascii="Times New Roman" w:hAnsi="Times New Roman"/>
           <w:spacing w:val="-7"/>
         </w:rPr>
         <w:t xml:space="preserve"> </w:t>
@@ -9833,212 +9347,10 @@
       <w:r>
         <w:rPr>
           <w:i/>
-          <w:sz w:val="20"/>
-        </w:rPr>
-        <w:t>(A,</w:t>
-      </w:r>
-      <w:r>
-        <w:rPr>
-          <w:rFonts w:ascii="Times New Roman" w:hAnsi="Times New Roman"/>
-          <w:spacing w:val="3"/>
-          <w:sz w:val="20"/>
-        </w:rPr>
-        <w:t xml:space="preserve"> </w:t>
-      </w:r>
-      <w:proofErr w:type="gramStart"/>
-      <w:r>
-        <w:rPr>
-          <w:i/>
-          <w:sz w:val="20"/>
-        </w:rPr>
-        <w:t>λ)=</w:t>
-      </w:r>
-      <w:proofErr w:type="gramEnd"/>
-      <w:r>
-        <w:rPr>
-          <w:i/>
-          <w:sz w:val="20"/>
-        </w:rPr>
-        <w:t>B;</w:t>
-      </w:r>
-      <w:r>
-        <w:rPr>
-          <w:rFonts w:ascii="Times New Roman" w:hAnsi="Times New Roman"/>
-          <w:spacing w:val="6"/>
-          <w:sz w:val="20"/>
-        </w:rPr>
-        <w:t xml:space="preserve"> </w:t>
-      </w:r>
-      <w:r>
-        <w:rPr>
-          <w:rFonts w:ascii="Symbol" w:hAnsi="Symbol"/>
-        </w:rPr>
-        <w:t></w:t>
-      </w:r>
-      <w:r>
-        <w:rPr>
-          <w:rFonts w:ascii="Times New Roman" w:hAnsi="Times New Roman"/>
-          <w:spacing w:val="-5"/>
-        </w:rPr>
-        <w:t xml:space="preserve"> </w:t>
-      </w:r>
-      <w:r>
-        <w:rPr>
-          <w:i/>
-          <w:sz w:val="20"/>
-        </w:rPr>
-        <w:t>(B,</w:t>
-      </w:r>
-      <w:proofErr w:type="gramStart"/>
-      <w:r>
-        <w:rPr>
-          <w:i/>
-          <w:sz w:val="20"/>
-        </w:rPr>
-        <w:t>0)=</w:t>
-      </w:r>
-      <w:proofErr w:type="gramEnd"/>
-      <w:r>
-        <w:rPr>
-          <w:i/>
-          <w:sz w:val="20"/>
-        </w:rPr>
-        <w:t>A;</w:t>
-      </w:r>
-      <w:r>
-        <w:rPr>
-          <w:rFonts w:ascii="Times New Roman" w:hAnsi="Times New Roman"/>
-          <w:spacing w:val="53"/>
-          <w:sz w:val="20"/>
-        </w:rPr>
-        <w:t xml:space="preserve"> </w:t>
-      </w:r>
-      <w:r>
-        <w:rPr>
-          <w:rFonts w:ascii="Symbol" w:hAnsi="Symbol"/>
-        </w:rPr>
-        <w:t></w:t>
-      </w:r>
-      <w:r>
-        <w:rPr>
-          <w:rFonts w:ascii="Times New Roman" w:hAnsi="Times New Roman"/>
-          <w:spacing w:val="-5"/>
-        </w:rPr>
-        <w:t xml:space="preserve"> </w:t>
-      </w:r>
-      <w:r>
-        <w:rPr>
-          <w:i/>
-          <w:sz w:val="20"/>
-        </w:rPr>
-        <w:t>(B,</w:t>
-      </w:r>
-      <w:proofErr w:type="gramStart"/>
-      <w:r>
-        <w:rPr>
-          <w:i/>
-          <w:sz w:val="20"/>
-        </w:rPr>
-        <w:t>0)=</w:t>
-      </w:r>
-      <w:proofErr w:type="gramEnd"/>
-      <w:r>
-        <w:rPr>
-          <w:i/>
-          <w:sz w:val="20"/>
-        </w:rPr>
-        <w:t>C;</w:t>
-      </w:r>
-      <w:r>
-        <w:rPr>
-          <w:rFonts w:ascii="Times New Roman" w:hAnsi="Times New Roman"/>
-          <w:spacing w:val="50"/>
-          <w:sz w:val="20"/>
-        </w:rPr>
-        <w:t xml:space="preserve"> </w:t>
-      </w:r>
-      <w:r>
-        <w:rPr>
-          <w:rFonts w:ascii="Symbol" w:hAnsi="Symbol"/>
-        </w:rPr>
-        <w:t></w:t>
-      </w:r>
-      <w:r>
-        <w:rPr>
-          <w:rFonts w:ascii="Times New Roman" w:hAnsi="Times New Roman"/>
-          <w:spacing w:val="-5"/>
-        </w:rPr>
-        <w:t xml:space="preserve"> </w:t>
-      </w:r>
-      <w:r>
-        <w:rPr>
-          <w:i/>
-          <w:sz w:val="20"/>
-        </w:rPr>
-        <w:t>(C,</w:t>
-      </w:r>
-      <w:proofErr w:type="gramStart"/>
-      <w:r>
-        <w:rPr>
-          <w:i/>
-          <w:sz w:val="20"/>
-        </w:rPr>
-        <w:t>0)=</w:t>
-      </w:r>
-      <w:proofErr w:type="gramEnd"/>
-      <w:r>
-        <w:rPr>
-          <w:i/>
-          <w:sz w:val="20"/>
-        </w:rPr>
-        <w:t>F;</w:t>
-      </w:r>
-      <w:r>
-        <w:rPr>
-          <w:rFonts w:ascii="Times New Roman" w:hAnsi="Times New Roman"/>
-          <w:spacing w:val="54"/>
-          <w:sz w:val="20"/>
-        </w:rPr>
-        <w:t xml:space="preserve"> </w:t>
-      </w:r>
-      <w:r>
-        <w:rPr>
-          <w:rFonts w:ascii="Symbol" w:hAnsi="Symbol"/>
-        </w:rPr>
-        <w:t></w:t>
-      </w:r>
-      <w:r>
-        <w:rPr>
-          <w:rFonts w:ascii="Times New Roman" w:hAnsi="Times New Roman"/>
-          <w:spacing w:val="-7"/>
-        </w:rPr>
-        <w:t xml:space="preserve"> </w:t>
-      </w:r>
-      <w:r>
-        <w:rPr>
-          <w:i/>
           <w:spacing w:val="-2"/>
           <w:sz w:val="20"/>
         </w:rPr>
-        <w:t>(C,</w:t>
-      </w:r>
-      <w:proofErr w:type="gramStart"/>
-      <w:r>
-        <w:rPr>
-          <w:i/>
-          <w:spacing w:val="-2"/>
-          <w:sz w:val="20"/>
-        </w:rPr>
-        <w:t>1)=</w:t>
-      </w:r>
-      <w:proofErr w:type="gramEnd"/>
-      <w:r>
-        <w:rPr>
-          <w:i/>
-          <w:spacing w:val="-2"/>
-          <w:sz w:val="20"/>
-        </w:rPr>
-        <w:t>B;</w:t>
+        <w:t>(C,1)=B;</w:t>
       </w:r>
     </w:p>
     <w:p>
@@ -10078,21 +9390,12 @@
         </w:rPr>
         <w:t xml:space="preserve"> </w:t>
       </w:r>
-      <w:proofErr w:type="gramStart"/>
-      <w:r>
-        <w:rPr>
-          <w:i/>
-          <w:sz w:val="20"/>
-        </w:rPr>
-        <w:t>λ)=</w:t>
-      </w:r>
-      <w:proofErr w:type="gramEnd"/>
-      <w:r>
-        <w:rPr>
-          <w:i/>
-          <w:sz w:val="20"/>
-        </w:rPr>
-        <w:t>A;</w:t>
+      <w:r>
+        <w:rPr>
+          <w:i/>
+          <w:sz w:val="20"/>
+        </w:rPr>
+        <w:t>λ)=A;</w:t>
       </w:r>
       <w:r>
         <w:rPr>
@@ -10121,25 +9424,7 @@
           <w:spacing w:val="-2"/>
           <w:sz w:val="20"/>
         </w:rPr>
-        <w:t>(F,</w:t>
-      </w:r>
-      <w:proofErr w:type="gramStart"/>
-      <w:r>
-        <w:rPr>
-          <w:i/>
-          <w:spacing w:val="-2"/>
-          <w:sz w:val="20"/>
-        </w:rPr>
-        <w:t>1)=</w:t>
-      </w:r>
-      <w:proofErr w:type="gramEnd"/>
-      <w:r>
-        <w:rPr>
-          <w:i/>
-          <w:spacing w:val="-2"/>
-          <w:sz w:val="20"/>
-        </w:rPr>
-        <w:t>B</w:t>
+        <w:t>(F,1)=B</w:t>
       </w:r>
     </w:p>
     <w:p>
@@ -10178,23 +9463,7 @@
           <w:i/>
           <w:sz w:val="20"/>
         </w:rPr>
-        <w:t>=</w:t>
-      </w:r>
-      <w:proofErr w:type="gramStart"/>
-      <w:r>
-        <w:rPr>
-          <w:i/>
-          <w:sz w:val="20"/>
-        </w:rPr>
-        <w:t>&lt;{</w:t>
-      </w:r>
-      <w:proofErr w:type="gramEnd"/>
-      <w:r>
-        <w:rPr>
-          <w:i/>
-          <w:sz w:val="20"/>
-        </w:rPr>
-        <w:t>0,1},</w:t>
+        <w:t>=&lt;{0,1},</w:t>
       </w:r>
       <w:r>
         <w:rPr>
@@ -10209,31 +9478,7 @@
           <w:i/>
           <w:sz w:val="20"/>
         </w:rPr>
-        <w:t>{Q</w:t>
-      </w:r>
-      <w:proofErr w:type="gramStart"/>
-      <w:r>
-        <w:rPr>
-          <w:i/>
-          <w:sz w:val="20"/>
-        </w:rPr>
-        <w:t>0,Q1,Q2,Q3,Q4,Q5,Q6,Q</w:t>
-      </w:r>
-      <w:proofErr w:type="gramEnd"/>
-      <w:r>
-        <w:rPr>
-          <w:i/>
-          <w:sz w:val="20"/>
-        </w:rPr>
-        <w:t>7</w:t>
-      </w:r>
-      <w:proofErr w:type="gramStart"/>
-      <w:r>
-        <w:rPr>
-          <w:i/>
-          <w:sz w:val="20"/>
-        </w:rPr>
-        <w:t>}</w:t>
+        <w:t>{Q0,Q1,Q2,Q3,Q4,Q5,Q6,Q7}</w:t>
       </w:r>
       <w:r>
         <w:rPr>
@@ -10250,7 +9495,6 @@
         </w:rPr>
         <w:t>,</w:t>
       </w:r>
-      <w:proofErr w:type="gramEnd"/>
       <w:r>
         <w:rPr>
           <w:rFonts w:ascii="Times New Roman" w:hAnsi="Times New Roman"/>
@@ -10259,7 +9503,6 @@
         </w:rPr>
         <w:t xml:space="preserve"> </w:t>
       </w:r>
-      <w:proofErr w:type="gramStart"/>
       <w:r>
         <w:rPr>
           <w:rFonts w:ascii="Symbol" w:hAnsi="Symbol"/>
@@ -10280,7 +9523,6 @@
         </w:rPr>
         <w:t>,</w:t>
       </w:r>
-      <w:proofErr w:type="gramEnd"/>
       <w:r>
         <w:rPr>
           <w:rFonts w:ascii="Times New Roman" w:hAnsi="Times New Roman"/>
@@ -10294,15 +9536,7 @@
           <w:i/>
           <w:sz w:val="20"/>
         </w:rPr>
-        <w:t>Q</w:t>
-      </w:r>
-      <w:proofErr w:type="gramStart"/>
-      <w:r>
-        <w:rPr>
-          <w:i/>
-          <w:sz w:val="20"/>
-        </w:rPr>
-        <w:t>0</w:t>
+        <w:t>Q0</w:t>
       </w:r>
       <w:r>
         <w:rPr>
@@ -10319,7 +9553,6 @@
         </w:rPr>
         <w:t>,</w:t>
       </w:r>
-      <w:proofErr w:type="gramEnd"/>
       <w:r>
         <w:rPr>
           <w:rFonts w:ascii="Times New Roman" w:hAnsi="Times New Roman"/>
@@ -10386,45 +9619,12 @@
         </w:rPr>
         <w:t xml:space="preserve"> </w:t>
       </w:r>
-      <w:proofErr w:type="gramStart"/>
-      <w:r>
-        <w:rPr>
-          <w:i/>
-          <w:sz w:val="20"/>
-        </w:rPr>
-        <w:t>λ)=</w:t>
-      </w:r>
-      <w:proofErr w:type="gramEnd"/>
-      <w:r>
-        <w:rPr>
-          <w:i/>
-          <w:sz w:val="20"/>
-        </w:rPr>
-        <w:t>{Q</w:t>
-      </w:r>
-      <w:proofErr w:type="gramStart"/>
-      <w:r>
-        <w:rPr>
-          <w:i/>
-          <w:sz w:val="20"/>
-        </w:rPr>
-        <w:t>1,Q</w:t>
-      </w:r>
-      <w:proofErr w:type="gramEnd"/>
-      <w:r>
-        <w:rPr>
-          <w:i/>
-          <w:sz w:val="20"/>
-        </w:rPr>
-        <w:t>2</w:t>
-      </w:r>
-      <w:proofErr w:type="gramStart"/>
-      <w:r>
-        <w:rPr>
-          <w:i/>
-          <w:sz w:val="20"/>
-        </w:rPr>
-        <w:t>}</w:t>
+      <w:r>
+        <w:rPr>
+          <w:i/>
+          <w:sz w:val="20"/>
+        </w:rPr>
+        <w:t>λ)={Q1,Q2}</w:t>
       </w:r>
       <w:r>
         <w:rPr>
@@ -10442,7 +9642,6 @@
         </w:rPr>
         <w:t>;</w:t>
       </w:r>
-      <w:proofErr w:type="gramEnd"/>
     </w:p>
     <w:p>
       <w:pPr>
@@ -10481,23 +9680,13 @@
         </w:rPr>
         <w:t xml:space="preserve"> </w:t>
       </w:r>
-      <w:proofErr w:type="gramStart"/>
-      <w:r>
-        <w:rPr>
-          <w:i/>
-          <w:sz w:val="20"/>
-        </w:rPr>
-        <w:t>0)=</w:t>
-      </w:r>
-      <w:proofErr w:type="gramEnd"/>
-      <w:r>
-        <w:rPr>
-          <w:i/>
-          <w:sz w:val="20"/>
-        </w:rPr>
-        <w:t>{Q3</w:t>
-      </w:r>
-      <w:proofErr w:type="gramStart"/>
+      <w:r>
+        <w:rPr>
+          <w:i/>
+          <w:sz w:val="20"/>
+        </w:rPr>
+        <w:t>0)={Q3</w:t>
+      </w:r>
       <w:r>
         <w:rPr>
           <w:i/>
@@ -10519,7 +9708,6 @@
         </w:rPr>
         <w:t>;</w:t>
       </w:r>
-      <w:proofErr w:type="gramEnd"/>
       <w:r>
         <w:rPr>
           <w:rFonts w:ascii="Times New Roman" w:hAnsi="Times New Roman"/>
@@ -10556,29 +9744,12 @@
         </w:rPr>
         <w:t xml:space="preserve"> </w:t>
       </w:r>
-      <w:proofErr w:type="gramStart"/>
-      <w:r>
-        <w:rPr>
-          <w:i/>
-          <w:sz w:val="20"/>
-        </w:rPr>
-        <w:t>0)=</w:t>
-      </w:r>
-      <w:proofErr w:type="gramEnd"/>
-      <w:r>
-        <w:rPr>
-          <w:i/>
-          <w:sz w:val="20"/>
-        </w:rPr>
-        <w:t>{Q4</w:t>
-      </w:r>
-      <w:proofErr w:type="gramStart"/>
-      <w:r>
-        <w:rPr>
-          <w:i/>
-          <w:sz w:val="20"/>
-        </w:rPr>
-        <w:t>}</w:t>
+      <w:r>
+        <w:rPr>
+          <w:i/>
+          <w:sz w:val="20"/>
+        </w:rPr>
+        <w:t>0)={Q4}</w:t>
       </w:r>
       <w:r>
         <w:rPr>
@@ -10594,7 +9765,6 @@
         </w:rPr>
         <w:t>;</w:t>
       </w:r>
-      <w:proofErr w:type="gramEnd"/>
       <w:r>
         <w:rPr>
           <w:rFonts w:ascii="Times New Roman" w:hAnsi="Times New Roman"/>
@@ -10631,29 +9801,12 @@
         </w:rPr>
         <w:t xml:space="preserve"> </w:t>
       </w:r>
-      <w:proofErr w:type="gramStart"/>
-      <w:r>
-        <w:rPr>
-          <w:i/>
-          <w:sz w:val="20"/>
-        </w:rPr>
-        <w:t>λ)=</w:t>
-      </w:r>
-      <w:proofErr w:type="gramEnd"/>
-      <w:r>
-        <w:rPr>
-          <w:i/>
-          <w:sz w:val="20"/>
-        </w:rPr>
-        <w:t>{Q7</w:t>
-      </w:r>
-      <w:proofErr w:type="gramStart"/>
-      <w:r>
-        <w:rPr>
-          <w:i/>
-          <w:sz w:val="20"/>
-        </w:rPr>
-        <w:t>}</w:t>
+      <w:r>
+        <w:rPr>
+          <w:i/>
+          <w:sz w:val="20"/>
+        </w:rPr>
+        <w:t>λ)={Q7}</w:t>
       </w:r>
       <w:r>
         <w:rPr>
@@ -10669,7 +9822,6 @@
         </w:rPr>
         <w:t>;</w:t>
       </w:r>
-      <w:proofErr w:type="gramEnd"/>
       <w:r>
         <w:rPr>
           <w:rFonts w:ascii="Times New Roman" w:hAnsi="Times New Roman"/>
@@ -10706,29 +9858,12 @@
         </w:rPr>
         <w:t xml:space="preserve"> </w:t>
       </w:r>
-      <w:proofErr w:type="gramStart"/>
-      <w:r>
-        <w:rPr>
-          <w:i/>
-          <w:sz w:val="20"/>
-        </w:rPr>
-        <w:t>1)=</w:t>
-      </w:r>
-      <w:proofErr w:type="gramEnd"/>
-      <w:r>
-        <w:rPr>
-          <w:i/>
-          <w:sz w:val="20"/>
-        </w:rPr>
-        <w:t>{Q5</w:t>
-      </w:r>
-      <w:proofErr w:type="gramStart"/>
-      <w:r>
-        <w:rPr>
-          <w:i/>
-          <w:sz w:val="20"/>
-        </w:rPr>
-        <w:t>}</w:t>
+      <w:r>
+        <w:rPr>
+          <w:i/>
+          <w:sz w:val="20"/>
+        </w:rPr>
+        <w:t>1)={Q5}</w:t>
       </w:r>
       <w:r>
         <w:rPr>
@@ -10744,7 +9879,6 @@
         </w:rPr>
         <w:t>;</w:t>
       </w:r>
-      <w:proofErr w:type="gramEnd"/>
       <w:r>
         <w:rPr>
           <w:rFonts w:ascii="Times New Roman" w:hAnsi="Times New Roman"/>
@@ -10781,29 +9915,12 @@
         </w:rPr>
         <w:t xml:space="preserve"> </w:t>
       </w:r>
-      <w:proofErr w:type="gramStart"/>
-      <w:r>
-        <w:rPr>
-          <w:i/>
-          <w:sz w:val="20"/>
-        </w:rPr>
-        <w:t>0)=</w:t>
-      </w:r>
-      <w:proofErr w:type="gramEnd"/>
-      <w:r>
-        <w:rPr>
-          <w:i/>
-          <w:sz w:val="20"/>
-        </w:rPr>
-        <w:t>{Q4</w:t>
-      </w:r>
-      <w:proofErr w:type="gramStart"/>
-      <w:r>
-        <w:rPr>
-          <w:i/>
-          <w:sz w:val="20"/>
-        </w:rPr>
-        <w:t>}</w:t>
+      <w:r>
+        <w:rPr>
+          <w:i/>
+          <w:sz w:val="20"/>
+        </w:rPr>
+        <w:t>0)={Q4}</w:t>
       </w:r>
       <w:r>
         <w:rPr>
@@ -10820,7 +9937,6 @@
         </w:rPr>
         <w:t>;</w:t>
       </w:r>
-      <w:proofErr w:type="gramEnd"/>
       <w:r>
         <w:rPr>
           <w:rFonts w:ascii="Times New Roman" w:hAnsi="Times New Roman"/>
@@ -10857,29 +9973,12 @@
         </w:rPr>
         <w:t xml:space="preserve"> </w:t>
       </w:r>
-      <w:proofErr w:type="gramStart"/>
-      <w:r>
-        <w:rPr>
-          <w:i/>
-          <w:sz w:val="20"/>
-        </w:rPr>
-        <w:t>1)=</w:t>
-      </w:r>
-      <w:proofErr w:type="gramEnd"/>
-      <w:r>
-        <w:rPr>
-          <w:i/>
-          <w:sz w:val="20"/>
-        </w:rPr>
-        <w:t>{Q6</w:t>
-      </w:r>
-      <w:proofErr w:type="gramStart"/>
-      <w:r>
-        <w:rPr>
-          <w:i/>
-          <w:sz w:val="20"/>
-        </w:rPr>
-        <w:t>}</w:t>
+      <w:r>
+        <w:rPr>
+          <w:i/>
+          <w:sz w:val="20"/>
+        </w:rPr>
+        <w:t>1)={Q6}</w:t>
       </w:r>
       <w:r>
         <w:rPr>
@@ -10897,7 +9996,6 @@
         </w:rPr>
         <w:t>;</w:t>
       </w:r>
-      <w:proofErr w:type="gramEnd"/>
     </w:p>
     <w:p>
       <w:pPr>
@@ -10936,23 +10034,13 @@
         </w:rPr>
         <w:t xml:space="preserve"> </w:t>
       </w:r>
-      <w:proofErr w:type="gramStart"/>
       <w:r>
         <w:rPr>
           <w:i/>
           <w:spacing w:val="-2"/>
           <w:sz w:val="20"/>
         </w:rPr>
-        <w:t>1)=</w:t>
-      </w:r>
-      <w:proofErr w:type="gramEnd"/>
-      <w:r>
-        <w:rPr>
-          <w:i/>
-          <w:spacing w:val="-2"/>
-          <w:sz w:val="20"/>
-        </w:rPr>
-        <w:t>{Q5}</w:t>
+        <w:t>1)={Q5}</w:t>
       </w:r>
     </w:p>
     <w:p>
@@ -10990,25 +10078,7 @@
           <w:i/>
           <w:sz w:val="20"/>
         </w:rPr>
-        <w:t>=&lt;{</w:t>
-      </w:r>
-      <w:proofErr w:type="spellStart"/>
-      <w:proofErr w:type="gramStart"/>
-      <w:r>
-        <w:rPr>
-          <w:i/>
-          <w:sz w:val="20"/>
-        </w:rPr>
-        <w:t>a,b</w:t>
-      </w:r>
-      <w:proofErr w:type="spellEnd"/>
-      <w:proofErr w:type="gramEnd"/>
-      <w:r>
-        <w:rPr>
-          <w:i/>
-          <w:sz w:val="20"/>
-        </w:rPr>
-        <w:t>},</w:t>
+        <w:t>=&lt;{a,b},</w:t>
       </w:r>
       <w:r>
         <w:rPr>
@@ -11023,31 +10093,7 @@
           <w:i/>
           <w:sz w:val="20"/>
         </w:rPr>
-        <w:t>{Q</w:t>
-      </w:r>
-      <w:proofErr w:type="gramStart"/>
-      <w:r>
-        <w:rPr>
-          <w:i/>
-          <w:sz w:val="20"/>
-        </w:rPr>
-        <w:t>0,Q1,Q2,Q3,Q4,Q5,Q6,Q7,Q8,Q9,Q10,Q11,Q</w:t>
-      </w:r>
-      <w:proofErr w:type="gramEnd"/>
-      <w:r>
-        <w:rPr>
-          <w:i/>
-          <w:sz w:val="20"/>
-        </w:rPr>
-        <w:t>12</w:t>
-      </w:r>
-      <w:proofErr w:type="gramStart"/>
-      <w:r>
-        <w:rPr>
-          <w:i/>
-          <w:sz w:val="20"/>
-        </w:rPr>
-        <w:t>}</w:t>
+        <w:t>{Q0,Q1,Q2,Q3,Q4,Q5,Q6,Q7,Q8,Q9,Q10,Q11,Q12}</w:t>
       </w:r>
       <w:r>
         <w:rPr>
@@ -11064,7 +10110,6 @@
         </w:rPr>
         <w:t>,</w:t>
       </w:r>
-      <w:proofErr w:type="gramEnd"/>
       <w:r>
         <w:rPr>
           <w:rFonts w:ascii="Times New Roman" w:hAnsi="Times New Roman"/>
@@ -11073,7 +10118,6 @@
         </w:rPr>
         <w:t xml:space="preserve"> </w:t>
       </w:r>
-      <w:proofErr w:type="gramStart"/>
       <w:r>
         <w:rPr>
           <w:rFonts w:ascii="Symbol" w:hAnsi="Symbol"/>
@@ -11094,7 +10138,6 @@
         </w:rPr>
         <w:t>,</w:t>
       </w:r>
-      <w:proofErr w:type="gramEnd"/>
       <w:r>
         <w:rPr>
           <w:rFonts w:ascii="Times New Roman" w:hAnsi="Times New Roman"/>
@@ -11108,15 +10151,7 @@
           <w:i/>
           <w:sz w:val="20"/>
         </w:rPr>
-        <w:t>Q</w:t>
-      </w:r>
-      <w:proofErr w:type="gramStart"/>
-      <w:r>
-        <w:rPr>
-          <w:i/>
-          <w:sz w:val="20"/>
-        </w:rPr>
-        <w:t>0</w:t>
+        <w:t>Q0</w:t>
       </w:r>
       <w:r>
         <w:rPr>
@@ -11133,7 +10168,6 @@
         </w:rPr>
         <w:t>,</w:t>
       </w:r>
-      <w:proofErr w:type="gramEnd"/>
       <w:r>
         <w:rPr>
           <w:rFonts w:ascii="Times New Roman" w:hAnsi="Times New Roman"/>
@@ -11188,45 +10222,12 @@
         </w:rPr>
         <w:t xml:space="preserve"> </w:t>
       </w:r>
-      <w:proofErr w:type="gramStart"/>
-      <w:r>
-        <w:rPr>
-          <w:i/>
-          <w:sz w:val="20"/>
-        </w:rPr>
-        <w:t>λ)=</w:t>
-      </w:r>
-      <w:proofErr w:type="gramEnd"/>
-      <w:r>
-        <w:rPr>
-          <w:i/>
-          <w:sz w:val="20"/>
-        </w:rPr>
-        <w:t>{Q</w:t>
-      </w:r>
-      <w:proofErr w:type="gramStart"/>
-      <w:r>
-        <w:rPr>
-          <w:i/>
-          <w:sz w:val="20"/>
-        </w:rPr>
-        <w:t>1,Q</w:t>
-      </w:r>
-      <w:proofErr w:type="gramEnd"/>
-      <w:r>
-        <w:rPr>
-          <w:i/>
-          <w:sz w:val="20"/>
-        </w:rPr>
-        <w:t>4</w:t>
-      </w:r>
-      <w:proofErr w:type="gramStart"/>
-      <w:r>
-        <w:rPr>
-          <w:i/>
-          <w:sz w:val="20"/>
-        </w:rPr>
-        <w:t>}</w:t>
+      <w:r>
+        <w:rPr>
+          <w:i/>
+          <w:sz w:val="20"/>
+        </w:rPr>
+        <w:t>λ)={Q1,Q4}</w:t>
       </w:r>
       <w:r>
         <w:rPr>
@@ -11243,7 +10244,6 @@
         </w:rPr>
         <w:t>;</w:t>
       </w:r>
-      <w:proofErr w:type="gramEnd"/>
       <w:r>
         <w:rPr>
           <w:rFonts w:ascii="Times New Roman" w:hAnsi="Times New Roman"/>
@@ -11280,29 +10280,12 @@
         </w:rPr>
         <w:t xml:space="preserve"> </w:t>
       </w:r>
-      <w:proofErr w:type="gramStart"/>
-      <w:r>
-        <w:rPr>
-          <w:i/>
-          <w:sz w:val="20"/>
-        </w:rPr>
-        <w:t>λ)=</w:t>
-      </w:r>
-      <w:proofErr w:type="gramEnd"/>
-      <w:r>
-        <w:rPr>
-          <w:i/>
-          <w:sz w:val="20"/>
-        </w:rPr>
-        <w:t>{Q2</w:t>
-      </w:r>
-      <w:proofErr w:type="gramStart"/>
-      <w:r>
-        <w:rPr>
-          <w:i/>
-          <w:sz w:val="20"/>
-        </w:rPr>
-        <w:t>}</w:t>
+      <w:r>
+        <w:rPr>
+          <w:i/>
+          <w:sz w:val="20"/>
+        </w:rPr>
+        <w:t>λ)={Q2}</w:t>
       </w:r>
       <w:r>
         <w:rPr>
@@ -11319,7 +10302,6 @@
         </w:rPr>
         <w:t>;</w:t>
       </w:r>
-      <w:proofErr w:type="gramEnd"/>
       <w:r>
         <w:rPr>
           <w:rFonts w:ascii="Times New Roman" w:hAnsi="Times New Roman"/>
@@ -11355,29 +10337,12 @@
         </w:rPr>
         <w:t xml:space="preserve"> </w:t>
       </w:r>
-      <w:proofErr w:type="gramStart"/>
-      <w:r>
-        <w:rPr>
-          <w:i/>
-          <w:sz w:val="20"/>
-        </w:rPr>
-        <w:t>a)=</w:t>
-      </w:r>
-      <w:proofErr w:type="gramEnd"/>
-      <w:r>
-        <w:rPr>
-          <w:i/>
-          <w:sz w:val="20"/>
-        </w:rPr>
-        <w:t>{Q3</w:t>
-      </w:r>
-      <w:proofErr w:type="gramStart"/>
-      <w:r>
-        <w:rPr>
-          <w:i/>
-          <w:sz w:val="20"/>
-        </w:rPr>
-        <w:t>}</w:t>
+      <w:r>
+        <w:rPr>
+          <w:i/>
+          <w:sz w:val="20"/>
+        </w:rPr>
+        <w:t>a)={Q3}</w:t>
       </w:r>
       <w:r>
         <w:rPr>
@@ -11393,7 +10358,6 @@
         </w:rPr>
         <w:t>;</w:t>
       </w:r>
-      <w:proofErr w:type="gramEnd"/>
       <w:r>
         <w:rPr>
           <w:rFonts w:ascii="Times New Roman" w:hAnsi="Times New Roman"/>
@@ -11430,29 +10394,12 @@
         </w:rPr>
         <w:t xml:space="preserve"> </w:t>
       </w:r>
-      <w:proofErr w:type="gramStart"/>
-      <w:r>
-        <w:rPr>
-          <w:i/>
-          <w:sz w:val="20"/>
-        </w:rPr>
-        <w:t>λ)=</w:t>
-      </w:r>
-      <w:proofErr w:type="gramEnd"/>
-      <w:r>
-        <w:rPr>
-          <w:i/>
-          <w:sz w:val="20"/>
-        </w:rPr>
-        <w:t>{Q12</w:t>
-      </w:r>
-      <w:proofErr w:type="gramStart"/>
-      <w:r>
-        <w:rPr>
-          <w:i/>
-          <w:sz w:val="20"/>
-        </w:rPr>
-        <w:t>}</w:t>
+      <w:r>
+        <w:rPr>
+          <w:i/>
+          <w:sz w:val="20"/>
+        </w:rPr>
+        <w:t>λ)={Q12}</w:t>
       </w:r>
       <w:r>
         <w:rPr>
@@ -11469,7 +10416,6 @@
         </w:rPr>
         <w:t>;</w:t>
       </w:r>
-      <w:proofErr w:type="gramEnd"/>
       <w:r>
         <w:rPr>
           <w:rFonts w:ascii="Times New Roman" w:hAnsi="Times New Roman"/>
@@ -11505,29 +10451,12 @@
         </w:rPr>
         <w:t xml:space="preserve"> </w:t>
       </w:r>
-      <w:proofErr w:type="gramStart"/>
-      <w:r>
-        <w:rPr>
-          <w:i/>
-          <w:sz w:val="20"/>
-        </w:rPr>
-        <w:t>a)=</w:t>
-      </w:r>
-      <w:proofErr w:type="gramEnd"/>
-      <w:r>
-        <w:rPr>
-          <w:i/>
-          <w:sz w:val="20"/>
-        </w:rPr>
-        <w:t>{Q5</w:t>
-      </w:r>
-      <w:proofErr w:type="gramStart"/>
-      <w:r>
-        <w:rPr>
-          <w:i/>
-          <w:sz w:val="20"/>
-        </w:rPr>
-        <w:t>}</w:t>
+      <w:r>
+        <w:rPr>
+          <w:i/>
+          <w:sz w:val="20"/>
+        </w:rPr>
+        <w:t>a)={Q5}</w:t>
       </w:r>
       <w:r>
         <w:rPr>
@@ -11544,7 +10473,6 @@
         </w:rPr>
         <w:t>;</w:t>
       </w:r>
-      <w:proofErr w:type="gramEnd"/>
       <w:r>
         <w:rPr>
           <w:rFonts w:ascii="Times New Roman" w:hAnsi="Times New Roman"/>
@@ -11580,29 +10508,12 @@
         </w:rPr>
         <w:t xml:space="preserve"> </w:t>
       </w:r>
-      <w:proofErr w:type="gramStart"/>
-      <w:r>
-        <w:rPr>
-          <w:i/>
-          <w:sz w:val="20"/>
-        </w:rPr>
-        <w:t>λ)=</w:t>
-      </w:r>
-      <w:proofErr w:type="gramEnd"/>
-      <w:r>
-        <w:rPr>
-          <w:i/>
-          <w:sz w:val="20"/>
-        </w:rPr>
-        <w:t>{Q6</w:t>
-      </w:r>
-      <w:proofErr w:type="gramStart"/>
-      <w:r>
-        <w:rPr>
-          <w:i/>
-          <w:sz w:val="20"/>
-        </w:rPr>
-        <w:t>}</w:t>
+      <w:r>
+        <w:rPr>
+          <w:i/>
+          <w:sz w:val="20"/>
+        </w:rPr>
+        <w:t>λ)={Q6}</w:t>
       </w:r>
       <w:r>
         <w:rPr>
@@ -11619,7 +10530,6 @@
         </w:rPr>
         <w:t>;</w:t>
       </w:r>
-      <w:proofErr w:type="gramEnd"/>
     </w:p>
     <w:p>
       <w:pPr>
@@ -11658,29 +10568,12 @@
         </w:rPr>
         <w:t xml:space="preserve"> </w:t>
       </w:r>
-      <w:proofErr w:type="gramStart"/>
-      <w:r>
-        <w:rPr>
-          <w:i/>
-          <w:sz w:val="20"/>
-        </w:rPr>
-        <w:t>a)=</w:t>
-      </w:r>
-      <w:proofErr w:type="gramEnd"/>
-      <w:r>
-        <w:rPr>
-          <w:i/>
-          <w:sz w:val="20"/>
-        </w:rPr>
-        <w:t>{Q7</w:t>
-      </w:r>
-      <w:proofErr w:type="gramStart"/>
-      <w:r>
-        <w:rPr>
-          <w:i/>
-          <w:sz w:val="20"/>
-        </w:rPr>
-        <w:t>}</w:t>
+      <w:r>
+        <w:rPr>
+          <w:i/>
+          <w:sz w:val="20"/>
+        </w:rPr>
+        <w:t>a)={Q7}</w:t>
       </w:r>
       <w:r>
         <w:rPr>
@@ -11697,7 +10590,6 @@
         </w:rPr>
         <w:t>;</w:t>
       </w:r>
-      <w:proofErr w:type="gramEnd"/>
       <w:r>
         <w:rPr>
           <w:rFonts w:ascii="Times New Roman" w:hAnsi="Times New Roman"/>
@@ -11733,29 +10625,12 @@
         </w:rPr>
         <w:t xml:space="preserve"> </w:t>
       </w:r>
-      <w:proofErr w:type="gramStart"/>
-      <w:r>
-        <w:rPr>
-          <w:i/>
-          <w:sz w:val="20"/>
-        </w:rPr>
-        <w:t>b)=</w:t>
-      </w:r>
-      <w:proofErr w:type="gramEnd"/>
-      <w:r>
-        <w:rPr>
-          <w:i/>
-          <w:sz w:val="20"/>
-        </w:rPr>
-        <w:t>{Q8</w:t>
-      </w:r>
-      <w:proofErr w:type="gramStart"/>
-      <w:r>
-        <w:rPr>
-          <w:i/>
-          <w:sz w:val="20"/>
-        </w:rPr>
-        <w:t>}</w:t>
+      <w:r>
+        <w:rPr>
+          <w:i/>
+          <w:sz w:val="20"/>
+        </w:rPr>
+        <w:t>b)={Q8}</w:t>
       </w:r>
       <w:r>
         <w:rPr>
@@ -11771,7 +10646,6 @@
         </w:rPr>
         <w:t>;</w:t>
       </w:r>
-      <w:proofErr w:type="gramEnd"/>
       <w:r>
         <w:rPr>
           <w:rFonts w:ascii="Times New Roman" w:hAnsi="Times New Roman"/>
@@ -11808,29 +10682,12 @@
         </w:rPr>
         <w:t xml:space="preserve"> </w:t>
       </w:r>
-      <w:proofErr w:type="gramStart"/>
-      <w:r>
-        <w:rPr>
-          <w:i/>
-          <w:sz w:val="20"/>
-        </w:rPr>
-        <w:t>λ)=</w:t>
-      </w:r>
-      <w:proofErr w:type="gramEnd"/>
-      <w:r>
-        <w:rPr>
-          <w:i/>
-          <w:sz w:val="20"/>
-        </w:rPr>
-        <w:t>{Q9</w:t>
-      </w:r>
-      <w:proofErr w:type="gramStart"/>
-      <w:r>
-        <w:rPr>
-          <w:i/>
-          <w:sz w:val="20"/>
-        </w:rPr>
-        <w:t>}</w:t>
+      <w:r>
+        <w:rPr>
+          <w:i/>
+          <w:sz w:val="20"/>
+        </w:rPr>
+        <w:t>λ)={Q9}</w:t>
       </w:r>
       <w:r>
         <w:rPr>
@@ -11846,7 +10703,6 @@
         </w:rPr>
         <w:t>;</w:t>
       </w:r>
-      <w:proofErr w:type="gramEnd"/>
       <w:r>
         <w:rPr>
           <w:rFonts w:ascii="Times New Roman" w:hAnsi="Times New Roman"/>
@@ -11883,29 +10739,12 @@
         </w:rPr>
         <w:t xml:space="preserve"> </w:t>
       </w:r>
-      <w:proofErr w:type="gramStart"/>
-      <w:r>
-        <w:rPr>
-          <w:i/>
-          <w:sz w:val="20"/>
-        </w:rPr>
-        <w:t>b)=</w:t>
-      </w:r>
-      <w:proofErr w:type="gramEnd"/>
-      <w:r>
-        <w:rPr>
-          <w:i/>
-          <w:sz w:val="20"/>
-        </w:rPr>
-        <w:t>{Q12</w:t>
-      </w:r>
-      <w:proofErr w:type="gramStart"/>
-      <w:r>
-        <w:rPr>
-          <w:i/>
-          <w:sz w:val="20"/>
-        </w:rPr>
-        <w:t>}</w:t>
+      <w:r>
+        <w:rPr>
+          <w:i/>
+          <w:sz w:val="20"/>
+        </w:rPr>
+        <w:t>b)={Q12}</w:t>
       </w:r>
       <w:r>
         <w:rPr>
@@ -11921,7 +10760,6 @@
         </w:rPr>
         <w:t>;</w:t>
       </w:r>
-      <w:proofErr w:type="gramEnd"/>
       <w:r>
         <w:rPr>
           <w:rFonts w:ascii="Times New Roman" w:hAnsi="Times New Roman"/>
@@ -11958,29 +10796,12 @@
         </w:rPr>
         <w:t xml:space="preserve"> </w:t>
       </w:r>
-      <w:proofErr w:type="gramStart"/>
-      <w:r>
-        <w:rPr>
-          <w:i/>
-          <w:sz w:val="20"/>
-        </w:rPr>
-        <w:t>λ)=</w:t>
-      </w:r>
-      <w:proofErr w:type="gramEnd"/>
-      <w:r>
-        <w:rPr>
-          <w:i/>
-          <w:sz w:val="20"/>
-        </w:rPr>
-        <w:t>{Q9</w:t>
-      </w:r>
-      <w:proofErr w:type="gramStart"/>
-      <w:r>
-        <w:rPr>
-          <w:i/>
-          <w:sz w:val="20"/>
-        </w:rPr>
-        <w:t>}</w:t>
+      <w:r>
+        <w:rPr>
+          <w:i/>
+          <w:sz w:val="20"/>
+        </w:rPr>
+        <w:t>λ)={Q9}</w:t>
       </w:r>
       <w:r>
         <w:rPr>
@@ -11997,7 +10818,6 @@
         </w:rPr>
         <w:t>;</w:t>
       </w:r>
-      <w:proofErr w:type="gramEnd"/>
       <w:r>
         <w:rPr>
           <w:rFonts w:ascii="Times New Roman" w:hAnsi="Times New Roman"/>
@@ -12034,29 +10854,12 @@
         </w:rPr>
         <w:t xml:space="preserve"> </w:t>
       </w:r>
-      <w:proofErr w:type="gramStart"/>
-      <w:r>
-        <w:rPr>
-          <w:i/>
-          <w:sz w:val="20"/>
-        </w:rPr>
-        <w:t>λ)=</w:t>
-      </w:r>
-      <w:proofErr w:type="gramEnd"/>
-      <w:r>
-        <w:rPr>
-          <w:i/>
-          <w:sz w:val="20"/>
-        </w:rPr>
-        <w:t>{Q10</w:t>
-      </w:r>
-      <w:proofErr w:type="gramStart"/>
-      <w:r>
-        <w:rPr>
-          <w:i/>
-          <w:sz w:val="20"/>
-        </w:rPr>
-        <w:t>}</w:t>
+      <w:r>
+        <w:rPr>
+          <w:i/>
+          <w:sz w:val="20"/>
+        </w:rPr>
+        <w:t>λ)={Q10}</w:t>
       </w:r>
       <w:r>
         <w:rPr>
@@ -12073,7 +10876,6 @@
         </w:rPr>
         <w:t>;</w:t>
       </w:r>
-      <w:proofErr w:type="gramEnd"/>
     </w:p>
     <w:p>
       <w:pPr>
@@ -12111,29 +10913,12 @@
         </w:rPr>
         <w:t xml:space="preserve"> </w:t>
       </w:r>
-      <w:proofErr w:type="gramStart"/>
-      <w:r>
-        <w:rPr>
-          <w:i/>
-          <w:sz w:val="20"/>
-        </w:rPr>
-        <w:t>b)=</w:t>
-      </w:r>
-      <w:proofErr w:type="gramEnd"/>
-      <w:r>
-        <w:rPr>
-          <w:i/>
-          <w:sz w:val="20"/>
-        </w:rPr>
-        <w:t>{Q11</w:t>
-      </w:r>
-      <w:proofErr w:type="gramStart"/>
-      <w:r>
-        <w:rPr>
-          <w:i/>
-          <w:sz w:val="20"/>
-        </w:rPr>
-        <w:t>}</w:t>
+      <w:r>
+        <w:rPr>
+          <w:i/>
+          <w:sz w:val="20"/>
+        </w:rPr>
+        <w:t>b)={Q11}</w:t>
       </w:r>
       <w:r>
         <w:rPr>
@@ -12150,7 +10935,6 @@
         </w:rPr>
         <w:t>;</w:t>
       </w:r>
-      <w:proofErr w:type="gramEnd"/>
       <w:r>
         <w:rPr>
           <w:rFonts w:ascii="Times New Roman" w:hAnsi="Times New Roman"/>
@@ -12187,23 +10971,13 @@
         </w:rPr>
         <w:t xml:space="preserve"> </w:t>
       </w:r>
-      <w:proofErr w:type="gramStart"/>
       <w:r>
         <w:rPr>
           <w:i/>
           <w:spacing w:val="-2"/>
           <w:sz w:val="20"/>
         </w:rPr>
-        <w:t>λ)=</w:t>
-      </w:r>
-      <w:proofErr w:type="gramEnd"/>
-      <w:r>
-        <w:rPr>
-          <w:i/>
-          <w:spacing w:val="-2"/>
-          <w:sz w:val="20"/>
-        </w:rPr>
-        <w:t>{Q12}</w:t>
+        <w:t>λ)={Q12}</w:t>
       </w:r>
     </w:p>
     <w:p>
@@ -12401,29 +11175,7 @@
         <w:rPr>
           <w:i/>
         </w:rPr>
-        <w:t>({</w:t>
-      </w:r>
-      <w:proofErr w:type="spellStart"/>
-      <w:proofErr w:type="gramStart"/>
-      <w:r>
-        <w:rPr>
-          <w:i/>
-        </w:rPr>
-        <w:t>a,b</w:t>
-      </w:r>
-      <w:proofErr w:type="gramEnd"/>
-      <w:r>
-        <w:rPr>
-          <w:i/>
-        </w:rPr>
-        <w:t>,c</w:t>
-      </w:r>
-      <w:proofErr w:type="spellEnd"/>
-      <w:r>
-        <w:rPr>
-          <w:i/>
-        </w:rPr>
-        <w:t>},</w:t>
+        <w:t>({a,b,c},</w:t>
       </w:r>
       <w:r>
         <w:rPr>
@@ -12436,21 +11188,7 @@
         <w:rPr>
           <w:i/>
         </w:rPr>
-        <w:t>{</w:t>
-      </w:r>
-      <w:proofErr w:type="gramStart"/>
-      <w:r>
-        <w:rPr>
-          <w:i/>
-        </w:rPr>
-        <w:t>S,A</w:t>
-      </w:r>
-      <w:proofErr w:type="gramEnd"/>
-      <w:r>
-        <w:rPr>
-          <w:i/>
-        </w:rPr>
-        <w:t>,B},</w:t>
+        <w:t>{S,A,B},</w:t>
       </w:r>
       <w:r>
         <w:rPr>
@@ -12514,7 +11252,6 @@
         </w:rPr>
         <w:t xml:space="preserve"> </w:t>
       </w:r>
-      <w:proofErr w:type="gramStart"/>
       <w:r>
         <w:rPr>
           <w:i/>
@@ -12534,7 +11271,6 @@
         </w:rPr>
         <w:t>S</w:t>
       </w:r>
-      <w:proofErr w:type="gramEnd"/>
       <w:r>
         <w:rPr>
           <w:rFonts w:ascii="Times New Roman"/>
@@ -12542,14 +11278,12 @@
         </w:rPr>
         <w:t xml:space="preserve"> </w:t>
       </w:r>
-      <w:proofErr w:type="gramStart"/>
       <w:r>
         <w:rPr>
           <w:i/>
         </w:rPr>
         <w:t>::=</w:t>
       </w:r>
-      <w:proofErr w:type="gramEnd"/>
       <w:r>
         <w:rPr>
           <w:rFonts w:ascii="Times New Roman"/>
@@ -12579,14 +11313,12 @@
         </w:rPr>
         <w:t xml:space="preserve"> </w:t>
       </w:r>
-      <w:proofErr w:type="spellStart"/>
       <w:r>
         <w:rPr>
           <w:i/>
         </w:rPr>
         <w:t>bB</w:t>
       </w:r>
-      <w:proofErr w:type="spellEnd"/>
       <w:r>
         <w:rPr>
           <w:rFonts w:ascii="Times New Roman"/>
@@ -12597,7 +11329,6 @@
       <w:r>
         <w:t>|</w:t>
       </w:r>
-      <w:proofErr w:type="gramStart"/>
       <w:r>
         <w:rPr>
           <w:i/>
@@ -12617,7 +11348,6 @@
         </w:rPr>
         <w:t>A</w:t>
       </w:r>
-      <w:proofErr w:type="gramEnd"/>
       <w:r>
         <w:rPr>
           <w:rFonts w:ascii="Times New Roman"/>
@@ -12625,14 +11355,12 @@
         </w:rPr>
         <w:t xml:space="preserve"> </w:t>
       </w:r>
-      <w:proofErr w:type="gramStart"/>
       <w:r>
         <w:rPr>
           <w:i/>
         </w:rPr>
         <w:t>::=</w:t>
       </w:r>
-      <w:proofErr w:type="gramEnd"/>
       <w:r>
         <w:rPr>
           <w:rFonts w:ascii="Times New Roman"/>
@@ -12640,14 +11368,12 @@
         </w:rPr>
         <w:t xml:space="preserve"> </w:t>
       </w:r>
-      <w:proofErr w:type="spellStart"/>
       <w:r>
         <w:rPr>
           <w:i/>
         </w:rPr>
         <w:t>aB</w:t>
       </w:r>
-      <w:proofErr w:type="spellEnd"/>
       <w:r>
         <w:rPr>
           <w:rFonts w:ascii="Times New Roman"/>
@@ -12686,19 +11412,11 @@
         </w:rPr>
         <w:t xml:space="preserve"> </w:t>
       </w:r>
-      <w:proofErr w:type="spellStart"/>
-      <w:r>
-        <w:rPr>
-          <w:i/>
-        </w:rPr>
-        <w:t>cA</w:t>
-      </w:r>
-      <w:proofErr w:type="spellEnd"/>
-      <w:r>
-        <w:rPr>
-          <w:i/>
-        </w:rPr>
-        <w:t>,</w:t>
+      <w:r>
+        <w:rPr>
+          <w:i/>
+        </w:rPr>
+        <w:t>cA,</w:t>
       </w:r>
       <w:r>
         <w:rPr>
@@ -12708,7 +11426,6 @@
         </w:rPr>
         <w:t xml:space="preserve"> </w:t>
       </w:r>
-      <w:proofErr w:type="gramStart"/>
       <w:r>
         <w:rPr>
           <w:i/>
@@ -12728,7 +11445,6 @@
         </w:rPr>
         <w:t>::=</w:t>
       </w:r>
-      <w:proofErr w:type="gramEnd"/>
       <w:r>
         <w:rPr>
           <w:rFonts w:ascii="Times New Roman"/>
@@ -12759,14 +11475,12 @@
         </w:rPr>
         <w:t xml:space="preserve"> </w:t>
       </w:r>
-      <w:proofErr w:type="spellStart"/>
       <w:r>
         <w:rPr>
           <w:i/>
         </w:rPr>
         <w:t>bA</w:t>
       </w:r>
-      <w:proofErr w:type="spellEnd"/>
       <w:r>
         <w:rPr>
           <w:rFonts w:ascii="Times New Roman"/>
@@ -12783,7 +11497,6 @@
         </w:rPr>
         <w:t xml:space="preserve"> </w:t>
       </w:r>
-      <w:proofErr w:type="gramStart"/>
       <w:r>
         <w:rPr>
           <w:i/>
@@ -12804,7 +11517,6 @@
         </w:rPr>
         <w:t>}</w:t>
       </w:r>
-      <w:proofErr w:type="gramEnd"/>
     </w:p>
     <w:p>
       <w:pPr>
@@ -12848,29 +11560,7 @@
         <w:rPr>
           <w:i/>
         </w:rPr>
-        <w:t>({</w:t>
-      </w:r>
-      <w:proofErr w:type="spellStart"/>
-      <w:proofErr w:type="gramStart"/>
-      <w:r>
-        <w:rPr>
-          <w:i/>
-        </w:rPr>
-        <w:t>a,b</w:t>
-      </w:r>
-      <w:proofErr w:type="gramEnd"/>
-      <w:r>
-        <w:rPr>
-          <w:i/>
-        </w:rPr>
-        <w:t>,c</w:t>
-      </w:r>
-      <w:proofErr w:type="spellEnd"/>
-      <w:r>
-        <w:rPr>
-          <w:i/>
-        </w:rPr>
-        <w:t>},</w:t>
+        <w:t>({a,b,c},</w:t>
       </w:r>
       <w:r>
         <w:rPr>
@@ -12883,35 +11573,7 @@
         <w:rPr>
           <w:i/>
         </w:rPr>
-        <w:t>{</w:t>
-      </w:r>
-      <w:proofErr w:type="gramStart"/>
-      <w:r>
-        <w:rPr>
-          <w:i/>
-        </w:rPr>
-        <w:t>S,B</w:t>
-      </w:r>
-      <w:proofErr w:type="gramEnd"/>
-      <w:r>
-        <w:rPr>
-          <w:i/>
-        </w:rPr>
-        <w:t>,</w:t>
-      </w:r>
-      <w:proofErr w:type="gramStart"/>
-      <w:r>
-        <w:rPr>
-          <w:i/>
-        </w:rPr>
-        <w:t>C,E</w:t>
-      </w:r>
-      <w:proofErr w:type="gramEnd"/>
-      <w:r>
-        <w:rPr>
-          <w:i/>
-        </w:rPr>
-        <w:t>},</w:t>
+        <w:t>{S,B,C,E},</w:t>
       </w:r>
       <w:r>
         <w:rPr>
@@ -12979,14 +11641,7 @@
         <w:rPr>
           <w:i/>
         </w:rPr>
-        <w:t>{</w:t>
-      </w:r>
-      <w:proofErr w:type="gramStart"/>
-      <w:r>
-        <w:rPr>
-          <w:i/>
-        </w:rPr>
-        <w:t>S</w:t>
+        <w:t>{S</w:t>
       </w:r>
       <w:r>
         <w:rPr>
@@ -13001,7 +11656,6 @@
         </w:rPr>
         <w:t>::=</w:t>
       </w:r>
-      <w:proofErr w:type="gramEnd"/>
       <w:r>
         <w:rPr>
           <w:rFonts w:ascii="Times New Roman"/>
@@ -13031,14 +11685,12 @@
         </w:rPr>
         <w:t xml:space="preserve"> </w:t>
       </w:r>
-      <w:proofErr w:type="spellStart"/>
       <w:r>
         <w:rPr>
           <w:i/>
         </w:rPr>
         <w:t>aS</w:t>
       </w:r>
-      <w:proofErr w:type="spellEnd"/>
       <w:r>
         <w:rPr>
           <w:rFonts w:ascii="Times New Roman"/>
@@ -13055,14 +11707,12 @@
         </w:rPr>
         <w:t xml:space="preserve"> </w:t>
       </w:r>
-      <w:proofErr w:type="spellStart"/>
       <w:r>
         <w:rPr>
           <w:i/>
         </w:rPr>
         <w:t>aB</w:t>
       </w:r>
-      <w:proofErr w:type="spellEnd"/>
       <w:r>
         <w:rPr>
           <w:rFonts w:ascii="Times New Roman"/>
@@ -13079,19 +11729,11 @@
         </w:rPr>
         <w:t xml:space="preserve"> </w:t>
       </w:r>
-      <w:proofErr w:type="spellStart"/>
-      <w:r>
-        <w:rPr>
-          <w:i/>
-        </w:rPr>
-        <w:t>cC</w:t>
-      </w:r>
-      <w:proofErr w:type="spellEnd"/>
-      <w:r>
-        <w:rPr>
-          <w:i/>
-        </w:rPr>
-        <w:t>,</w:t>
+      <w:r>
+        <w:rPr>
+          <w:i/>
+        </w:rPr>
+        <w:t>cC,</w:t>
       </w:r>
       <w:r>
         <w:rPr>
@@ -13100,7 +11742,6 @@
         </w:rPr>
         <w:t xml:space="preserve"> </w:t>
       </w:r>
-      <w:proofErr w:type="gramStart"/>
       <w:r>
         <w:rPr>
           <w:i/>
@@ -13119,7 +11760,6 @@
         </w:rPr>
         <w:t>::=</w:t>
       </w:r>
-      <w:proofErr w:type="gramEnd"/>
       <w:r>
         <w:rPr>
           <w:rFonts w:ascii="Times New Roman"/>
@@ -13140,7 +11780,6 @@
         </w:rPr>
         <w:t xml:space="preserve"> </w:t>
       </w:r>
-      <w:proofErr w:type="gramStart"/>
       <w:r>
         <w:rPr>
           <w:i/>
@@ -13160,7 +11799,6 @@
         </w:rPr>
         <w:t>::=</w:t>
       </w:r>
-      <w:proofErr w:type="gramEnd"/>
       <w:r>
         <w:rPr>
           <w:rFonts w:ascii="Times New Roman"/>
@@ -13168,14 +11806,12 @@
         </w:rPr>
         <w:t xml:space="preserve"> </w:t>
       </w:r>
-      <w:proofErr w:type="spellStart"/>
       <w:r>
         <w:rPr>
           <w:i/>
         </w:rPr>
         <w:t>bE</w:t>
       </w:r>
-      <w:proofErr w:type="spellEnd"/>
       <w:r>
         <w:rPr>
           <w:rFonts w:ascii="Times New Roman"/>
@@ -13206,7 +11842,6 @@
         </w:rPr>
         <w:t xml:space="preserve"> </w:t>
       </w:r>
-      <w:proofErr w:type="gramStart"/>
       <w:r>
         <w:rPr>
           <w:i/>
@@ -13226,7 +11861,6 @@
         </w:rPr>
         <w:t>::=</w:t>
       </w:r>
-      <w:proofErr w:type="gramEnd"/>
       <w:r>
         <w:rPr>
           <w:rFonts w:ascii="Times New Roman"/>
@@ -13234,14 +11868,12 @@
         </w:rPr>
         <w:t xml:space="preserve"> </w:t>
       </w:r>
-      <w:proofErr w:type="spellStart"/>
       <w:r>
         <w:rPr>
           <w:i/>
         </w:rPr>
         <w:t>bB</w:t>
       </w:r>
-      <w:proofErr w:type="spellEnd"/>
       <w:r>
         <w:rPr>
           <w:rFonts w:ascii="Times New Roman"/>
@@ -13258,7 +11890,6 @@
         </w:rPr>
         <w:t xml:space="preserve"> </w:t>
       </w:r>
-      <w:proofErr w:type="gramStart"/>
       <w:r>
         <w:rPr>
           <w:i/>
@@ -13279,7 +11910,6 @@
         </w:rPr>
         <w:t>}</w:t>
       </w:r>
-      <w:proofErr w:type="gramEnd"/>
     </w:p>
     <w:p>
       <w:pPr>
@@ -13338,29 +11968,7 @@
         <w:rPr>
           <w:i/>
         </w:rPr>
-        <w:t>({</w:t>
-      </w:r>
-      <w:proofErr w:type="spellStart"/>
-      <w:proofErr w:type="gramStart"/>
-      <w:r>
-        <w:rPr>
-          <w:i/>
-        </w:rPr>
-        <w:t>a,b</w:t>
-      </w:r>
-      <w:proofErr w:type="gramEnd"/>
-      <w:r>
-        <w:rPr>
-          <w:i/>
-        </w:rPr>
-        <w:t>,c</w:t>
-      </w:r>
-      <w:proofErr w:type="spellEnd"/>
-      <w:r>
-        <w:rPr>
-          <w:i/>
-        </w:rPr>
-        <w:t>},</w:t>
+        <w:t>({a,b,c},</w:t>
       </w:r>
       <w:r>
         <w:rPr>
@@ -13373,35 +11981,7 @@
         <w:rPr>
           <w:i/>
         </w:rPr>
-        <w:t>{</w:t>
-      </w:r>
-      <w:proofErr w:type="gramStart"/>
-      <w:r>
-        <w:rPr>
-          <w:i/>
-        </w:rPr>
-        <w:t>S,A</w:t>
-      </w:r>
-      <w:proofErr w:type="gramEnd"/>
-      <w:r>
-        <w:rPr>
-          <w:i/>
-        </w:rPr>
-        <w:t>,</w:t>
-      </w:r>
-      <w:proofErr w:type="gramStart"/>
-      <w:r>
-        <w:rPr>
-          <w:i/>
-        </w:rPr>
-        <w:t>B,C</w:t>
-      </w:r>
-      <w:proofErr w:type="gramEnd"/>
-      <w:r>
-        <w:rPr>
-          <w:i/>
-        </w:rPr>
-        <w:t>,D},</w:t>
+        <w:t>{S,A,B,C,D},</w:t>
       </w:r>
       <w:r>
         <w:rPr>
@@ -13464,7 +12044,6 @@
         </w:rPr>
         <w:t xml:space="preserve"> </w:t>
       </w:r>
-      <w:proofErr w:type="gramStart"/>
       <w:r>
         <w:rPr>
           <w:i/>
@@ -13484,7 +12063,6 @@
         </w:rPr>
         <w:t>S</w:t>
       </w:r>
-      <w:proofErr w:type="gramEnd"/>
       <w:r>
         <w:rPr>
           <w:rFonts w:ascii="Times New Roman" w:hAnsi="Times New Roman"/>
@@ -13492,14 +12070,12 @@
         </w:rPr>
         <w:t xml:space="preserve"> </w:t>
       </w:r>
-      <w:proofErr w:type="gramStart"/>
       <w:r>
         <w:rPr>
           <w:i/>
         </w:rPr>
         <w:t>::=</w:t>
       </w:r>
-      <w:proofErr w:type="gramEnd"/>
       <w:r>
         <w:rPr>
           <w:rFonts w:ascii="Times New Roman" w:hAnsi="Times New Roman"/>
@@ -13520,7 +12096,6 @@
         </w:rPr>
         <w:t xml:space="preserve"> </w:t>
       </w:r>
-      <w:proofErr w:type="gramStart"/>
       <w:r>
         <w:rPr>
           <w:i/>
@@ -13540,7 +12115,6 @@
         </w:rPr>
         <w:t>::=</w:t>
       </w:r>
-      <w:proofErr w:type="gramEnd"/>
       <w:r>
         <w:rPr>
           <w:rFonts w:ascii="Times New Roman" w:hAnsi="Times New Roman"/>
@@ -13571,14 +12145,12 @@
         </w:rPr>
         <w:t xml:space="preserve"> </w:t>
       </w:r>
-      <w:proofErr w:type="spellStart"/>
       <w:r>
         <w:rPr>
           <w:i/>
         </w:rPr>
         <w:t>bB</w:t>
       </w:r>
-      <w:proofErr w:type="spellEnd"/>
       <w:r>
         <w:rPr>
           <w:rFonts w:ascii="Times New Roman" w:hAnsi="Times New Roman"/>
@@ -13608,7 +12180,6 @@
         </w:rPr>
         <w:t xml:space="preserve"> </w:t>
       </w:r>
-      <w:proofErr w:type="gramStart"/>
       <w:r>
         <w:rPr>
           <w:i/>
@@ -13628,7 +12199,6 @@
         </w:rPr>
         <w:t>::=</w:t>
       </w:r>
-      <w:proofErr w:type="gramEnd"/>
       <w:r>
         <w:rPr>
           <w:rFonts w:ascii="Times New Roman" w:hAnsi="Times New Roman"/>
@@ -13636,14 +12206,12 @@
         </w:rPr>
         <w:t xml:space="preserve"> </w:t>
       </w:r>
-      <w:proofErr w:type="spellStart"/>
       <w:r>
         <w:rPr>
           <w:i/>
         </w:rPr>
         <w:t>bB</w:t>
       </w:r>
-      <w:proofErr w:type="spellEnd"/>
       <w:r>
         <w:rPr>
           <w:rFonts w:ascii="Times New Roman" w:hAnsi="Times New Roman"/>
@@ -13660,14 +12228,12 @@
         </w:rPr>
         <w:t xml:space="preserve"> </w:t>
       </w:r>
-      <w:proofErr w:type="spellStart"/>
       <w:r>
         <w:rPr>
           <w:i/>
         </w:rPr>
         <w:t>bC</w:t>
       </w:r>
-      <w:proofErr w:type="spellEnd"/>
       <w:r>
         <w:rPr>
           <w:rFonts w:ascii="Times New Roman" w:hAnsi="Times New Roman"/>
@@ -13697,7 +12263,6 @@
         </w:rPr>
         <w:t xml:space="preserve"> </w:t>
       </w:r>
-      <w:proofErr w:type="gramStart"/>
       <w:r>
         <w:rPr>
           <w:i/>
@@ -13717,7 +12282,6 @@
         </w:rPr>
         <w:t>::=</w:t>
       </w:r>
-      <w:proofErr w:type="gramEnd"/>
       <w:r>
         <w:rPr>
           <w:rFonts w:ascii="Times New Roman" w:hAnsi="Times New Roman"/>
@@ -13725,14 +12289,12 @@
         </w:rPr>
         <w:t xml:space="preserve"> </w:t>
       </w:r>
-      <w:proofErr w:type="spellStart"/>
       <w:r>
         <w:rPr>
           <w:i/>
         </w:rPr>
         <w:t>bC</w:t>
       </w:r>
-      <w:proofErr w:type="spellEnd"/>
       <w:r>
         <w:rPr>
           <w:rFonts w:ascii="Times New Roman" w:hAnsi="Times New Roman"/>
@@ -13749,14 +12311,12 @@
         </w:rPr>
         <w:t xml:space="preserve"> </w:t>
       </w:r>
-      <w:proofErr w:type="spellStart"/>
       <w:r>
         <w:rPr>
           <w:i/>
         </w:rPr>
         <w:t>cD</w:t>
       </w:r>
-      <w:proofErr w:type="spellEnd"/>
       <w:r>
         <w:rPr>
           <w:rFonts w:ascii="Times New Roman" w:hAnsi="Times New Roman"/>
@@ -13773,131 +12333,114 @@
         </w:rPr>
         <w:t xml:space="preserve"> </w:t>
       </w:r>
-      <w:proofErr w:type="spellStart"/>
+      <w:r>
+        <w:rPr>
+          <w:i/>
+        </w:rPr>
+        <w:t>bB,</w:t>
+      </w:r>
+      <w:r>
+        <w:rPr>
+          <w:rFonts w:ascii="Times New Roman" w:hAnsi="Times New Roman"/>
+          <w:spacing w:val="2"/>
+        </w:rPr>
+        <w:t xml:space="preserve"> </w:t>
+      </w:r>
+      <w:r>
+        <w:rPr>
+          <w:i/>
+        </w:rPr>
+        <w:t>D</w:t>
+      </w:r>
+      <w:r>
+        <w:rPr>
+          <w:rFonts w:ascii="Times New Roman" w:hAnsi="Times New Roman"/>
+        </w:rPr>
+        <w:t xml:space="preserve"> </w:t>
+      </w:r>
+      <w:r>
+        <w:rPr>
+          <w:i/>
+        </w:rPr>
+        <w:t>::=</w:t>
+      </w:r>
+      <w:r>
+        <w:rPr>
+          <w:rFonts w:ascii="Times New Roman" w:hAnsi="Times New Roman"/>
+          <w:spacing w:val="1"/>
+        </w:rPr>
+        <w:t xml:space="preserve"> </w:t>
+      </w:r>
+      <w:r>
+        <w:rPr>
+          <w:i/>
+        </w:rPr>
+        <w:t>bC</w:t>
+      </w:r>
+      <w:r>
+        <w:rPr>
+          <w:rFonts w:ascii="Times New Roman" w:hAnsi="Times New Roman"/>
+          <w:spacing w:val="-2"/>
+        </w:rPr>
+        <w:t xml:space="preserve"> </w:t>
+      </w:r>
+      <w:r>
+        <w:t>|</w:t>
+      </w:r>
+      <w:r>
+        <w:rPr>
+          <w:rFonts w:ascii="Times New Roman" w:hAnsi="Times New Roman"/>
+        </w:rPr>
+        <w:t xml:space="preserve"> </w:t>
+      </w:r>
       <w:r>
         <w:rPr>
           <w:i/>
         </w:rPr>
         <w:t>bB</w:t>
       </w:r>
-      <w:proofErr w:type="spellEnd"/>
-      <w:r>
-        <w:rPr>
-          <w:i/>
-        </w:rPr>
-        <w:t>,</w:t>
-      </w:r>
-      <w:r>
-        <w:rPr>
-          <w:rFonts w:ascii="Times New Roman" w:hAnsi="Times New Roman"/>
-          <w:spacing w:val="2"/>
-        </w:rPr>
-        <w:t xml:space="preserve"> </w:t>
-      </w:r>
-      <w:proofErr w:type="gramStart"/>
-      <w:r>
-        <w:rPr>
-          <w:i/>
-        </w:rPr>
-        <w:t>D</w:t>
-      </w:r>
-      <w:r>
-        <w:rPr>
-          <w:rFonts w:ascii="Times New Roman" w:hAnsi="Times New Roman"/>
-        </w:rPr>
-        <w:t xml:space="preserve"> </w:t>
-      </w:r>
-      <w:r>
-        <w:rPr>
-          <w:i/>
-        </w:rPr>
-        <w:t>::=</w:t>
-      </w:r>
-      <w:proofErr w:type="gramEnd"/>
-      <w:r>
-        <w:rPr>
-          <w:rFonts w:ascii="Times New Roman" w:hAnsi="Times New Roman"/>
-          <w:spacing w:val="1"/>
-        </w:rPr>
-        <w:t xml:space="preserve"> </w:t>
-      </w:r>
-      <w:proofErr w:type="spellStart"/>
-      <w:r>
-        <w:rPr>
-          <w:i/>
-        </w:rPr>
-        <w:t>bC</w:t>
-      </w:r>
-      <w:proofErr w:type="spellEnd"/>
+      <w:r>
+        <w:rPr>
+          <w:rFonts w:ascii="Times New Roman" w:hAnsi="Times New Roman"/>
+        </w:rPr>
+        <w:t xml:space="preserve"> </w:t>
+      </w:r>
+      <w:r>
+        <w:t>|</w:t>
+      </w:r>
+      <w:r>
+        <w:rPr>
+          <w:i/>
+        </w:rPr>
+        <w:t>cC</w:t>
+      </w:r>
+      <w:r>
+        <w:rPr>
+          <w:rFonts w:ascii="Times New Roman" w:hAnsi="Times New Roman"/>
+        </w:rPr>
+        <w:t xml:space="preserve"> </w:t>
+      </w:r>
+      <w:r>
+        <w:t>|</w:t>
+      </w:r>
+      <w:r>
+        <w:rPr>
+          <w:rFonts w:ascii="Times New Roman" w:hAnsi="Times New Roman"/>
+          <w:spacing w:val="-5"/>
+        </w:rPr>
+        <w:t xml:space="preserve"> </w:t>
+      </w:r>
+      <w:r>
+        <w:rPr>
+          <w:i/>
+          <w:sz w:val="20"/>
+        </w:rPr>
+        <w:t>λ</w:t>
+      </w:r>
       <w:r>
         <w:rPr>
           <w:rFonts w:ascii="Times New Roman" w:hAnsi="Times New Roman"/>
           <w:spacing w:val="-2"/>
-        </w:rPr>
-        <w:t xml:space="preserve"> </w:t>
-      </w:r>
-      <w:r>
-        <w:t>|</w:t>
-      </w:r>
-      <w:r>
-        <w:rPr>
-          <w:rFonts w:ascii="Times New Roman" w:hAnsi="Times New Roman"/>
-        </w:rPr>
-        <w:t xml:space="preserve"> </w:t>
-      </w:r>
-      <w:proofErr w:type="spellStart"/>
-      <w:r>
-        <w:rPr>
-          <w:i/>
-        </w:rPr>
-        <w:t>bB</w:t>
-      </w:r>
-      <w:proofErr w:type="spellEnd"/>
-      <w:r>
-        <w:rPr>
-          <w:rFonts w:ascii="Times New Roman" w:hAnsi="Times New Roman"/>
-        </w:rPr>
-        <w:t xml:space="preserve"> </w:t>
-      </w:r>
-      <w:r>
-        <w:t>|</w:t>
-      </w:r>
-      <w:proofErr w:type="spellStart"/>
-      <w:r>
-        <w:rPr>
-          <w:i/>
-        </w:rPr>
-        <w:t>cC</w:t>
-      </w:r>
-      <w:proofErr w:type="spellEnd"/>
-      <w:r>
-        <w:rPr>
-          <w:rFonts w:ascii="Times New Roman" w:hAnsi="Times New Roman"/>
-        </w:rPr>
-        <w:t xml:space="preserve"> </w:t>
-      </w:r>
-      <w:r>
-        <w:t>|</w:t>
-      </w:r>
-      <w:r>
-        <w:rPr>
-          <w:rFonts w:ascii="Times New Roman" w:hAnsi="Times New Roman"/>
-          <w:spacing w:val="-5"/>
-        </w:rPr>
-        <w:t xml:space="preserve"> </w:t>
-      </w:r>
-      <w:proofErr w:type="gramStart"/>
-      <w:r>
-        <w:rPr>
-          <w:i/>
-          <w:sz w:val="20"/>
-        </w:rPr>
-        <w:t>λ</w:t>
-      </w:r>
-      <w:r>
-        <w:rPr>
-          <w:rFonts w:ascii="Times New Roman" w:hAnsi="Times New Roman"/>
-          <w:spacing w:val="-2"/>
           <w:sz w:val="20"/>
         </w:rPr>
         <w:t xml:space="preserve"> </w:t>
@@ -13909,7 +12452,6 @@
         </w:rPr>
         <w:t>}</w:t>
       </w:r>
-      <w:proofErr w:type="gramEnd"/>
     </w:p>
     <w:p>
       <w:pPr>
@@ -13954,29 +12496,7 @@
         <w:rPr>
           <w:i/>
         </w:rPr>
-        <w:t>({</w:t>
-      </w:r>
-      <w:proofErr w:type="spellStart"/>
-      <w:proofErr w:type="gramStart"/>
-      <w:r>
-        <w:rPr>
-          <w:i/>
-        </w:rPr>
-        <w:t>c,f</w:t>
-      </w:r>
-      <w:proofErr w:type="gramEnd"/>
-      <w:r>
-        <w:rPr>
-          <w:i/>
-        </w:rPr>
-        <w:t>,d</w:t>
-      </w:r>
-      <w:proofErr w:type="spellEnd"/>
-      <w:r>
-        <w:rPr>
-          <w:i/>
-        </w:rPr>
-        <w:t>},</w:t>
+        <w:t>({c,f,d},</w:t>
       </w:r>
       <w:r>
         <w:rPr>
@@ -13989,49 +12509,7 @@
         <w:rPr>
           <w:i/>
         </w:rPr>
-        <w:t>{</w:t>
-      </w:r>
-      <w:proofErr w:type="gramStart"/>
-      <w:r>
-        <w:rPr>
-          <w:i/>
-        </w:rPr>
-        <w:t>A,B</w:t>
-      </w:r>
-      <w:proofErr w:type="gramEnd"/>
-      <w:r>
-        <w:rPr>
-          <w:i/>
-        </w:rPr>
-        <w:t>,</w:t>
-      </w:r>
-      <w:proofErr w:type="gramStart"/>
-      <w:r>
-        <w:rPr>
-          <w:i/>
-        </w:rPr>
-        <w:t>C,D</w:t>
-      </w:r>
-      <w:proofErr w:type="gramEnd"/>
-      <w:r>
-        <w:rPr>
-          <w:i/>
-        </w:rPr>
-        <w:t>,</w:t>
-      </w:r>
-      <w:proofErr w:type="gramStart"/>
-      <w:r>
-        <w:rPr>
-          <w:i/>
-        </w:rPr>
-        <w:t>E,F</w:t>
-      </w:r>
-      <w:proofErr w:type="gramEnd"/>
-      <w:r>
-        <w:rPr>
-          <w:i/>
-        </w:rPr>
-        <w:t>},</w:t>
+        <w:t>{A,B,C,D,E,F},</w:t>
       </w:r>
       <w:r>
         <w:rPr>
@@ -14094,7 +12572,6 @@
         </w:rPr>
         <w:t xml:space="preserve"> </w:t>
       </w:r>
-      <w:proofErr w:type="gramStart"/>
       <w:r>
         <w:rPr>
           <w:i/>
@@ -14114,21 +12591,18 @@
         </w:rPr>
         <w:t>A</w:t>
       </w:r>
-      <w:proofErr w:type="gramEnd"/>
-      <w:r>
-        <w:rPr>
-          <w:rFonts w:ascii="Times New Roman"/>
-        </w:rPr>
-        <w:t xml:space="preserve"> </w:t>
-      </w:r>
-      <w:proofErr w:type="gramStart"/>
+      <w:r>
+        <w:rPr>
+          <w:rFonts w:ascii="Times New Roman"/>
+        </w:rPr>
+        <w:t xml:space="preserve"> </w:t>
+      </w:r>
       <w:r>
         <w:rPr>
           <w:i/>
         </w:rPr>
         <w:t>::=</w:t>
       </w:r>
-      <w:proofErr w:type="gramEnd"/>
       <w:r>
         <w:rPr>
           <w:rFonts w:ascii="Times New Roman"/>
@@ -14136,14 +12610,12 @@
         </w:rPr>
         <w:t xml:space="preserve"> </w:t>
       </w:r>
-      <w:proofErr w:type="spellStart"/>
       <w:r>
         <w:rPr>
           <w:i/>
         </w:rPr>
         <w:t>cB</w:t>
       </w:r>
-      <w:proofErr w:type="spellEnd"/>
       <w:r>
         <w:rPr>
           <w:rFonts w:ascii="Times New Roman"/>
@@ -14160,14 +12632,12 @@
         </w:rPr>
         <w:t xml:space="preserve"> </w:t>
       </w:r>
-      <w:proofErr w:type="spellStart"/>
       <w:r>
         <w:rPr>
           <w:i/>
         </w:rPr>
         <w:t>cE</w:t>
       </w:r>
-      <w:proofErr w:type="spellEnd"/>
       <w:r>
         <w:rPr>
           <w:rFonts w:ascii="Times New Roman"/>
@@ -14207,19 +12677,11 @@
         </w:rPr>
         <w:t xml:space="preserve"> </w:t>
       </w:r>
-      <w:proofErr w:type="spellStart"/>
-      <w:r>
-        <w:rPr>
-          <w:i/>
-        </w:rPr>
-        <w:t>fC</w:t>
-      </w:r>
-      <w:proofErr w:type="spellEnd"/>
-      <w:r>
-        <w:rPr>
-          <w:i/>
-        </w:rPr>
-        <w:t>,</w:t>
+      <w:r>
+        <w:rPr>
+          <w:i/>
+        </w:rPr>
+        <w:t>fC,</w:t>
       </w:r>
       <w:r>
         <w:rPr>
@@ -14228,7 +12690,6 @@
         </w:rPr>
         <w:t xml:space="preserve"> </w:t>
       </w:r>
-      <w:proofErr w:type="gramStart"/>
       <w:r>
         <w:rPr>
           <w:i/>
@@ -14248,7 +12709,6 @@
         </w:rPr>
         <w:t>::=</w:t>
       </w:r>
-      <w:proofErr w:type="gramEnd"/>
       <w:r>
         <w:rPr>
           <w:rFonts w:ascii="Times New Roman"/>
@@ -14256,14 +12716,12 @@
         </w:rPr>
         <w:t xml:space="preserve"> </w:t>
       </w:r>
-      <w:proofErr w:type="spellStart"/>
       <w:r>
         <w:rPr>
           <w:i/>
         </w:rPr>
         <w:t>cB</w:t>
       </w:r>
-      <w:proofErr w:type="spellEnd"/>
       <w:r>
         <w:rPr>
           <w:rFonts w:ascii="Times New Roman"/>
@@ -14281,14 +12739,12 @@
         </w:rPr>
         <w:t xml:space="preserve"> </w:t>
       </w:r>
-      <w:proofErr w:type="spellStart"/>
       <w:r>
         <w:rPr>
           <w:i/>
         </w:rPr>
         <w:t>fD</w:t>
       </w:r>
-      <w:proofErr w:type="spellEnd"/>
       <w:r>
         <w:rPr>
           <w:rFonts w:ascii="Times New Roman"/>
@@ -14305,19 +12761,11 @@
         </w:rPr>
         <w:t xml:space="preserve"> </w:t>
       </w:r>
-      <w:proofErr w:type="spellStart"/>
-      <w:r>
-        <w:rPr>
-          <w:i/>
-        </w:rPr>
-        <w:t>dE</w:t>
-      </w:r>
-      <w:proofErr w:type="spellEnd"/>
-      <w:r>
-        <w:rPr>
-          <w:i/>
-        </w:rPr>
-        <w:t>,</w:t>
+      <w:r>
+        <w:rPr>
+          <w:i/>
+        </w:rPr>
+        <w:t>dE,</w:t>
       </w:r>
       <w:r>
         <w:rPr>
@@ -14326,7 +12774,6 @@
         </w:rPr>
         <w:t xml:space="preserve"> </w:t>
       </w:r>
-      <w:proofErr w:type="gramStart"/>
       <w:r>
         <w:rPr>
           <w:i/>
@@ -14346,26 +12793,17 @@
         </w:rPr>
         <w:t>::=</w:t>
       </w:r>
-      <w:proofErr w:type="gramEnd"/>
-      <w:r>
-        <w:rPr>
-          <w:rFonts w:ascii="Times New Roman"/>
-        </w:rPr>
-        <w:t xml:space="preserve"> </w:t>
-      </w:r>
-      <w:proofErr w:type="spellStart"/>
-      <w:r>
-        <w:rPr>
-          <w:i/>
-        </w:rPr>
-        <w:t>cA</w:t>
-      </w:r>
-      <w:proofErr w:type="spellEnd"/>
-      <w:r>
-        <w:rPr>
-          <w:i/>
-        </w:rPr>
-        <w:t>,</w:t>
+      <w:r>
+        <w:rPr>
+          <w:rFonts w:ascii="Times New Roman"/>
+        </w:rPr>
+        <w:t xml:space="preserve"> </w:t>
+      </w:r>
+      <w:r>
+        <w:rPr>
+          <w:i/>
+        </w:rPr>
+        <w:t>cA,</w:t>
       </w:r>
       <w:r>
         <w:rPr>
@@ -14374,7 +12812,6 @@
         </w:rPr>
         <w:t xml:space="preserve"> </w:t>
       </w:r>
-      <w:proofErr w:type="gramStart"/>
       <w:r>
         <w:rPr>
           <w:i/>
@@ -14394,7 +12831,6 @@
         </w:rPr>
         <w:t>::=</w:t>
       </w:r>
-      <w:proofErr w:type="gramEnd"/>
       <w:r>
         <w:rPr>
           <w:rFonts w:ascii="Times New Roman"/>
@@ -14402,14 +12838,12 @@
         </w:rPr>
         <w:t xml:space="preserve"> </w:t>
       </w:r>
-      <w:proofErr w:type="spellStart"/>
       <w:r>
         <w:rPr>
           <w:i/>
         </w:rPr>
         <w:t>cD</w:t>
       </w:r>
-      <w:proofErr w:type="spellEnd"/>
       <w:r>
         <w:rPr>
           <w:rFonts w:ascii="Times New Roman"/>
@@ -14426,19 +12860,11 @@
         </w:rPr>
         <w:t xml:space="preserve"> </w:t>
       </w:r>
-      <w:proofErr w:type="spellStart"/>
-      <w:r>
-        <w:rPr>
-          <w:i/>
-        </w:rPr>
-        <w:t>fD</w:t>
-      </w:r>
-      <w:proofErr w:type="spellEnd"/>
-      <w:r>
-        <w:rPr>
-          <w:i/>
-        </w:rPr>
-        <w:t>,</w:t>
+      <w:r>
+        <w:rPr>
+          <w:i/>
+        </w:rPr>
+        <w:t>fD,</w:t>
       </w:r>
       <w:r>
         <w:rPr>
@@ -14447,7 +12873,6 @@
         </w:rPr>
         <w:t xml:space="preserve"> </w:t>
       </w:r>
-      <w:proofErr w:type="gramStart"/>
       <w:r>
         <w:rPr>
           <w:i/>
@@ -14467,7 +12892,6 @@
         </w:rPr>
         <w:t>::=</w:t>
       </w:r>
-      <w:proofErr w:type="gramEnd"/>
       <w:r>
         <w:rPr>
           <w:rFonts w:ascii="Times New Roman"/>
@@ -14475,14 +12899,12 @@
         </w:rPr>
         <w:t xml:space="preserve"> </w:t>
       </w:r>
-      <w:proofErr w:type="spellStart"/>
       <w:r>
         <w:rPr>
           <w:i/>
         </w:rPr>
         <w:t>cE</w:t>
       </w:r>
-      <w:proofErr w:type="spellEnd"/>
       <w:r>
         <w:rPr>
           <w:rFonts w:ascii="Times New Roman"/>
@@ -14499,14 +12921,12 @@
         </w:rPr>
         <w:t xml:space="preserve"> </w:t>
       </w:r>
-      <w:proofErr w:type="spellStart"/>
       <w:r>
         <w:rPr>
           <w:i/>
         </w:rPr>
         <w:t>fF</w:t>
       </w:r>
-      <w:proofErr w:type="spellEnd"/>
       <w:r>
         <w:rPr>
           <w:rFonts w:ascii="Times New Roman"/>
@@ -14523,27 +12943,18 @@
         </w:rPr>
         <w:t xml:space="preserve"> </w:t>
       </w:r>
-      <w:proofErr w:type="spellStart"/>
-      <w:r>
-        <w:rPr>
-          <w:i/>
-        </w:rPr>
-        <w:t>dF</w:t>
-      </w:r>
-      <w:proofErr w:type="spellEnd"/>
-      <w:r>
-        <w:rPr>
-          <w:i/>
-        </w:rPr>
-        <w:t>,</w:t>
-      </w:r>
-      <w:r>
-        <w:rPr>
-          <w:rFonts w:ascii="Times New Roman"/>
-        </w:rPr>
-        <w:t xml:space="preserve"> </w:t>
-      </w:r>
-      <w:proofErr w:type="gramStart"/>
+      <w:r>
+        <w:rPr>
+          <w:i/>
+        </w:rPr>
+        <w:t>dF,</w:t>
+      </w:r>
+      <w:r>
+        <w:rPr>
+          <w:rFonts w:ascii="Times New Roman"/>
+        </w:rPr>
+        <w:t xml:space="preserve"> </w:t>
+      </w:r>
       <w:r>
         <w:rPr>
           <w:i/>
@@ -14562,21 +12973,18 @@
         </w:rPr>
         <w:t>::=</w:t>
       </w:r>
-      <w:proofErr w:type="gramEnd"/>
-      <w:r>
-        <w:rPr>
-          <w:rFonts w:ascii="Times New Roman"/>
-        </w:rPr>
-        <w:t xml:space="preserve"> </w:t>
-      </w:r>
-      <w:proofErr w:type="spellStart"/>
+      <w:r>
+        <w:rPr>
+          <w:rFonts w:ascii="Times New Roman"/>
+        </w:rPr>
+        <w:t xml:space="preserve"> </w:t>
+      </w:r>
       <w:r>
         <w:rPr>
           <w:i/>
         </w:rPr>
         <w:t>cF</w:t>
       </w:r>
-      <w:proofErr w:type="spellEnd"/>
       <w:r>
         <w:rPr>
           <w:rFonts w:ascii="Times New Roman"/>
@@ -14592,14 +13000,12 @@
         </w:rPr>
         <w:t xml:space="preserve"> </w:t>
       </w:r>
-      <w:proofErr w:type="spellStart"/>
       <w:r>
         <w:rPr>
           <w:i/>
         </w:rPr>
         <w:t>fF</w:t>
       </w:r>
-      <w:proofErr w:type="spellEnd"/>
       <w:r>
         <w:rPr>
           <w:rFonts w:ascii="Times New Roman"/>
@@ -14636,7 +13042,6 @@
         </w:rPr>
         <w:t xml:space="preserve"> </w:t>
       </w:r>
-      <w:proofErr w:type="gramStart"/>
       <w:r>
         <w:rPr>
           <w:i/>
@@ -14655,7 +13060,6 @@
         </w:rPr>
         <w:t>}</w:t>
       </w:r>
-      <w:proofErr w:type="gramEnd"/>
     </w:p>
     <w:p>
       <w:pPr>
@@ -14831,7 +13235,6 @@
         <w:spacing w:before="0" w:line="267" w:lineRule="exact"/>
         <w:ind w:left="942" w:hanging="328"/>
       </w:pPr>
-      <w:proofErr w:type="gramStart"/>
       <w:r>
         <w:rPr>
           <w:i/>
@@ -14854,7 +13257,6 @@
         </w:rPr>
         <w:t>::=</w:t>
       </w:r>
-      <w:proofErr w:type="gramEnd"/>
       <w:r>
         <w:rPr>
           <w:rFonts w:ascii="Times New Roman" w:hAnsi="Times New Roman"/>
@@ -14863,7 +13265,6 @@
         </w:rPr>
         <w:t xml:space="preserve"> </w:t>
       </w:r>
-      <w:proofErr w:type="spellStart"/>
       <w:r>
         <w:rPr>
           <w:i/>
@@ -14895,15 +13296,7 @@
           <w:i/>
           <w:w w:val="105"/>
         </w:rPr>
-        <w:t>bK</w:t>
-      </w:r>
-      <w:proofErr w:type="spellEnd"/>
-      <w:r>
-        <w:rPr>
-          <w:i/>
-          <w:w w:val="105"/>
-        </w:rPr>
-        <w:t>,</w:t>
+        <w:t>bK,</w:t>
       </w:r>
       <w:r>
         <w:rPr>
@@ -14913,7 +13306,6 @@
         </w:rPr>
         <w:t xml:space="preserve"> </w:t>
       </w:r>
-      <w:proofErr w:type="gramStart"/>
       <w:r>
         <w:rPr>
           <w:i/>
@@ -14936,7 +13328,6 @@
         </w:rPr>
         <w:t>::=</w:t>
       </w:r>
-      <w:proofErr w:type="gramEnd"/>
       <w:r>
         <w:rPr>
           <w:rFonts w:ascii="Times New Roman" w:hAnsi="Times New Roman"/>
@@ -14945,7 +13336,6 @@
         </w:rPr>
         <w:t xml:space="preserve"> </w:t>
       </w:r>
-      <w:proofErr w:type="spellStart"/>
       <w:r>
         <w:rPr>
           <w:i/>
@@ -14967,16 +13357,7 @@
           <w:w w:val="105"/>
           <w:sz w:val="20"/>
         </w:rPr>
-        <w:t>bN</w:t>
-      </w:r>
-      <w:proofErr w:type="spellEnd"/>
-      <w:r>
-        <w:rPr>
-          <w:i/>
-          <w:w w:val="105"/>
-          <w:sz w:val="20"/>
-        </w:rPr>
-        <w:t>,</w:t>
+        <w:t>bN,</w:t>
       </w:r>
       <w:r>
         <w:rPr>
@@ -14987,7 +13368,6 @@
         </w:rPr>
         <w:t xml:space="preserve"> </w:t>
       </w:r>
-      <w:proofErr w:type="gramStart"/>
       <w:r>
         <w:rPr>
           <w:i/>
@@ -15013,7 +13393,6 @@
         </w:rPr>
         <w:t>::=</w:t>
       </w:r>
-      <w:proofErr w:type="gramEnd"/>
       <w:r>
         <w:rPr>
           <w:rFonts w:ascii="Times New Roman" w:hAnsi="Times New Roman"/>
@@ -15023,23 +13402,13 @@
         </w:rPr>
         <w:t xml:space="preserve"> </w:t>
       </w:r>
-      <w:proofErr w:type="spellStart"/>
       <w:r>
         <w:rPr>
           <w:i/>
           <w:w w:val="105"/>
           <w:sz w:val="20"/>
         </w:rPr>
-        <w:t>aK</w:t>
-      </w:r>
-      <w:proofErr w:type="spellEnd"/>
-      <w:r>
-        <w:rPr>
-          <w:i/>
-          <w:w w:val="105"/>
-          <w:sz w:val="20"/>
-        </w:rPr>
-        <w:t>,</w:t>
+        <w:t>aK,</w:t>
       </w:r>
       <w:r>
         <w:rPr>
@@ -15050,7 +13419,6 @@
         </w:rPr>
         <w:t xml:space="preserve"> </w:t>
       </w:r>
-      <w:proofErr w:type="gramStart"/>
       <w:r>
         <w:rPr>
           <w:i/>
@@ -15076,7 +13444,6 @@
         </w:rPr>
         <w:t>::=</w:t>
       </w:r>
-      <w:proofErr w:type="gramEnd"/>
       <w:r>
         <w:rPr>
           <w:rFonts w:ascii="Times New Roman" w:hAnsi="Times New Roman"/>
@@ -15086,7 +13453,6 @@
         </w:rPr>
         <w:t xml:space="preserve"> </w:t>
       </w:r>
-      <w:proofErr w:type="spellStart"/>
       <w:r>
         <w:rPr>
           <w:i/>
@@ -15130,7 +13496,6 @@
         </w:rPr>
         <w:t>aK</w:t>
       </w:r>
-      <w:proofErr w:type="spellEnd"/>
     </w:p>
     <w:p>
       <w:pPr>
@@ -15370,7 +13735,6 @@
         </w:rPr>
         <w:t xml:space="preserve"> </w:t>
       </w:r>
-      <w:proofErr w:type="gramStart"/>
       <w:r>
         <w:rPr>
           <w:i/>
@@ -15390,7 +13754,6 @@
         </w:rPr>
         <w:t>0</w:t>
       </w:r>
-      <w:proofErr w:type="gramEnd"/>
       <w:r>
         <w:rPr>
           <w:i/>
@@ -15477,7 +13840,6 @@
         </w:rPr>
         <w:t xml:space="preserve"> </w:t>
       </w:r>
-      <w:proofErr w:type="gramStart"/>
       <w:r>
         <w:rPr>
           <w:i/>
@@ -15497,7 +13859,6 @@
         </w:rPr>
         <w:t>}</w:t>
       </w:r>
-      <w:proofErr w:type="gramEnd"/>
       <w:r>
         <w:rPr>
           <w:rFonts w:ascii="Times New Roman" w:hAnsi="Times New Roman"/>
@@ -15542,7 +13903,6 @@
         </w:rPr>
         <w:t xml:space="preserve"> </w:t>
       </w:r>
-      <w:proofErr w:type="gramStart"/>
       <w:r>
         <w:rPr>
           <w:i/>
@@ -15562,7 +13922,6 @@
         </w:rPr>
         <w:t>0</w:t>
       </w:r>
-      <w:proofErr w:type="gramEnd"/>
       <w:r>
         <w:rPr>
           <w:i/>
@@ -15673,7 +14032,6 @@
         </w:rPr>
         <w:t xml:space="preserve"> </w:t>
       </w:r>
-      <w:proofErr w:type="gramStart"/>
       <w:r>
         <w:rPr>
           <w:i/>
@@ -15694,7 +14052,6 @@
         </w:rPr>
         <w:t>}</w:t>
       </w:r>
-      <w:proofErr w:type="gramEnd"/>
     </w:p>
     <w:p>
       <w:pPr>
@@ -15923,6 +14280,7 @@
         <w:rPr>
           <w:i/>
         </w:rPr>
+        <w:lastRenderedPageBreak/>
         <w:t>L1</w:t>
       </w:r>
       <w:r>
@@ -16017,14 +14375,8 @@
         <w:rPr>
           <w:i/>
         </w:rPr>
-        <w:t>L</w:t>
-      </w:r>
-      <w:proofErr w:type="gramStart"/>
-      <w:r>
-        <w:rPr>
-          <w:i/>
-        </w:rPr>
-        <w:t>2</w:t>
+        <w:lastRenderedPageBreak/>
+        <w:t>L2</w:t>
       </w:r>
       <w:r>
         <w:rPr>
@@ -16039,7 +14391,6 @@
         </w:rPr>
         <w:t>.</w:t>
       </w:r>
-      <w:proofErr w:type="gramEnd"/>
       <w:r>
         <w:rPr>
           <w:rFonts w:ascii="Times New Roman"/>
@@ -16097,6 +14448,7 @@
         <w:ind w:right="379"/>
       </w:pPr>
       <w:r>
+        <w:lastRenderedPageBreak/>
         <w:t>¿Qué</w:t>
       </w:r>
       <w:r>
@@ -16258,7 +14610,7 @@
 </file>
 
 <file path=word/endnotes.xml><?xml version="1.0" encoding="utf-8"?>
-<w:endnotes xmlns:wpc="http://schemas.microsoft.com/office/word/2010/wordprocessingCanvas" xmlns:cx="http://schemas.microsoft.com/office/drawing/2014/chartex" xmlns:cx1="http://schemas.microsoft.com/office/drawing/2015/9/8/chartex" xmlns:cx2="http://schemas.microsoft.com/office/drawing/2015/10/21/chartex" xmlns:cx3="http://schemas.microsoft.com/office/drawing/2016/5/9/chartex" xmlns:cx4="http://schemas.microsoft.com/office/drawing/2016/5/10/chartex" xmlns:cx5="http://schemas.microsoft.com/office/drawing/2016/5/11/chartex" xmlns:cx6="http://schemas.microsoft.com/office/drawing/2016/5/12/chartex" xmlns:cx7="http://schemas.microsoft.com/office/drawing/2016/5/13/chartex" xmlns:cx8="http://schemas.microsoft.com/office/drawing/2016/5/14/chartex" xmlns:mc="http://schemas.openxmlformats.org/markup-compatibility/2006" xmlns:aink="http://schemas.microsoft.com/office/drawing/2016/ink" xmlns:am3d="http://schemas.microsoft.com/office/drawing/2017/model3d" xmlns:o="urn:schemas-microsoft-com:office:office" xmlns:oel="http://schemas.microsoft.com/office/2019/extlst" xmlns:r="http://schemas.openxmlformats.org/officeDocument/2006/relationships" xmlns:m="http://schemas.openxmlformats.org/officeDocument/2006/math" xmlns:v="urn:schemas-microsoft-com:vml" xmlns:wp14="http://schemas.microsoft.com/office/word/2010/wordprocessingDrawing" xmlns:wp="http://schemas.openxmlformats.org/drawingml/2006/wordprocessingDrawing" xmlns:w10="urn:schemas-microsoft-com:office:word" xmlns:w="http://schemas.openxmlformats.org/wordprocessingml/2006/main" xmlns:w14="http://schemas.microsoft.com/office/word/2010/wordml" xmlns:w15="http://schemas.microsoft.com/office/word/2012/wordml" xmlns:w16cex="http://schemas.microsoft.com/office/word/2018/wordml/cex" xmlns:w16cid="http://schemas.microsoft.com/office/word/2016/wordml/cid" xmlns:w16="http://schemas.microsoft.com/office/word/2018/wordml" xmlns:w16du="http://schemas.microsoft.com/office/word/2023/wordml/word16du" xmlns:w16sdtdh="http://schemas.microsoft.com/office/word/2020/wordml/sdtdatahash" xmlns:w16sdtfl="http://schemas.microsoft.com/office/word/2024/wordml/sdtformatlock" xmlns:w16se="http://schemas.microsoft.com/office/word/2015/wordml/symex" xmlns:wpg="http://schemas.microsoft.com/office/word/2010/wordprocessingGroup" xmlns:wpi="http://schemas.microsoft.com/office/word/2010/wordprocessingInk" xmlns:wne="http://schemas.microsoft.com/office/word/2006/wordml" xmlns:wps="http://schemas.microsoft.com/office/word/2010/wordprocessingShape" mc:Ignorable="w14 w15 w16se w16cid w16 w16cex w16sdtdh w16sdtfl w16du wp14">
+<w:endnotes xmlns:wpc="http://schemas.microsoft.com/office/word/2010/wordprocessingCanvas" xmlns:mc="http://schemas.openxmlformats.org/markup-compatibility/2006" xmlns:o="urn:schemas-microsoft-com:office:office" xmlns:r="http://schemas.openxmlformats.org/officeDocument/2006/relationships" xmlns:m="http://schemas.openxmlformats.org/officeDocument/2006/math" xmlns:v="urn:schemas-microsoft-com:vml" xmlns:wp14="http://schemas.microsoft.com/office/word/2010/wordprocessingDrawing" xmlns:wp="http://schemas.openxmlformats.org/drawingml/2006/wordprocessingDrawing" xmlns:w10="urn:schemas-microsoft-com:office:word" xmlns:w="http://schemas.openxmlformats.org/wordprocessingml/2006/main" xmlns:w14="http://schemas.microsoft.com/office/word/2010/wordml" xmlns:w15="http://schemas.microsoft.com/office/word/2012/wordml" xmlns:wpg="http://schemas.microsoft.com/office/word/2010/wordprocessingGroup" xmlns:wpi="http://schemas.microsoft.com/office/word/2010/wordprocessingInk" xmlns:wne="http://schemas.microsoft.com/office/word/2006/wordml" xmlns:wps="http://schemas.microsoft.com/office/word/2010/wordprocessingShape" mc:Ignorable="w14 w15 wp14">
   <w:endnote w:type="separator" w:id="-1">
     <w:p>
       <w:r>
@@ -16277,7 +14629,7 @@
 </file>
 
 <file path=word/footer1.xml><?xml version="1.0" encoding="utf-8"?>
-<w:ftr xmlns:wpc="http://schemas.microsoft.com/office/word/2010/wordprocessingCanvas" xmlns:cx="http://schemas.microsoft.com/office/drawing/2014/chartex" xmlns:cx1="http://schemas.microsoft.com/office/drawing/2015/9/8/chartex" xmlns:cx2="http://schemas.microsoft.com/office/drawing/2015/10/21/chartex" xmlns:cx3="http://schemas.microsoft.com/office/drawing/2016/5/9/chartex" xmlns:cx4="http://schemas.microsoft.com/office/drawing/2016/5/10/chartex" xmlns:cx5="http://schemas.microsoft.com/office/drawing/2016/5/11/chartex" xmlns:cx6="http://schemas.microsoft.com/office/drawing/2016/5/12/chartex" xmlns:cx7="http://schemas.microsoft.com/office/drawing/2016/5/13/chartex" xmlns:cx8="http://schemas.microsoft.com/office/drawing/2016/5/14/chartex" xmlns:mc="http://schemas.openxmlformats.org/markup-compatibility/2006" xmlns:aink="http://schemas.microsoft.com/office/drawing/2016/ink" xmlns:am3d="http://schemas.microsoft.com/office/drawing/2017/model3d" xmlns:o="urn:schemas-microsoft-com:office:office" xmlns:oel="http://schemas.microsoft.com/office/2019/extlst" xmlns:r="http://schemas.openxmlformats.org/officeDocument/2006/relationships" xmlns:m="http://schemas.openxmlformats.org/officeDocument/2006/math" xmlns:v="urn:schemas-microsoft-com:vml" xmlns:wp14="http://schemas.microsoft.com/office/word/2010/wordprocessingDrawing" xmlns:wp="http://schemas.openxmlformats.org/drawingml/2006/wordprocessingDrawing" xmlns:w10="urn:schemas-microsoft-com:office:word" xmlns:w="http://schemas.openxmlformats.org/wordprocessingml/2006/main" xmlns:w14="http://schemas.microsoft.com/office/word/2010/wordml" xmlns:w15="http://schemas.microsoft.com/office/word/2012/wordml" xmlns:w16cex="http://schemas.microsoft.com/office/word/2018/wordml/cex" xmlns:w16cid="http://schemas.microsoft.com/office/word/2016/wordml/cid" xmlns:w16="http://schemas.microsoft.com/office/word/2018/wordml" xmlns:w16du="http://schemas.microsoft.com/office/word/2023/wordml/word16du" xmlns:w16sdtdh="http://schemas.microsoft.com/office/word/2020/wordml/sdtdatahash" xmlns:w16sdtfl="http://schemas.microsoft.com/office/word/2024/wordml/sdtformatlock" xmlns:w16se="http://schemas.microsoft.com/office/word/2015/wordml/symex" xmlns:wpg="http://schemas.microsoft.com/office/word/2010/wordprocessingGroup" xmlns:wpi="http://schemas.microsoft.com/office/word/2010/wordprocessingInk" xmlns:wne="http://schemas.microsoft.com/office/word/2006/wordml" xmlns:wps="http://schemas.microsoft.com/office/word/2010/wordprocessingShape" mc:Ignorable="w14 w15 w16se w16cid w16 w16cex w16sdtdh w16sdtfl w16du wp14">
+<w:ftr xmlns:wpc="http://schemas.microsoft.com/office/word/2010/wordprocessingCanvas" xmlns:mc="http://schemas.openxmlformats.org/markup-compatibility/2006" xmlns:o="urn:schemas-microsoft-com:office:office" xmlns:r="http://schemas.openxmlformats.org/officeDocument/2006/relationships" xmlns:m="http://schemas.openxmlformats.org/officeDocument/2006/math" xmlns:v="urn:schemas-microsoft-com:vml" xmlns:wp14="http://schemas.microsoft.com/office/word/2010/wordprocessingDrawing" xmlns:wp="http://schemas.openxmlformats.org/drawingml/2006/wordprocessingDrawing" xmlns:w10="urn:schemas-microsoft-com:office:word" xmlns:w="http://schemas.openxmlformats.org/wordprocessingml/2006/main" xmlns:w14="http://schemas.microsoft.com/office/word/2010/wordml" xmlns:w15="http://schemas.microsoft.com/office/word/2012/wordml" xmlns:wpg="http://schemas.microsoft.com/office/word/2010/wordprocessingGroup" xmlns:wpi="http://schemas.microsoft.com/office/word/2010/wordprocessingInk" xmlns:wne="http://schemas.microsoft.com/office/word/2006/wordml" xmlns:wps="http://schemas.microsoft.com/office/word/2010/wordprocessingShape" mc:Ignorable="w14 w15 wp14">
   <w:p>
     <w:pPr>
       <w:pStyle w:val="Textoindependiente"/>
@@ -16291,6 +14643,7 @@
       <w:rPr>
         <w:noProof/>
         <w:sz w:val="20"/>
+        <w:lang w:eastAsia="es-ES"/>
       </w:rPr>
       <mc:AlternateContent>
         <mc:Choice Requires="wps">
@@ -16366,7 +14719,7 @@
         </mc:Choice>
         <mc:Fallback>
           <w:pict>
-            <v:shape w14:anchorId="44AD6AA0" id="Graphic 6" o:spid="_x0000_s1026" style="position:absolute;margin-left:84.6pt;margin-top:749.15pt;width:458.9pt;height:.4pt;z-index:-251654144;visibility:visible;mso-wrap-style:square;mso-wrap-distance-left:0;mso-wrap-distance-top:0;mso-wrap-distance-right:0;mso-wrap-distance-bottom:0;mso-position-horizontal:absolute;mso-position-horizontal-relative:page;mso-position-vertical:absolute;mso-position-vertical-relative:page;v-text-anchor:top" coordsize="5828030,5080" o:gfxdata="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" path="m5827775,l,,,4571r5827775,l5827775,xe" fillcolor="black" stroked="f">
+            <v:shape w14:anchorId="25F7302D" id="Graphic 6" o:spid="_x0000_s1026" style="position:absolute;margin-left:84.6pt;margin-top:749.15pt;width:458.9pt;height:.4pt;z-index:-251654144;visibility:visible;mso-wrap-style:square;mso-wrap-distance-left:0;mso-wrap-distance-top:0;mso-wrap-distance-right:0;mso-wrap-distance-bottom:0;mso-position-horizontal:absolute;mso-position-horizontal-relative:page;mso-position-vertical:absolute;mso-position-vertical-relative:page;v-text-anchor:top" coordsize="5828030,5080" o:gfxdata="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" path="m5827775,l,,,4571r5827775,l5827775,xe" fillcolor="black" stroked="f">
               <v:path arrowok="t"/>
               <w10:wrap anchorx="page" anchory="page"/>
             </v:shape>
@@ -16378,6 +14731,7 @@
       <w:rPr>
         <w:noProof/>
         <w:sz w:val="20"/>
+        <w:lang w:eastAsia="es-ES"/>
       </w:rPr>
       <mc:AlternateContent>
         <mc:Choice Requires="wps">
@@ -16461,7 +14815,8 @@
               <v:stroke joinstyle="miter"/>
               <v:path gradientshapeok="t" o:connecttype="rect"/>
             </v:shapetype>
-            <v:shape id="Textbox 7" o:spid="_x0000_s1039" type="#_x0000_t202" style="position:absolute;margin-left:84.9pt;margin-top:751.35pt;width:39.3pt;height:11.4pt;z-index:-251649024;visibility:visible;mso-wrap-style:square;mso-wrap-distance-left:0;mso-wrap-distance-top:0;mso-wrap-distance-right:0;mso-wrap-distance-bottom:0;mso-position-horizontal:absolute;mso-position-horizontal-relative:page;mso-position-vertical:absolute;mso-position-vertical-relative:page;v-text-anchor:top" o:gfxdata="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" filled="f" stroked="f">
+            <v:shape id="Textbox 7" o:spid="_x0000_s1039" type="#_x0000_t202" style="position:absolute;margin-left:84.9pt;margin-top:751.35pt;width:39.3pt;height:11.4pt;z-index:-251649024;visibility:visible;mso-wrap-style:square;mso-wrap-distance-left:0;mso-wrap-distance-top:0;mso-wrap-distance-right:0;mso-wrap-distance-bottom:0;mso-position-horizontal:absolute;mso-position-horizontal-relative:page;mso-position-vertical:absolute;mso-position-vertical-relative:page;v-text-anchor:top" o:gfxdata="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" filled="f" stroked="f">
+              <v:path arrowok="t"/>
               <v:textbox inset="0,0,0,0">
                 <w:txbxContent>
                   <w:p>
@@ -16506,6 +14861,7 @@
       <w:rPr>
         <w:noProof/>
         <w:sz w:val="20"/>
+        <w:lang w:eastAsia="es-ES"/>
       </w:rPr>
       <mc:AlternateContent>
         <mc:Choice Requires="wps">
@@ -16589,10 +14945,11 @@
                           </w:r>
                           <w:r>
                             <w:rPr>
+                              <w:noProof/>
                               <w:w w:val="105"/>
                               <w:sz w:val="18"/>
                             </w:rPr>
-                            <w:t>1</w:t>
+                            <w:t>4</w:t>
                           </w:r>
                           <w:r>
                             <w:rPr>
@@ -16650,11 +15007,12 @@
                           </w:r>
                           <w:r>
                             <w:rPr>
+                              <w:noProof/>
                               <w:spacing w:val="-10"/>
                               <w:w w:val="105"/>
                               <w:sz w:val="18"/>
                             </w:rPr>
-                            <w:t>3</w:t>
+                            <w:t>4</w:t>
                           </w:r>
                           <w:r>
                             <w:rPr>
@@ -16678,7 +15036,8 @@
         </mc:Choice>
         <mc:Fallback>
           <w:pict>
-            <v:shape w14:anchorId="16943C40" id="Textbox 8" o:spid="_x0000_s1040" type="#_x0000_t202" style="position:absolute;margin-left:473.35pt;margin-top:751.35pt;width:47.9pt;height:11.4pt;z-index:-251643904;visibility:visible;mso-wrap-style:square;mso-wrap-distance-left:0;mso-wrap-distance-top:0;mso-wrap-distance-right:0;mso-wrap-distance-bottom:0;mso-position-horizontal:absolute;mso-position-horizontal-relative:page;mso-position-vertical:absolute;mso-position-vertical-relative:page;v-text-anchor:top" o:gfxdata="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" filled="f" stroked="f">
+            <v:shape w14:anchorId="16943C40" id="Textbox 8" o:spid="_x0000_s1040" type="#_x0000_t202" style="position:absolute;margin-left:473.35pt;margin-top:751.35pt;width:47.9pt;height:11.4pt;z-index:-251643904;visibility:visible;mso-wrap-style:square;mso-wrap-distance-left:0;mso-wrap-distance-top:0;mso-wrap-distance-right:0;mso-wrap-distance-bottom:0;mso-position-horizontal:absolute;mso-position-horizontal-relative:page;mso-position-vertical:absolute;mso-position-vertical-relative:page;v-text-anchor:top" o:gfxdata="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" filled="f" stroked="f">
+              <v:path arrowok="t"/>
               <v:textbox inset="0,0,0,0">
                 <w:txbxContent>
                   <w:p>
@@ -16728,10 +15087,11 @@
                     </w:r>
                     <w:r>
                       <w:rPr>
+                        <w:noProof/>
                         <w:w w:val="105"/>
                         <w:sz w:val="18"/>
                       </w:rPr>
-                      <w:t>1</w:t>
+                      <w:t>4</w:t>
                     </w:r>
                     <w:r>
                       <w:rPr>
@@ -16789,11 +15149,12 @@
                     </w:r>
                     <w:r>
                       <w:rPr>
+                        <w:noProof/>
                         <w:spacing w:val="-10"/>
                         <w:w w:val="105"/>
                         <w:sz w:val="18"/>
                       </w:rPr>
-                      <w:t>3</w:t>
+                      <w:t>4</w:t>
                     </w:r>
                     <w:r>
                       <w:rPr>
@@ -16817,7 +15178,7 @@
 </file>
 
 <file path=word/footnotes.xml><?xml version="1.0" encoding="utf-8"?>
-<w:footnotes xmlns:wpc="http://schemas.microsoft.com/office/word/2010/wordprocessingCanvas" xmlns:cx="http://schemas.microsoft.com/office/drawing/2014/chartex" xmlns:cx1="http://schemas.microsoft.com/office/drawing/2015/9/8/chartex" xmlns:cx2="http://schemas.microsoft.com/office/drawing/2015/10/21/chartex" xmlns:cx3="http://schemas.microsoft.com/office/drawing/2016/5/9/chartex" xmlns:cx4="http://schemas.microsoft.com/office/drawing/2016/5/10/chartex" xmlns:cx5="http://schemas.microsoft.com/office/drawing/2016/5/11/chartex" xmlns:cx6="http://schemas.microsoft.com/office/drawing/2016/5/12/chartex" xmlns:cx7="http://schemas.microsoft.com/office/drawing/2016/5/13/chartex" xmlns:cx8="http://schemas.microsoft.com/office/drawing/2016/5/14/chartex" xmlns:mc="http://schemas.openxmlformats.org/markup-compatibility/2006" xmlns:aink="http://schemas.microsoft.com/office/drawing/2016/ink" xmlns:am3d="http://schemas.microsoft.com/office/drawing/2017/model3d" xmlns:o="urn:schemas-microsoft-com:office:office" xmlns:oel="http://schemas.microsoft.com/office/2019/extlst" xmlns:r="http://schemas.openxmlformats.org/officeDocument/2006/relationships" xmlns:m="http://schemas.openxmlformats.org/officeDocument/2006/math" xmlns:v="urn:schemas-microsoft-com:vml" xmlns:wp14="http://schemas.microsoft.com/office/word/2010/wordprocessingDrawing" xmlns:wp="http://schemas.openxmlformats.org/drawingml/2006/wordprocessingDrawing" xmlns:w10="urn:schemas-microsoft-com:office:word" xmlns:w="http://schemas.openxmlformats.org/wordprocessingml/2006/main" xmlns:w14="http://schemas.microsoft.com/office/word/2010/wordml" xmlns:w15="http://schemas.microsoft.com/office/word/2012/wordml" xmlns:w16cex="http://schemas.microsoft.com/office/word/2018/wordml/cex" xmlns:w16cid="http://schemas.microsoft.com/office/word/2016/wordml/cid" xmlns:w16="http://schemas.microsoft.com/office/word/2018/wordml" xmlns:w16du="http://schemas.microsoft.com/office/word/2023/wordml/word16du" xmlns:w16sdtdh="http://schemas.microsoft.com/office/word/2020/wordml/sdtdatahash" xmlns:w16sdtfl="http://schemas.microsoft.com/office/word/2024/wordml/sdtformatlock" xmlns:w16se="http://schemas.microsoft.com/office/word/2015/wordml/symex" xmlns:wpg="http://schemas.microsoft.com/office/word/2010/wordprocessingGroup" xmlns:wpi="http://schemas.microsoft.com/office/word/2010/wordprocessingInk" xmlns:wne="http://schemas.microsoft.com/office/word/2006/wordml" xmlns:wps="http://schemas.microsoft.com/office/word/2010/wordprocessingShape" mc:Ignorable="w14 w15 w16se w16cid w16 w16cex w16sdtdh w16sdtfl w16du wp14">
+<w:footnotes xmlns:wpc="http://schemas.microsoft.com/office/word/2010/wordprocessingCanvas" xmlns:mc="http://schemas.openxmlformats.org/markup-compatibility/2006" xmlns:o="urn:schemas-microsoft-com:office:office" xmlns:r="http://schemas.openxmlformats.org/officeDocument/2006/relationships" xmlns:m="http://schemas.openxmlformats.org/officeDocument/2006/math" xmlns:v="urn:schemas-microsoft-com:vml" xmlns:wp14="http://schemas.microsoft.com/office/word/2010/wordprocessingDrawing" xmlns:wp="http://schemas.openxmlformats.org/drawingml/2006/wordprocessingDrawing" xmlns:w10="urn:schemas-microsoft-com:office:word" xmlns:w="http://schemas.openxmlformats.org/wordprocessingml/2006/main" xmlns:w14="http://schemas.microsoft.com/office/word/2010/wordml" xmlns:w15="http://schemas.microsoft.com/office/word/2012/wordml" xmlns:wpg="http://schemas.microsoft.com/office/word/2010/wordprocessingGroup" xmlns:wpi="http://schemas.microsoft.com/office/word/2010/wordprocessingInk" xmlns:wne="http://schemas.microsoft.com/office/word/2006/wordml" xmlns:wps="http://schemas.microsoft.com/office/word/2010/wordprocessingShape" mc:Ignorable="w14 w15 wp14">
   <w:footnote w:type="separator" w:id="-1">
     <w:p>
       <w:r>
@@ -16836,7 +15197,7 @@
 </file>
 
 <file path=word/header1.xml><?xml version="1.0" encoding="utf-8"?>
-<w:hdr xmlns:wpc="http://schemas.microsoft.com/office/word/2010/wordprocessingCanvas" xmlns:cx="http://schemas.microsoft.com/office/drawing/2014/chartex" xmlns:cx1="http://schemas.microsoft.com/office/drawing/2015/9/8/chartex" xmlns:cx2="http://schemas.microsoft.com/office/drawing/2015/10/21/chartex" xmlns:cx3="http://schemas.microsoft.com/office/drawing/2016/5/9/chartex" xmlns:cx4="http://schemas.microsoft.com/office/drawing/2016/5/10/chartex" xmlns:cx5="http://schemas.microsoft.com/office/drawing/2016/5/11/chartex" xmlns:cx6="http://schemas.microsoft.com/office/drawing/2016/5/12/chartex" xmlns:cx7="http://schemas.microsoft.com/office/drawing/2016/5/13/chartex" xmlns:cx8="http://schemas.microsoft.com/office/drawing/2016/5/14/chartex" xmlns:mc="http://schemas.openxmlformats.org/markup-compatibility/2006" xmlns:aink="http://schemas.microsoft.com/office/drawing/2016/ink" xmlns:am3d="http://schemas.microsoft.com/office/drawing/2017/model3d" xmlns:o="urn:schemas-microsoft-com:office:office" xmlns:oel="http://schemas.microsoft.com/office/2019/extlst" xmlns:r="http://schemas.openxmlformats.org/officeDocument/2006/relationships" xmlns:m="http://schemas.openxmlformats.org/officeDocument/2006/math" xmlns:v="urn:schemas-microsoft-com:vml" xmlns:wp14="http://schemas.microsoft.com/office/word/2010/wordprocessingDrawing" xmlns:wp="http://schemas.openxmlformats.org/drawingml/2006/wordprocessingDrawing" xmlns:w10="urn:schemas-microsoft-com:office:word" xmlns:w="http://schemas.openxmlformats.org/wordprocessingml/2006/main" xmlns:w14="http://schemas.microsoft.com/office/word/2010/wordml" xmlns:w15="http://schemas.microsoft.com/office/word/2012/wordml" xmlns:w16cex="http://schemas.microsoft.com/office/word/2018/wordml/cex" xmlns:w16cid="http://schemas.microsoft.com/office/word/2016/wordml/cid" xmlns:w16="http://schemas.microsoft.com/office/word/2018/wordml" xmlns:w16du="http://schemas.microsoft.com/office/word/2023/wordml/word16du" xmlns:w16sdtdh="http://schemas.microsoft.com/office/word/2020/wordml/sdtdatahash" xmlns:w16sdtfl="http://schemas.microsoft.com/office/word/2024/wordml/sdtformatlock" xmlns:w16se="http://schemas.microsoft.com/office/word/2015/wordml/symex" xmlns:wpg="http://schemas.microsoft.com/office/word/2010/wordprocessingGroup" xmlns:wpi="http://schemas.microsoft.com/office/word/2010/wordprocessingInk" xmlns:wne="http://schemas.microsoft.com/office/word/2006/wordml" xmlns:wps="http://schemas.microsoft.com/office/word/2010/wordprocessingShape" mc:Ignorable="w14 w15 w16se w16cid w16 w16cex w16sdtdh w16sdtfl w16du wp14">
+<w:hdr xmlns:wpc="http://schemas.microsoft.com/office/word/2010/wordprocessingCanvas" xmlns:mc="http://schemas.openxmlformats.org/markup-compatibility/2006" xmlns:o="urn:schemas-microsoft-com:office:office" xmlns:r="http://schemas.openxmlformats.org/officeDocument/2006/relationships" xmlns:m="http://schemas.openxmlformats.org/officeDocument/2006/math" xmlns:v="urn:schemas-microsoft-com:vml" xmlns:wp14="http://schemas.microsoft.com/office/word/2010/wordprocessingDrawing" xmlns:wp="http://schemas.openxmlformats.org/drawingml/2006/wordprocessingDrawing" xmlns:w10="urn:schemas-microsoft-com:office:word" xmlns:w="http://schemas.openxmlformats.org/wordprocessingml/2006/main" xmlns:w14="http://schemas.microsoft.com/office/word/2010/wordml" xmlns:w15="http://schemas.microsoft.com/office/word/2012/wordml" xmlns:wpg="http://schemas.microsoft.com/office/word/2010/wordprocessingGroup" xmlns:wpi="http://schemas.microsoft.com/office/word/2010/wordprocessingInk" xmlns:wne="http://schemas.microsoft.com/office/word/2006/wordml" xmlns:wps="http://schemas.microsoft.com/office/word/2010/wordprocessingShape" mc:Ignorable="w14 w15 wp14">
   <w:p>
     <w:pPr>
       <w:pStyle w:val="Textoindependiente"/>
@@ -16850,6 +15211,7 @@
       <w:rPr>
         <w:noProof/>
         <w:sz w:val="20"/>
+        <w:lang w:eastAsia="es-ES"/>
       </w:rPr>
       <mc:AlternateContent>
         <mc:Choice Requires="wpg">
@@ -16958,8 +15320,8 @@
         </mc:Choice>
         <mc:Fallback>
           <w:pict>
-            <v:group w14:anchorId="0CD65368" id="Group 1" o:spid="_x0000_s1026" style="position:absolute;margin-left:84.6pt;margin-top:8.15pt;width:458.9pt;height:45.75pt;z-index:-251669504;mso-wrap-distance-left:0;mso-wrap-distance-right:0;mso-position-horizontal-relative:page;mso-position-vertical-relative:page" coordsize="58280,5810" o:gfxdata="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">
-              <v:shape id="Graphic 2" o:spid="_x0000_s1027" style="position:absolute;top:4450;width:58280;height:63;visibility:visible;mso-wrap-style:square;v-text-anchor:top" coordsize="5828030,6350" o:gfxdata="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" path="m5827775,l,,,6095r5827775,l5827775,xe" fillcolor="black" stroked="f">
+            <v:group w14:anchorId="1471F778" id="Group 1" o:spid="_x0000_s1026" style="position:absolute;margin-left:84.6pt;margin-top:8.15pt;width:458.9pt;height:45.75pt;z-index:-251669504;mso-wrap-distance-left:0;mso-wrap-distance-right:0;mso-position-horizontal-relative:page;mso-position-vertical-relative:page" coordsize="58280,5810" o:gfxdata="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">
+              <v:shape id="Graphic 2" o:spid="_x0000_s1027" style="position:absolute;top:4450;width:58280;height:63;visibility:visible;mso-wrap-style:square;v-text-anchor:top" coordsize="5828030,6350" o:gfxdata="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" path="m5827775,l,,,6095r5827775,l5827775,xe" fillcolor="black" stroked="f">
                 <v:path arrowok="t"/>
               </v:shape>
               <v:shapetype id="_x0000_t75" coordsize="21600,21600" o:spt="75" o:preferrelative="t" path="m@4@5l@4@11@9@11@9@5xe" filled="f" stroked="f">
@@ -16981,7 +15343,7 @@
                 <v:path o:extrusionok="f" gradientshapeok="t" o:connecttype="rect"/>
                 <o:lock v:ext="edit" aspectratio="t"/>
               </v:shapetype>
-              <v:shape id="Image 3" o:spid="_x0000_s1028" type="#_x0000_t75" style="position:absolute;left:441;width:7133;height:5806;visibility:visible;mso-wrap-style:square" o:gfxdata="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">
+              <v:shape id="Image 3" o:spid="_x0000_s1028" type="#_x0000_t75" style="position:absolute;left:441;width:7133;height:5806;visibility:visible;mso-wrap-style:square" o:gfxdata="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">
                 <v:imagedata r:id="rId2" o:title=""/>
               </v:shape>
               <w10:wrap anchorx="page" anchory="page"/>
@@ -16994,6 +15356,7 @@
       <w:rPr>
         <w:noProof/>
         <w:sz w:val="20"/>
+        <w:lang w:eastAsia="es-ES"/>
       </w:rPr>
       <mc:AlternateContent>
         <mc:Choice Requires="wps">
@@ -17039,7 +15402,6 @@
                               <w:sz w:val="20"/>
                             </w:rPr>
                           </w:pPr>
-                          <w:proofErr w:type="spellStart"/>
                           <w:r>
                             <w:rPr>
                               <w:rFonts w:ascii="Arial MT"/>
@@ -17049,7 +15411,6 @@
                             </w:rPr>
                             <w:t>UNMdP</w:t>
                           </w:r>
-                          <w:proofErr w:type="spellEnd"/>
                         </w:p>
                         <w:p>
                           <w:pPr>
@@ -17121,7 +15482,8 @@
               <v:stroke joinstyle="miter"/>
               <v:path gradientshapeok="t" o:connecttype="rect"/>
             </v:shapetype>
-            <v:shape id="Textbox 4" o:spid="_x0000_s1037" type="#_x0000_t202" style="position:absolute;margin-left:151.65pt;margin-top:17.6pt;width:86.4pt;height:25.95pt;z-index:-251664384;visibility:visible;mso-wrap-style:square;mso-wrap-distance-left:0;mso-wrap-distance-top:0;mso-wrap-distance-right:0;mso-wrap-distance-bottom:0;mso-position-horizontal:absolute;mso-position-horizontal-relative:page;mso-position-vertical:absolute;mso-position-vertical-relative:page;v-text-anchor:top" o:gfxdata="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" filled="f" stroked="f">
+            <v:shape id="Textbox 4" o:spid="_x0000_s1037" type="#_x0000_t202" style="position:absolute;margin-left:151.65pt;margin-top:17.6pt;width:86.4pt;height:25.95pt;z-index:-251664384;visibility:visible;mso-wrap-style:square;mso-wrap-distance-left:0;mso-wrap-distance-top:0;mso-wrap-distance-right:0;mso-wrap-distance-bottom:0;mso-position-horizontal:absolute;mso-position-horizontal-relative:page;mso-position-vertical:absolute;mso-position-vertical-relative:page;v-text-anchor:top" o:gfxdata="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" filled="f" stroked="f">
+              <v:path arrowok="t"/>
               <v:textbox inset="0,0,0,0">
                 <w:txbxContent>
                   <w:p>
@@ -17133,7 +15495,6 @@
                         <w:sz w:val="20"/>
                       </w:rPr>
                     </w:pPr>
-                    <w:proofErr w:type="spellStart"/>
                     <w:r>
                       <w:rPr>
                         <w:rFonts w:ascii="Arial MT"/>
@@ -17143,7 +15504,6 @@
                       </w:rPr>
                       <w:t>UNMdP</w:t>
                     </w:r>
-                    <w:proofErr w:type="spellEnd"/>
                   </w:p>
                   <w:p>
                     <w:pPr>
@@ -17210,6 +15570,7 @@
       <w:rPr>
         <w:noProof/>
         <w:sz w:val="20"/>
+        <w:lang w:eastAsia="es-ES"/>
       </w:rPr>
       <mc:AlternateContent>
         <mc:Choice Requires="wps">
@@ -17447,7 +15808,8 @@
         </mc:Choice>
         <mc:Fallback>
           <w:pict>
-            <v:shape w14:anchorId="7B432A26" id="Textbox 5" o:spid="_x0000_s1038" type="#_x0000_t202" style="position:absolute;margin-left:291.3pt;margin-top:17.6pt;width:242.05pt;height:25.95pt;z-index:-251660288;visibility:visible;mso-wrap-style:square;mso-wrap-distance-left:0;mso-wrap-distance-top:0;mso-wrap-distance-right:0;mso-wrap-distance-bottom:0;mso-position-horizontal:absolute;mso-position-horizontal-relative:page;mso-position-vertical:absolute;mso-position-vertical-relative:page;v-text-anchor:top" o:gfxdata="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" filled="f" stroked="f">
+            <v:shape w14:anchorId="7B432A26" id="Textbox 5" o:spid="_x0000_s1038" type="#_x0000_t202" style="position:absolute;margin-left:291.3pt;margin-top:17.6pt;width:242.05pt;height:25.95pt;z-index:-251660288;visibility:visible;mso-wrap-style:square;mso-wrap-distance-left:0;mso-wrap-distance-top:0;mso-wrap-distance-right:0;mso-wrap-distance-bottom:0;mso-position-horizontal:absolute;mso-position-horizontal-relative:page;mso-position-vertical:absolute;mso-position-vertical-relative:page;v-text-anchor:top" o:gfxdata="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" filled="f" stroked="f">
+              <v:path arrowok="t"/>
               <v:textbox inset="0,0,0,0">
                 <w:txbxContent>
                   <w:p>
@@ -17651,8 +16013,8 @@
 </file>
 
 <file path=word/numbering.xml><?xml version="1.0" encoding="utf-8"?>
-<w:numbering xmlns:wpc="http://schemas.microsoft.com/office/word/2010/wordprocessingCanvas" xmlns:cx="http://schemas.microsoft.com/office/drawing/2014/chartex" xmlns:cx1="http://schemas.microsoft.com/office/drawing/2015/9/8/chartex" xmlns:cx2="http://schemas.microsoft.com/office/drawing/2015/10/21/chartex" xmlns:cx3="http://schemas.microsoft.com/office/drawing/2016/5/9/chartex" xmlns:cx4="http://schemas.microsoft.com/office/drawing/2016/5/10/chartex" xmlns:cx5="http://schemas.microsoft.com/office/drawing/2016/5/11/chartex" xmlns:cx6="http://schemas.microsoft.com/office/drawing/2016/5/12/chartex" xmlns:cx7="http://schemas.microsoft.com/office/drawing/2016/5/13/chartex" xmlns:cx8="http://schemas.microsoft.com/office/drawing/2016/5/14/chartex" xmlns:mc="http://schemas.openxmlformats.org/markup-compatibility/2006" xmlns:aink="http://schemas.microsoft.com/office/drawing/2016/ink" xmlns:am3d="http://schemas.microsoft.com/office/drawing/2017/model3d" xmlns:o="urn:schemas-microsoft-com:office:office" xmlns:oel="http://schemas.microsoft.com/office/2019/extlst" xmlns:r="http://schemas.openxmlformats.org/officeDocument/2006/relationships" xmlns:m="http://schemas.openxmlformats.org/officeDocument/2006/math" xmlns:v="urn:schemas-microsoft-com:vml" xmlns:wp14="http://schemas.microsoft.com/office/word/2010/wordprocessingDrawing" xmlns:wp="http://schemas.openxmlformats.org/drawingml/2006/wordprocessingDrawing" xmlns:w10="urn:schemas-microsoft-com:office:word" xmlns:w="http://schemas.openxmlformats.org/wordprocessingml/2006/main" xmlns:w14="http://schemas.microsoft.com/office/word/2010/wordml" xmlns:w15="http://schemas.microsoft.com/office/word/2012/wordml" xmlns:w16cex="http://schemas.microsoft.com/office/word/2018/wordml/cex" xmlns:w16cid="http://schemas.microsoft.com/office/word/2016/wordml/cid" xmlns:w16="http://schemas.microsoft.com/office/word/2018/wordml" xmlns:w16du="http://schemas.microsoft.com/office/word/2023/wordml/word16du" xmlns:w16sdtdh="http://schemas.microsoft.com/office/word/2020/wordml/sdtdatahash" xmlns:w16sdtfl="http://schemas.microsoft.com/office/word/2024/wordml/sdtformatlock" xmlns:w16se="http://schemas.microsoft.com/office/word/2015/wordml/symex" xmlns:wpg="http://schemas.microsoft.com/office/word/2010/wordprocessingGroup" xmlns:wpi="http://schemas.microsoft.com/office/word/2010/wordprocessingInk" xmlns:wne="http://schemas.microsoft.com/office/word/2006/wordml" xmlns:wps="http://schemas.microsoft.com/office/word/2010/wordprocessingShape" mc:Ignorable="w14 w15 w16se w16cid w16 w16cex w16sdtdh w16sdtfl w16du wp14">
-  <w:abstractNum w:abstractNumId="0" w15:restartNumberingAfterBreak="0">
+<w:numbering xmlns:wpc="http://schemas.microsoft.com/office/word/2010/wordprocessingCanvas" xmlns:mc="http://schemas.openxmlformats.org/markup-compatibility/2006" xmlns:o="urn:schemas-microsoft-com:office:office" xmlns:r="http://schemas.openxmlformats.org/officeDocument/2006/relationships" xmlns:m="http://schemas.openxmlformats.org/officeDocument/2006/math" xmlns:v="urn:schemas-microsoft-com:vml" xmlns:wp14="http://schemas.microsoft.com/office/word/2010/wordprocessingDrawing" xmlns:wp="http://schemas.openxmlformats.org/drawingml/2006/wordprocessingDrawing" xmlns:w10="urn:schemas-microsoft-com:office:word" xmlns:w="http://schemas.openxmlformats.org/wordprocessingml/2006/main" xmlns:w14="http://schemas.microsoft.com/office/word/2010/wordml" xmlns:w15="http://schemas.microsoft.com/office/word/2012/wordml" xmlns:wpg="http://schemas.microsoft.com/office/word/2010/wordprocessingGroup" xmlns:wpi="http://schemas.microsoft.com/office/word/2010/wordprocessingInk" xmlns:wne="http://schemas.microsoft.com/office/word/2006/wordml" xmlns:wps="http://schemas.microsoft.com/office/word/2010/wordprocessingShape" mc:Ignorable="w14 w15 wp14">
+  <w:abstractNum w:abstractNumId="0">
     <w:nsid w:val="05CD3617"/>
     <w:multiLevelType w:val="hybridMultilevel"/>
     <w:tmpl w:val="88DCD702"/>
@@ -17777,14 +16139,14 @@
       </w:rPr>
     </w:lvl>
   </w:abstractNum>
-  <w:num w:numId="1" w16cid:durableId="1294408866">
+  <w:num w:numId="1">
     <w:abstractNumId w:val="0"/>
   </w:num>
 </w:numbering>
 </file>
 
 <file path=word/styles.xml><?xml version="1.0" encoding="utf-8"?>
-<w:styles xmlns:mc="http://schemas.openxmlformats.org/markup-compatibility/2006" xmlns:r="http://schemas.openxmlformats.org/officeDocument/2006/relationships" xmlns:w="http://schemas.openxmlformats.org/wordprocessingml/2006/main" xmlns:w14="http://schemas.microsoft.com/office/word/2010/wordml" xmlns:w15="http://schemas.microsoft.com/office/word/2012/wordml" xmlns:w16cex="http://schemas.microsoft.com/office/word/2018/wordml/cex" xmlns:w16cid="http://schemas.microsoft.com/office/word/2016/wordml/cid" xmlns:w16="http://schemas.microsoft.com/office/word/2018/wordml" xmlns:w16du="http://schemas.microsoft.com/office/word/2023/wordml/word16du" xmlns:w16sdtdh="http://schemas.microsoft.com/office/word/2020/wordml/sdtdatahash" xmlns:w16sdtfl="http://schemas.microsoft.com/office/word/2024/wordml/sdtformatlock" xmlns:w16se="http://schemas.microsoft.com/office/word/2015/wordml/symex" mc:Ignorable="w14 w15 w16se w16cid w16 w16cex w16sdtdh w16sdtfl w16du">
+<w:styles xmlns:mc="http://schemas.openxmlformats.org/markup-compatibility/2006" xmlns:r="http://schemas.openxmlformats.org/officeDocument/2006/relationships" xmlns:w="http://schemas.openxmlformats.org/wordprocessingml/2006/main" xmlns:w14="http://schemas.microsoft.com/office/word/2010/wordml" xmlns:w15="http://schemas.microsoft.com/office/word/2012/wordml" mc:Ignorable="w14 w15">
   <w:docDefaults>
     <w:rPrDefault>
       <w:rPr>
@@ -17802,7 +16164,7 @@
       </w:pPr>
     </w:pPrDefault>
   </w:docDefaults>
-  <w:latentStyles w:defLockedState="0" w:defUIPriority="99" w:defSemiHidden="0" w:defUnhideWhenUsed="0" w:defQFormat="0" w:count="376">
+  <w:latentStyles w:defLockedState="0" w:defUIPriority="99" w:defSemiHidden="0" w:defUnhideWhenUsed="0" w:defQFormat="0" w:count="371">
     <w:lsdException w:name="Normal" w:uiPriority="0" w:qFormat="1"/>
     <w:lsdException w:name="heading 1" w:uiPriority="9" w:qFormat="1"/>
     <w:lsdException w:name="heading 2" w:semiHidden="1" w:uiPriority="9" w:unhideWhenUsed="1" w:qFormat="1"/>
@@ -18174,11 +16536,6 @@
     <w:lsdException w:name="List Table 5 Dark Accent 6" w:uiPriority="50"/>
     <w:lsdException w:name="List Table 6 Colorful Accent 6" w:uiPriority="51"/>
     <w:lsdException w:name="List Table 7 Colorful Accent 6" w:uiPriority="52"/>
-    <w:lsdException w:name="Mention" w:semiHidden="1" w:unhideWhenUsed="1"/>
-    <w:lsdException w:name="Smart Hyperlink" w:semiHidden="1" w:unhideWhenUsed="1"/>
-    <w:lsdException w:name="Hashtag" w:semiHidden="1" w:unhideWhenUsed="1"/>
-    <w:lsdException w:name="Unresolved Mention" w:semiHidden="1" w:unhideWhenUsed="1"/>
-    <w:lsdException w:name="Smart Link" w:semiHidden="1" w:unhideWhenUsed="1"/>
   </w:latentStyles>
   <w:style w:type="paragraph" w:default="1" w:styleId="Normal">
     <w:name w:val="Normal"/>
@@ -18240,7 +16597,7 @@
       <w:ind w:left="614"/>
     </w:pPr>
   </w:style>
-  <w:style w:type="paragraph" w:styleId="Ttulo">
+  <w:style w:type="paragraph" w:styleId="Puesto">
     <w:name w:val="Title"/>
     <w:basedOn w:val="Normal"/>
     <w:uiPriority w:val="10"/>

--- a/Lenguajes regulares/Practica 2 Lenguajes Regulares.docx
+++ b/Lenguajes regulares/Practica 2 Lenguajes Regulares.docx
@@ -158,11 +158,19 @@
         </w:rPr>
         <w:t xml:space="preserve"> </w:t>
       </w:r>
-      <w:r>
-        <w:rPr>
-          <w:i/>
-        </w:rPr>
-        <w:t>xyz,</w:t>
+      <w:proofErr w:type="spellStart"/>
+      <w:r>
+        <w:rPr>
+          <w:i/>
+        </w:rPr>
+        <w:t>xyz</w:t>
+      </w:r>
+      <w:proofErr w:type="spellEnd"/>
+      <w:r>
+        <w:rPr>
+          <w:i/>
+        </w:rPr>
+        <w:t>,</w:t>
       </w:r>
       <w:r>
         <w:rPr>
@@ -201,7 +209,29 @@
         <w:rPr>
           <w:i/>
         </w:rPr>
-        <w:t>{a,b}</w:t>
+        <w:t>{</w:t>
+      </w:r>
+      <w:proofErr w:type="spellStart"/>
+      <w:r>
+        <w:rPr>
+          <w:i/>
+        </w:rPr>
+        <w:t>a</w:t>
+      </w:r>
+      <w:proofErr w:type="gramStart"/>
+      <w:r>
+        <w:rPr>
+          <w:i/>
+        </w:rPr>
+        <w:t>,b</w:t>
+      </w:r>
+      <w:proofErr w:type="spellEnd"/>
+      <w:proofErr w:type="gramEnd"/>
+      <w:r>
+        <w:rPr>
+          <w:i/>
+        </w:rPr>
+        <w:t>}</w:t>
       </w:r>
       <w:r>
         <w:rPr>
@@ -253,7 +283,21 @@
         <w:rPr>
           <w:i/>
         </w:rPr>
-        <w:t>{c,d}</w:t>
+        <w:t>{</w:t>
+      </w:r>
+      <w:proofErr w:type="spellStart"/>
+      <w:r>
+        <w:rPr>
+          <w:i/>
+        </w:rPr>
+        <w:t>c,d</w:t>
+      </w:r>
+      <w:proofErr w:type="spellEnd"/>
+      <w:r>
+        <w:rPr>
+          <w:i/>
+        </w:rPr>
+        <w:t>}</w:t>
       </w:r>
       <w:r>
         <w:rPr>
@@ -305,7 +349,21 @@
         <w:rPr>
           <w:i/>
         </w:rPr>
-        <w:t>{a,e}</w:t>
+        <w:t>{</w:t>
+      </w:r>
+      <w:proofErr w:type="spellStart"/>
+      <w:r>
+        <w:rPr>
+          <w:i/>
+        </w:rPr>
+        <w:t>a,e</w:t>
+      </w:r>
+      <w:proofErr w:type="spellEnd"/>
+      <w:r>
+        <w:rPr>
+          <w:i/>
+        </w:rPr>
+        <w:t>}</w:t>
       </w:r>
       <w:r>
         <w:rPr>
@@ -456,8 +514,17 @@
         <w:pStyle w:val="Respuesta"/>
       </w:pPr>
       <w:r>
-        <w:t>Expresión regular: (a|b)</w:t>
-      </w:r>
+        <w:t>Expresión regular: (</w:t>
+      </w:r>
+      <w:proofErr w:type="spellStart"/>
+      <w:r>
+        <w:t>a|b</w:t>
+      </w:r>
+      <w:proofErr w:type="spellEnd"/>
+      <w:r>
+        <w:t>)</w:t>
+      </w:r>
+      <w:proofErr w:type="gramStart"/>
       <w:r>
         <w:rPr>
           <w:vertAlign w:val="superscript"/>
@@ -465,7 +532,16 @@
         <w:t>+</w:t>
       </w:r>
       <w:r>
-        <w:t>(c|d)</w:t>
+        <w:t>(</w:t>
+      </w:r>
+      <w:proofErr w:type="spellStart"/>
+      <w:proofErr w:type="gramEnd"/>
+      <w:r>
+        <w:t>c|d</w:t>
+      </w:r>
+      <w:proofErr w:type="spellEnd"/>
+      <w:r>
+        <w:t>)</w:t>
       </w:r>
       <w:r>
         <w:rPr>
@@ -474,7 +550,15 @@
         <w:t>*</w:t>
       </w:r>
       <w:r>
-        <w:t>(a|e)</w:t>
+        <w:t>(</w:t>
+      </w:r>
+      <w:proofErr w:type="spellStart"/>
+      <w:r>
+        <w:t>a|e</w:t>
+      </w:r>
+      <w:proofErr w:type="spellEnd"/>
+      <w:r>
+        <w:t>)</w:t>
       </w:r>
       <w:r>
         <w:rPr>
@@ -524,6 +608,7 @@
           <w:color w:val="00B050"/>
         </w:rPr>
       </w:pPr>
+      <w:proofErr w:type="spellStart"/>
       <w:r>
         <w:rPr>
           <w:i/>
@@ -533,6 +618,7 @@
         <w:lastRenderedPageBreak/>
         <w:t>aa</w:t>
       </w:r>
+      <w:proofErr w:type="spellEnd"/>
     </w:p>
     <w:p>
       <w:pPr>
@@ -574,6 +660,7 @@
           <w:color w:val="EE0000"/>
         </w:rPr>
       </w:pPr>
+      <w:proofErr w:type="spellStart"/>
       <w:r>
         <w:rPr>
           <w:i/>
@@ -582,6 +669,7 @@
         </w:rPr>
         <w:t>bbcd</w:t>
       </w:r>
+      <w:proofErr w:type="spellEnd"/>
     </w:p>
     <w:p>
       <w:pPr>
@@ -599,6 +687,7 @@
       <w:r>
         <w:br w:type="column"/>
       </w:r>
+      <w:proofErr w:type="spellStart"/>
       <w:r>
         <w:rPr>
           <w:i/>
@@ -608,6 +697,7 @@
         <w:lastRenderedPageBreak/>
         <w:t>bba</w:t>
       </w:r>
+      <w:proofErr w:type="spellEnd"/>
     </w:p>
     <w:p>
       <w:pPr>
@@ -649,6 +739,7 @@
           <w:color w:val="EE0000"/>
         </w:rPr>
       </w:pPr>
+      <w:proofErr w:type="spellStart"/>
       <w:r>
         <w:rPr>
           <w:i/>
@@ -657,6 +748,7 @@
         </w:rPr>
         <w:t>bcdcec</w:t>
       </w:r>
+      <w:proofErr w:type="spellEnd"/>
     </w:p>
     <w:p>
       <w:pPr>
@@ -674,6 +766,7 @@
       <w:r>
         <w:br w:type="column"/>
       </w:r>
+      <w:proofErr w:type="spellStart"/>
       <w:r>
         <w:rPr>
           <w:i/>
@@ -683,6 +776,7 @@
         <w:lastRenderedPageBreak/>
         <w:t>ababbca</w:t>
       </w:r>
+      <w:proofErr w:type="spellEnd"/>
     </w:p>
     <w:p>
       <w:pPr>
@@ -1049,11 +1143,18 @@
       <w:r>
         <w:t>(</w:t>
       </w:r>
+      <w:proofErr w:type="spellStart"/>
+      <w:proofErr w:type="gramStart"/>
       <w:r>
         <w:t>a</w:t>
       </w:r>
       <w:r>
-        <w:t>a)</w:t>
+        <w:t>a</w:t>
+      </w:r>
+      <w:proofErr w:type="spellEnd"/>
+      <w:proofErr w:type="gramEnd"/>
+      <w:r>
+        <w:t>)</w:t>
       </w:r>
       <w:r>
         <w:rPr>
@@ -1062,7 +1163,15 @@
         <w:t>*</w:t>
       </w:r>
       <w:r>
-        <w:t>(b|c)</w:t>
+        <w:t>(</w:t>
+      </w:r>
+      <w:proofErr w:type="spellStart"/>
+      <w:r>
+        <w:t>b|c</w:t>
+      </w:r>
+      <w:proofErr w:type="spellEnd"/>
+      <w:r>
+        <w:t>)</w:t>
       </w:r>
       <w:r>
         <w:rPr>
@@ -1199,7 +1308,15 @@
         <w:ind w:left="941"/>
       </w:pPr>
       <w:r>
-        <w:t>(abc)</w:t>
+        <w:t>(</w:t>
+      </w:r>
+      <w:proofErr w:type="spellStart"/>
+      <w:r>
+        <w:t>abc</w:t>
+      </w:r>
+      <w:proofErr w:type="spellEnd"/>
+      <w:r>
+        <w:t>)</w:t>
       </w:r>
       <w:r>
         <w:rPr>
@@ -1241,12 +1358,14 @@
         </w:rPr>
         <w:t xml:space="preserve"> </w:t>
       </w:r>
+      <w:proofErr w:type="spellStart"/>
       <w:r>
         <w:rPr>
           <w:i/>
         </w:rPr>
         <w:t>abc</w:t>
       </w:r>
+      <w:proofErr w:type="spellEnd"/>
       <w:r>
         <w:rPr>
           <w:rFonts w:ascii="Times New Roman"/>
@@ -1288,7 +1407,15 @@
         <w:ind w:left="941"/>
       </w:pPr>
       <w:r>
-        <w:t>(a|b|c)</w:t>
+        <w:t>(</w:t>
+      </w:r>
+      <w:proofErr w:type="spellStart"/>
+      <w:r>
+        <w:t>a|b|c</w:t>
+      </w:r>
+      <w:proofErr w:type="spellEnd"/>
+      <w:r>
+        <w:t>)</w:t>
       </w:r>
       <w:r>
         <w:rPr>
@@ -1296,8 +1423,23 @@
         </w:rPr>
         <w:t>*</w:t>
       </w:r>
-      <w:r>
-        <w:t>abc(a|b|c)</w:t>
+      <w:proofErr w:type="spellStart"/>
+      <w:proofErr w:type="gramStart"/>
+      <w:r>
+        <w:t>abc</w:t>
+      </w:r>
+      <w:proofErr w:type="spellEnd"/>
+      <w:r>
+        <w:t>(</w:t>
+      </w:r>
+      <w:proofErr w:type="spellStart"/>
+      <w:proofErr w:type="gramEnd"/>
+      <w:r>
+        <w:t>a|b|c</w:t>
+      </w:r>
+      <w:proofErr w:type="spellEnd"/>
+      <w:r>
+        <w:t>)</w:t>
       </w:r>
       <w:r>
         <w:rPr>
@@ -1305,8 +1447,6 @@
         </w:rPr>
         <w:t>*</w:t>
       </w:r>
-      <w:bookmarkStart w:id="0" w:name="_GoBack"/>
-      <w:bookmarkEnd w:id="0"/>
     </w:p>
     <w:p>
       <w:pPr>
@@ -1489,7 +1629,14 @@
         <w:rPr>
           <w:i/>
         </w:rPr>
-        <w:t>b(ab</w:t>
+        <w:t>b(</w:t>
+      </w:r>
+      <w:proofErr w:type="spellStart"/>
+      <w:r>
+        <w:rPr>
+          <w:i/>
+        </w:rPr>
+        <w:t>ab</w:t>
       </w:r>
       <w:r>
         <w:t>|</w:t>
@@ -1498,7 +1645,14 @@
         <w:rPr>
           <w:i/>
         </w:rPr>
-        <w:t>b)*a</w:t>
+        <w:t>b</w:t>
+      </w:r>
+      <w:proofErr w:type="spellEnd"/>
+      <w:r>
+        <w:rPr>
+          <w:i/>
+        </w:rPr>
+        <w:t>)*a</w:t>
       </w:r>
       <w:r>
         <w:rPr>
@@ -1518,12 +1672,46 @@
         </w:rPr>
         <w:t xml:space="preserve">  </w:t>
       </w:r>
+      <w:proofErr w:type="spellStart"/>
       <w:r>
         <w:rPr>
           <w:i/>
           <w:spacing w:val="-2"/>
         </w:rPr>
-        <w:t>aa*b(aa*b)*</w:t>
+        <w:t>aa</w:t>
+      </w:r>
+      <w:proofErr w:type="spellEnd"/>
+      <w:r>
+        <w:rPr>
+          <w:i/>
+          <w:spacing w:val="-2"/>
+        </w:rPr>
+        <w:t>*b(</w:t>
+      </w:r>
+      <w:proofErr w:type="spellStart"/>
+      <w:r>
+        <w:rPr>
+          <w:i/>
+          <w:spacing w:val="-2"/>
+        </w:rPr>
+        <w:t>aa</w:t>
+      </w:r>
+      <w:proofErr w:type="spellEnd"/>
+      <w:r>
+        <w:rPr>
+          <w:i/>
+          <w:spacing w:val="-2"/>
+        </w:rPr>
+        <w:t>*b)*</w:t>
+      </w:r>
+    </w:p>
+    <w:p>
+      <w:pPr>
+        <w:pStyle w:val="Respuesta"/>
+        <w:ind w:left="942"/>
+      </w:pPr>
+      <w:r>
+        <w:t>No, no son equivalentes porque baba pertenece al lenguaje regular generado por la primera ER y no al lenguaje de la ER de la derecha ya que pide que, necesariamente, empiece con a.</w:t>
       </w:r>
     </w:p>
     <w:p>
@@ -1556,6 +1744,7 @@
         </w:rPr>
         <w:t></w:t>
       </w:r>
+      <w:proofErr w:type="spellStart"/>
       <w:r>
         <w:rPr>
           <w:i/>
@@ -1571,6 +1760,7 @@
         </w:rPr>
         <w:t>b</w:t>
       </w:r>
+      <w:proofErr w:type="spellEnd"/>
       <w:r>
         <w:t>)</w:t>
       </w:r>
@@ -1592,6 +1782,7 @@
       <w:r>
         <w:t>(</w:t>
       </w:r>
+      <w:proofErr w:type="spellStart"/>
       <w:r>
         <w:rPr>
           <w:i/>
@@ -1607,6 +1798,7 @@
         </w:rPr>
         <w:t>b</w:t>
       </w:r>
+      <w:proofErr w:type="spellEnd"/>
       <w:r>
         <w:t>))</w:t>
       </w:r>
@@ -1653,7 +1845,43 @@
         <w:rPr>
           <w:spacing w:val="-2"/>
         </w:rPr>
-        <w:t>((a*b)ba*)*</w:t>
+        <w:t>((a*b)</w:t>
+      </w:r>
+      <w:proofErr w:type="spellStart"/>
+      <w:r>
+        <w:rPr>
+          <w:spacing w:val="-2"/>
+        </w:rPr>
+        <w:t>ba</w:t>
+      </w:r>
+      <w:proofErr w:type="spellEnd"/>
+      <w:r>
+        <w:rPr>
+          <w:spacing w:val="-2"/>
+        </w:rPr>
+        <w:t>*)*</w:t>
+      </w:r>
+    </w:p>
+    <w:p>
+      <w:pPr>
+        <w:pStyle w:val="Respuesta"/>
+        <w:ind w:left="941"/>
+      </w:pPr>
+      <w:r>
+        <w:t xml:space="preserve">No, no son equivalentes porque </w:t>
+      </w:r>
+      <w:proofErr w:type="spellStart"/>
+      <w:r>
+        <w:t>ba</w:t>
+      </w:r>
+      <w:proofErr w:type="spellEnd"/>
+      <w:r>
+        <w:t xml:space="preserve"> pertenece al lenguaje regular de la ER de la izquierda y no al de la derecha porque exige que antes de la última a halla 2 b`</w:t>
+      </w:r>
+      <w:bookmarkStart w:id="0" w:name="_GoBack"/>
+      <w:bookmarkEnd w:id="0"/>
+      <w:r>
+        <w:t>s.</w:t>
       </w:r>
     </w:p>
     <w:p>
@@ -1753,7 +1981,23 @@
           <w:i/>
           <w:spacing w:val="-4"/>
         </w:rPr>
-        <w:t>{a,b}</w:t>
+        <w:t>{</w:t>
+      </w:r>
+      <w:proofErr w:type="spellStart"/>
+      <w:r>
+        <w:rPr>
+          <w:i/>
+          <w:spacing w:val="-4"/>
+        </w:rPr>
+        <w:t>a,b</w:t>
+      </w:r>
+      <w:proofErr w:type="spellEnd"/>
+      <w:r>
+        <w:rPr>
+          <w:i/>
+          <w:spacing w:val="-4"/>
+        </w:rPr>
+        <w:t>}</w:t>
       </w:r>
     </w:p>
     <w:p>
@@ -1801,7 +2045,14 @@
         <w:rPr>
           <w:i/>
         </w:rPr>
-        <w:t>{ab</w:t>
+        <w:t>{</w:t>
+      </w:r>
+      <w:proofErr w:type="spellStart"/>
+      <w:r>
+        <w:rPr>
+          <w:i/>
+        </w:rPr>
+        <w:t>ab</w:t>
       </w:r>
       <w:r>
         <w:rPr>
@@ -1816,6 +2067,7 @@
         </w:rPr>
         <w:t>a</w:t>
       </w:r>
+      <w:proofErr w:type="spellEnd"/>
       <w:r>
         <w:rPr>
           <w:rFonts w:ascii="Times New Roman"/>
@@ -2155,12 +2407,14 @@
         </w:rPr>
         <w:t xml:space="preserve"> </w:t>
       </w:r>
+      <w:proofErr w:type="gramStart"/>
       <w:r>
         <w:rPr>
           <w:i/>
         </w:rPr>
         <w:t>::=</w:t>
       </w:r>
+      <w:proofErr w:type="gramEnd"/>
       <w:r>
         <w:rPr>
           <w:rFonts w:ascii="Times New Roman" w:hAnsi="Times New Roman"/>
@@ -2217,12 +2471,14 @@
         </w:rPr>
         <w:t xml:space="preserve"> </w:t>
       </w:r>
+      <w:proofErr w:type="gramStart"/>
       <w:r>
         <w:rPr>
           <w:i/>
         </w:rPr>
         <w:t>::=</w:t>
       </w:r>
+      <w:proofErr w:type="gramEnd"/>
       <w:r>
         <w:rPr>
           <w:rFonts w:ascii="Times New Roman" w:hAnsi="Times New Roman"/>
@@ -2640,6 +2896,7 @@
         </w:rPr>
         <w:t xml:space="preserve"> </w:t>
       </w:r>
+      <w:proofErr w:type="spellStart"/>
       <w:r>
         <w:rPr>
           <w:i/>
@@ -2647,6 +2904,7 @@
         </w:rPr>
         <w:t>bc</w:t>
       </w:r>
+      <w:proofErr w:type="spellEnd"/>
     </w:p>
     <w:p>
       <w:pPr>
@@ -2677,6 +2935,7 @@
         </w:rPr>
         <w:t>+</w:t>
       </w:r>
+      <w:proofErr w:type="spellStart"/>
       <w:r>
         <w:rPr>
           <w:i/>
@@ -2697,6 +2956,7 @@
         </w:rPr>
         <w:t>a</w:t>
       </w:r>
+      <w:proofErr w:type="spellEnd"/>
     </w:p>
     <w:p>
       <w:pPr>
@@ -2720,12 +2980,20 @@
           <w:spacing w:val="-2"/>
         </w:rPr>
         <w:lastRenderedPageBreak/>
-        <w:t>a*b</w:t>
-      </w:r>
-      <w:r>
-        <w:rPr>
+        <w:t>a*</w:t>
+      </w:r>
+      <w:proofErr w:type="spellStart"/>
+      <w:r>
+        <w:rPr>
+          <w:i/>
           <w:spacing w:val="-2"/>
         </w:rPr>
+        <w:t>b</w:t>
+      </w:r>
+      <w:r>
+        <w:rPr>
+          <w:spacing w:val="-2"/>
+        </w:rPr>
         <w:t>|</w:t>
       </w:r>
       <w:r>
@@ -2733,7 +3001,15 @@
           <w:i/>
           <w:spacing w:val="-2"/>
         </w:rPr>
-        <w:t>b*</w:t>
+        <w:t>b</w:t>
+      </w:r>
+      <w:proofErr w:type="spellEnd"/>
+      <w:r>
+        <w:rPr>
+          <w:i/>
+          <w:spacing w:val="-2"/>
+        </w:rPr>
+        <w:t>*</w:t>
       </w:r>
       <w:r>
         <w:rPr>
@@ -2821,6 +3097,7 @@
         </w:rPr>
         <w:t>+</w:t>
       </w:r>
+      <w:proofErr w:type="spellStart"/>
       <w:r>
         <w:rPr>
           <w:i/>
@@ -2841,6 +3118,7 @@
         </w:rPr>
         <w:t>b</w:t>
       </w:r>
+      <w:proofErr w:type="spellEnd"/>
       <w:r>
         <w:rPr>
           <w:i/>
@@ -2875,7 +3153,14 @@
         <w:rPr>
           <w:i/>
         </w:rPr>
-        <w:t>(b</w:t>
+        <w:t>(</w:t>
+      </w:r>
+      <w:proofErr w:type="spellStart"/>
+      <w:r>
+        <w:rPr>
+          <w:i/>
+        </w:rPr>
+        <w:t>b</w:t>
       </w:r>
       <w:r>
         <w:t>|</w:t>
@@ -2884,7 +3169,14 @@
         <w:rPr>
           <w:i/>
         </w:rPr>
-        <w:t>ab*</w:t>
+        <w:t>ab</w:t>
+      </w:r>
+      <w:proofErr w:type="spellEnd"/>
+      <w:r>
+        <w:rPr>
+          <w:i/>
+        </w:rPr>
+        <w:t>*</w:t>
       </w:r>
       <w:r>
         <w:t>[</w:t>
@@ -4083,6 +4375,7 @@
           <w:lang w:val="fr-FR"/>
         </w:rPr>
       </w:pPr>
+      <w:proofErr w:type="gramStart"/>
       <w:r>
         <w:rPr>
           <w:i/>
@@ -4105,6 +4398,7 @@
         </w:rPr>
         <w:t>S</w:t>
       </w:r>
+      <w:proofErr w:type="gramEnd"/>
       <w:r>
         <w:rPr>
           <w:rFonts w:ascii="Times New Roman"/>
@@ -4128,6 +4422,7 @@
         </w:rPr>
         <w:t xml:space="preserve"> </w:t>
       </w:r>
+      <w:proofErr w:type="spellStart"/>
       <w:r>
         <w:rPr>
           <w:i/>
@@ -4135,6 +4430,7 @@
         </w:rPr>
         <w:t>aS</w:t>
       </w:r>
+      <w:proofErr w:type="spellEnd"/>
       <w:r>
         <w:rPr>
           <w:rFonts w:ascii="Times New Roman"/>
@@ -4157,6 +4453,7 @@
         </w:rPr>
         <w:t xml:space="preserve"> </w:t>
       </w:r>
+      <w:proofErr w:type="spellStart"/>
       <w:r>
         <w:rPr>
           <w:i/>
@@ -4164,6 +4461,7 @@
         </w:rPr>
         <w:t>bB</w:t>
       </w:r>
+      <w:proofErr w:type="spellEnd"/>
       <w:r>
         <w:rPr>
           <w:rFonts w:ascii="Times New Roman"/>
@@ -4246,6 +4544,7 @@
         </w:rPr>
         <w:t xml:space="preserve"> </w:t>
       </w:r>
+      <w:proofErr w:type="spellStart"/>
       <w:r>
         <w:rPr>
           <w:i/>
@@ -4253,6 +4552,7 @@
         </w:rPr>
         <w:t>cC</w:t>
       </w:r>
+      <w:proofErr w:type="spellEnd"/>
       <w:r>
         <w:rPr>
           <w:rFonts w:ascii="Times New Roman"/>
@@ -4305,6 +4605,7 @@
         </w:rPr>
         <w:t xml:space="preserve"> </w:t>
       </w:r>
+      <w:proofErr w:type="spellStart"/>
       <w:r>
         <w:rPr>
           <w:i/>
@@ -4312,6 +4613,7 @@
         </w:rPr>
         <w:t>aS</w:t>
       </w:r>
+      <w:proofErr w:type="spellEnd"/>
       <w:r>
         <w:rPr>
           <w:rFonts w:ascii="Times New Roman"/>
@@ -4345,6 +4647,7 @@
           <w:lang w:val="fr-FR"/>
         </w:rPr>
       </w:pPr>
+      <w:proofErr w:type="gramStart"/>
       <w:r>
         <w:rPr>
           <w:i/>
@@ -4367,6 +4670,7 @@
         </w:rPr>
         <w:t>S</w:t>
       </w:r>
+      <w:proofErr w:type="gramEnd"/>
       <w:r>
         <w:rPr>
           <w:rFonts w:ascii="Times New Roman" w:hAnsi="Times New Roman"/>
@@ -4390,6 +4694,7 @@
         </w:rPr>
         <w:t xml:space="preserve"> </w:t>
       </w:r>
+      <w:proofErr w:type="spellStart"/>
       <w:r>
         <w:rPr>
           <w:i/>
@@ -4397,6 +4702,7 @@
         </w:rPr>
         <w:t>abA</w:t>
       </w:r>
+      <w:proofErr w:type="spellEnd"/>
       <w:r>
         <w:rPr>
           <w:rFonts w:ascii="Times New Roman" w:hAnsi="Times New Roman"/>
@@ -4447,6 +4753,7 @@
         </w:rPr>
         <w:t xml:space="preserve"> </w:t>
       </w:r>
+      <w:proofErr w:type="spellStart"/>
       <w:r>
         <w:rPr>
           <w:i/>
@@ -4454,6 +4761,7 @@
         </w:rPr>
         <w:t>baB</w:t>
       </w:r>
+      <w:proofErr w:type="spellEnd"/>
       <w:r>
         <w:rPr>
           <w:rFonts w:ascii="Times New Roman" w:hAnsi="Times New Roman"/>
@@ -4534,6 +4842,7 @@
         </w:rPr>
         <w:t xml:space="preserve"> </w:t>
       </w:r>
+      <w:proofErr w:type="spellStart"/>
       <w:r>
         <w:rPr>
           <w:i/>
@@ -4541,6 +4850,7 @@
         </w:rPr>
         <w:t>bS</w:t>
       </w:r>
+      <w:proofErr w:type="spellEnd"/>
       <w:r>
         <w:rPr>
           <w:rFonts w:ascii="Times New Roman" w:hAnsi="Times New Roman"/>
@@ -4621,6 +4931,7 @@
         </w:rPr>
         <w:t xml:space="preserve"> </w:t>
       </w:r>
+      <w:proofErr w:type="spellStart"/>
       <w:r>
         <w:rPr>
           <w:i/>
@@ -4628,6 +4939,7 @@
         </w:rPr>
         <w:t>aS</w:t>
       </w:r>
+      <w:proofErr w:type="spellEnd"/>
       <w:r>
         <w:rPr>
           <w:rFonts w:ascii="Times New Roman" w:hAnsi="Times New Roman"/>
@@ -4794,7 +5106,23 @@
           <w:spacing w:val="-2"/>
         </w:rPr>
         <w:lastRenderedPageBreak/>
-        <w:t>a*ba*ab*</w:t>
+        <w:t>a*</w:t>
+      </w:r>
+      <w:proofErr w:type="spellStart"/>
+      <w:r>
+        <w:rPr>
+          <w:i/>
+          <w:spacing w:val="-2"/>
+        </w:rPr>
+        <w:t>ba</w:t>
+      </w:r>
+      <w:proofErr w:type="spellEnd"/>
+      <w:r>
+        <w:rPr>
+          <w:i/>
+          <w:spacing w:val="-2"/>
+        </w:rPr>
+        <w:t>*ab*</w:t>
       </w:r>
     </w:p>
     <w:p>
@@ -4815,7 +5143,23 @@
           <w:i/>
           <w:spacing w:val="-2"/>
         </w:rPr>
-        <w:t>b((aab*</w:t>
+        <w:t>b((</w:t>
+      </w:r>
+      <w:proofErr w:type="spellStart"/>
+      <w:r>
+        <w:rPr>
+          <w:i/>
+          <w:spacing w:val="-2"/>
+        </w:rPr>
+        <w:t>aab</w:t>
+      </w:r>
+      <w:proofErr w:type="spellEnd"/>
+      <w:r>
+        <w:rPr>
+          <w:i/>
+          <w:spacing w:val="-2"/>
+        </w:rPr>
+        <w:t>*</w:t>
       </w:r>
       <w:r>
         <w:rPr>
@@ -5196,6 +5540,7 @@
         </w:rPr>
         <w:t xml:space="preserve"> </w:t>
       </w:r>
+      <w:proofErr w:type="spellStart"/>
       <w:r>
         <w:rPr>
           <w:i/>
@@ -5203,6 +5548,7 @@
         </w:rPr>
         <w:t>aaa</w:t>
       </w:r>
+      <w:proofErr w:type="spellEnd"/>
     </w:p>
     <w:p>
       <w:pPr>
@@ -5793,7 +6139,25 @@
           <w:spacing w:val="-2"/>
           <w:position w:val="2"/>
         </w:rPr>
-        <w:t>{1,2,3,4,…}}</w:t>
+        <w:t>{1</w:t>
+      </w:r>
+      <w:proofErr w:type="gramStart"/>
+      <w:r>
+        <w:rPr>
+          <w:i/>
+          <w:spacing w:val="-2"/>
+          <w:position w:val="2"/>
+        </w:rPr>
+        <w:t>,2,3,4</w:t>
+      </w:r>
+      <w:proofErr w:type="gramEnd"/>
+      <w:r>
+        <w:rPr>
+          <w:i/>
+          <w:spacing w:val="-2"/>
+          <w:position w:val="2"/>
+        </w:rPr>
+        <w:t>,…}}</w:t>
       </w:r>
     </w:p>
     <w:p>
@@ -6350,9 +6714,11 @@
         </w:rPr>
         <w:t xml:space="preserve"> </w:t>
       </w:r>
+      <w:proofErr w:type="spellStart"/>
       <w:r>
         <w:t>AFs</w:t>
       </w:r>
+      <w:proofErr w:type="spellEnd"/>
       <w:r>
         <w:rPr>
           <w:rFonts w:ascii="Times New Roman"/>
@@ -6877,7 +7243,23 @@
           <w:i/>
           <w:sz w:val="20"/>
         </w:rPr>
-        <w:t>{c,f,d}</w:t>
+        <w:t>{</w:t>
+      </w:r>
+      <w:proofErr w:type="spellStart"/>
+      <w:r>
+        <w:rPr>
+          <w:i/>
+          <w:sz w:val="20"/>
+        </w:rPr>
+        <w:t>c,f,d</w:t>
+      </w:r>
+      <w:proofErr w:type="spellEnd"/>
+      <w:r>
+        <w:rPr>
+          <w:i/>
+          <w:sz w:val="20"/>
+        </w:rPr>
+        <w:t>}</w:t>
       </w:r>
       <w:r>
         <w:rPr>
@@ -7071,7 +7453,23 @@
           <w:i/>
           <w:sz w:val="20"/>
         </w:rPr>
-        <w:t>{Q1,Q4}</w:t>
+        <w:t>{Q1</w:t>
+      </w:r>
+      <w:proofErr w:type="gramStart"/>
+      <w:r>
+        <w:rPr>
+          <w:i/>
+          <w:sz w:val="20"/>
+        </w:rPr>
+        <w:t>,Q4</w:t>
+      </w:r>
+      <w:proofErr w:type="gramEnd"/>
+      <w:r>
+        <w:rPr>
+          <w:i/>
+          <w:sz w:val="20"/>
+        </w:rPr>
+        <w:t>}</w:t>
       </w:r>
       <w:r>
         <w:rPr>
@@ -7321,7 +7719,15 @@
           <w:i/>
           <w:sz w:val="20"/>
         </w:rPr>
-        <w:t>{Q3}</w:t>
+        <w:t>{Q3</w:t>
+      </w:r>
+      <w:proofErr w:type="gramStart"/>
+      <w:r>
+        <w:rPr>
+          <w:i/>
+          <w:sz w:val="20"/>
+        </w:rPr>
+        <w:t>}</w:t>
       </w:r>
       <w:r>
         <w:rPr>
@@ -7338,6 +7744,7 @@
         </w:rPr>
         <w:t>;</w:t>
       </w:r>
+      <w:proofErr w:type="gramEnd"/>
       <w:r>
         <w:rPr>
           <w:rFonts w:ascii="Times New Roman" w:hAnsi="Times New Roman"/>
@@ -7571,7 +7978,15 @@
           <w:i/>
           <w:sz w:val="20"/>
         </w:rPr>
-        <w:t>{Q3}</w:t>
+        <w:t>{Q3</w:t>
+      </w:r>
+      <w:proofErr w:type="gramStart"/>
+      <w:r>
+        <w:rPr>
+          <w:i/>
+          <w:sz w:val="20"/>
+        </w:rPr>
+        <w:t>}</w:t>
       </w:r>
       <w:r>
         <w:rPr>
@@ -7588,6 +8003,7 @@
         </w:rPr>
         <w:t>;</w:t>
       </w:r>
+      <w:proofErr w:type="gramEnd"/>
       <w:r>
         <w:rPr>
           <w:rFonts w:ascii="Times New Roman" w:hAnsi="Times New Roman"/>
@@ -7759,6 +8175,7 @@
           <w:sz w:val="20"/>
         </w:rPr>
       </w:pPr>
+      <w:proofErr w:type="gramStart"/>
       <w:r>
         <w:rPr>
           <w:rFonts w:ascii="Symbol" w:hAnsi="Symbol"/>
@@ -7770,7 +8187,15 @@
           <w:i/>
           <w:sz w:val="20"/>
         </w:rPr>
-        <w:t>(Q4,</w:t>
+        <w:t>(</w:t>
+      </w:r>
+      <w:proofErr w:type="gramEnd"/>
+      <w:r>
+        <w:rPr>
+          <w:i/>
+          <w:sz w:val="20"/>
+        </w:rPr>
+        <w:t>Q4,</w:t>
       </w:r>
       <w:r>
         <w:rPr>
@@ -9424,7 +9849,25 @@
           <w:spacing w:val="-2"/>
           <w:sz w:val="20"/>
         </w:rPr>
-        <w:t>(F,1)=B</w:t>
+        <w:t>(F</w:t>
+      </w:r>
+      <w:proofErr w:type="gramStart"/>
+      <w:r>
+        <w:rPr>
+          <w:i/>
+          <w:spacing w:val="-2"/>
+          <w:sz w:val="20"/>
+        </w:rPr>
+        <w:t>,1</w:t>
+      </w:r>
+      <w:proofErr w:type="gramEnd"/>
+      <w:r>
+        <w:rPr>
+          <w:i/>
+          <w:spacing w:val="-2"/>
+          <w:sz w:val="20"/>
+        </w:rPr>
+        <w:t>)=B</w:t>
       </w:r>
     </w:p>
     <w:p>
@@ -10040,7 +10483,25 @@
           <w:spacing w:val="-2"/>
           <w:sz w:val="20"/>
         </w:rPr>
-        <w:t>1)={Q5}</w:t>
+        <w:t>1)</w:t>
+      </w:r>
+      <w:proofErr w:type="gramStart"/>
+      <w:r>
+        <w:rPr>
+          <w:i/>
+          <w:spacing w:val="-2"/>
+          <w:sz w:val="20"/>
+        </w:rPr>
+        <w:t>={</w:t>
+      </w:r>
+      <w:proofErr w:type="gramEnd"/>
+      <w:r>
+        <w:rPr>
+          <w:i/>
+          <w:spacing w:val="-2"/>
+          <w:sz w:val="20"/>
+        </w:rPr>
+        <w:t>Q5}</w:t>
       </w:r>
     </w:p>
     <w:p>
@@ -10078,7 +10539,23 @@
           <w:i/>
           <w:sz w:val="20"/>
         </w:rPr>
-        <w:t>=&lt;{a,b},</w:t>
+        <w:t>=&lt;{</w:t>
+      </w:r>
+      <w:proofErr w:type="spellStart"/>
+      <w:r>
+        <w:rPr>
+          <w:i/>
+          <w:sz w:val="20"/>
+        </w:rPr>
+        <w:t>a,b</w:t>
+      </w:r>
+      <w:proofErr w:type="spellEnd"/>
+      <w:r>
+        <w:rPr>
+          <w:i/>
+          <w:sz w:val="20"/>
+        </w:rPr>
+        <w:t>},</w:t>
       </w:r>
       <w:r>
         <w:rPr>
@@ -10918,7 +11395,23 @@
           <w:i/>
           <w:sz w:val="20"/>
         </w:rPr>
-        <w:t>b)={Q11}</w:t>
+        <w:t>b)</w:t>
+      </w:r>
+      <w:proofErr w:type="gramStart"/>
+      <w:r>
+        <w:rPr>
+          <w:i/>
+          <w:sz w:val="20"/>
+        </w:rPr>
+        <w:t>={</w:t>
+      </w:r>
+      <w:proofErr w:type="gramEnd"/>
+      <w:r>
+        <w:rPr>
+          <w:i/>
+          <w:sz w:val="20"/>
+        </w:rPr>
+        <w:t>Q11}</w:t>
       </w:r>
       <w:r>
         <w:rPr>
@@ -11175,7 +11668,21 @@
         <w:rPr>
           <w:i/>
         </w:rPr>
-        <w:t>({a,b,c},</w:t>
+        <w:t>({</w:t>
+      </w:r>
+      <w:proofErr w:type="spellStart"/>
+      <w:r>
+        <w:rPr>
+          <w:i/>
+        </w:rPr>
+        <w:t>a,b,c</w:t>
+      </w:r>
+      <w:proofErr w:type="spellEnd"/>
+      <w:r>
+        <w:rPr>
+          <w:i/>
+        </w:rPr>
+        <w:t>},</w:t>
       </w:r>
       <w:r>
         <w:rPr>
@@ -11278,12 +11785,14 @@
         </w:rPr>
         <w:t xml:space="preserve"> </w:t>
       </w:r>
+      <w:proofErr w:type="gramStart"/>
       <w:r>
         <w:rPr>
           <w:i/>
         </w:rPr>
         <w:t>::=</w:t>
       </w:r>
+      <w:proofErr w:type="gramEnd"/>
       <w:r>
         <w:rPr>
           <w:rFonts w:ascii="Times New Roman"/>
@@ -11291,12 +11800,14 @@
         </w:rPr>
         <w:t xml:space="preserve"> </w:t>
       </w:r>
+      <w:proofErr w:type="spellStart"/>
       <w:r>
         <w:rPr>
           <w:i/>
         </w:rPr>
         <w:t>aA</w:t>
       </w:r>
+      <w:proofErr w:type="spellEnd"/>
       <w:r>
         <w:rPr>
           <w:rFonts w:ascii="Times New Roman"/>
@@ -11313,12 +11824,14 @@
         </w:rPr>
         <w:t xml:space="preserve"> </w:t>
       </w:r>
+      <w:proofErr w:type="spellStart"/>
       <w:r>
         <w:rPr>
           <w:i/>
         </w:rPr>
         <w:t>bB</w:t>
       </w:r>
+      <w:proofErr w:type="spellEnd"/>
       <w:r>
         <w:rPr>
           <w:rFonts w:ascii="Times New Roman"/>
@@ -11368,12 +11881,14 @@
         </w:rPr>
         <w:t xml:space="preserve"> </w:t>
       </w:r>
+      <w:proofErr w:type="spellStart"/>
       <w:r>
         <w:rPr>
           <w:i/>
         </w:rPr>
         <w:t>aB</w:t>
       </w:r>
+      <w:proofErr w:type="spellEnd"/>
       <w:r>
         <w:rPr>
           <w:rFonts w:ascii="Times New Roman"/>
@@ -11412,11 +11927,19 @@
         </w:rPr>
         <w:t xml:space="preserve"> </w:t>
       </w:r>
-      <w:r>
-        <w:rPr>
-          <w:i/>
-        </w:rPr>
-        <w:t>cA,</w:t>
+      <w:proofErr w:type="spellStart"/>
+      <w:r>
+        <w:rPr>
+          <w:i/>
+        </w:rPr>
+        <w:t>cA</w:t>
+      </w:r>
+      <w:proofErr w:type="spellEnd"/>
+      <w:r>
+        <w:rPr>
+          <w:i/>
+        </w:rPr>
+        <w:t>,</w:t>
       </w:r>
       <w:r>
         <w:rPr>
@@ -11475,12 +11998,14 @@
         </w:rPr>
         <w:t xml:space="preserve"> </w:t>
       </w:r>
+      <w:proofErr w:type="spellStart"/>
       <w:r>
         <w:rPr>
           <w:i/>
         </w:rPr>
         <w:t>bA</w:t>
       </w:r>
+      <w:proofErr w:type="spellEnd"/>
       <w:r>
         <w:rPr>
           <w:rFonts w:ascii="Times New Roman"/>
@@ -11560,7 +12085,21 @@
         <w:rPr>
           <w:i/>
         </w:rPr>
-        <w:t>({a,b,c},</w:t>
+        <w:t>({</w:t>
+      </w:r>
+      <w:proofErr w:type="spellStart"/>
+      <w:r>
+        <w:rPr>
+          <w:i/>
+        </w:rPr>
+        <w:t>a,b,c</w:t>
+      </w:r>
+      <w:proofErr w:type="spellEnd"/>
+      <w:r>
+        <w:rPr>
+          <w:i/>
+        </w:rPr>
+        <w:t>},</w:t>
       </w:r>
       <w:r>
         <w:rPr>
@@ -11650,12 +12189,14 @@
         </w:rPr>
         <w:t xml:space="preserve"> </w:t>
       </w:r>
+      <w:proofErr w:type="gramStart"/>
       <w:r>
         <w:rPr>
           <w:i/>
         </w:rPr>
         <w:t>::=</w:t>
       </w:r>
+      <w:proofErr w:type="gramEnd"/>
       <w:r>
         <w:rPr>
           <w:rFonts w:ascii="Times New Roman"/>
@@ -11685,12 +12226,14 @@
         </w:rPr>
         <w:t xml:space="preserve"> </w:t>
       </w:r>
+      <w:proofErr w:type="spellStart"/>
       <w:r>
         <w:rPr>
           <w:i/>
         </w:rPr>
         <w:t>aS</w:t>
       </w:r>
+      <w:proofErr w:type="spellEnd"/>
       <w:r>
         <w:rPr>
           <w:rFonts w:ascii="Times New Roman"/>
@@ -11707,12 +12250,14 @@
         </w:rPr>
         <w:t xml:space="preserve"> </w:t>
       </w:r>
+      <w:proofErr w:type="spellStart"/>
       <w:r>
         <w:rPr>
           <w:i/>
         </w:rPr>
         <w:t>aB</w:t>
       </w:r>
+      <w:proofErr w:type="spellEnd"/>
       <w:r>
         <w:rPr>
           <w:rFonts w:ascii="Times New Roman"/>
@@ -11729,11 +12274,19 @@
         </w:rPr>
         <w:t xml:space="preserve"> </w:t>
       </w:r>
-      <w:r>
-        <w:rPr>
-          <w:i/>
-        </w:rPr>
-        <w:t>cC,</w:t>
+      <w:proofErr w:type="spellStart"/>
+      <w:r>
+        <w:rPr>
+          <w:i/>
+        </w:rPr>
+        <w:t>cC</w:t>
+      </w:r>
+      <w:proofErr w:type="spellEnd"/>
+      <w:r>
+        <w:rPr>
+          <w:i/>
+        </w:rPr>
+        <w:t>,</w:t>
       </w:r>
       <w:r>
         <w:rPr>
@@ -11806,12 +12359,14 @@
         </w:rPr>
         <w:t xml:space="preserve"> </w:t>
       </w:r>
+      <w:proofErr w:type="spellStart"/>
       <w:r>
         <w:rPr>
           <w:i/>
         </w:rPr>
         <w:t>bE</w:t>
       </w:r>
+      <w:proofErr w:type="spellEnd"/>
       <w:r>
         <w:rPr>
           <w:rFonts w:ascii="Times New Roman"/>
@@ -11868,12 +12423,14 @@
         </w:rPr>
         <w:t xml:space="preserve"> </w:t>
       </w:r>
+      <w:proofErr w:type="spellStart"/>
       <w:r>
         <w:rPr>
           <w:i/>
         </w:rPr>
         <w:t>bB</w:t>
       </w:r>
+      <w:proofErr w:type="spellEnd"/>
       <w:r>
         <w:rPr>
           <w:rFonts w:ascii="Times New Roman"/>
@@ -11968,7 +12525,21 @@
         <w:rPr>
           <w:i/>
         </w:rPr>
-        <w:t>({a,b,c},</w:t>
+        <w:t>({</w:t>
+      </w:r>
+      <w:proofErr w:type="spellStart"/>
+      <w:r>
+        <w:rPr>
+          <w:i/>
+        </w:rPr>
+        <w:t>a,b,c</w:t>
+      </w:r>
+      <w:proofErr w:type="spellEnd"/>
+      <w:r>
+        <w:rPr>
+          <w:i/>
+        </w:rPr>
+        <w:t>},</w:t>
       </w:r>
       <w:r>
         <w:rPr>
@@ -12122,12 +12693,14 @@
         </w:rPr>
         <w:t xml:space="preserve"> </w:t>
       </w:r>
+      <w:proofErr w:type="spellStart"/>
       <w:r>
         <w:rPr>
           <w:i/>
         </w:rPr>
         <w:t>aA</w:t>
       </w:r>
+      <w:proofErr w:type="spellEnd"/>
       <w:r>
         <w:rPr>
           <w:rFonts w:ascii="Times New Roman" w:hAnsi="Times New Roman"/>
@@ -12145,12 +12718,14 @@
         </w:rPr>
         <w:t xml:space="preserve"> </w:t>
       </w:r>
+      <w:proofErr w:type="spellStart"/>
       <w:r>
         <w:rPr>
           <w:i/>
         </w:rPr>
         <w:t>bB</w:t>
       </w:r>
+      <w:proofErr w:type="spellEnd"/>
       <w:r>
         <w:rPr>
           <w:rFonts w:ascii="Times New Roman" w:hAnsi="Times New Roman"/>
@@ -12206,12 +12781,14 @@
         </w:rPr>
         <w:t xml:space="preserve"> </w:t>
       </w:r>
+      <w:proofErr w:type="spellStart"/>
       <w:r>
         <w:rPr>
           <w:i/>
         </w:rPr>
         <w:t>bB</w:t>
       </w:r>
+      <w:proofErr w:type="spellEnd"/>
       <w:r>
         <w:rPr>
           <w:rFonts w:ascii="Times New Roman" w:hAnsi="Times New Roman"/>
@@ -12228,12 +12805,14 @@
         </w:rPr>
         <w:t xml:space="preserve"> </w:t>
       </w:r>
+      <w:proofErr w:type="spellStart"/>
       <w:r>
         <w:rPr>
           <w:i/>
         </w:rPr>
         <w:t>bC</w:t>
       </w:r>
+      <w:proofErr w:type="spellEnd"/>
       <w:r>
         <w:rPr>
           <w:rFonts w:ascii="Times New Roman" w:hAnsi="Times New Roman"/>
@@ -12289,12 +12868,14 @@
         </w:rPr>
         <w:t xml:space="preserve"> </w:t>
       </w:r>
+      <w:proofErr w:type="spellStart"/>
       <w:r>
         <w:rPr>
           <w:i/>
         </w:rPr>
         <w:t>bC</w:t>
       </w:r>
+      <w:proofErr w:type="spellEnd"/>
       <w:r>
         <w:rPr>
           <w:rFonts w:ascii="Times New Roman" w:hAnsi="Times New Roman"/>
@@ -12311,12 +12892,14 @@
         </w:rPr>
         <w:t xml:space="preserve"> </w:t>
       </w:r>
+      <w:proofErr w:type="spellStart"/>
       <w:r>
         <w:rPr>
           <w:i/>
         </w:rPr>
         <w:t>cD</w:t>
       </w:r>
+      <w:proofErr w:type="spellEnd"/>
       <w:r>
         <w:rPr>
           <w:rFonts w:ascii="Times New Roman" w:hAnsi="Times New Roman"/>
@@ -12333,11 +12916,19 @@
         </w:rPr>
         <w:t xml:space="preserve"> </w:t>
       </w:r>
-      <w:r>
-        <w:rPr>
-          <w:i/>
-        </w:rPr>
-        <w:t>bB,</w:t>
+      <w:proofErr w:type="spellStart"/>
+      <w:r>
+        <w:rPr>
+          <w:i/>
+        </w:rPr>
+        <w:t>bB</w:t>
+      </w:r>
+      <w:proofErr w:type="spellEnd"/>
+      <w:r>
+        <w:rPr>
+          <w:i/>
+        </w:rPr>
+        <w:t>,</w:t>
       </w:r>
       <w:r>
         <w:rPr>
@@ -12371,12 +12962,14 @@
         </w:rPr>
         <w:t xml:space="preserve"> </w:t>
       </w:r>
+      <w:proofErr w:type="spellStart"/>
       <w:r>
         <w:rPr>
           <w:i/>
         </w:rPr>
         <w:t>bC</w:t>
       </w:r>
+      <w:proofErr w:type="spellEnd"/>
       <w:r>
         <w:rPr>
           <w:rFonts w:ascii="Times New Roman" w:hAnsi="Times New Roman"/>
@@ -12393,12 +12986,14 @@
         </w:rPr>
         <w:t xml:space="preserve"> </w:t>
       </w:r>
+      <w:proofErr w:type="spellStart"/>
       <w:r>
         <w:rPr>
           <w:i/>
         </w:rPr>
         <w:t>bB</w:t>
       </w:r>
+      <w:proofErr w:type="spellEnd"/>
       <w:r>
         <w:rPr>
           <w:rFonts w:ascii="Times New Roman" w:hAnsi="Times New Roman"/>
@@ -12408,12 +13003,14 @@
       <w:r>
         <w:t>|</w:t>
       </w:r>
+      <w:proofErr w:type="spellStart"/>
       <w:r>
         <w:rPr>
           <w:i/>
         </w:rPr>
         <w:t>cC</w:t>
       </w:r>
+      <w:proofErr w:type="spellEnd"/>
       <w:r>
         <w:rPr>
           <w:rFonts w:ascii="Times New Roman" w:hAnsi="Times New Roman"/>
@@ -12496,7 +13093,21 @@
         <w:rPr>
           <w:i/>
         </w:rPr>
-        <w:t>({c,f,d},</w:t>
+        <w:t>({</w:t>
+      </w:r>
+      <w:proofErr w:type="spellStart"/>
+      <w:r>
+        <w:rPr>
+          <w:i/>
+        </w:rPr>
+        <w:t>c,f,d</w:t>
+      </w:r>
+      <w:proofErr w:type="spellEnd"/>
+      <w:r>
+        <w:rPr>
+          <w:i/>
+        </w:rPr>
+        <w:t>},</w:t>
       </w:r>
       <w:r>
         <w:rPr>
@@ -12610,12 +13221,14 @@
         </w:rPr>
         <w:t xml:space="preserve"> </w:t>
       </w:r>
+      <w:proofErr w:type="spellStart"/>
       <w:r>
         <w:rPr>
           <w:i/>
         </w:rPr>
         <w:t>cB</w:t>
       </w:r>
+      <w:proofErr w:type="spellEnd"/>
       <w:r>
         <w:rPr>
           <w:rFonts w:ascii="Times New Roman"/>
@@ -12632,12 +13245,14 @@
         </w:rPr>
         <w:t xml:space="preserve"> </w:t>
       </w:r>
+      <w:proofErr w:type="spellStart"/>
       <w:r>
         <w:rPr>
           <w:i/>
         </w:rPr>
         <w:t>cE</w:t>
       </w:r>
+      <w:proofErr w:type="spellEnd"/>
       <w:r>
         <w:rPr>
           <w:rFonts w:ascii="Times New Roman"/>
@@ -12677,11 +13292,19 @@
         </w:rPr>
         <w:t xml:space="preserve"> </w:t>
       </w:r>
-      <w:r>
-        <w:rPr>
-          <w:i/>
-        </w:rPr>
-        <w:t>fC,</w:t>
+      <w:proofErr w:type="spellStart"/>
+      <w:r>
+        <w:rPr>
+          <w:i/>
+        </w:rPr>
+        <w:t>fC</w:t>
+      </w:r>
+      <w:proofErr w:type="spellEnd"/>
+      <w:r>
+        <w:rPr>
+          <w:i/>
+        </w:rPr>
+        <w:t>,</w:t>
       </w:r>
       <w:r>
         <w:rPr>
@@ -12716,12 +13339,14 @@
         </w:rPr>
         <w:t xml:space="preserve"> </w:t>
       </w:r>
+      <w:proofErr w:type="spellStart"/>
       <w:r>
         <w:rPr>
           <w:i/>
         </w:rPr>
         <w:t>cB</w:t>
       </w:r>
+      <w:proofErr w:type="spellEnd"/>
       <w:r>
         <w:rPr>
           <w:rFonts w:ascii="Times New Roman"/>
@@ -12739,12 +13364,14 @@
         </w:rPr>
         <w:t xml:space="preserve"> </w:t>
       </w:r>
+      <w:proofErr w:type="spellStart"/>
       <w:r>
         <w:rPr>
           <w:i/>
         </w:rPr>
         <w:t>fD</w:t>
       </w:r>
+      <w:proofErr w:type="spellEnd"/>
       <w:r>
         <w:rPr>
           <w:rFonts w:ascii="Times New Roman"/>
@@ -12761,11 +13388,19 @@
         </w:rPr>
         <w:t xml:space="preserve"> </w:t>
       </w:r>
-      <w:r>
-        <w:rPr>
-          <w:i/>
-        </w:rPr>
-        <w:t>dE,</w:t>
+      <w:proofErr w:type="spellStart"/>
+      <w:r>
+        <w:rPr>
+          <w:i/>
+        </w:rPr>
+        <w:t>dE</w:t>
+      </w:r>
+      <w:proofErr w:type="spellEnd"/>
+      <w:r>
+        <w:rPr>
+          <w:i/>
+        </w:rPr>
+        <w:t>,</w:t>
       </w:r>
       <w:r>
         <w:rPr>
@@ -12799,11 +13434,19 @@
         </w:rPr>
         <w:t xml:space="preserve"> </w:t>
       </w:r>
-      <w:r>
-        <w:rPr>
-          <w:i/>
-        </w:rPr>
-        <w:t>cA,</w:t>
+      <w:proofErr w:type="spellStart"/>
+      <w:r>
+        <w:rPr>
+          <w:i/>
+        </w:rPr>
+        <w:t>cA</w:t>
+      </w:r>
+      <w:proofErr w:type="spellEnd"/>
+      <w:r>
+        <w:rPr>
+          <w:i/>
+        </w:rPr>
+        <w:t>,</w:t>
       </w:r>
       <w:r>
         <w:rPr>
@@ -12838,12 +13481,14 @@
         </w:rPr>
         <w:t xml:space="preserve"> </w:t>
       </w:r>
+      <w:proofErr w:type="spellStart"/>
       <w:r>
         <w:rPr>
           <w:i/>
         </w:rPr>
         <w:t>cD</w:t>
       </w:r>
+      <w:proofErr w:type="spellEnd"/>
       <w:r>
         <w:rPr>
           <w:rFonts w:ascii="Times New Roman"/>
@@ -12860,11 +13505,19 @@
         </w:rPr>
         <w:t xml:space="preserve"> </w:t>
       </w:r>
-      <w:r>
-        <w:rPr>
-          <w:i/>
-        </w:rPr>
-        <w:t>fD,</w:t>
+      <w:proofErr w:type="spellStart"/>
+      <w:r>
+        <w:rPr>
+          <w:i/>
+        </w:rPr>
+        <w:t>fD</w:t>
+      </w:r>
+      <w:proofErr w:type="spellEnd"/>
+      <w:r>
+        <w:rPr>
+          <w:i/>
+        </w:rPr>
+        <w:t>,</w:t>
       </w:r>
       <w:r>
         <w:rPr>
@@ -12899,12 +13552,14 @@
         </w:rPr>
         <w:t xml:space="preserve"> </w:t>
       </w:r>
+      <w:proofErr w:type="spellStart"/>
       <w:r>
         <w:rPr>
           <w:i/>
         </w:rPr>
         <w:t>cE</w:t>
       </w:r>
+      <w:proofErr w:type="spellEnd"/>
       <w:r>
         <w:rPr>
           <w:rFonts w:ascii="Times New Roman"/>
@@ -12921,12 +13576,14 @@
         </w:rPr>
         <w:t xml:space="preserve"> </w:t>
       </w:r>
+      <w:proofErr w:type="spellStart"/>
       <w:r>
         <w:rPr>
           <w:i/>
         </w:rPr>
         <w:t>fF</w:t>
       </w:r>
+      <w:proofErr w:type="spellEnd"/>
       <w:r>
         <w:rPr>
           <w:rFonts w:ascii="Times New Roman"/>
@@ -12943,11 +13600,19 @@
         </w:rPr>
         <w:t xml:space="preserve"> </w:t>
       </w:r>
-      <w:r>
-        <w:rPr>
-          <w:i/>
-        </w:rPr>
-        <w:t>dF,</w:t>
+      <w:proofErr w:type="spellStart"/>
+      <w:r>
+        <w:rPr>
+          <w:i/>
+        </w:rPr>
+        <w:t>dF</w:t>
+      </w:r>
+      <w:proofErr w:type="spellEnd"/>
+      <w:r>
+        <w:rPr>
+          <w:i/>
+        </w:rPr>
+        <w:t>,</w:t>
       </w:r>
       <w:r>
         <w:rPr>
@@ -12979,12 +13644,14 @@
         </w:rPr>
         <w:t xml:space="preserve"> </w:t>
       </w:r>
+      <w:proofErr w:type="spellStart"/>
       <w:r>
         <w:rPr>
           <w:i/>
         </w:rPr>
         <w:t>cF</w:t>
       </w:r>
+      <w:proofErr w:type="spellEnd"/>
       <w:r>
         <w:rPr>
           <w:rFonts w:ascii="Times New Roman"/>
@@ -13000,12 +13667,14 @@
         </w:rPr>
         <w:t xml:space="preserve"> </w:t>
       </w:r>
+      <w:proofErr w:type="spellStart"/>
       <w:r>
         <w:rPr>
           <w:i/>
         </w:rPr>
         <w:t>fF</w:t>
       </w:r>
+      <w:proofErr w:type="spellEnd"/>
       <w:r>
         <w:rPr>
           <w:rFonts w:ascii="Times New Roman"/>
@@ -13265,6 +13934,7 @@
         </w:rPr>
         <w:t xml:space="preserve"> </w:t>
       </w:r>
+      <w:proofErr w:type="spellStart"/>
       <w:r>
         <w:rPr>
           <w:i/>
@@ -13296,7 +13966,15 @@
           <w:i/>
           <w:w w:val="105"/>
         </w:rPr>
-        <w:t>bK,</w:t>
+        <w:t>bK</w:t>
+      </w:r>
+      <w:proofErr w:type="spellEnd"/>
+      <w:r>
+        <w:rPr>
+          <w:i/>
+          <w:w w:val="105"/>
+        </w:rPr>
+        <w:t>,</w:t>
       </w:r>
       <w:r>
         <w:rPr>
@@ -13336,6 +14014,7 @@
         </w:rPr>
         <w:t xml:space="preserve"> </w:t>
       </w:r>
+      <w:proofErr w:type="spellStart"/>
       <w:r>
         <w:rPr>
           <w:i/>
@@ -13357,7 +14036,16 @@
           <w:w w:val="105"/>
           <w:sz w:val="20"/>
         </w:rPr>
-        <w:t>bN,</w:t>
+        <w:t>bN</w:t>
+      </w:r>
+      <w:proofErr w:type="spellEnd"/>
+      <w:r>
+        <w:rPr>
+          <w:i/>
+          <w:w w:val="105"/>
+          <w:sz w:val="20"/>
+        </w:rPr>
+        <w:t>,</w:t>
       </w:r>
       <w:r>
         <w:rPr>
@@ -13402,13 +14090,23 @@
         </w:rPr>
         <w:t xml:space="preserve"> </w:t>
       </w:r>
+      <w:proofErr w:type="spellStart"/>
       <w:r>
         <w:rPr>
           <w:i/>
           <w:w w:val="105"/>
           <w:sz w:val="20"/>
         </w:rPr>
-        <w:t>aK,</w:t>
+        <w:t>aK</w:t>
+      </w:r>
+      <w:proofErr w:type="spellEnd"/>
+      <w:r>
+        <w:rPr>
+          <w:i/>
+          <w:w w:val="105"/>
+          <w:sz w:val="20"/>
+        </w:rPr>
+        <w:t>,</w:t>
       </w:r>
       <w:r>
         <w:rPr>
@@ -13453,6 +14151,7 @@
         </w:rPr>
         <w:t xml:space="preserve"> </w:t>
       </w:r>
+      <w:proofErr w:type="spellStart"/>
       <w:r>
         <w:rPr>
           <w:i/>
@@ -13496,6 +14195,7 @@
         </w:rPr>
         <w:t>aK</w:t>
       </w:r>
+      <w:proofErr w:type="spellEnd"/>
     </w:p>
     <w:p>
       <w:pPr>
@@ -14371,6 +15071,7 @@
       <w:r>
         <w:br w:type="column"/>
       </w:r>
+      <w:proofErr w:type="gramStart"/>
       <w:r>
         <w:rPr>
           <w:i/>
@@ -14391,6 +15092,7 @@
         </w:rPr>
         <w:t>.</w:t>
       </w:r>
+      <w:proofErr w:type="gramEnd"/>
       <w:r>
         <w:rPr>
           <w:rFonts w:ascii="Times New Roman"/>
@@ -14719,7 +15421,7 @@
         </mc:Choice>
         <mc:Fallback>
           <w:pict>
-            <v:shape w14:anchorId="25F7302D" id="Graphic 6" o:spid="_x0000_s1026" style="position:absolute;margin-left:84.6pt;margin-top:749.15pt;width:458.9pt;height:.4pt;z-index:-251654144;visibility:visible;mso-wrap-style:square;mso-wrap-distance-left:0;mso-wrap-distance-top:0;mso-wrap-distance-right:0;mso-wrap-distance-bottom:0;mso-position-horizontal:absolute;mso-position-horizontal-relative:page;mso-position-vertical:absolute;mso-position-vertical-relative:page;v-text-anchor:top" coordsize="5828030,5080" o:gfxdata="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" path="m5827775,l,,,4571r5827775,l5827775,xe" fillcolor="black" stroked="f">
+            <v:shape w14:anchorId="62AE6AF4" id="Graphic 6" o:spid="_x0000_s1026" style="position:absolute;margin-left:84.6pt;margin-top:749.15pt;width:458.9pt;height:.4pt;z-index:-251654144;visibility:visible;mso-wrap-style:square;mso-wrap-distance-left:0;mso-wrap-distance-top:0;mso-wrap-distance-right:0;mso-wrap-distance-bottom:0;mso-position-horizontal:absolute;mso-position-horizontal-relative:page;mso-position-vertical:absolute;mso-position-vertical-relative:page;v-text-anchor:top" coordsize="5828030,5080" o:gfxdata="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" path="m5827775,l,,,4571r5827775,l5827775,xe" fillcolor="black" stroked="f">
               <v:path arrowok="t"/>
               <w10:wrap anchorx="page" anchory="page"/>
             </v:shape>
@@ -15320,7 +16022,7 @@
         </mc:Choice>
         <mc:Fallback>
           <w:pict>
-            <v:group w14:anchorId="1471F778" id="Group 1" o:spid="_x0000_s1026" style="position:absolute;margin-left:84.6pt;margin-top:8.15pt;width:458.9pt;height:45.75pt;z-index:-251669504;mso-wrap-distance-left:0;mso-wrap-distance-right:0;mso-position-horizontal-relative:page;mso-position-vertical-relative:page" coordsize="58280,5810" o:gfxdata="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">
+            <v:group w14:anchorId="619A9EAB" id="Group 1" o:spid="_x0000_s1026" style="position:absolute;margin-left:84.6pt;margin-top:8.15pt;width:458.9pt;height:45.75pt;z-index:-251669504;mso-wrap-distance-left:0;mso-wrap-distance-right:0;mso-position-horizontal-relative:page;mso-position-vertical-relative:page" coordsize="58280,5810" o:gfxdata="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">
               <v:shape id="Graphic 2" o:spid="_x0000_s1027" style="position:absolute;top:4450;width:58280;height:63;visibility:visible;mso-wrap-style:square;v-text-anchor:top" coordsize="5828030,6350" o:gfxdata="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" path="m5827775,l,,,6095r5827775,l5827775,xe" fillcolor="black" stroked="f">
                 <v:path arrowok="t"/>
               </v:shape>
@@ -15402,6 +16104,7 @@
                               <w:sz w:val="20"/>
                             </w:rPr>
                           </w:pPr>
+                          <w:proofErr w:type="spellStart"/>
                           <w:r>
                             <w:rPr>
                               <w:rFonts w:ascii="Arial MT"/>
@@ -15411,6 +16114,7 @@
                             </w:rPr>
                             <w:t>UNMdP</w:t>
                           </w:r>
+                          <w:proofErr w:type="spellEnd"/>
                         </w:p>
                         <w:p>
                           <w:pPr>
@@ -15495,6 +16199,7 @@
                         <w:sz w:val="20"/>
                       </w:rPr>
                     </w:pPr>
+                    <w:proofErr w:type="spellStart"/>
                     <w:r>
                       <w:rPr>
                         <w:rFonts w:ascii="Arial MT"/>
@@ -15504,6 +16209,7 @@
                       </w:rPr>
                       <w:t>UNMdP</w:t>
                     </w:r>
+                    <w:proofErr w:type="spellEnd"/>
                   </w:p>
                   <w:p>
                     <w:pPr>

--- a/Lenguajes regulares/Practica 2 Lenguajes Regulares.docx
+++ b/Lenguajes regulares/Practica 2 Lenguajes Regulares.docx
@@ -1876,12 +1876,15 @@
       </w:r>
       <w:proofErr w:type="spellEnd"/>
       <w:r>
-        <w:t xml:space="preserve"> pertenece al lenguaje regular de la ER de la izquierda y no al de la derecha porque exige que antes de la última a halla 2 b`</w:t>
-      </w:r>
-      <w:bookmarkStart w:id="0" w:name="_GoBack"/>
-      <w:bookmarkEnd w:id="0"/>
-      <w:r>
-        <w:t>s.</w:t>
+        <w:t xml:space="preserve"> pertenece al lenguaje regular de la ER de la izquierda y no al de la derecha porque exige que antes de la última a halla 2 </w:t>
+      </w:r>
+      <w:proofErr w:type="spellStart"/>
+      <w:r>
+        <w:t>b`s</w:t>
+      </w:r>
+      <w:proofErr w:type="spellEnd"/>
+      <w:r>
+        <w:t>.</w:t>
       </w:r>
     </w:p>
     <w:p>
@@ -2124,6 +2127,138 @@
     </w:p>
     <w:p>
       <w:pPr>
+        <w:pStyle w:val="Respuesta"/>
+        <w:ind w:left="942"/>
+      </w:pPr>
+      <w:r>
+        <w:t>G=&lt;S,</w:t>
+      </w:r>
+      <w:r>
+        <w:t xml:space="preserve"> </w:t>
+      </w:r>
+      <w:r>
+        <w:t>{S, B, C, D, E}, {a,</w:t>
+      </w:r>
+      <w:r>
+        <w:t xml:space="preserve"> </w:t>
+      </w:r>
+      <w:r>
+        <w:t>b}, {</w:t>
+      </w:r>
+    </w:p>
+    <w:p>
+      <w:pPr>
+        <w:pStyle w:val="Respuesta"/>
+        <w:ind w:left="942"/>
+      </w:pPr>
+      <w:r>
+        <w:tab/>
+        <w:t>S</w:t>
+      </w:r>
+      <w:proofErr w:type="gramStart"/>
+      <w:r>
+        <w:t>::=</w:t>
+      </w:r>
+      <w:proofErr w:type="gramEnd"/>
+      <w:r>
+        <w:t>aB</w:t>
+      </w:r>
+      <w:r>
+        <w:t>,</w:t>
+      </w:r>
+    </w:p>
+    <w:p>
+      <w:pPr>
+        <w:pStyle w:val="Respuesta"/>
+        <w:ind w:left="942"/>
+      </w:pPr>
+      <w:r>
+        <w:tab/>
+        <w:t>B</w:t>
+      </w:r>
+      <w:proofErr w:type="gramStart"/>
+      <w:r>
+        <w:t>::=</w:t>
+      </w:r>
+      <w:proofErr w:type="gramEnd"/>
+      <w:r>
+        <w:t>bC</w:t>
+      </w:r>
+      <w:r>
+        <w:t>,</w:t>
+      </w:r>
+    </w:p>
+    <w:p>
+      <w:pPr>
+        <w:pStyle w:val="Respuesta"/>
+        <w:ind w:left="942"/>
+      </w:pPr>
+      <w:r>
+        <w:tab/>
+        <w:t>C</w:t>
+      </w:r>
+      <w:proofErr w:type="gramStart"/>
+      <w:r>
+        <w:t>::=</w:t>
+      </w:r>
+      <w:proofErr w:type="gramEnd"/>
+      <w:r>
+        <w:t>bD</w:t>
+      </w:r>
+      <w:r>
+        <w:t>,</w:t>
+      </w:r>
+    </w:p>
+    <w:p>
+      <w:pPr>
+        <w:pStyle w:val="Respuesta"/>
+        <w:ind w:left="942"/>
+      </w:pPr>
+      <w:r>
+        <w:tab/>
+        <w:t>D</w:t>
+      </w:r>
+      <w:proofErr w:type="gramStart"/>
+      <w:r>
+        <w:t>::=</w:t>
+      </w:r>
+      <w:proofErr w:type="gramEnd"/>
+      <w:r>
+        <w:t>bE</w:t>
+      </w:r>
+      <w:r>
+        <w:t>,</w:t>
+      </w:r>
+    </w:p>
+    <w:p>
+      <w:pPr>
+        <w:pStyle w:val="Respuesta"/>
+        <w:ind w:left="942"/>
+      </w:pPr>
+      <w:r>
+        <w:tab/>
+        <w:t>E</w:t>
+      </w:r>
+      <w:proofErr w:type="gramStart"/>
+      <w:r>
+        <w:t>::=</w:t>
+      </w:r>
+      <w:proofErr w:type="gramEnd"/>
+      <w:r>
+        <w:t>a</w:t>
+      </w:r>
+    </w:p>
+    <w:p>
+      <w:pPr>
+        <w:pStyle w:val="Respuesta"/>
+        <w:ind w:left="942"/>
+      </w:pPr>
+      <w:r>
+        <w:t>}&gt;</w:t>
+      </w:r>
+    </w:p>
+    <w:p>
+      <w:pPr>
         <w:pStyle w:val="Prrafodelista"/>
         <w:numPr>
           <w:ilvl w:val="1"/>
@@ -2237,6 +2372,145 @@
           <w:spacing w:val="-10"/>
         </w:rPr>
         <w:t>a</w:t>
+      </w:r>
+    </w:p>
+    <w:p>
+      <w:pPr>
+        <w:pStyle w:val="Respuesta"/>
+        <w:ind w:left="941"/>
+      </w:pPr>
+      <w:r>
+        <w:t>G=&lt;S, {S, A, B}, {a, b}, {</w:t>
+      </w:r>
+    </w:p>
+    <w:p>
+      <w:pPr>
+        <w:pStyle w:val="Respuesta"/>
+        <w:ind w:left="941"/>
+      </w:pPr>
+      <w:r>
+        <w:tab/>
+      </w:r>
+      <w:r>
+        <w:tab/>
+        <w:t xml:space="preserve">S::= </w:t>
+      </w:r>
+      <w:proofErr w:type="spellStart"/>
+      <w:r>
+        <w:t>aA</w:t>
+      </w:r>
+      <w:proofErr w:type="spellEnd"/>
+      <w:r>
+        <w:t xml:space="preserve"> | </w:t>
+      </w:r>
+      <w:proofErr w:type="spellStart"/>
+      <w:r>
+        <w:t>bS</w:t>
+      </w:r>
+      <w:proofErr w:type="spellEnd"/>
+      <w:r>
+        <w:t xml:space="preserve"> | </w:t>
+      </w:r>
+      <w:r>
+        <w:rPr>
+          <w:rFonts w:ascii="Symbol" w:hAnsi="Symbol"/>
+        </w:rPr>
+        <w:t></w:t>
+      </w:r>
+      <w:bookmarkStart w:id="0" w:name="_GoBack"/>
+      <w:bookmarkEnd w:id="0"/>
+      <w:r>
+        <w:t>,</w:t>
+      </w:r>
+    </w:p>
+    <w:p>
+      <w:pPr>
+        <w:pStyle w:val="Respuesta"/>
+        <w:ind w:left="941"/>
+      </w:pPr>
+      <w:r>
+        <w:tab/>
+      </w:r>
+      <w:r>
+        <w:tab/>
+        <w:t>A</w:t>
+      </w:r>
+      <w:proofErr w:type="gramStart"/>
+      <w:r>
+        <w:t>::=</w:t>
+      </w:r>
+      <w:proofErr w:type="gramEnd"/>
+      <w:r>
+        <w:t xml:space="preserve"> </w:t>
+      </w:r>
+      <w:proofErr w:type="spellStart"/>
+      <w:r>
+        <w:t>aB</w:t>
+      </w:r>
+      <w:proofErr w:type="spellEnd"/>
+      <w:r>
+        <w:t xml:space="preserve"> | </w:t>
+      </w:r>
+      <w:proofErr w:type="spellStart"/>
+      <w:r>
+        <w:t>bA</w:t>
+      </w:r>
+      <w:proofErr w:type="spellEnd"/>
+      <w:r>
+        <w:t xml:space="preserve"> | </w:t>
+      </w:r>
+      <w:r>
+        <w:rPr>
+          <w:rFonts w:ascii="Symbol" w:hAnsi="Symbol"/>
+        </w:rPr>
+        <w:t></w:t>
+      </w:r>
+      <w:r>
+        <w:t>,</w:t>
+      </w:r>
+    </w:p>
+    <w:p>
+      <w:pPr>
+        <w:pStyle w:val="Respuesta"/>
+        <w:ind w:left="941"/>
+      </w:pPr>
+      <w:r>
+        <w:tab/>
+      </w:r>
+      <w:r>
+        <w:tab/>
+        <w:t>B</w:t>
+      </w:r>
+      <w:proofErr w:type="gramStart"/>
+      <w:r>
+        <w:t>::=</w:t>
+      </w:r>
+      <w:proofErr w:type="gramEnd"/>
+      <w:r>
+        <w:t xml:space="preserve"> </w:t>
+      </w:r>
+      <w:proofErr w:type="spellStart"/>
+      <w:r>
+        <w:t>bB</w:t>
+      </w:r>
+      <w:proofErr w:type="spellEnd"/>
+      <w:r>
+        <w:t xml:space="preserve"> | </w:t>
+      </w:r>
+      <w:r>
+        <w:rPr>
+          <w:rFonts w:ascii="Symbol" w:hAnsi="Symbol"/>
+        </w:rPr>
+        <w:t></w:t>
+      </w:r>
+    </w:p>
+    <w:p>
+      <w:pPr>
+        <w:pStyle w:val="Respuesta"/>
+        <w:ind w:left="941"/>
+      </w:pPr>
+      <w:r>
+        <w:t>}&gt;</w:t>
       </w:r>
     </w:p>
     <w:p>
@@ -2546,6 +2820,7 @@
         <w:ind w:right="150"/>
       </w:pPr>
       <w:r>
+        <w:lastRenderedPageBreak/>
         <w:t>Obtener</w:t>
       </w:r>
       <w:r>
@@ -15421,7 +15696,7 @@
         </mc:Choice>
         <mc:Fallback>
           <w:pict>
-            <v:shape w14:anchorId="62AE6AF4" id="Graphic 6" o:spid="_x0000_s1026" style="position:absolute;margin-left:84.6pt;margin-top:749.15pt;width:458.9pt;height:.4pt;z-index:-251654144;visibility:visible;mso-wrap-style:square;mso-wrap-distance-left:0;mso-wrap-distance-top:0;mso-wrap-distance-right:0;mso-wrap-distance-bottom:0;mso-position-horizontal:absolute;mso-position-horizontal-relative:page;mso-position-vertical:absolute;mso-position-vertical-relative:page;v-text-anchor:top" coordsize="5828030,5080" o:gfxdata="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" path="m5827775,l,,,4571r5827775,l5827775,xe" fillcolor="black" stroked="f">
+            <v:shape w14:anchorId="43ADEE43" id="Graphic 6" o:spid="_x0000_s1026" style="position:absolute;margin-left:84.6pt;margin-top:749.15pt;width:458.9pt;height:.4pt;z-index:-251654144;visibility:visible;mso-wrap-style:square;mso-wrap-distance-left:0;mso-wrap-distance-top:0;mso-wrap-distance-right:0;mso-wrap-distance-bottom:0;mso-position-horizontal:absolute;mso-position-horizontal-relative:page;mso-position-vertical:absolute;mso-position-vertical-relative:page;v-text-anchor:top" coordsize="5828030,5080" o:gfxdata="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" path="m5827775,l,,,4571r5827775,l5827775,xe" fillcolor="black" stroked="f">
               <v:path arrowok="t"/>
               <w10:wrap anchorx="page" anchory="page"/>
             </v:shape>
@@ -15651,7 +15926,7 @@
                               <w:w w:val="105"/>
                               <w:sz w:val="18"/>
                             </w:rPr>
-                            <w:t>4</w:t>
+                            <w:t>5</w:t>
                           </w:r>
                           <w:r>
                             <w:rPr>
@@ -15714,7 +15989,7 @@
                               <w:w w:val="105"/>
                               <w:sz w:val="18"/>
                             </w:rPr>
-                            <w:t>4</w:t>
+                            <w:t>5</w:t>
                           </w:r>
                           <w:r>
                             <w:rPr>
@@ -15793,7 +16068,7 @@
                         <w:w w:val="105"/>
                         <w:sz w:val="18"/>
                       </w:rPr>
-                      <w:t>4</w:t>
+                      <w:t>5</w:t>
                     </w:r>
                     <w:r>
                       <w:rPr>
@@ -15856,7 +16131,7 @@
                         <w:w w:val="105"/>
                         <w:sz w:val="18"/>
                       </w:rPr>
-                      <w:t>4</w:t>
+                      <w:t>5</w:t>
                     </w:r>
                     <w:r>
                       <w:rPr>
@@ -16022,7 +16297,7 @@
         </mc:Choice>
         <mc:Fallback>
           <w:pict>
-            <v:group w14:anchorId="619A9EAB" id="Group 1" o:spid="_x0000_s1026" style="position:absolute;margin-left:84.6pt;margin-top:8.15pt;width:458.9pt;height:45.75pt;z-index:-251669504;mso-wrap-distance-left:0;mso-wrap-distance-right:0;mso-position-horizontal-relative:page;mso-position-vertical-relative:page" coordsize="58280,5810" o:gfxdata="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">
+            <v:group w14:anchorId="6E60AAD1" id="Group 1" o:spid="_x0000_s1026" style="position:absolute;margin-left:84.6pt;margin-top:8.15pt;width:458.9pt;height:45.75pt;z-index:-251669504;mso-wrap-distance-left:0;mso-wrap-distance-right:0;mso-position-horizontal-relative:page;mso-position-vertical-relative:page" coordsize="58280,5810" o:gfxdata="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">
               <v:shape id="Graphic 2" o:spid="_x0000_s1027" style="position:absolute;top:4450;width:58280;height:63;visibility:visible;mso-wrap-style:square;v-text-anchor:top" coordsize="5828030,6350" o:gfxdata="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" path="m5827775,l,,,6095r5827775,l5827775,xe" fillcolor="black" stroked="f">
                 <v:path arrowok="t"/>
               </v:shape>

--- a/Lenguajes regulares/Practica 2 Lenguajes Regulares.docx
+++ b/Lenguajes regulares/Practica 2 Lenguajes Regulares.docx
@@ -2393,7 +2393,15 @@
       </w:r>
       <w:r>
         <w:tab/>
-        <w:t xml:space="preserve">S::= </w:t>
+        <w:t>S</w:t>
+      </w:r>
+      <w:proofErr w:type="gramStart"/>
+      <w:r>
+        <w:t>::=</w:t>
+      </w:r>
+      <w:proofErr w:type="gramEnd"/>
+      <w:r>
+        <w:t xml:space="preserve"> </w:t>
       </w:r>
       <w:proofErr w:type="spellStart"/>
       <w:r>
@@ -2417,8 +2425,6 @@
         </w:rPr>
         <w:t></w:t>
       </w:r>
-      <w:bookmarkStart w:id="0" w:name="_GoBack"/>
-      <w:bookmarkEnd w:id="0"/>
       <w:r>
         <w:t>,</w:t>
       </w:r>
@@ -2511,6 +2517,16 @@
       </w:pPr>
       <w:r>
         <w:t>}&gt;</w:t>
+      </w:r>
+    </w:p>
+    <w:p>
+      <w:pPr>
+        <w:rPr>
+          <w:rFonts w:ascii="Cascadia Code" w:hAnsi="Cascadia Code" w:cs="Cascadia Code"/>
+        </w:rPr>
+      </w:pPr>
+      <w:r>
+        <w:br w:type="page"/>
       </w:r>
     </w:p>
     <w:p>
@@ -2531,7 +2547,11 @@
         </w:rPr>
       </w:pPr>
       <w:r>
-        <w:t>El</w:t>
+        <w:lastRenderedPageBreak/>
+        <w:t>E</w:t>
+      </w:r>
+      <w:r>
+        <w:t>l</w:t>
       </w:r>
       <w:r>
         <w:rPr>
@@ -2820,7 +2840,6 @@
         <w:ind w:right="150"/>
       </w:pPr>
       <w:r>
-        <w:lastRenderedPageBreak/>
         <w:t>Obtener</w:t>
       </w:r>
       <w:r>
@@ -3011,6 +3030,150 @@
       </w:r>
       <w:r>
         <w:t>lenguaje.</w:t>
+      </w:r>
+    </w:p>
+    <w:p>
+      <w:pPr>
+        <w:pStyle w:val="Respuesta"/>
+        <w:ind w:left="720"/>
+      </w:pPr>
+      <w:r>
+        <w:t>S-&gt;A1B-&gt;0A10B-&gt;00A101B-&gt;00</w:t>
+      </w:r>
+      <w:r>
+        <w:rPr>
+          <w:rFonts w:ascii="Symbol" w:hAnsi="Symbol"/>
+        </w:rPr>
+        <w:t></w:t>
+      </w:r>
+      <w:r>
+        <w:t>101</w:t>
+      </w:r>
+      <w:r>
+        <w:rPr>
+          <w:rFonts w:ascii="Symbol" w:hAnsi="Symbol"/>
+        </w:rPr>
+        <w:t></w:t>
+      </w:r>
+      <w:r>
+        <w:t>=</w:t>
+      </w:r>
+      <w:r>
+        <w:t>00101</w:t>
+      </w:r>
+    </w:p>
+    <w:p>
+      <w:pPr>
+        <w:pStyle w:val="Respuesta"/>
+        <w:ind w:left="720"/>
+      </w:pPr>
+      <w:r>
+        <w:t>S-&gt;A1B-&gt;</w:t>
+      </w:r>
+      <w:r>
+        <w:rPr>
+          <w:rFonts w:ascii="Times New Roman" w:hAnsi="Times New Roman" w:cs="Times New Roman"/>
+        </w:rPr>
+        <w:t>λ</w:t>
+      </w:r>
+      <w:r>
+        <w:t>10B-&gt;100B-&gt;1001B-&gt;1001</w:t>
+      </w:r>
+      <w:r>
+        <w:rPr>
+          <w:rFonts w:ascii="Times New Roman" w:hAnsi="Times New Roman" w:cs="Times New Roman"/>
+        </w:rPr>
+        <w:t>λ</w:t>
+      </w:r>
+      <w:r>
+        <w:t>=1001</w:t>
+      </w:r>
+    </w:p>
+    <w:p>
+      <w:pPr>
+        <w:pStyle w:val="Respuesta"/>
+        <w:ind w:left="720"/>
+      </w:pPr>
+      <w:r>
+        <w:t>S-&gt;A1B-&gt;0A11B-&gt;00A11</w:t>
+      </w:r>
+      <w:r>
+        <w:rPr>
+          <w:rFonts w:ascii="Times New Roman" w:hAnsi="Times New Roman" w:cs="Times New Roman"/>
+        </w:rPr>
+        <w:t>λ</w:t>
+      </w:r>
+      <w:r>
+        <w:t>-&gt;</w:t>
+      </w:r>
+      <w:r>
+        <w:t>000A11-&gt;000</w:t>
+      </w:r>
+      <w:r>
+        <w:rPr>
+          <w:rFonts w:ascii="Times New Roman" w:hAnsi="Times New Roman" w:cs="Times New Roman"/>
+        </w:rPr>
+        <w:t>λ</w:t>
+      </w:r>
+      <w:r>
+        <w:t>11=00011</w:t>
+      </w:r>
+    </w:p>
+    <w:p>
+      <w:pPr>
+        <w:pStyle w:val="Respuesta"/>
+        <w:ind w:left="720"/>
+      </w:pPr>
+      <w:r>
+        <w:t>G = &lt;S, {S, A}, {0, 1}, {</w:t>
+      </w:r>
+    </w:p>
+    <w:p>
+      <w:pPr>
+        <w:pStyle w:val="Respuesta"/>
+        <w:ind w:left="720"/>
+      </w:pPr>
+      <w:r>
+        <w:tab/>
+        <w:t xml:space="preserve">S </w:t>
+      </w:r>
+      <w:proofErr w:type="gramStart"/>
+      <w:r>
+        <w:t>::=</w:t>
+      </w:r>
+      <w:proofErr w:type="gramEnd"/>
+      <w:r>
+        <w:t xml:space="preserve"> 0S | 1A,</w:t>
+      </w:r>
+    </w:p>
+    <w:p>
+      <w:pPr>
+        <w:pStyle w:val="Respuesta"/>
+        <w:ind w:left="720"/>
+      </w:pPr>
+      <w:r>
+        <w:tab/>
+        <w:t xml:space="preserve">A ::= 0A | 1A | </w:t>
+      </w:r>
+      <w:r>
+        <w:rPr>
+          <w:rFonts w:ascii="Times New Roman" w:hAnsi="Times New Roman" w:cs="Times New Roman"/>
+        </w:rPr>
+        <w:t>λ</w:t>
+      </w:r>
+      <w:bookmarkStart w:id="0" w:name="_GoBack"/>
+      <w:bookmarkEnd w:id="0"/>
+      <w:r>
+        <w:t>,</w:t>
+      </w:r>
+    </w:p>
+    <w:p>
+      <w:pPr>
+        <w:pStyle w:val="Respuesta"/>
+        <w:ind w:left="720"/>
+      </w:pPr>
+      <w:r>
+        <w:t>}&gt;</w:t>
       </w:r>
     </w:p>
     <w:p>
@@ -15696,7 +15859,7 @@
         </mc:Choice>
         <mc:Fallback>
           <w:pict>
-            <v:shape w14:anchorId="43ADEE43" id="Graphic 6" o:spid="_x0000_s1026" style="position:absolute;margin-left:84.6pt;margin-top:749.15pt;width:458.9pt;height:.4pt;z-index:-251654144;visibility:visible;mso-wrap-style:square;mso-wrap-distance-left:0;mso-wrap-distance-top:0;mso-wrap-distance-right:0;mso-wrap-distance-bottom:0;mso-position-horizontal:absolute;mso-position-horizontal-relative:page;mso-position-vertical:absolute;mso-position-vertical-relative:page;v-text-anchor:top" coordsize="5828030,5080" o:gfxdata="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" path="m5827775,l,,,4571r5827775,l5827775,xe" fillcolor="black" stroked="f">
+            <v:shape w14:anchorId="0F22949F" id="Graphic 6" o:spid="_x0000_s1026" style="position:absolute;margin-left:84.6pt;margin-top:749.15pt;width:458.9pt;height:.4pt;z-index:-251654144;visibility:visible;mso-wrap-style:square;mso-wrap-distance-left:0;mso-wrap-distance-top:0;mso-wrap-distance-right:0;mso-wrap-distance-bottom:0;mso-position-horizontal:absolute;mso-position-horizontal-relative:page;mso-position-vertical:absolute;mso-position-vertical-relative:page;v-text-anchor:top" coordsize="5828030,5080" o:gfxdata="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" path="m5827775,l,,,4571r5827775,l5827775,xe" fillcolor="black" stroked="f">
               <v:path arrowok="t"/>
               <w10:wrap anchorx="page" anchory="page"/>
             </v:shape>
@@ -16297,7 +16460,7 @@
         </mc:Choice>
         <mc:Fallback>
           <w:pict>
-            <v:group w14:anchorId="6E60AAD1" id="Group 1" o:spid="_x0000_s1026" style="position:absolute;margin-left:84.6pt;margin-top:8.15pt;width:458.9pt;height:45.75pt;z-index:-251669504;mso-wrap-distance-left:0;mso-wrap-distance-right:0;mso-position-horizontal-relative:page;mso-position-vertical-relative:page" coordsize="58280,5810" o:gfxdata="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">
+            <v:group w14:anchorId="47762F45" id="Group 1" o:spid="_x0000_s1026" style="position:absolute;margin-left:84.6pt;margin-top:8.15pt;width:458.9pt;height:45.75pt;z-index:-251669504;mso-wrap-distance-left:0;mso-wrap-distance-right:0;mso-position-horizontal-relative:page;mso-position-vertical-relative:page" coordsize="58280,5810" o:gfxdata="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">
               <v:shape id="Graphic 2" o:spid="_x0000_s1027" style="position:absolute;top:4450;width:58280;height:63;visibility:visible;mso-wrap-style:square;v-text-anchor:top" coordsize="5828030,6350" o:gfxdata="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" path="m5827775,l,,,6095r5827775,l5827775,xe" fillcolor="black" stroked="f">
                 <v:path arrowok="t"/>
               </v:shape>
@@ -17120,8 +17283,97 @@
       </w:rPr>
     </w:lvl>
   </w:abstractNum>
+  <w:abstractNum w:abstractNumId="1">
+    <w:nsid w:val="482C0535"/>
+    <w:multiLevelType w:val="hybridMultilevel"/>
+    <w:tmpl w:val="CF4AE3E0"/>
+    <w:lvl w:ilvl="0" w:tplc="0C0A000F">
+      <w:start w:val="1"/>
+      <w:numFmt w:val="decimal"/>
+      <w:lvlText w:val="%1."/>
+      <w:lvlJc w:val="left"/>
+      <w:pPr>
+        <w:ind w:left="720" w:hanging="360"/>
+      </w:pPr>
+    </w:lvl>
+    <w:lvl w:ilvl="1" w:tplc="0C0A0019" w:tentative="1">
+      <w:start w:val="1"/>
+      <w:numFmt w:val="lowerLetter"/>
+      <w:lvlText w:val="%2."/>
+      <w:lvlJc w:val="left"/>
+      <w:pPr>
+        <w:ind w:left="1440" w:hanging="360"/>
+      </w:pPr>
+    </w:lvl>
+    <w:lvl w:ilvl="2" w:tplc="0C0A001B" w:tentative="1">
+      <w:start w:val="1"/>
+      <w:numFmt w:val="lowerRoman"/>
+      <w:lvlText w:val="%3."/>
+      <w:lvlJc w:val="right"/>
+      <w:pPr>
+        <w:ind w:left="2160" w:hanging="180"/>
+      </w:pPr>
+    </w:lvl>
+    <w:lvl w:ilvl="3" w:tplc="0C0A000F" w:tentative="1">
+      <w:start w:val="1"/>
+      <w:numFmt w:val="decimal"/>
+      <w:lvlText w:val="%4."/>
+      <w:lvlJc w:val="left"/>
+      <w:pPr>
+        <w:ind w:left="2880" w:hanging="360"/>
+      </w:pPr>
+    </w:lvl>
+    <w:lvl w:ilvl="4" w:tplc="0C0A0019" w:tentative="1">
+      <w:start w:val="1"/>
+      <w:numFmt w:val="lowerLetter"/>
+      <w:lvlText w:val="%5."/>
+      <w:lvlJc w:val="left"/>
+      <w:pPr>
+        <w:ind w:left="3600" w:hanging="360"/>
+      </w:pPr>
+    </w:lvl>
+    <w:lvl w:ilvl="5" w:tplc="0C0A001B" w:tentative="1">
+      <w:start w:val="1"/>
+      <w:numFmt w:val="lowerRoman"/>
+      <w:lvlText w:val="%6."/>
+      <w:lvlJc w:val="right"/>
+      <w:pPr>
+        <w:ind w:left="4320" w:hanging="180"/>
+      </w:pPr>
+    </w:lvl>
+    <w:lvl w:ilvl="6" w:tplc="0C0A000F" w:tentative="1">
+      <w:start w:val="1"/>
+      <w:numFmt w:val="decimal"/>
+      <w:lvlText w:val="%7."/>
+      <w:lvlJc w:val="left"/>
+      <w:pPr>
+        <w:ind w:left="5040" w:hanging="360"/>
+      </w:pPr>
+    </w:lvl>
+    <w:lvl w:ilvl="7" w:tplc="0C0A0019" w:tentative="1">
+      <w:start w:val="1"/>
+      <w:numFmt w:val="lowerLetter"/>
+      <w:lvlText w:val="%8."/>
+      <w:lvlJc w:val="left"/>
+      <w:pPr>
+        <w:ind w:left="5760" w:hanging="360"/>
+      </w:pPr>
+    </w:lvl>
+    <w:lvl w:ilvl="8" w:tplc="0C0A001B" w:tentative="1">
+      <w:start w:val="1"/>
+      <w:numFmt w:val="lowerRoman"/>
+      <w:lvlText w:val="%9."/>
+      <w:lvlJc w:val="right"/>
+      <w:pPr>
+        <w:ind w:left="6480" w:hanging="180"/>
+      </w:pPr>
+    </w:lvl>
+  </w:abstractNum>
   <w:num w:numId="1">
     <w:abstractNumId w:val="0"/>
+  </w:num>
+  <w:num w:numId="2">
+    <w:abstractNumId w:val="1"/>
   </w:num>
 </w:numbering>
 </file>
@@ -17529,7 +17781,6 @@
   <w:style w:type="character" w:default="1" w:styleId="Fuentedeprrafopredeter">
     <w:name w:val="Default Paragraph Font"/>
     <w:uiPriority w:val="1"/>
-    <w:semiHidden/>
     <w:unhideWhenUsed/>
   </w:style>
   <w:style w:type="table" w:default="1" w:styleId="Tablanormal">

--- a/Lenguajes regulares/Practica 2 Lenguajes Regulares.docx
+++ b/Lenguajes regulares/Practica 2 Lenguajes Regulares.docx
@@ -582,8 +582,8 @@
       <w:pPr>
         <w:pStyle w:val="Respuesta"/>
         <w:sectPr>
-          <w:headerReference w:type="default" r:id="rId7"/>
-          <w:footerReference w:type="default" r:id="rId8"/>
+          <w:headerReference w:type="default" r:id="rId8"/>
+          <w:footerReference w:type="default" r:id="rId9"/>
           <w:type w:val="continuous"/>
           <w:pgSz w:w="12240" w:h="15840"/>
           <w:pgMar w:top="1280" w:right="1080" w:bottom="760" w:left="1440" w:header="163" w:footer="577" w:gutter="0"/>
@@ -3153,7 +3153,15 @@
       </w:pPr>
       <w:r>
         <w:tab/>
-        <w:t xml:space="preserve">A ::= 0A | 1A | </w:t>
+        <w:t xml:space="preserve">A </w:t>
+      </w:r>
+      <w:proofErr w:type="gramStart"/>
+      <w:r>
+        <w:t>::=</w:t>
+      </w:r>
+      <w:proofErr w:type="gramEnd"/>
+      <w:r>
+        <w:t xml:space="preserve"> 0A | 1A | </w:t>
       </w:r>
       <w:r>
         <w:rPr>
@@ -3161,8 +3169,6 @@
         </w:rPr>
         <w:t>λ</w:t>
       </w:r>
-      <w:bookmarkStart w:id="0" w:name="_GoBack"/>
-      <w:bookmarkEnd w:id="0"/>
       <w:r>
         <w:t>,</w:t>
       </w:r>
@@ -3346,6 +3352,100 @@
     </w:p>
     <w:p>
       <w:pPr>
+        <w:pStyle w:val="Respuesta"/>
+        <w:jc w:val="left"/>
+      </w:pPr>
+      <w:r>
+        <w:t>G=&lt;S</w:t>
+      </w:r>
+      <w:proofErr w:type="gramStart"/>
+      <w:r>
+        <w:t>,</w:t>
+      </w:r>
+      <w:r>
+        <w:t>{</w:t>
+      </w:r>
+      <w:proofErr w:type="gramEnd"/>
+      <w:r>
+        <w:t>S</w:t>
+      </w:r>
+      <w:r>
+        <w:t>,A</w:t>
+      </w:r>
+      <w:r>
+        <w:t>}</w:t>
+      </w:r>
+      <w:r>
+        <w:t>,</w:t>
+      </w:r>
+      <w:r>
+        <w:t>{</w:t>
+      </w:r>
+      <w:proofErr w:type="spellStart"/>
+      <w:r>
+        <w:t>a,b,c</w:t>
+      </w:r>
+      <w:proofErr w:type="spellEnd"/>
+      <w:r>
+        <w:t>}, {</w:t>
+      </w:r>
+    </w:p>
+    <w:p>
+      <w:pPr>
+        <w:pStyle w:val="Respuesta"/>
+        <w:jc w:val="left"/>
+      </w:pPr>
+      <w:r>
+        <w:t>S</w:t>
+      </w:r>
+      <w:proofErr w:type="gramStart"/>
+      <w:r>
+        <w:t>::=</w:t>
+      </w:r>
+      <w:proofErr w:type="gramEnd"/>
+      <w:r>
+        <w:t xml:space="preserve"> </w:t>
+      </w:r>
+      <w:proofErr w:type="spellStart"/>
+      <w:r>
+        <w:t>a|b</w:t>
+      </w:r>
+      <w:r>
+        <w:t>A</w:t>
+      </w:r>
+      <w:proofErr w:type="spellEnd"/>
+      <w:r>
+        <w:t>,</w:t>
+      </w:r>
+    </w:p>
+    <w:p>
+      <w:pPr>
+        <w:pStyle w:val="Respuesta"/>
+        <w:jc w:val="left"/>
+      </w:pPr>
+      <w:r>
+        <w:t>A</w:t>
+      </w:r>
+      <w:proofErr w:type="gramStart"/>
+      <w:r>
+        <w:t>::=</w:t>
+      </w:r>
+      <w:proofErr w:type="gramEnd"/>
+      <w:r>
+        <w:t>c</w:t>
+      </w:r>
+    </w:p>
+    <w:p>
+      <w:pPr>
+        <w:pStyle w:val="Respuesta"/>
+        <w:jc w:val="left"/>
+      </w:pPr>
+      <w:r>
+        <w:t>}&gt;</w:t>
+      </w:r>
+    </w:p>
+    <w:p>
+      <w:pPr>
         <w:pStyle w:val="Prrafodelista"/>
         <w:numPr>
           <w:ilvl w:val="1"/>
@@ -3395,6 +3495,86 @@
         <w:t>a</w:t>
       </w:r>
       <w:proofErr w:type="spellEnd"/>
+    </w:p>
+    <w:p>
+      <w:pPr>
+        <w:pStyle w:val="Respuesta"/>
+      </w:pPr>
+      <w:r>
+        <w:t>G=&lt;S</w:t>
+      </w:r>
+      <w:proofErr w:type="gramStart"/>
+      <w:r>
+        <w:t>,{</w:t>
+      </w:r>
+      <w:proofErr w:type="gramEnd"/>
+      <w:r>
+        <w:t>S,A},</w:t>
+      </w:r>
+    </w:p>
+    <w:p>
+      <w:pPr>
+        <w:pStyle w:val="Respuesta"/>
+      </w:pPr>
+      <w:r>
+        <w:t>{</w:t>
+      </w:r>
+      <w:proofErr w:type="spellStart"/>
+      <w:proofErr w:type="gramStart"/>
+      <w:r>
+        <w:t>a,</w:t>
+      </w:r>
+      <w:proofErr w:type="gramEnd"/>
+      <w:r>
+        <w:t>b</w:t>
+      </w:r>
+      <w:proofErr w:type="spellEnd"/>
+      <w:r>
+        <w:t>},</w:t>
+      </w:r>
+      <w:r>
+        <w:t>{</w:t>
+      </w:r>
+    </w:p>
+    <w:p>
+      <w:pPr>
+        <w:pStyle w:val="Respuesta"/>
+      </w:pPr>
+      <w:r>
+        <w:t>S</w:t>
+      </w:r>
+      <w:proofErr w:type="gramStart"/>
+      <w:r>
+        <w:t>::=</w:t>
+      </w:r>
+      <w:proofErr w:type="gramEnd"/>
+      <w:r>
+        <w:t>aA|a,</w:t>
+      </w:r>
+    </w:p>
+    <w:p>
+      <w:pPr>
+        <w:pStyle w:val="Respuesta"/>
+      </w:pPr>
+      <w:r>
+        <w:t>A</w:t>
+      </w:r>
+      <w:proofErr w:type="gramStart"/>
+      <w:r>
+        <w:t>::=</w:t>
+      </w:r>
+      <w:proofErr w:type="gramEnd"/>
+      <w:r>
+        <w:t>aA|b</w:t>
+      </w:r>
+    </w:p>
+    <w:p>
+      <w:pPr>
+        <w:pStyle w:val="Respuesta"/>
+      </w:pPr>
+      <w:r>
+        <w:t>}&gt;</w:t>
+      </w:r>
     </w:p>
     <w:p>
       <w:pPr>
@@ -3471,6 +3651,113 @@
     </w:p>
     <w:p>
       <w:pPr>
+        <w:pStyle w:val="Respuesta"/>
+      </w:pPr>
+      <w:r>
+        <w:t>G=&lt;S,{S</w:t>
+      </w:r>
+      <w:r>
+        <w:t>,A,B</w:t>
+      </w:r>
+      <w:r>
+        <w:t>},</w:t>
+      </w:r>
+      <w:r>
+        <w:t xml:space="preserve"> </w:t>
+      </w:r>
+      <w:r>
+        <w:t>{</w:t>
+      </w:r>
+      <w:proofErr w:type="spellStart"/>
+      <w:r>
+        <w:t>a,b</w:t>
+      </w:r>
+      <w:proofErr w:type="spellEnd"/>
+      <w:r>
+        <w:t xml:space="preserve">},{ </w:t>
+      </w:r>
+      <w:r>
+        <w:rPr>
+          <w:sz w:val="20"/>
+        </w:rPr>
+        <w:t>S</w:t>
+      </w:r>
+      <w:proofErr w:type="gramStart"/>
+      <w:r>
+        <w:rPr>
+          <w:sz w:val="20"/>
+        </w:rPr>
+        <w:t>::=</w:t>
+      </w:r>
+      <w:proofErr w:type="gramEnd"/>
+      <w:r>
+        <w:rPr>
+          <w:sz w:val="20"/>
+        </w:rPr>
+        <w:t>a|b|aA|bB|</w:t>
+      </w:r>
+      <w:r>
+        <w:rPr>
+          <w:rFonts w:ascii="Times New Roman" w:hAnsi="Times New Roman" w:cs="Times New Roman"/>
+          <w:sz w:val="20"/>
+        </w:rPr>
+        <w:t>λ</w:t>
+      </w:r>
+      <w:r>
+        <w:rPr>
+          <w:sz w:val="20"/>
+        </w:rPr>
+        <w:t>,</w:t>
+      </w:r>
+    </w:p>
+    <w:p>
+      <w:pPr>
+        <w:pStyle w:val="Respuesta"/>
+      </w:pPr>
+      <w:r>
+        <w:t>A</w:t>
+      </w:r>
+      <w:proofErr w:type="gramStart"/>
+      <w:r>
+        <w:t>::=</w:t>
+      </w:r>
+      <w:proofErr w:type="gramEnd"/>
+      <w:r>
+        <w:t>aA|b,</w:t>
+      </w:r>
+    </w:p>
+    <w:p>
+      <w:pPr>
+        <w:pStyle w:val="Respuesta"/>
+      </w:pPr>
+      <w:r>
+        <w:t>B</w:t>
+      </w:r>
+      <w:proofErr w:type="gramStart"/>
+      <w:r>
+        <w:t>::=</w:t>
+      </w:r>
+      <w:proofErr w:type="gramEnd"/>
+      <w:r>
+        <w:t>bB|a|</w:t>
+      </w:r>
+      <w:r>
+        <w:rPr>
+          <w:rFonts w:ascii="Times New Roman" w:hAnsi="Times New Roman" w:cs="Times New Roman"/>
+        </w:rPr>
+        <w:t>λ</w:t>
+      </w:r>
+    </w:p>
+    <w:p>
+      <w:pPr>
+        <w:pStyle w:val="Respuesta"/>
+      </w:pPr>
+      <w:r>
+        <w:t>}&gt;</w:t>
+      </w:r>
+    </w:p>
+    <w:p>
+      <w:pPr>
         <w:pStyle w:val="Prrafodelista"/>
         <w:numPr>
           <w:ilvl w:val="1"/>
@@ -3486,12 +3773,19 @@
           <w:i/>
           <w:spacing w:val="-2"/>
         </w:rPr>
-        <w:t>01*0</w:t>
-      </w:r>
-      <w:r>
-        <w:rPr>
+        <w:t>0</w:t>
+      </w:r>
+      <w:r>
+        <w:rPr>
+          <w:i/>
           <w:spacing w:val="-2"/>
         </w:rPr>
+        <w:t>1*0</w:t>
+      </w:r>
+      <w:r>
+        <w:rPr>
+          <w:spacing w:val="-2"/>
+        </w:rPr>
         <w:t>|</w:t>
       </w:r>
       <w:r>
@@ -3500,6 +3794,84 @@
           <w:spacing w:val="-2"/>
         </w:rPr>
         <w:t>11*</w:t>
+      </w:r>
+    </w:p>
+    <w:p>
+      <w:pPr>
+        <w:pStyle w:val="Respuesta"/>
+      </w:pPr>
+      <w:r>
+        <w:t>G=&lt;S</w:t>
+      </w:r>
+      <w:proofErr w:type="gramStart"/>
+      <w:r>
+        <w:t>,{</w:t>
+      </w:r>
+      <w:proofErr w:type="gramEnd"/>
+      <w:r>
+        <w:t>S,A,B},</w:t>
+      </w:r>
+      <w:r>
+        <w:t xml:space="preserve">  </w:t>
+      </w:r>
+      <w:r>
+        <w:t>{0,1},{</w:t>
+      </w:r>
+    </w:p>
+    <w:p>
+      <w:pPr>
+        <w:pStyle w:val="Respuesta"/>
+      </w:pPr>
+      <w:r>
+        <w:t>S</w:t>
+      </w:r>
+      <w:proofErr w:type="gramStart"/>
+      <w:r>
+        <w:t>::=</w:t>
+      </w:r>
+      <w:proofErr w:type="gramEnd"/>
+      <w:r>
+        <w:t>0A|1B,</w:t>
+      </w:r>
+    </w:p>
+    <w:p>
+      <w:pPr>
+        <w:pStyle w:val="Respuesta"/>
+      </w:pPr>
+      <w:r>
+        <w:t>A</w:t>
+      </w:r>
+      <w:proofErr w:type="gramStart"/>
+      <w:r>
+        <w:t>::=</w:t>
+      </w:r>
+      <w:proofErr w:type="gramEnd"/>
+      <w:r>
+        <w:t>1A|0,</w:t>
+      </w:r>
+    </w:p>
+    <w:p>
+      <w:pPr>
+        <w:pStyle w:val="Respuesta"/>
+      </w:pPr>
+      <w:r>
+        <w:t>B::=1B|</w:t>
+      </w:r>
+      <w:r>
+        <w:rPr>
+          <w:rFonts w:ascii="Times New Roman" w:hAnsi="Times New Roman" w:cs="Times New Roman"/>
+        </w:rPr>
+        <w:t>λ</w:t>
+      </w:r>
+      <w:bookmarkStart w:id="0" w:name="_GoBack"/>
+      <w:bookmarkEnd w:id="0"/>
+    </w:p>
+    <w:p>
+      <w:pPr>
+        <w:pStyle w:val="Respuesta"/>
+      </w:pPr>
+      <w:r>
+        <w:t>}&gt;</w:t>
       </w:r>
     </w:p>
     <w:p>
@@ -3903,7 +4275,7 @@
                           <pic:cNvPicPr/>
                         </pic:nvPicPr>
                         <pic:blipFill>
-                          <a:blip r:embed="rId9" cstate="print"/>
+                          <a:blip r:embed="rId10" cstate="print"/>
                           <a:stretch>
                             <a:fillRect/>
                           </a:stretch>
@@ -4309,7 +4681,7 @@
                   <o:lock v:ext="edit" aspectratio="t"/>
                 </v:shapetype>
                 <v:shape id="Image 10" o:spid="_x0000_s1027" type="#_x0000_t75" style="position:absolute;width:17875;height:9525;visibility:visible;mso-wrap-style:square" o:gfxdata="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">
-                  <v:imagedata r:id="rId10" o:title=""/>
+                  <v:imagedata r:id="rId11" o:title=""/>
                 </v:shape>
                 <v:shapetype id="_x0000_t202" coordsize="21600,21600" o:spt="202" path="m,l,21600r21600,l21600,xe">
                   <v:stroke joinstyle="miter"/>
@@ -15859,7 +16231,7 @@
         </mc:Choice>
         <mc:Fallback>
           <w:pict>
-            <v:shape w14:anchorId="0F22949F" id="Graphic 6" o:spid="_x0000_s1026" style="position:absolute;margin-left:84.6pt;margin-top:749.15pt;width:458.9pt;height:.4pt;z-index:-251654144;visibility:visible;mso-wrap-style:square;mso-wrap-distance-left:0;mso-wrap-distance-top:0;mso-wrap-distance-right:0;mso-wrap-distance-bottom:0;mso-position-horizontal:absolute;mso-position-horizontal-relative:page;mso-position-vertical:absolute;mso-position-vertical-relative:page;v-text-anchor:top" coordsize="5828030,5080" o:gfxdata="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" path="m5827775,l,,,4571r5827775,l5827775,xe" fillcolor="black" stroked="f">
+            <v:shape w14:anchorId="341CBC44" id="Graphic 6" o:spid="_x0000_s1026" style="position:absolute;margin-left:84.6pt;margin-top:749.15pt;width:458.9pt;height:.4pt;z-index:-251654144;visibility:visible;mso-wrap-style:square;mso-wrap-distance-left:0;mso-wrap-distance-top:0;mso-wrap-distance-right:0;mso-wrap-distance-bottom:0;mso-position-horizontal:absolute;mso-position-horizontal-relative:page;mso-position-vertical:absolute;mso-position-vertical-relative:page;v-text-anchor:top" coordsize="5828030,5080" o:gfxdata="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" path="m5827775,l,,,4571r5827775,l5827775,xe" fillcolor="black" stroked="f">
               <v:path arrowok="t"/>
               <w10:wrap anchorx="page" anchory="page"/>
             </v:shape>
@@ -16460,7 +16832,7 @@
         </mc:Choice>
         <mc:Fallback>
           <w:pict>
-            <v:group w14:anchorId="47762F45" id="Group 1" o:spid="_x0000_s1026" style="position:absolute;margin-left:84.6pt;margin-top:8.15pt;width:458.9pt;height:45.75pt;z-index:-251669504;mso-wrap-distance-left:0;mso-wrap-distance-right:0;mso-position-horizontal-relative:page;mso-position-vertical-relative:page" coordsize="58280,5810" o:gfxdata="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">
+            <v:group w14:anchorId="2FBDD270" id="Group 1" o:spid="_x0000_s1026" style="position:absolute;margin-left:84.6pt;margin-top:8.15pt;width:458.9pt;height:45.75pt;z-index:-251669504;mso-wrap-distance-left:0;mso-wrap-distance-right:0;mso-position-horizontal-relative:page;mso-position-vertical-relative:page" coordsize="58280,5810" o:gfxdata="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">
               <v:shape id="Graphic 2" o:spid="_x0000_s1027" style="position:absolute;top:4450;width:58280;height:63;visibility:visible;mso-wrap-style:square;v-text-anchor:top" coordsize="5828030,6350" o:gfxdata="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" path="m5827775,l,,,6095r5827775,l5827775,xe" fillcolor="black" stroked="f">
                 <v:path arrowok="t"/>
               </v:shape>
@@ -18189,4 +18561,16 @@
   <a:objectDefaults/>
   <a:extraClrSchemeLst/>
 </a:theme>
+</file>
+
+<file path=customXml/item1.xml><?xml version="1.0" encoding="utf-8"?>
+<b:Sources xmlns:b="http://schemas.openxmlformats.org/officeDocument/2006/bibliography" xmlns="http://schemas.openxmlformats.org/officeDocument/2006/bibliography" SelectedStyle="\APASixthEditionOfficeOnline.xsl" StyleName="APA" Version="6"/>
+</file>
+
+<file path=customXml/itemProps1.xml><?xml version="1.0" encoding="utf-8"?>
+<ds:datastoreItem xmlns:ds="http://schemas.openxmlformats.org/officeDocument/2006/customXml" ds:itemID="{479D8659-5F1D-46BA-833F-9CAC9F58B635}">
+  <ds:schemaRefs>
+    <ds:schemaRef ds:uri="http://schemas.openxmlformats.org/officeDocument/2006/bibliography"/>
+  </ds:schemaRefs>
+</ds:datastoreItem>
 </file>
--- a/Lenguajes regulares/Practica 2 Lenguajes Regulares.docx
+++ b/Lenguajes regulares/Practica 2 Lenguajes Regulares.docx
@@ -3855,7 +3855,15 @@
         <w:pStyle w:val="Respuesta"/>
       </w:pPr>
       <w:r>
-        <w:t>B::=1B|</w:t>
+        <w:t>B</w:t>
+      </w:r>
+      <w:proofErr w:type="gramStart"/>
+      <w:r>
+        <w:t>::=</w:t>
+      </w:r>
+      <w:proofErr w:type="gramEnd"/>
+      <w:r>
+        <w:t>1B|</w:t>
       </w:r>
       <w:r>
         <w:rPr>
@@ -3863,8 +3871,6 @@
         </w:rPr>
         <w:t>λ</w:t>
       </w:r>
-      <w:bookmarkStart w:id="0" w:name="_GoBack"/>
-      <w:bookmarkEnd w:id="0"/>
     </w:p>
     <w:p>
       <w:pPr>
@@ -3944,6 +3950,89 @@
           <w:spacing w:val="-2"/>
         </w:rPr>
         <w:t>a)*</w:t>
+      </w:r>
+    </w:p>
+    <w:p>
+      <w:pPr>
+        <w:pStyle w:val="Respuesta"/>
+      </w:pPr>
+      <w:r>
+        <w:t>G=&lt;S</w:t>
+      </w:r>
+      <w:proofErr w:type="gramStart"/>
+      <w:r>
+        <w:t>,{</w:t>
+      </w:r>
+      <w:proofErr w:type="gramEnd"/>
+      <w:r>
+        <w:t>S,A,B},{</w:t>
+      </w:r>
+      <w:proofErr w:type="spellStart"/>
+      <w:r>
+        <w:t>a,b</w:t>
+      </w:r>
+      <w:proofErr w:type="spellEnd"/>
+      <w:r>
+        <w:t>},{</w:t>
+      </w:r>
+    </w:p>
+    <w:p>
+      <w:pPr>
+        <w:pStyle w:val="Respuesta"/>
+      </w:pPr>
+      <w:r>
+        <w:t>S</w:t>
+      </w:r>
+      <w:proofErr w:type="gramStart"/>
+      <w:r>
+        <w:t>::=</w:t>
+      </w:r>
+      <w:proofErr w:type="gramEnd"/>
+      <w:r>
+        <w:t>aA|bB|</w:t>
+      </w:r>
+      <w:r>
+        <w:rPr>
+          <w:rFonts w:ascii="Times New Roman" w:hAnsi="Times New Roman" w:cs="Times New Roman"/>
+        </w:rPr>
+        <w:t>λ</w:t>
+      </w:r>
+      <w:r>
+        <w:t>,</w:t>
+      </w:r>
+    </w:p>
+    <w:p>
+      <w:pPr>
+        <w:pStyle w:val="Respuesta"/>
+      </w:pPr>
+      <w:r>
+        <w:t>A</w:t>
+      </w:r>
+      <w:proofErr w:type="gramStart"/>
+      <w:r>
+        <w:t>::=</w:t>
+      </w:r>
+      <w:proofErr w:type="gramEnd"/>
+      <w:r>
+        <w:t>aA|bS,</w:t>
+      </w:r>
+    </w:p>
+    <w:p>
+      <w:pPr>
+        <w:pStyle w:val="Respuesta"/>
+      </w:pPr>
+      <w:r>
+        <w:t>B::=bB|aS</w:t>
+      </w:r>
+      <w:bookmarkStart w:id="0" w:name="_GoBack"/>
+      <w:bookmarkEnd w:id="0"/>
+    </w:p>
+    <w:p>
+      <w:pPr>
+        <w:pStyle w:val="Respuesta"/>
+      </w:pPr>
+      <w:r>
+        <w:t>}&gt;</w:t>
       </w:r>
     </w:p>
     <w:p>
@@ -16231,7 +16320,7 @@
         </mc:Choice>
         <mc:Fallback>
           <w:pict>
-            <v:shape w14:anchorId="341CBC44" id="Graphic 6" o:spid="_x0000_s1026" style="position:absolute;margin-left:84.6pt;margin-top:749.15pt;width:458.9pt;height:.4pt;z-index:-251654144;visibility:visible;mso-wrap-style:square;mso-wrap-distance-left:0;mso-wrap-distance-top:0;mso-wrap-distance-right:0;mso-wrap-distance-bottom:0;mso-position-horizontal:absolute;mso-position-horizontal-relative:page;mso-position-vertical:absolute;mso-position-vertical-relative:page;v-text-anchor:top" coordsize="5828030,5080" o:gfxdata="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" path="m5827775,l,,,4571r5827775,l5827775,xe" fillcolor="black" stroked="f">
+            <v:shape w14:anchorId="741E396E" id="Graphic 6" o:spid="_x0000_s1026" style="position:absolute;margin-left:84.6pt;margin-top:749.15pt;width:458.9pt;height:.4pt;z-index:-251654144;visibility:visible;mso-wrap-style:square;mso-wrap-distance-left:0;mso-wrap-distance-top:0;mso-wrap-distance-right:0;mso-wrap-distance-bottom:0;mso-position-horizontal:absolute;mso-position-horizontal-relative:page;mso-position-vertical:absolute;mso-position-vertical-relative:page;v-text-anchor:top" coordsize="5828030,5080" o:gfxdata="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" path="m5827775,l,,,4571r5827775,l5827775,xe" fillcolor="black" stroked="f">
               <v:path arrowok="t"/>
               <w10:wrap anchorx="page" anchory="page"/>
             </v:shape>
@@ -16832,7 +16921,7 @@
         </mc:Choice>
         <mc:Fallback>
           <w:pict>
-            <v:group w14:anchorId="2FBDD270" id="Group 1" o:spid="_x0000_s1026" style="position:absolute;margin-left:84.6pt;margin-top:8.15pt;width:458.9pt;height:45.75pt;z-index:-251669504;mso-wrap-distance-left:0;mso-wrap-distance-right:0;mso-position-horizontal-relative:page;mso-position-vertical-relative:page" coordsize="58280,5810" o:gfxdata="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">
+            <v:group w14:anchorId="26C7E2E4" id="Group 1" o:spid="_x0000_s1026" style="position:absolute;margin-left:84.6pt;margin-top:8.15pt;width:458.9pt;height:45.75pt;z-index:-251669504;mso-wrap-distance-left:0;mso-wrap-distance-right:0;mso-position-horizontal-relative:page;mso-position-vertical-relative:page" coordsize="58280,5810" o:gfxdata="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">
               <v:shape id="Graphic 2" o:spid="_x0000_s1027" style="position:absolute;top:4450;width:58280;height:63;visibility:visible;mso-wrap-style:square;v-text-anchor:top" coordsize="5828030,6350" o:gfxdata="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" path="m5827775,l,,,6095r5827775,l5827775,xe" fillcolor="black" stroked="f">
                 <v:path arrowok="t"/>
               </v:shape>
@@ -18568,7 +18657,7 @@
 </file>
 
 <file path=customXml/itemProps1.xml><?xml version="1.0" encoding="utf-8"?>
-<ds:datastoreItem xmlns:ds="http://schemas.openxmlformats.org/officeDocument/2006/customXml" ds:itemID="{479D8659-5F1D-46BA-833F-9CAC9F58B635}">
+<ds:datastoreItem xmlns:ds="http://schemas.openxmlformats.org/officeDocument/2006/customXml" ds:itemID="{1249BD9E-EE77-4C19-A9DF-4D93570DBA6D}">
   <ds:schemaRefs>
     <ds:schemaRef ds:uri="http://schemas.openxmlformats.org/officeDocument/2006/bibliography"/>
   </ds:schemaRefs>

--- a/Lenguajes regulares/Practica 2 Lenguajes Regulares.docx
+++ b/Lenguajes regulares/Practica 2 Lenguajes Regulares.docx
@@ -4022,10 +4022,16 @@
         <w:pStyle w:val="Respuesta"/>
       </w:pPr>
       <w:r>
-        <w:t>B::=bB|aS</w:t>
-      </w:r>
-      <w:bookmarkStart w:id="0" w:name="_GoBack"/>
-      <w:bookmarkEnd w:id="0"/>
+        <w:t>B</w:t>
+      </w:r>
+      <w:proofErr w:type="gramStart"/>
+      <w:r>
+        <w:t>::=</w:t>
+      </w:r>
+      <w:proofErr w:type="gramEnd"/>
+      <w:r>
+        <w:t>bB|aS</w:t>
+      </w:r>
     </w:p>
     <w:p>
       <w:pPr>
@@ -4112,7 +4118,98 @@
     </w:p>
     <w:p>
       <w:pPr>
-        <w:pStyle w:val="Prrafodelista"/>
+        <w:pStyle w:val="Respuesta"/>
+      </w:pPr>
+      <w:r>
+        <w:t>G=&lt;S</w:t>
+      </w:r>
+      <w:proofErr w:type="gramStart"/>
+      <w:r>
+        <w:t>,{</w:t>
+      </w:r>
+      <w:proofErr w:type="gramEnd"/>
+      <w:r>
+        <w:t>S,A,B},{</w:t>
+      </w:r>
+      <w:proofErr w:type="spellStart"/>
+      <w:r>
+        <w:t>a,b</w:t>
+      </w:r>
+      <w:proofErr w:type="spellEnd"/>
+      <w:r>
+        <w:t>},{</w:t>
+      </w:r>
+    </w:p>
+    <w:p>
+      <w:pPr>
+        <w:pStyle w:val="Respuesta"/>
+      </w:pPr>
+      <w:r>
+        <w:t>S</w:t>
+      </w:r>
+      <w:proofErr w:type="gramStart"/>
+      <w:r>
+        <w:t>::=</w:t>
+      </w:r>
+      <w:proofErr w:type="gramEnd"/>
+      <w:r>
+        <w:t>bS|aA|aB</w:t>
+      </w:r>
+    </w:p>
+    <w:p>
+      <w:pPr>
+        <w:pStyle w:val="Respuesta"/>
+      </w:pPr>
+      <w:r>
+        <w:t>A::=bA|aS|</w:t>
+      </w:r>
+      <w:r>
+        <w:t>b</w:t>
+      </w:r>
+      <w:r>
+        <w:t>S</w:t>
+      </w:r>
+      <w:r>
+        <w:t>|aB</w:t>
+      </w:r>
+      <w:bookmarkStart w:id="0" w:name="_GoBack"/>
+      <w:bookmarkEnd w:id="0"/>
+      <w:r>
+        <w:t>,</w:t>
+      </w:r>
+    </w:p>
+    <w:p>
+      <w:pPr>
+        <w:pStyle w:val="Respuesta"/>
+      </w:pPr>
+      <w:r>
+        <w:t>B</w:t>
+      </w:r>
+      <w:proofErr w:type="gramStart"/>
+      <w:r>
+        <w:t>::=</w:t>
+      </w:r>
+      <w:proofErr w:type="gramEnd"/>
+      <w:r>
+        <w:t>bB|</w:t>
+      </w:r>
+      <w:r>
+        <w:rPr>
+          <w:rFonts w:ascii="Times New Roman" w:hAnsi="Times New Roman" w:cs="Times New Roman"/>
+        </w:rPr>
+        <w:t>λ</w:t>
+      </w:r>
+    </w:p>
+    <w:p>
+      <w:pPr>
+        <w:pStyle w:val="Respuesta"/>
+      </w:pPr>
+      <w:r>
+        <w:t>}&gt;</w:t>
+      </w:r>
+    </w:p>
+    <w:p>
+      <w:pPr>
         <w:sectPr>
           <w:type w:val="continuous"/>
           <w:pgSz w:w="12240" w:h="15840"/>
@@ -16320,7 +16417,7 @@
         </mc:Choice>
         <mc:Fallback>
           <w:pict>
-            <v:shape w14:anchorId="741E396E" id="Graphic 6" o:spid="_x0000_s1026" style="position:absolute;margin-left:84.6pt;margin-top:749.15pt;width:458.9pt;height:.4pt;z-index:-251654144;visibility:visible;mso-wrap-style:square;mso-wrap-distance-left:0;mso-wrap-distance-top:0;mso-wrap-distance-right:0;mso-wrap-distance-bottom:0;mso-position-horizontal:absolute;mso-position-horizontal-relative:page;mso-position-vertical:absolute;mso-position-vertical-relative:page;v-text-anchor:top" coordsize="5828030,5080" o:gfxdata="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" path="m5827775,l,,,4571r5827775,l5827775,xe" fillcolor="black" stroked="f">
+            <v:shape w14:anchorId="2EF78A45" id="Graphic 6" o:spid="_x0000_s1026" style="position:absolute;margin-left:84.6pt;margin-top:749.15pt;width:458.9pt;height:.4pt;z-index:-251654144;visibility:visible;mso-wrap-style:square;mso-wrap-distance-left:0;mso-wrap-distance-top:0;mso-wrap-distance-right:0;mso-wrap-distance-bottom:0;mso-position-horizontal:absolute;mso-position-horizontal-relative:page;mso-position-vertical:absolute;mso-position-vertical-relative:page;v-text-anchor:top" coordsize="5828030,5080" o:gfxdata="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" path="m5827775,l,,,4571r5827775,l5827775,xe" fillcolor="black" stroked="f">
               <v:path arrowok="t"/>
               <w10:wrap anchorx="page" anchory="page"/>
             </v:shape>
@@ -16921,7 +17018,7 @@
         </mc:Choice>
         <mc:Fallback>
           <w:pict>
-            <v:group w14:anchorId="26C7E2E4" id="Group 1" o:spid="_x0000_s1026" style="position:absolute;margin-left:84.6pt;margin-top:8.15pt;width:458.9pt;height:45.75pt;z-index:-251669504;mso-wrap-distance-left:0;mso-wrap-distance-right:0;mso-position-horizontal-relative:page;mso-position-vertical-relative:page" coordsize="58280,5810" o:gfxdata="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">
+            <v:group w14:anchorId="2D300DBD" id="Group 1" o:spid="_x0000_s1026" style="position:absolute;margin-left:84.6pt;margin-top:8.15pt;width:458.9pt;height:45.75pt;z-index:-251669504;mso-wrap-distance-left:0;mso-wrap-distance-right:0;mso-position-horizontal-relative:page;mso-position-vertical-relative:page" coordsize="58280,5810" o:gfxdata="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">
               <v:shape id="Graphic 2" o:spid="_x0000_s1027" style="position:absolute;top:4450;width:58280;height:63;visibility:visible;mso-wrap-style:square;v-text-anchor:top" coordsize="5828030,6350" o:gfxdata="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" path="m5827775,l,,,6095r5827775,l5827775,xe" fillcolor="black" stroked="f">
                 <v:path arrowok="t"/>
               </v:shape>
@@ -18657,7 +18754,7 @@
 </file>
 
 <file path=customXml/itemProps1.xml><?xml version="1.0" encoding="utf-8"?>
-<ds:datastoreItem xmlns:ds="http://schemas.openxmlformats.org/officeDocument/2006/customXml" ds:itemID="{1249BD9E-EE77-4C19-A9DF-4D93570DBA6D}">
+<ds:datastoreItem xmlns:ds="http://schemas.openxmlformats.org/officeDocument/2006/customXml" ds:itemID="{5DFAE895-2727-4F4B-BE45-C6B81369C765}">
   <ds:schemaRefs>
     <ds:schemaRef ds:uri="http://schemas.openxmlformats.org/officeDocument/2006/bibliography"/>
   </ds:schemaRefs>

--- a/Lenguajes regulares/Practica 2 Lenguajes Regulares.docx
+++ b/Lenguajes regulares/Practica 2 Lenguajes Regulares.docx
@@ -1,10 +1,10 @@
 
 <file path=word/document.xml><?xml version="1.0" encoding="utf-8"?>
-<w:document xmlns:wpc="http://schemas.microsoft.com/office/word/2010/wordprocessingCanvas" xmlns:mc="http://schemas.openxmlformats.org/markup-compatibility/2006" xmlns:o="urn:schemas-microsoft-com:office:office" xmlns:r="http://schemas.openxmlformats.org/officeDocument/2006/relationships" xmlns:m="http://schemas.openxmlformats.org/officeDocument/2006/math" xmlns:v="urn:schemas-microsoft-com:vml" xmlns:wp14="http://schemas.microsoft.com/office/word/2010/wordprocessingDrawing" xmlns:wp="http://schemas.openxmlformats.org/drawingml/2006/wordprocessingDrawing" xmlns:w10="urn:schemas-microsoft-com:office:word" xmlns:w="http://schemas.openxmlformats.org/wordprocessingml/2006/main" xmlns:w14="http://schemas.microsoft.com/office/word/2010/wordml" xmlns:w15="http://schemas.microsoft.com/office/word/2012/wordml" xmlns:wpg="http://schemas.microsoft.com/office/word/2010/wordprocessingGroup" xmlns:wpi="http://schemas.microsoft.com/office/word/2010/wordprocessingInk" xmlns:wne="http://schemas.microsoft.com/office/word/2006/wordml" xmlns:wps="http://schemas.microsoft.com/office/word/2010/wordprocessingShape" mc:Ignorable="w14 w15 wp14">
+<w:document xmlns:wpc="http://schemas.microsoft.com/office/word/2010/wordprocessingCanvas" xmlns:cx="http://schemas.microsoft.com/office/drawing/2014/chartex" xmlns:cx1="http://schemas.microsoft.com/office/drawing/2015/9/8/chartex" xmlns:cx2="http://schemas.microsoft.com/office/drawing/2015/10/21/chartex" xmlns:cx3="http://schemas.microsoft.com/office/drawing/2016/5/9/chartex" xmlns:cx4="http://schemas.microsoft.com/office/drawing/2016/5/10/chartex" xmlns:cx5="http://schemas.microsoft.com/office/drawing/2016/5/11/chartex" xmlns:cx6="http://schemas.microsoft.com/office/drawing/2016/5/12/chartex" xmlns:cx7="http://schemas.microsoft.com/office/drawing/2016/5/13/chartex" xmlns:cx8="http://schemas.microsoft.com/office/drawing/2016/5/14/chartex" xmlns:mc="http://schemas.openxmlformats.org/markup-compatibility/2006" xmlns:aink="http://schemas.microsoft.com/office/drawing/2016/ink" xmlns:am3d="http://schemas.microsoft.com/office/drawing/2017/model3d" xmlns:o="urn:schemas-microsoft-com:office:office" xmlns:oel="http://schemas.microsoft.com/office/2019/extlst" xmlns:r="http://schemas.openxmlformats.org/officeDocument/2006/relationships" xmlns:m="http://schemas.openxmlformats.org/officeDocument/2006/math" xmlns:v="urn:schemas-microsoft-com:vml" xmlns:wp14="http://schemas.microsoft.com/office/word/2010/wordprocessingDrawing" xmlns:wp="http://schemas.openxmlformats.org/drawingml/2006/wordprocessingDrawing" xmlns:w10="urn:schemas-microsoft-com:office:word" xmlns:w="http://schemas.openxmlformats.org/wordprocessingml/2006/main" xmlns:w14="http://schemas.microsoft.com/office/word/2010/wordml" xmlns:w15="http://schemas.microsoft.com/office/word/2012/wordml" xmlns:w16cex="http://schemas.microsoft.com/office/word/2018/wordml/cex" xmlns:w16cid="http://schemas.microsoft.com/office/word/2016/wordml/cid" xmlns:w16="http://schemas.microsoft.com/office/word/2018/wordml" xmlns:w16du="http://schemas.microsoft.com/office/word/2023/wordml/word16du" xmlns:w16sdtdh="http://schemas.microsoft.com/office/word/2020/wordml/sdtdatahash" xmlns:w16sdtfl="http://schemas.microsoft.com/office/word/2024/wordml/sdtformatlock" xmlns:w16se="http://schemas.microsoft.com/office/word/2015/wordml/symex" xmlns:wpg="http://schemas.microsoft.com/office/word/2010/wordprocessingGroup" xmlns:wpi="http://schemas.microsoft.com/office/word/2010/wordprocessingInk" xmlns:wne="http://schemas.microsoft.com/office/word/2006/wordml" xmlns:wps="http://schemas.microsoft.com/office/word/2010/wordprocessingShape" mc:Ignorable="w14 w15 w16se w16cid w16 w16cex w16sdtdh w16sdtfl w16du wp14">
   <w:body>
     <w:p>
       <w:pPr>
-        <w:pStyle w:val="Puesto"/>
+        <w:pStyle w:val="Ttulo"/>
       </w:pPr>
       <w:r>
         <w:t>Práctica</w:t>
@@ -158,14 +158,58 @@
         </w:rPr>
         <w:t xml:space="preserve"> </w:t>
       </w:r>
-      <w:proofErr w:type="spellStart"/>
-      <w:r>
-        <w:rPr>
-          <w:i/>
-        </w:rPr>
-        <w:t>xyz</w:t>
-      </w:r>
-      <w:proofErr w:type="spellEnd"/>
+      <w:r>
+        <w:rPr>
+          <w:i/>
+        </w:rPr>
+        <w:t>xyz,</w:t>
+      </w:r>
+      <w:r>
+        <w:rPr>
+          <w:rFonts w:ascii="Times New Roman" w:hAnsi="Times New Roman"/>
+          <w:spacing w:val="24"/>
+        </w:rPr>
+        <w:t xml:space="preserve"> </w:t>
+      </w:r>
+      <w:r>
+        <w:rPr>
+          <w:i/>
+        </w:rPr>
+        <w:t>x</w:t>
+      </w:r>
+      <w:r>
+        <w:rPr>
+          <w:rFonts w:ascii="Times New Roman" w:hAnsi="Times New Roman"/>
+          <w:spacing w:val="21"/>
+        </w:rPr>
+        <w:t xml:space="preserve"> </w:t>
+      </w:r>
+      <w:r>
+        <w:rPr>
+          <w:rFonts w:ascii="Symbol" w:hAnsi="Symbol"/>
+        </w:rPr>
+        <w:t></w:t>
+      </w:r>
+      <w:r>
+        <w:rPr>
+          <w:rFonts w:ascii="Times New Roman" w:hAnsi="Times New Roman"/>
+          <w:spacing w:val="23"/>
+        </w:rPr>
+        <w:t xml:space="preserve"> </w:t>
+      </w:r>
+      <w:r>
+        <w:rPr>
+          <w:i/>
+        </w:rPr>
+        <w:t>{a,b}</w:t>
+      </w:r>
+      <w:r>
+        <w:rPr>
+          <w:i/>
+          <w:vertAlign w:val="superscript"/>
+        </w:rPr>
+        <w:t>+</w:t>
+      </w:r>
       <w:r>
         <w:rPr>
           <w:i/>
@@ -175,20 +219,20 @@
       <w:r>
         <w:rPr>
           <w:rFonts w:ascii="Times New Roman" w:hAnsi="Times New Roman"/>
-          <w:spacing w:val="24"/>
-        </w:rPr>
-        <w:t xml:space="preserve"> </w:t>
-      </w:r>
-      <w:r>
-        <w:rPr>
-          <w:i/>
-        </w:rPr>
-        <w:t>x</w:t>
-      </w:r>
-      <w:r>
-        <w:rPr>
-          <w:rFonts w:ascii="Times New Roman" w:hAnsi="Times New Roman"/>
-          <w:spacing w:val="21"/>
+          <w:spacing w:val="22"/>
+        </w:rPr>
+        <w:t xml:space="preserve"> </w:t>
+      </w:r>
+      <w:r>
+        <w:rPr>
+          <w:i/>
+        </w:rPr>
+        <w:t>y</w:t>
+      </w:r>
+      <w:r>
+        <w:rPr>
+          <w:rFonts w:ascii="Times New Roman" w:hAnsi="Times New Roman"/>
+          <w:spacing w:val="25"/>
         </w:rPr>
         <w:t xml:space="preserve"> </w:t>
       </w:r>
@@ -209,36 +253,14 @@
         <w:rPr>
           <w:i/>
         </w:rPr>
-        <w:t>{</w:t>
-      </w:r>
-      <w:proofErr w:type="spellStart"/>
-      <w:r>
-        <w:rPr>
-          <w:i/>
-        </w:rPr>
-        <w:t>a</w:t>
-      </w:r>
-      <w:proofErr w:type="gramStart"/>
-      <w:r>
-        <w:rPr>
-          <w:i/>
-        </w:rPr>
-        <w:t>,b</w:t>
-      </w:r>
-      <w:proofErr w:type="spellEnd"/>
-      <w:proofErr w:type="gramEnd"/>
-      <w:r>
-        <w:rPr>
-          <w:i/>
-        </w:rPr>
-        <w:t>}</w:t>
+        <w:t>{c,d}</w:t>
       </w:r>
       <w:r>
         <w:rPr>
           <w:i/>
           <w:vertAlign w:val="superscript"/>
         </w:rPr>
-        <w:t>+</w:t>
+        <w:t>*</w:t>
       </w:r>
       <w:r>
         <w:rPr>
@@ -257,7 +279,7 @@
         <w:rPr>
           <w:i/>
         </w:rPr>
-        <w:t>y</w:t>
+        <w:t>z</w:t>
       </w:r>
       <w:r>
         <w:rPr>
@@ -275,95 +297,15 @@
       <w:r>
         <w:rPr>
           <w:rFonts w:ascii="Times New Roman" w:hAnsi="Times New Roman"/>
-          <w:spacing w:val="23"/>
-        </w:rPr>
-        <w:t xml:space="preserve"> </w:t>
-      </w:r>
-      <w:r>
-        <w:rPr>
-          <w:i/>
-        </w:rPr>
-        <w:t>{</w:t>
-      </w:r>
-      <w:proofErr w:type="spellStart"/>
-      <w:r>
-        <w:rPr>
-          <w:i/>
-        </w:rPr>
-        <w:t>c,d</w:t>
-      </w:r>
-      <w:proofErr w:type="spellEnd"/>
-      <w:r>
-        <w:rPr>
-          <w:i/>
-        </w:rPr>
-        <w:t>}</w:t>
-      </w:r>
-      <w:r>
-        <w:rPr>
-          <w:i/>
-          <w:vertAlign w:val="superscript"/>
-        </w:rPr>
-        <w:t>*</w:t>
-      </w:r>
-      <w:r>
-        <w:rPr>
-          <w:i/>
-        </w:rPr>
-        <w:t>,</w:t>
-      </w:r>
-      <w:r>
-        <w:rPr>
-          <w:rFonts w:ascii="Times New Roman" w:hAnsi="Times New Roman"/>
-          <w:spacing w:val="22"/>
-        </w:rPr>
-        <w:t xml:space="preserve"> </w:t>
-      </w:r>
-      <w:r>
-        <w:rPr>
-          <w:i/>
-        </w:rPr>
-        <w:t>z</w:t>
-      </w:r>
-      <w:r>
-        <w:rPr>
-          <w:rFonts w:ascii="Times New Roman" w:hAnsi="Times New Roman"/>
           <w:spacing w:val="25"/>
         </w:rPr>
         <w:t xml:space="preserve"> </w:t>
       </w:r>
       <w:r>
         <w:rPr>
-          <w:rFonts w:ascii="Symbol" w:hAnsi="Symbol"/>
-        </w:rPr>
-        <w:t></w:t>
-      </w:r>
-      <w:r>
-        <w:rPr>
-          <w:rFonts w:ascii="Times New Roman" w:hAnsi="Times New Roman"/>
-          <w:spacing w:val="25"/>
-        </w:rPr>
-        <w:t xml:space="preserve"> </w:t>
-      </w:r>
-      <w:r>
-        <w:rPr>
-          <w:i/>
-        </w:rPr>
-        <w:t>{</w:t>
-      </w:r>
-      <w:proofErr w:type="spellStart"/>
-      <w:r>
-        <w:rPr>
-          <w:i/>
-        </w:rPr>
-        <w:t>a,e</w:t>
-      </w:r>
-      <w:proofErr w:type="spellEnd"/>
-      <w:r>
-        <w:rPr>
-          <w:i/>
-        </w:rPr>
-        <w:t>}</w:t>
+          <w:i/>
+        </w:rPr>
+        <w:t>{a,e}</w:t>
       </w:r>
       <w:r>
         <w:rPr>
@@ -514,17 +456,8 @@
         <w:pStyle w:val="Respuesta"/>
       </w:pPr>
       <w:r>
-        <w:t>Expresión regular: (</w:t>
-      </w:r>
-      <w:proofErr w:type="spellStart"/>
-      <w:r>
-        <w:t>a|b</w:t>
-      </w:r>
-      <w:proofErr w:type="spellEnd"/>
-      <w:r>
-        <w:t>)</w:t>
-      </w:r>
-      <w:proofErr w:type="gramStart"/>
+        <w:t>Expresión regular: (a|b)</w:t>
+      </w:r>
       <w:r>
         <w:rPr>
           <w:vertAlign w:val="superscript"/>
@@ -532,16 +465,7 @@
         <w:t>+</w:t>
       </w:r>
       <w:r>
-        <w:t>(</w:t>
-      </w:r>
-      <w:proofErr w:type="spellStart"/>
-      <w:proofErr w:type="gramEnd"/>
-      <w:r>
-        <w:t>c|d</w:t>
-      </w:r>
-      <w:proofErr w:type="spellEnd"/>
-      <w:r>
-        <w:t>)</w:t>
+        <w:t>(c|d)</w:t>
       </w:r>
       <w:r>
         <w:rPr>
@@ -550,15 +474,7 @@
         <w:t>*</w:t>
       </w:r>
       <w:r>
-        <w:t>(</w:t>
-      </w:r>
-      <w:proofErr w:type="spellStart"/>
-      <w:r>
-        <w:t>a|e</w:t>
-      </w:r>
-      <w:proofErr w:type="spellEnd"/>
-      <w:r>
-        <w:t>)</w:t>
+        <w:t>(a|e)</w:t>
       </w:r>
       <w:r>
         <w:rPr>
@@ -608,17 +524,14 @@
           <w:color w:val="00B050"/>
         </w:rPr>
       </w:pPr>
-      <w:proofErr w:type="spellStart"/>
       <w:r>
         <w:rPr>
           <w:i/>
           <w:color w:val="00B050"/>
           <w:spacing w:val="-5"/>
         </w:rPr>
-        <w:lastRenderedPageBreak/>
         <w:t>aa</w:t>
       </w:r>
-      <w:proofErr w:type="spellEnd"/>
     </w:p>
     <w:p>
       <w:pPr>
@@ -660,7 +573,6 @@
           <w:color w:val="EE0000"/>
         </w:rPr>
       </w:pPr>
-      <w:proofErr w:type="spellStart"/>
       <w:r>
         <w:rPr>
           <w:i/>
@@ -669,7 +581,6 @@
         </w:rPr>
         <w:t>bbcd</w:t>
       </w:r>
-      <w:proofErr w:type="spellEnd"/>
     </w:p>
     <w:p>
       <w:pPr>
@@ -687,17 +598,14 @@
       <w:r>
         <w:br w:type="column"/>
       </w:r>
-      <w:proofErr w:type="spellStart"/>
       <w:r>
         <w:rPr>
           <w:i/>
           <w:color w:val="00B050"/>
           <w:spacing w:val="-5"/>
         </w:rPr>
-        <w:lastRenderedPageBreak/>
         <w:t>bba</w:t>
       </w:r>
-      <w:proofErr w:type="spellEnd"/>
     </w:p>
     <w:p>
       <w:pPr>
@@ -739,7 +647,6 @@
           <w:color w:val="EE0000"/>
         </w:rPr>
       </w:pPr>
-      <w:proofErr w:type="spellStart"/>
       <w:r>
         <w:rPr>
           <w:i/>
@@ -748,7 +655,6 @@
         </w:rPr>
         <w:t>bcdcec</w:t>
       </w:r>
-      <w:proofErr w:type="spellEnd"/>
     </w:p>
     <w:p>
       <w:pPr>
@@ -766,17 +672,14 @@
       <w:r>
         <w:br w:type="column"/>
       </w:r>
-      <w:proofErr w:type="spellStart"/>
       <w:r>
         <w:rPr>
           <w:i/>
           <w:color w:val="00B050"/>
           <w:spacing w:val="-2"/>
         </w:rPr>
-        <w:lastRenderedPageBreak/>
         <w:t>ababbca</w:t>
       </w:r>
-      <w:proofErr w:type="spellEnd"/>
     </w:p>
     <w:p>
       <w:pPr>
@@ -809,7 +712,6 @@
         <w:ind w:right="313"/>
       </w:pPr>
       <w:r>
-        <w:lastRenderedPageBreak/>
         <w:t>Dado</w:t>
       </w:r>
       <w:r>
@@ -1143,18 +1045,11 @@
       <w:r>
         <w:t>(</w:t>
       </w:r>
-      <w:proofErr w:type="spellStart"/>
-      <w:proofErr w:type="gramStart"/>
       <w:r>
         <w:t>a</w:t>
       </w:r>
       <w:r>
-        <w:t>a</w:t>
-      </w:r>
-      <w:proofErr w:type="spellEnd"/>
-      <w:proofErr w:type="gramEnd"/>
-      <w:r>
-        <w:t>)</w:t>
+        <w:t>a)</w:t>
       </w:r>
       <w:r>
         <w:rPr>
@@ -1163,15 +1058,7 @@
         <w:t>*</w:t>
       </w:r>
       <w:r>
-        <w:t>(</w:t>
-      </w:r>
-      <w:proofErr w:type="spellStart"/>
-      <w:r>
-        <w:t>b|c</w:t>
-      </w:r>
-      <w:proofErr w:type="spellEnd"/>
-      <w:r>
-        <w:t>)</w:t>
+        <w:t>(b|c)</w:t>
       </w:r>
       <w:r>
         <w:rPr>
@@ -1308,15 +1195,7 @@
         <w:ind w:left="941"/>
       </w:pPr>
       <w:r>
-        <w:t>(</w:t>
-      </w:r>
-      <w:proofErr w:type="spellStart"/>
-      <w:r>
-        <w:t>abc</w:t>
-      </w:r>
-      <w:proofErr w:type="spellEnd"/>
-      <w:r>
-        <w:t>)</w:t>
+        <w:t>(abc)</w:t>
       </w:r>
       <w:r>
         <w:rPr>
@@ -1358,14 +1237,12 @@
         </w:rPr>
         <w:t xml:space="preserve"> </w:t>
       </w:r>
-      <w:proofErr w:type="spellStart"/>
       <w:r>
         <w:rPr>
           <w:i/>
         </w:rPr>
         <w:t>abc</w:t>
       </w:r>
-      <w:proofErr w:type="spellEnd"/>
       <w:r>
         <w:rPr>
           <w:rFonts w:ascii="Times New Roman"/>
@@ -1407,15 +1284,7 @@
         <w:ind w:left="941"/>
       </w:pPr>
       <w:r>
-        <w:t>(</w:t>
-      </w:r>
-      <w:proofErr w:type="spellStart"/>
-      <w:r>
-        <w:t>a|b|c</w:t>
-      </w:r>
-      <w:proofErr w:type="spellEnd"/>
-      <w:r>
-        <w:t>)</w:t>
+        <w:t>(a|b|c)</w:t>
       </w:r>
       <w:r>
         <w:rPr>
@@ -1423,23 +1292,8 @@
         </w:rPr>
         <w:t>*</w:t>
       </w:r>
-      <w:proofErr w:type="spellStart"/>
-      <w:proofErr w:type="gramStart"/>
-      <w:r>
-        <w:t>abc</w:t>
-      </w:r>
-      <w:proofErr w:type="spellEnd"/>
-      <w:r>
-        <w:t>(</w:t>
-      </w:r>
-      <w:proofErr w:type="spellStart"/>
-      <w:proofErr w:type="gramEnd"/>
-      <w:r>
-        <w:t>a|b|c</w:t>
-      </w:r>
-      <w:proofErr w:type="spellEnd"/>
-      <w:r>
-        <w:t>)</w:t>
+      <w:r>
+        <w:t>abc(a|b|c)</w:t>
       </w:r>
       <w:r>
         <w:rPr>
@@ -1629,14 +1483,7 @@
         <w:rPr>
           <w:i/>
         </w:rPr>
-        <w:t>b(</w:t>
-      </w:r>
-      <w:proofErr w:type="spellStart"/>
-      <w:r>
-        <w:rPr>
-          <w:i/>
-        </w:rPr>
-        <w:t>ab</w:t>
+        <w:t>b(ab</w:t>
       </w:r>
       <w:r>
         <w:t>|</w:t>
@@ -1645,14 +1492,7 @@
         <w:rPr>
           <w:i/>
         </w:rPr>
-        <w:t>b</w:t>
-      </w:r>
-      <w:proofErr w:type="spellEnd"/>
-      <w:r>
-        <w:rPr>
-          <w:i/>
-        </w:rPr>
-        <w:t>)*a</w:t>
+        <w:t>b)*a</w:t>
       </w:r>
       <w:r>
         <w:rPr>
@@ -1672,37 +1512,12 @@
         </w:rPr>
         <w:t xml:space="preserve">  </w:t>
       </w:r>
-      <w:proofErr w:type="spellStart"/>
       <w:r>
         <w:rPr>
           <w:i/>
           <w:spacing w:val="-2"/>
         </w:rPr>
-        <w:t>aa</w:t>
-      </w:r>
-      <w:proofErr w:type="spellEnd"/>
-      <w:r>
-        <w:rPr>
-          <w:i/>
-          <w:spacing w:val="-2"/>
-        </w:rPr>
-        <w:t>*b(</w:t>
-      </w:r>
-      <w:proofErr w:type="spellStart"/>
-      <w:r>
-        <w:rPr>
-          <w:i/>
-          <w:spacing w:val="-2"/>
-        </w:rPr>
-        <w:t>aa</w:t>
-      </w:r>
-      <w:proofErr w:type="spellEnd"/>
-      <w:r>
-        <w:rPr>
-          <w:i/>
-          <w:spacing w:val="-2"/>
-        </w:rPr>
-        <w:t>*b)*</w:t>
+        <w:t>aa*b(aa*b)*</w:t>
       </w:r>
     </w:p>
     <w:p>
@@ -1744,7 +1559,6 @@
         </w:rPr>
         <w:t></w:t>
       </w:r>
-      <w:proofErr w:type="spellStart"/>
       <w:r>
         <w:rPr>
           <w:i/>
@@ -1760,7 +1574,6 @@
         </w:rPr>
         <w:t>b</w:t>
       </w:r>
-      <w:proofErr w:type="spellEnd"/>
       <w:r>
         <w:t>)</w:t>
       </w:r>
@@ -1782,7 +1595,6 @@
       <w:r>
         <w:t>(</w:t>
       </w:r>
-      <w:proofErr w:type="spellStart"/>
       <w:r>
         <w:rPr>
           <w:i/>
@@ -1798,7 +1610,6 @@
         </w:rPr>
         <w:t>b</w:t>
       </w:r>
-      <w:proofErr w:type="spellEnd"/>
       <w:r>
         <w:t>))</w:t>
       </w:r>
@@ -1845,21 +1656,7 @@
         <w:rPr>
           <w:spacing w:val="-2"/>
         </w:rPr>
-        <w:t>((a*b)</w:t>
-      </w:r>
-      <w:proofErr w:type="spellStart"/>
-      <w:r>
-        <w:rPr>
-          <w:spacing w:val="-2"/>
-        </w:rPr>
-        <w:t>ba</w:t>
-      </w:r>
-      <w:proofErr w:type="spellEnd"/>
-      <w:r>
-        <w:rPr>
-          <w:spacing w:val="-2"/>
-        </w:rPr>
-        <w:t>*)*</w:t>
+        <w:t>((a*b)ba*)*</w:t>
       </w:r>
     </w:p>
     <w:p>
@@ -1868,23 +1665,7 @@
         <w:ind w:left="941"/>
       </w:pPr>
       <w:r>
-        <w:t xml:space="preserve">No, no son equivalentes porque </w:t>
-      </w:r>
-      <w:proofErr w:type="spellStart"/>
-      <w:r>
-        <w:t>ba</w:t>
-      </w:r>
-      <w:proofErr w:type="spellEnd"/>
-      <w:r>
-        <w:t xml:space="preserve"> pertenece al lenguaje regular de la ER de la izquierda y no al de la derecha porque exige que antes de la última a halla 2 </w:t>
-      </w:r>
-      <w:proofErr w:type="spellStart"/>
-      <w:r>
-        <w:t>b`s</w:t>
-      </w:r>
-      <w:proofErr w:type="spellEnd"/>
-      <w:r>
-        <w:t>.</w:t>
+        <w:t>No, no son equivalentes porque ba pertenece al lenguaje regular de la ER de la izquierda y no al de la derecha porque exige que antes de la última a halla 2 b`s.</w:t>
       </w:r>
     </w:p>
     <w:p>
@@ -1984,23 +1765,7 @@
           <w:i/>
           <w:spacing w:val="-4"/>
         </w:rPr>
-        <w:t>{</w:t>
-      </w:r>
-      <w:proofErr w:type="spellStart"/>
-      <w:r>
-        <w:rPr>
-          <w:i/>
-          <w:spacing w:val="-4"/>
-        </w:rPr>
-        <w:t>a,b</w:t>
-      </w:r>
-      <w:proofErr w:type="spellEnd"/>
-      <w:r>
-        <w:rPr>
-          <w:i/>
-          <w:spacing w:val="-4"/>
-        </w:rPr>
-        <w:t>}</w:t>
+        <w:t>{a,b}</w:t>
       </w:r>
     </w:p>
     <w:p>
@@ -2048,14 +1813,7 @@
         <w:rPr>
           <w:i/>
         </w:rPr>
-        <w:t>{</w:t>
-      </w:r>
-      <w:proofErr w:type="spellStart"/>
-      <w:r>
-        <w:rPr>
-          <w:i/>
-        </w:rPr>
-        <w:t>ab</w:t>
+        <w:t>{ab</w:t>
       </w:r>
       <w:r>
         <w:rPr>
@@ -2070,7 +1828,6 @@
         </w:rPr>
         <w:t>a</w:t>
       </w:r>
-      <w:proofErr w:type="spellEnd"/>
       <w:r>
         <w:rPr>
           <w:rFonts w:ascii="Times New Roman"/>
@@ -2153,15 +1910,7 @@
       </w:pPr>
       <w:r>
         <w:tab/>
-        <w:t>S</w:t>
-      </w:r>
-      <w:proofErr w:type="gramStart"/>
-      <w:r>
-        <w:t>::=</w:t>
-      </w:r>
-      <w:proofErr w:type="gramEnd"/>
-      <w:r>
-        <w:t>aB</w:t>
+        <w:t>S::=aB</w:t>
       </w:r>
       <w:r>
         <w:t>,</w:t>
@@ -2174,15 +1923,7 @@
       </w:pPr>
       <w:r>
         <w:tab/>
-        <w:t>B</w:t>
-      </w:r>
-      <w:proofErr w:type="gramStart"/>
-      <w:r>
-        <w:t>::=</w:t>
-      </w:r>
-      <w:proofErr w:type="gramEnd"/>
-      <w:r>
-        <w:t>bC</w:t>
+        <w:t>B::=bC</w:t>
       </w:r>
       <w:r>
         <w:t>,</w:t>
@@ -2195,15 +1936,7 @@
       </w:pPr>
       <w:r>
         <w:tab/>
-        <w:t>C</w:t>
-      </w:r>
-      <w:proofErr w:type="gramStart"/>
-      <w:r>
-        <w:t>::=</w:t>
-      </w:r>
-      <w:proofErr w:type="gramEnd"/>
-      <w:r>
-        <w:t>bD</w:t>
+        <w:t>C::=bD</w:t>
       </w:r>
       <w:r>
         <w:t>,</w:t>
@@ -2216,15 +1949,7 @@
       </w:pPr>
       <w:r>
         <w:tab/>
-        <w:t>D</w:t>
-      </w:r>
-      <w:proofErr w:type="gramStart"/>
-      <w:r>
-        <w:t>::=</w:t>
-      </w:r>
-      <w:proofErr w:type="gramEnd"/>
-      <w:r>
-        <w:t>bE</w:t>
+        <w:t>D::=bE</w:t>
       </w:r>
       <w:r>
         <w:t>,</w:t>
@@ -2237,15 +1962,7 @@
       </w:pPr>
       <w:r>
         <w:tab/>
-        <w:t>E</w:t>
-      </w:r>
-      <w:proofErr w:type="gramStart"/>
-      <w:r>
-        <w:t>::=</w:t>
-      </w:r>
-      <w:proofErr w:type="gramEnd"/>
-      <w:r>
-        <w:t>a</w:t>
+        <w:t>E::=a</w:t>
       </w:r>
     </w:p>
     <w:p>
@@ -2393,29 +2110,8 @@
       </w:r>
       <w:r>
         <w:tab/>
-        <w:t>S</w:t>
-      </w:r>
-      <w:proofErr w:type="gramStart"/>
-      <w:r>
-        <w:t>::=</w:t>
-      </w:r>
-      <w:proofErr w:type="gramEnd"/>
-      <w:r>
-        <w:t xml:space="preserve"> </w:t>
-      </w:r>
-      <w:proofErr w:type="spellStart"/>
-      <w:r>
-        <w:t>aA</w:t>
-      </w:r>
-      <w:proofErr w:type="spellEnd"/>
-      <w:r>
-        <w:t xml:space="preserve"> | </w:t>
-      </w:r>
-      <w:proofErr w:type="spellStart"/>
-      <w:r>
-        <w:t>bS</w:t>
-      </w:r>
-      <w:proofErr w:type="spellEnd"/>
+        <w:t>S::= aA | bS</w:t>
+      </w:r>
       <w:r>
         <w:t xml:space="preserve"> | </w:t>
       </w:r>
@@ -2439,29 +2135,8 @@
       </w:r>
       <w:r>
         <w:tab/>
-        <w:t>A</w:t>
-      </w:r>
-      <w:proofErr w:type="gramStart"/>
-      <w:r>
-        <w:t>::=</w:t>
-      </w:r>
-      <w:proofErr w:type="gramEnd"/>
-      <w:r>
-        <w:t xml:space="preserve"> </w:t>
-      </w:r>
-      <w:proofErr w:type="spellStart"/>
-      <w:r>
-        <w:t>aB</w:t>
-      </w:r>
-      <w:proofErr w:type="spellEnd"/>
-      <w:r>
-        <w:t xml:space="preserve"> | </w:t>
-      </w:r>
-      <w:proofErr w:type="spellStart"/>
-      <w:r>
-        <w:t>bA</w:t>
-      </w:r>
-      <w:proofErr w:type="spellEnd"/>
+        <w:t>A::= aB | bA</w:t>
+      </w:r>
       <w:r>
         <w:t xml:space="preserve"> | </w:t>
       </w:r>
@@ -2485,23 +2160,7 @@
       </w:r>
       <w:r>
         <w:tab/>
-        <w:t>B</w:t>
-      </w:r>
-      <w:proofErr w:type="gramStart"/>
-      <w:r>
-        <w:t>::=</w:t>
-      </w:r>
-      <w:proofErr w:type="gramEnd"/>
-      <w:r>
-        <w:t xml:space="preserve"> </w:t>
-      </w:r>
-      <w:proofErr w:type="spellStart"/>
-      <w:r>
-        <w:t>bB</w:t>
-      </w:r>
-      <w:proofErr w:type="spellEnd"/>
-      <w:r>
-        <w:t xml:space="preserve"> | </w:t>
+        <w:t xml:space="preserve">B::= bB | </w:t>
       </w:r>
       <w:r>
         <w:rPr>
@@ -2548,10 +2207,7 @@
       </w:pPr>
       <w:r>
         <w:lastRenderedPageBreak/>
-        <w:t>E</w:t>
-      </w:r>
-      <w:r>
-        <w:t>l</w:t>
+        <w:t>El</w:t>
       </w:r>
       <w:r>
         <w:rPr>
@@ -2701,14 +2357,12 @@
         </w:rPr>
         <w:t xml:space="preserve"> </w:t>
       </w:r>
-      <w:proofErr w:type="gramStart"/>
       <w:r>
         <w:rPr>
           <w:i/>
         </w:rPr>
         <w:t>::=</w:t>
       </w:r>
-      <w:proofErr w:type="gramEnd"/>
       <w:r>
         <w:rPr>
           <w:rFonts w:ascii="Times New Roman" w:hAnsi="Times New Roman"/>
@@ -2765,14 +2419,12 @@
         </w:rPr>
         <w:t xml:space="preserve"> </w:t>
       </w:r>
-      <w:proofErr w:type="gramStart"/>
       <w:r>
         <w:rPr>
           <w:i/>
         </w:rPr>
         <w:t>::=</w:t>
       </w:r>
-      <w:proofErr w:type="gramEnd"/>
       <w:r>
         <w:rPr>
           <w:rFonts w:ascii="Times New Roman" w:hAnsi="Times New Roman"/>
@@ -3135,15 +2787,7 @@
       </w:pPr>
       <w:r>
         <w:tab/>
-        <w:t xml:space="preserve">S </w:t>
-      </w:r>
-      <w:proofErr w:type="gramStart"/>
-      <w:r>
-        <w:t>::=</w:t>
-      </w:r>
-      <w:proofErr w:type="gramEnd"/>
-      <w:r>
-        <w:t xml:space="preserve"> 0S | 1A,</w:t>
+        <w:t>S ::= 0S | 1A,</w:t>
       </w:r>
     </w:p>
     <w:p>
@@ -3153,15 +2797,7 @@
       </w:pPr>
       <w:r>
         <w:tab/>
-        <w:t xml:space="preserve">A </w:t>
-      </w:r>
-      <w:proofErr w:type="gramStart"/>
-      <w:r>
-        <w:t>::=</w:t>
-      </w:r>
-      <w:proofErr w:type="gramEnd"/>
-      <w:r>
-        <w:t xml:space="preserve"> 0A | 1A | </w:t>
+        <w:t xml:space="preserve">A ::= 0A | 1A | </w:t>
       </w:r>
       <w:r>
         <w:rPr>
@@ -3320,7 +2956,6 @@
         <w:rPr>
           <w:i/>
         </w:rPr>
-        <w:lastRenderedPageBreak/>
         <w:t>a</w:t>
       </w:r>
       <w:r>
@@ -3340,7 +2975,6 @@
         </w:rPr>
         <w:t xml:space="preserve"> </w:t>
       </w:r>
-      <w:proofErr w:type="spellStart"/>
       <w:r>
         <w:rPr>
           <w:i/>
@@ -3348,7 +2982,6 @@
         </w:rPr>
         <w:t>bc</w:t>
       </w:r>
-      <w:proofErr w:type="spellEnd"/>
     </w:p>
     <w:p>
       <w:pPr>
@@ -3358,16 +2991,11 @@
       <w:r>
         <w:t>G=&lt;S</w:t>
       </w:r>
-      <w:proofErr w:type="gramStart"/>
       <w:r>
         <w:t>,</w:t>
       </w:r>
       <w:r>
-        <w:t>{</w:t>
-      </w:r>
-      <w:proofErr w:type="gramEnd"/>
-      <w:r>
-        <w:t>S</w:t>
+        <w:t>{S</w:t>
       </w:r>
       <w:r>
         <w:t>,A</w:t>
@@ -3379,15 +3007,7 @@
         <w:t>,</w:t>
       </w:r>
       <w:r>
-        <w:t>{</w:t>
-      </w:r>
-      <w:proofErr w:type="spellStart"/>
-      <w:r>
-        <w:t>a,b,c</w:t>
-      </w:r>
-      <w:proofErr w:type="spellEnd"/>
-      <w:r>
-        <w:t>}, {</w:t>
+        <w:t>{a,b,c}, {</w:t>
       </w:r>
     </w:p>
     <w:p>
@@ -3396,26 +3016,10 @@
         <w:jc w:val="left"/>
       </w:pPr>
       <w:r>
-        <w:t>S</w:t>
-      </w:r>
-      <w:proofErr w:type="gramStart"/>
-      <w:r>
-        <w:t>::=</w:t>
-      </w:r>
-      <w:proofErr w:type="gramEnd"/>
-      <w:r>
-        <w:t xml:space="preserve"> </w:t>
-      </w:r>
-      <w:proofErr w:type="spellStart"/>
-      <w:r>
-        <w:t>a|b</w:t>
-      </w:r>
-      <w:r>
-        <w:t>A</w:t>
-      </w:r>
-      <w:proofErr w:type="spellEnd"/>
-      <w:r>
-        <w:t>,</w:t>
+        <w:t>S::= a|b</w:t>
+      </w:r>
+      <w:r>
+        <w:t>A,</w:t>
       </w:r>
     </w:p>
     <w:p>
@@ -3424,15 +3028,7 @@
         <w:jc w:val="left"/>
       </w:pPr>
       <w:r>
-        <w:t>A</w:t>
-      </w:r>
-      <w:proofErr w:type="gramStart"/>
-      <w:r>
-        <w:t>::=</w:t>
-      </w:r>
-      <w:proofErr w:type="gramEnd"/>
-      <w:r>
-        <w:t>c</w:t>
+        <w:t>A::=c</w:t>
       </w:r>
     </w:p>
     <w:p>
@@ -3473,7 +3069,6 @@
         </w:rPr>
         <w:t>+</w:t>
       </w:r>
-      <w:proofErr w:type="spellStart"/>
       <w:r>
         <w:rPr>
           <w:i/>
@@ -3494,22 +3089,13 @@
         </w:rPr>
         <w:t>a</w:t>
       </w:r>
-      <w:proofErr w:type="spellEnd"/>
     </w:p>
     <w:p>
       <w:pPr>
         <w:pStyle w:val="Respuesta"/>
       </w:pPr>
       <w:r>
-        <w:t>G=&lt;S</w:t>
-      </w:r>
-      <w:proofErr w:type="gramStart"/>
-      <w:r>
-        <w:t>,{</w:t>
-      </w:r>
-      <w:proofErr w:type="gramEnd"/>
-      <w:r>
-        <w:t>S,A},</w:t>
+        <w:t>G=&lt;S,{S,A},</w:t>
       </w:r>
     </w:p>
     <w:p>
@@ -3517,20 +3103,7 @@
         <w:pStyle w:val="Respuesta"/>
       </w:pPr>
       <w:r>
-        <w:t>{</w:t>
-      </w:r>
-      <w:proofErr w:type="spellStart"/>
-      <w:proofErr w:type="gramStart"/>
-      <w:r>
-        <w:t>a,</w:t>
-      </w:r>
-      <w:proofErr w:type="gramEnd"/>
-      <w:r>
-        <w:t>b</w:t>
-      </w:r>
-      <w:proofErr w:type="spellEnd"/>
-      <w:r>
-        <w:t>},</w:t>
+        <w:t>{a,b},</w:t>
       </w:r>
       <w:r>
         <w:t>{</w:t>
@@ -3541,15 +3114,7 @@
         <w:pStyle w:val="Respuesta"/>
       </w:pPr>
       <w:r>
-        <w:t>S</w:t>
-      </w:r>
-      <w:proofErr w:type="gramStart"/>
-      <w:r>
-        <w:t>::=</w:t>
-      </w:r>
-      <w:proofErr w:type="gramEnd"/>
-      <w:r>
-        <w:t>aA|a,</w:t>
+        <w:t>S::=aA|a,</w:t>
       </w:r>
     </w:p>
     <w:p>
@@ -3557,15 +3122,7 @@
         <w:pStyle w:val="Respuesta"/>
       </w:pPr>
       <w:r>
-        <w:t>A</w:t>
-      </w:r>
-      <w:proofErr w:type="gramStart"/>
-      <w:r>
-        <w:t>::=</w:t>
-      </w:r>
-      <w:proofErr w:type="gramEnd"/>
-      <w:r>
-        <w:t>aA|b</w:t>
+        <w:t>A::=aA|b</w:t>
       </w:r>
     </w:p>
     <w:p>
@@ -3597,37 +3154,20 @@
           <w:i/>
           <w:spacing w:val="-2"/>
         </w:rPr>
-        <w:lastRenderedPageBreak/>
-        <w:t>a*</w:t>
-      </w:r>
-      <w:proofErr w:type="spellStart"/>
-      <w:r>
-        <w:rPr>
-          <w:i/>
+        <w:t>a*b</w:t>
+      </w:r>
+      <w:r>
+        <w:rPr>
           <w:spacing w:val="-2"/>
         </w:rPr>
-        <w:t>b</w:t>
-      </w:r>
-      <w:r>
-        <w:rPr>
+        <w:t>|</w:t>
+      </w:r>
+      <w:r>
+        <w:rPr>
+          <w:i/>
           <w:spacing w:val="-2"/>
         </w:rPr>
-        <w:t>|</w:t>
-      </w:r>
-      <w:r>
-        <w:rPr>
-          <w:i/>
-          <w:spacing w:val="-2"/>
-        </w:rPr>
-        <w:t>b</w:t>
-      </w:r>
-      <w:proofErr w:type="spellEnd"/>
-      <w:r>
-        <w:rPr>
-          <w:i/>
-          <w:spacing w:val="-2"/>
-        </w:rPr>
-        <w:t>*</w:t>
+        <w:t>b*</w:t>
       </w:r>
       <w:r>
         <w:rPr>
@@ -3666,35 +3206,13 @@
         <w:t xml:space="preserve"> </w:t>
       </w:r>
       <w:r>
-        <w:t>{</w:t>
-      </w:r>
-      <w:proofErr w:type="spellStart"/>
-      <w:r>
-        <w:t>a,b</w:t>
-      </w:r>
-      <w:proofErr w:type="spellEnd"/>
-      <w:r>
-        <w:t xml:space="preserve">},{ </w:t>
-      </w:r>
-      <w:r>
-        <w:rPr>
-          <w:sz w:val="20"/>
-        </w:rPr>
-        <w:t>S</w:t>
-      </w:r>
-      <w:proofErr w:type="gramStart"/>
-      <w:r>
-        <w:rPr>
-          <w:sz w:val="20"/>
-        </w:rPr>
-        <w:t>::=</w:t>
-      </w:r>
-      <w:proofErr w:type="gramEnd"/>
-      <w:r>
-        <w:rPr>
-          <w:sz w:val="20"/>
-        </w:rPr>
-        <w:t>a|b|aA|bB|</w:t>
+        <w:t xml:space="preserve">{a,b},{ </w:t>
+      </w:r>
+      <w:r>
+        <w:rPr>
+          <w:sz w:val="20"/>
+        </w:rPr>
+        <w:t>S::=a|b|aA|bB|</w:t>
       </w:r>
       <w:r>
         <w:rPr>
@@ -3715,15 +3233,7 @@
         <w:pStyle w:val="Respuesta"/>
       </w:pPr>
       <w:r>
-        <w:t>A</w:t>
-      </w:r>
-      <w:proofErr w:type="gramStart"/>
-      <w:r>
-        <w:t>::=</w:t>
-      </w:r>
-      <w:proofErr w:type="gramEnd"/>
-      <w:r>
-        <w:t>aA|b,</w:t>
+        <w:t>A::=aA|b,</w:t>
       </w:r>
     </w:p>
     <w:p>
@@ -3731,15 +3241,7 @@
         <w:pStyle w:val="Respuesta"/>
       </w:pPr>
       <w:r>
-        <w:t>B</w:t>
-      </w:r>
-      <w:proofErr w:type="gramStart"/>
-      <w:r>
-        <w:t>::=</w:t>
-      </w:r>
-      <w:proofErr w:type="gramEnd"/>
-      <w:r>
-        <w:t>bB|a|</w:t>
+        <w:t>B::=bB|a|</w:t>
       </w:r>
       <w:r>
         <w:rPr>
@@ -3773,14 +3275,7 @@
           <w:i/>
           <w:spacing w:val="-2"/>
         </w:rPr>
-        <w:t>0</w:t>
-      </w:r>
-      <w:r>
-        <w:rPr>
-          <w:i/>
-          <w:spacing w:val="-2"/>
-        </w:rPr>
-        <w:t>1*0</w:t>
+        <w:t>01*0</w:t>
       </w:r>
       <w:r>
         <w:rPr>
@@ -3801,15 +3296,7 @@
         <w:pStyle w:val="Respuesta"/>
       </w:pPr>
       <w:r>
-        <w:t>G=&lt;S</w:t>
-      </w:r>
-      <w:proofErr w:type="gramStart"/>
-      <w:r>
-        <w:t>,{</w:t>
-      </w:r>
-      <w:proofErr w:type="gramEnd"/>
-      <w:r>
-        <w:t>S,A,B},</w:t>
+        <w:t>G=&lt;S,{S,A,B},</w:t>
       </w:r>
       <w:r>
         <w:t xml:space="preserve">  </w:t>
@@ -3823,15 +3310,7 @@
         <w:pStyle w:val="Respuesta"/>
       </w:pPr>
       <w:r>
-        <w:t>S</w:t>
-      </w:r>
-      <w:proofErr w:type="gramStart"/>
-      <w:r>
-        <w:t>::=</w:t>
-      </w:r>
-      <w:proofErr w:type="gramEnd"/>
-      <w:r>
-        <w:t>0A|1B,</w:t>
+        <w:t>S::=0A|1B,</w:t>
       </w:r>
     </w:p>
     <w:p>
@@ -3839,15 +3318,7 @@
         <w:pStyle w:val="Respuesta"/>
       </w:pPr>
       <w:r>
-        <w:t>A</w:t>
-      </w:r>
-      <w:proofErr w:type="gramStart"/>
-      <w:r>
-        <w:t>::=</w:t>
-      </w:r>
-      <w:proofErr w:type="gramEnd"/>
-      <w:r>
-        <w:t>1A|0,</w:t>
+        <w:t>A::=1A|0,</w:t>
       </w:r>
     </w:p>
     <w:p>
@@ -3855,15 +3326,7 @@
         <w:pStyle w:val="Respuesta"/>
       </w:pPr>
       <w:r>
-        <w:t>B</w:t>
-      </w:r>
-      <w:proofErr w:type="gramStart"/>
-      <w:r>
-        <w:t>::=</w:t>
-      </w:r>
-      <w:proofErr w:type="gramEnd"/>
-      <w:r>
-        <w:t>1B|</w:t>
+        <w:t>B::=1B|</w:t>
       </w:r>
       <w:r>
         <w:rPr>
@@ -3901,7 +3364,6 @@
           <w:i/>
           <w:spacing w:val="-2"/>
         </w:rPr>
-        <w:lastRenderedPageBreak/>
         <w:t>(a</w:t>
       </w:r>
       <w:r>
@@ -3913,7 +3375,6 @@
         </w:rPr>
         <w:t>+</w:t>
       </w:r>
-      <w:proofErr w:type="spellStart"/>
       <w:r>
         <w:rPr>
           <w:i/>
@@ -3934,7 +3395,6 @@
         </w:rPr>
         <w:t>b</w:t>
       </w:r>
-      <w:proofErr w:type="spellEnd"/>
       <w:r>
         <w:rPr>
           <w:i/>
@@ -3957,23 +3417,7 @@
         <w:pStyle w:val="Respuesta"/>
       </w:pPr>
       <w:r>
-        <w:t>G=&lt;S</w:t>
-      </w:r>
-      <w:proofErr w:type="gramStart"/>
-      <w:r>
-        <w:t>,{</w:t>
-      </w:r>
-      <w:proofErr w:type="gramEnd"/>
-      <w:r>
-        <w:t>S,A,B},{</w:t>
-      </w:r>
-      <w:proofErr w:type="spellStart"/>
-      <w:r>
-        <w:t>a,b</w:t>
-      </w:r>
-      <w:proofErr w:type="spellEnd"/>
-      <w:r>
-        <w:t>},{</w:t>
+        <w:t>G=&lt;S,{S,A,B},{a,b},{</w:t>
       </w:r>
     </w:p>
     <w:p>
@@ -3981,15 +3425,7 @@
         <w:pStyle w:val="Respuesta"/>
       </w:pPr>
       <w:r>
-        <w:t>S</w:t>
-      </w:r>
-      <w:proofErr w:type="gramStart"/>
-      <w:r>
-        <w:t>::=</w:t>
-      </w:r>
-      <w:proofErr w:type="gramEnd"/>
-      <w:r>
-        <w:t>aA|bB|</w:t>
+        <w:t>S::=aA|bB|</w:t>
       </w:r>
       <w:r>
         <w:rPr>
@@ -4006,15 +3442,7 @@
         <w:pStyle w:val="Respuesta"/>
       </w:pPr>
       <w:r>
-        <w:t>A</w:t>
-      </w:r>
-      <w:proofErr w:type="gramStart"/>
-      <w:r>
-        <w:t>::=</w:t>
-      </w:r>
-      <w:proofErr w:type="gramEnd"/>
-      <w:r>
-        <w:t>aA|bS,</w:t>
+        <w:t>A::=aA|bS,</w:t>
       </w:r>
     </w:p>
     <w:p>
@@ -4022,15 +3450,7 @@
         <w:pStyle w:val="Respuesta"/>
       </w:pPr>
       <w:r>
-        <w:t>B</w:t>
-      </w:r>
-      <w:proofErr w:type="gramStart"/>
-      <w:r>
-        <w:t>::=</w:t>
-      </w:r>
-      <w:proofErr w:type="gramEnd"/>
-      <w:r>
-        <w:t>bB|aS</w:t>
+        <w:t>B::=bB|aS</w:t>
       </w:r>
     </w:p>
     <w:p>
@@ -4058,14 +3478,7 @@
         <w:rPr>
           <w:i/>
         </w:rPr>
-        <w:t>(</w:t>
-      </w:r>
-      <w:proofErr w:type="spellStart"/>
-      <w:r>
-        <w:rPr>
-          <w:i/>
-        </w:rPr>
-        <w:t>b</w:t>
+        <w:t>(b</w:t>
       </w:r>
       <w:r>
         <w:t>|</w:t>
@@ -4074,14 +3487,7 @@
         <w:rPr>
           <w:i/>
         </w:rPr>
-        <w:t>ab</w:t>
-      </w:r>
-      <w:proofErr w:type="spellEnd"/>
-      <w:r>
-        <w:rPr>
-          <w:i/>
-        </w:rPr>
-        <w:t>*</w:t>
+        <w:t>ab*</w:t>
       </w:r>
       <w:r>
         <w:t>[</w:t>
@@ -4121,23 +3527,7 @@
         <w:pStyle w:val="Respuesta"/>
       </w:pPr>
       <w:r>
-        <w:t>G=&lt;S</w:t>
-      </w:r>
-      <w:proofErr w:type="gramStart"/>
-      <w:r>
-        <w:t>,{</w:t>
-      </w:r>
-      <w:proofErr w:type="gramEnd"/>
-      <w:r>
-        <w:t>S,A,B},{</w:t>
-      </w:r>
-      <w:proofErr w:type="spellStart"/>
-      <w:r>
-        <w:t>a,b</w:t>
-      </w:r>
-      <w:proofErr w:type="spellEnd"/>
-      <w:r>
-        <w:t>},{</w:t>
+        <w:t>G=&lt;S,{S,A,B},{a,b},{</w:t>
       </w:r>
     </w:p>
     <w:p>
@@ -4145,15 +3535,7 @@
         <w:pStyle w:val="Respuesta"/>
       </w:pPr>
       <w:r>
-        <w:t>S</w:t>
-      </w:r>
-      <w:proofErr w:type="gramStart"/>
-      <w:r>
-        <w:t>::=</w:t>
-      </w:r>
-      <w:proofErr w:type="gramEnd"/>
-      <w:r>
-        <w:t>bS|aA|aB</w:t>
+        <w:t>S::=bS|aA|aB</w:t>
       </w:r>
     </w:p>
     <w:p>
@@ -4172,8 +3554,6 @@
       <w:r>
         <w:t>|aB</w:t>
       </w:r>
-      <w:bookmarkStart w:id="0" w:name="_GoBack"/>
-      <w:bookmarkEnd w:id="0"/>
       <w:r>
         <w:t>,</w:t>
       </w:r>
@@ -4183,15 +3563,7 @@
         <w:pStyle w:val="Respuesta"/>
       </w:pPr>
       <w:r>
-        <w:t>B</w:t>
-      </w:r>
-      <w:proofErr w:type="gramStart"/>
-      <w:r>
-        <w:t>::=</w:t>
-      </w:r>
-      <w:proofErr w:type="gramEnd"/>
-      <w:r>
-        <w:t>bB|</w:t>
+        <w:t>B::=bB|</w:t>
       </w:r>
       <w:r>
         <w:rPr>
@@ -4426,7 +3798,7 @@
         <mc:AlternateContent>
           <mc:Choice Requires="wpg">
             <w:drawing>
-              <wp:anchor distT="0" distB="0" distL="0" distR="0" simplePos="0" relativeHeight="15728640" behindDoc="0" locked="0" layoutInCell="1" allowOverlap="1" wp14:anchorId="6D3195C8" wp14:editId="224C1CA2">
+              <wp:anchor distT="0" distB="0" distL="0" distR="0" simplePos="0" relativeHeight="15728640" behindDoc="0" locked="0" layoutInCell="1" allowOverlap="1" wp14:anchorId="6D3195C8" wp14:editId="54B1297D">
                 <wp:simplePos x="0" y="0"/>
                 <wp:positionH relativeFrom="page">
                   <wp:posOffset>2606040</wp:posOffset>
@@ -4846,7 +4218,7 @@
           </mc:Choice>
           <mc:Fallback>
             <w:pict>
-              <v:group w14:anchorId="6D3195C8" id="Group 9" o:spid="_x0000_s1026" style="position:absolute;left:0;text-align:left;margin-left:205.2pt;margin-top:18.1pt;width:140.8pt;height:75pt;z-index:15728640;mso-wrap-distance-left:0;mso-wrap-distance-right:0;mso-position-horizontal-relative:page" coordsize="17881,9525" o:gfxdata="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">
+              <v:group w14:anchorId="6D3195C8" id="Group 9" o:spid="_x0000_s1026" style="position:absolute;left:0;text-align:left;margin-left:205.2pt;margin-top:18.1pt;width:140.8pt;height:75pt;z-index:15728640;mso-wrap-distance-left:0;mso-wrap-distance-right:0;mso-position-horizontal-relative:page" coordsize="17881,9525" o:gfxdata="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">
                 <v:shapetype id="_x0000_t75" coordsize="21600,21600" o:spt="75" o:preferrelative="t" path="m@4@5l@4@11@9@11@9@5xe" filled="f" stroked="f">
                   <v:stroke joinstyle="miter"/>
                   <v:formulas>
@@ -4866,14 +4238,14 @@
                   <v:path o:extrusionok="f" gradientshapeok="t" o:connecttype="rect"/>
                   <o:lock v:ext="edit" aspectratio="t"/>
                 </v:shapetype>
-                <v:shape id="Image 10" o:spid="_x0000_s1027" type="#_x0000_t75" style="position:absolute;width:17875;height:9525;visibility:visible;mso-wrap-style:square" o:gfxdata="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">
+                <v:shape id="Image 10" o:spid="_x0000_s1027" type="#_x0000_t75" style="position:absolute;width:17875;height:9525;visibility:visible;mso-wrap-style:square" o:gfxdata="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">
                   <v:imagedata r:id="rId11" o:title=""/>
                 </v:shape>
                 <v:shapetype id="_x0000_t202" coordsize="21600,21600" o:spt="202" path="m,l,21600r21600,l21600,xe">
                   <v:stroke joinstyle="miter"/>
                   <v:path gradientshapeok="t" o:connecttype="rect"/>
                 </v:shapetype>
-                <v:shape id="Textbox 11" o:spid="_x0000_s1028" type="#_x0000_t202" style="position:absolute;left:3764;top:687;width:1238;height:1321;visibility:visible;mso-wrap-style:square;v-text-anchor:top" o:gfxdata="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" filled="f" stroked="f">
+                <v:shape id="Textbox 11" o:spid="_x0000_s1028" type="#_x0000_t202" style="position:absolute;left:3764;top:687;width:1238;height:1321;visibility:visible;mso-wrap-style:square;v-text-anchor:top" o:gfxdata="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" filled="f" stroked="f">
                   <v:textbox inset="0,0,0,0">
                     <w:txbxContent>
                       <w:p>
@@ -4902,7 +4274,7 @@
                     </w:txbxContent>
                   </v:textbox>
                 </v:shape>
-                <v:shape id="Textbox 12" o:spid="_x0000_s1029" type="#_x0000_t202" style="position:absolute;left:15026;top:870;width:1238;height:1321;visibility:visible;mso-wrap-style:square;v-text-anchor:top" o:gfxdata="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" filled="f" stroked="f">
+                <v:shape id="Textbox 12" o:spid="_x0000_s1029" type="#_x0000_t202" style="position:absolute;left:15026;top:870;width:1238;height:1321;visibility:visible;mso-wrap-style:square;v-text-anchor:top" o:gfxdata="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" filled="f" stroked="f">
                   <v:textbox inset="0,0,0,0">
                     <w:txbxContent>
                       <w:p>
@@ -4931,7 +4303,7 @@
                     </w:txbxContent>
                   </v:textbox>
                 </v:shape>
-                <v:shape id="Textbox 13" o:spid="_x0000_s1030" type="#_x0000_t202" style="position:absolute;left:9905;top:2994;width:731;height:1194;visibility:visible;mso-wrap-style:square;v-text-anchor:top" o:gfxdata="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" filled="f" stroked="f">
+                <v:shape id="Textbox 13" o:spid="_x0000_s1030" type="#_x0000_t202" style="position:absolute;left:9905;top:2994;width:731;height:1194;visibility:visible;mso-wrap-style:square;v-text-anchor:top" o:gfxdata="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" filled="f" stroked="f">
                   <v:textbox inset="0,0,0,0">
                     <w:txbxContent>
                       <w:p>
@@ -4955,7 +4327,7 @@
                     </w:txbxContent>
                   </v:textbox>
                 </v:shape>
-                <v:shape id="Textbox 14" o:spid="_x0000_s1031" type="#_x0000_t202" style="position:absolute;left:2270;top:4259;width:731;height:1194;visibility:visible;mso-wrap-style:square;v-text-anchor:top" o:gfxdata="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" filled="f" stroked="f">
+                <v:shape id="Textbox 14" o:spid="_x0000_s1031" type="#_x0000_t202" style="position:absolute;left:2270;top:4259;width:731;height:1194;visibility:visible;mso-wrap-style:square;v-text-anchor:top" o:gfxdata="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" filled="f" stroked="f">
                   <v:textbox inset="0,0,0,0">
                     <w:txbxContent>
                       <w:p>
@@ -4979,7 +4351,7 @@
                     </w:txbxContent>
                   </v:textbox>
                 </v:shape>
-                <v:shape id="Textbox 15" o:spid="_x0000_s1032" type="#_x0000_t202" style="position:absolute;left:6476;top:4320;width:731;height:1194;visibility:visible;mso-wrap-style:square;v-text-anchor:top" o:gfxdata="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" filled="f" stroked="f">
+                <v:shape id="Textbox 15" o:spid="_x0000_s1032" type="#_x0000_t202" style="position:absolute;left:6476;top:4320;width:731;height:1194;visibility:visible;mso-wrap-style:square;v-text-anchor:top" o:gfxdata="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" filled="f" stroked="f">
                   <v:textbox inset="0,0,0,0">
                     <w:txbxContent>
                       <w:p>
@@ -5003,7 +4375,7 @@
                     </w:txbxContent>
                   </v:textbox>
                 </v:shape>
-                <v:shape id="Textbox 16" o:spid="_x0000_s1033" type="#_x0000_t202" style="position:absolute;left:13731;top:4076;width:730;height:1194;visibility:visible;mso-wrap-style:square;v-text-anchor:top" o:gfxdata="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" filled="f" stroked="f">
+                <v:shape id="Textbox 16" o:spid="_x0000_s1033" type="#_x0000_t202" style="position:absolute;left:13731;top:4076;width:730;height:1194;visibility:visible;mso-wrap-style:square;v-text-anchor:top" o:gfxdata="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" filled="f" stroked="f">
                   <v:textbox inset="0,0,0,0">
                     <w:txbxContent>
                       <w:p>
@@ -5027,7 +4399,7 @@
                     </w:txbxContent>
                   </v:textbox>
                 </v:shape>
-                <v:shape id="Textbox 17" o:spid="_x0000_s1034" type="#_x0000_t202" style="position:absolute;left:9860;top:5661;width:730;height:1194;visibility:visible;mso-wrap-style:square;v-text-anchor:top" o:gfxdata="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" filled="f" stroked="f">
+                <v:shape id="Textbox 17" o:spid="_x0000_s1034" type="#_x0000_t202" style="position:absolute;left:9860;top:5661;width:730;height:1194;visibility:visible;mso-wrap-style:square;v-text-anchor:top" o:gfxdata="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" filled="f" stroked="f">
                   <v:textbox inset="0,0,0,0">
                     <w:txbxContent>
                       <w:p>
@@ -5051,7 +4423,7 @@
                     </w:txbxContent>
                   </v:textbox>
                 </v:shape>
-                <v:shape id="Textbox 18" o:spid="_x0000_s1035" type="#_x0000_t202" style="position:absolute;left:3672;top:7439;width:1239;height:1321;visibility:visible;mso-wrap-style:square;v-text-anchor:top" o:gfxdata="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" filled="f" stroked="f">
+                <v:shape id="Textbox 18" o:spid="_x0000_s1035" type="#_x0000_t202" style="position:absolute;left:3672;top:7439;width:1239;height:1321;visibility:visible;mso-wrap-style:square;v-text-anchor:top" o:gfxdata="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" filled="f" stroked="f">
                   <v:textbox inset="0,0,0,0">
                     <w:txbxContent>
                       <w:p>
@@ -5080,7 +4452,7 @@
                     </w:txbxContent>
                   </v:textbox>
                 </v:shape>
-                <v:shape id="Textbox 19" o:spid="_x0000_s1036" type="#_x0000_t202" style="position:absolute;left:15255;top:7317;width:1238;height:1321;visibility:visible;mso-wrap-style:square;v-text-anchor:top" o:gfxdata="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" filled="f" stroked="f">
+                <v:shape id="Textbox 19" o:spid="_x0000_s1036" type="#_x0000_t202" style="position:absolute;left:15255;top:7317;width:1238;height:1321;visibility:visible;mso-wrap-style:square;v-text-anchor:top" o:gfxdata="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" filled="f" stroked="f">
                   <v:textbox inset="0,0,0,0">
                     <w:txbxContent>
                       <w:p>
@@ -5187,32 +4559,64 @@
     </w:p>
     <w:p>
       <w:pPr>
-        <w:pStyle w:val="Textoindependiente"/>
-        <w:spacing w:before="12"/>
-        <w:ind w:left="0"/>
-        <w:rPr>
-          <w:b/>
-          <w:sz w:val="18"/>
-        </w:rPr>
-      </w:pPr>
+        <w:pStyle w:val="Respuesta"/>
+      </w:pPr>
+      <w:r>
+        <w:tab/>
+        <w:t xml:space="preserve"> </w:t>
+      </w:r>
     </w:p>
     <w:p>
       <w:pPr>
         <w:ind w:left="1352" w:right="2527"/>
         <w:jc w:val="center"/>
-        <w:rPr>
-          <w:b/>
-          <w:sz w:val="18"/>
-        </w:rPr>
-      </w:pPr>
-      <w:r>
         <w:rPr>
           <w:b/>
           <w:spacing w:val="-10"/>
           <w:w w:val="105"/>
           <w:sz w:val="18"/>
         </w:rPr>
+      </w:pPr>
+      <w:r>
+        <w:rPr>
+          <w:b/>
+          <w:spacing w:val="-10"/>
+          <w:w w:val="105"/>
+          <w:sz w:val="18"/>
+        </w:rPr>
         <w:t>1</w:t>
+      </w:r>
+    </w:p>
+    <w:p>
+      <w:pPr>
+        <w:pStyle w:val="Respuesta"/>
+      </w:pPr>
+      <w:r>
+        <w:t>El autómata finito (AF) de</w:t>
+      </w:r>
+      <w:r>
+        <w:t xml:space="preserve"> la figura acepta cadenas binarias que contiene cantidades pares de 1s y 0s.</w:t>
+      </w:r>
+    </w:p>
+    <w:p>
+      <w:pPr>
+        <w:pStyle w:val="Respuesta"/>
+        <w:rPr>
+          <w:b/>
+          <w:sz w:val="18"/>
+        </w:rPr>
+      </w:pPr>
+      <w:r>
+        <w:t>q0 es el estado inicial. De ahí se puede partir con un 0 hasta q2 o con un 1 hasta q1. De q1 se puede volver al estado inicial con 1 o hacia otro estado q3 con un 0.</w:t>
+      </w:r>
+      <w:r>
+        <w:t xml:space="preserve"> De q2 se puede volver al estado inicial con un 0 o </w:t>
+      </w:r>
+      <w:r>
+        <w:t>ir al estado q3 con 1. De q3</w:t>
+      </w:r>
+      <w:r>
+        <w:t xml:space="preserve"> se puede ir a q2 con 1 o a q1 con 0.</w:t>
       </w:r>
     </w:p>
     <w:p>
@@ -5371,7 +4775,6 @@
           <w:lang w:val="fr-FR"/>
         </w:rPr>
       </w:pPr>
-      <w:proofErr w:type="gramStart"/>
       <w:r>
         <w:rPr>
           <w:i/>
@@ -5394,7 +4797,6 @@
         </w:rPr>
         <w:t>S</w:t>
       </w:r>
-      <w:proofErr w:type="gramEnd"/>
       <w:r>
         <w:rPr>
           <w:rFonts w:ascii="Times New Roman"/>
@@ -5418,7 +4820,6 @@
         </w:rPr>
         <w:t xml:space="preserve"> </w:t>
       </w:r>
-      <w:proofErr w:type="spellStart"/>
       <w:r>
         <w:rPr>
           <w:i/>
@@ -5426,7 +4827,6 @@
         </w:rPr>
         <w:t>aS</w:t>
       </w:r>
-      <w:proofErr w:type="spellEnd"/>
       <w:r>
         <w:rPr>
           <w:rFonts w:ascii="Times New Roman"/>
@@ -5449,7 +4849,6 @@
         </w:rPr>
         <w:t xml:space="preserve"> </w:t>
       </w:r>
-      <w:proofErr w:type="spellStart"/>
       <w:r>
         <w:rPr>
           <w:i/>
@@ -5457,7 +4856,6 @@
         </w:rPr>
         <w:t>bB</w:t>
       </w:r>
-      <w:proofErr w:type="spellEnd"/>
       <w:r>
         <w:rPr>
           <w:rFonts w:ascii="Times New Roman"/>
@@ -5540,7 +4938,6 @@
         </w:rPr>
         <w:t xml:space="preserve"> </w:t>
       </w:r>
-      <w:proofErr w:type="spellStart"/>
       <w:r>
         <w:rPr>
           <w:i/>
@@ -5548,7 +4945,6 @@
         </w:rPr>
         <w:t>cC</w:t>
       </w:r>
-      <w:proofErr w:type="spellEnd"/>
       <w:r>
         <w:rPr>
           <w:rFonts w:ascii="Times New Roman"/>
@@ -5601,7 +4997,6 @@
         </w:rPr>
         <w:t xml:space="preserve"> </w:t>
       </w:r>
-      <w:proofErr w:type="spellStart"/>
       <w:r>
         <w:rPr>
           <w:i/>
@@ -5609,7 +5004,6 @@
         </w:rPr>
         <w:t>aS</w:t>
       </w:r>
-      <w:proofErr w:type="spellEnd"/>
       <w:r>
         <w:rPr>
           <w:rFonts w:ascii="Times New Roman"/>
@@ -5643,7 +5037,6 @@
           <w:lang w:val="fr-FR"/>
         </w:rPr>
       </w:pPr>
-      <w:proofErr w:type="gramStart"/>
       <w:r>
         <w:rPr>
           <w:i/>
@@ -5666,7 +5059,6 @@
         </w:rPr>
         <w:t>S</w:t>
       </w:r>
-      <w:proofErr w:type="gramEnd"/>
       <w:r>
         <w:rPr>
           <w:rFonts w:ascii="Times New Roman" w:hAnsi="Times New Roman"/>
@@ -5690,7 +5082,6 @@
         </w:rPr>
         <w:t xml:space="preserve"> </w:t>
       </w:r>
-      <w:proofErr w:type="spellStart"/>
       <w:r>
         <w:rPr>
           <w:i/>
@@ -5698,7 +5089,6 @@
         </w:rPr>
         <w:t>abA</w:t>
       </w:r>
-      <w:proofErr w:type="spellEnd"/>
       <w:r>
         <w:rPr>
           <w:rFonts w:ascii="Times New Roman" w:hAnsi="Times New Roman"/>
@@ -5749,7 +5139,6 @@
         </w:rPr>
         <w:t xml:space="preserve"> </w:t>
       </w:r>
-      <w:proofErr w:type="spellStart"/>
       <w:r>
         <w:rPr>
           <w:i/>
@@ -5757,7 +5146,6 @@
         </w:rPr>
         <w:t>baB</w:t>
       </w:r>
-      <w:proofErr w:type="spellEnd"/>
       <w:r>
         <w:rPr>
           <w:rFonts w:ascii="Times New Roman" w:hAnsi="Times New Roman"/>
@@ -5838,7 +5226,6 @@
         </w:rPr>
         <w:t xml:space="preserve"> </w:t>
       </w:r>
-      <w:proofErr w:type="spellStart"/>
       <w:r>
         <w:rPr>
           <w:i/>
@@ -5846,7 +5233,6 @@
         </w:rPr>
         <w:t>bS</w:t>
       </w:r>
-      <w:proofErr w:type="spellEnd"/>
       <w:r>
         <w:rPr>
           <w:rFonts w:ascii="Times New Roman" w:hAnsi="Times New Roman"/>
@@ -5927,7 +5313,6 @@
         </w:rPr>
         <w:t xml:space="preserve"> </w:t>
       </w:r>
-      <w:proofErr w:type="spellStart"/>
       <w:r>
         <w:rPr>
           <w:i/>
@@ -5935,7 +5320,6 @@
         </w:rPr>
         <w:t>aS</w:t>
       </w:r>
-      <w:proofErr w:type="spellEnd"/>
       <w:r>
         <w:rPr>
           <w:rFonts w:ascii="Times New Roman" w:hAnsi="Times New Roman"/>
@@ -6101,24 +5485,7 @@
           <w:i/>
           <w:spacing w:val="-2"/>
         </w:rPr>
-        <w:lastRenderedPageBreak/>
-        <w:t>a*</w:t>
-      </w:r>
-      <w:proofErr w:type="spellStart"/>
-      <w:r>
-        <w:rPr>
-          <w:i/>
-          <w:spacing w:val="-2"/>
-        </w:rPr>
-        <w:t>ba</w:t>
-      </w:r>
-      <w:proofErr w:type="spellEnd"/>
-      <w:r>
-        <w:rPr>
-          <w:i/>
-          <w:spacing w:val="-2"/>
-        </w:rPr>
-        <w:t>*ab*</w:t>
+        <w:t>a*ba*ab*</w:t>
       </w:r>
     </w:p>
     <w:p>
@@ -6139,23 +5506,7 @@
           <w:i/>
           <w:spacing w:val="-2"/>
         </w:rPr>
-        <w:t>b((</w:t>
-      </w:r>
-      <w:proofErr w:type="spellStart"/>
-      <w:r>
-        <w:rPr>
-          <w:i/>
-          <w:spacing w:val="-2"/>
-        </w:rPr>
-        <w:t>aab</w:t>
-      </w:r>
-      <w:proofErr w:type="spellEnd"/>
-      <w:r>
-        <w:rPr>
-          <w:i/>
-          <w:spacing w:val="-2"/>
-        </w:rPr>
-        <w:t>*</w:t>
+        <w:t>b((aab*</w:t>
       </w:r>
       <w:r>
         <w:rPr>
@@ -6206,7 +5557,6 @@
         <w:rPr>
           <w:i/>
         </w:rPr>
-        <w:lastRenderedPageBreak/>
         <w:t>ab</w:t>
       </w:r>
       <w:r>
@@ -6352,7 +5702,6 @@
         <w:ind w:left="613" w:hanging="335"/>
       </w:pPr>
       <w:r>
-        <w:lastRenderedPageBreak/>
         <w:t>Construir</w:t>
       </w:r>
       <w:r>
@@ -6536,7 +5885,6 @@
         </w:rPr>
         <w:t xml:space="preserve"> </w:t>
       </w:r>
-      <w:proofErr w:type="spellStart"/>
       <w:r>
         <w:rPr>
           <w:i/>
@@ -6544,7 +5892,6 @@
         </w:rPr>
         <w:t>aaa</w:t>
       </w:r>
-      <w:proofErr w:type="spellEnd"/>
     </w:p>
     <w:p>
       <w:pPr>
@@ -7135,25 +6482,7 @@
           <w:spacing w:val="-2"/>
           <w:position w:val="2"/>
         </w:rPr>
-        <w:t>{1</w:t>
-      </w:r>
-      <w:proofErr w:type="gramStart"/>
-      <w:r>
-        <w:rPr>
-          <w:i/>
-          <w:spacing w:val="-2"/>
-          <w:position w:val="2"/>
-        </w:rPr>
-        <w:t>,2,3,4</w:t>
-      </w:r>
-      <w:proofErr w:type="gramEnd"/>
-      <w:r>
-        <w:rPr>
-          <w:i/>
-          <w:spacing w:val="-2"/>
-          <w:position w:val="2"/>
-        </w:rPr>
-        <w:t>,…}}</w:t>
+        <w:t>{1,2,3,4,…}}</w:t>
       </w:r>
     </w:p>
     <w:p>
@@ -7710,11 +7039,9 @@
         </w:rPr>
         <w:t xml:space="preserve"> </w:t>
       </w:r>
-      <w:proofErr w:type="spellStart"/>
       <w:r>
         <w:t>AFs</w:t>
       </w:r>
-      <w:proofErr w:type="spellEnd"/>
       <w:r>
         <w:rPr>
           <w:rFonts w:ascii="Times New Roman"/>
@@ -8239,23 +7566,7 @@
           <w:i/>
           <w:sz w:val="20"/>
         </w:rPr>
-        <w:t>{</w:t>
-      </w:r>
-      <w:proofErr w:type="spellStart"/>
-      <w:r>
-        <w:rPr>
-          <w:i/>
-          <w:sz w:val="20"/>
-        </w:rPr>
-        <w:t>c,f,d</w:t>
-      </w:r>
-      <w:proofErr w:type="spellEnd"/>
-      <w:r>
-        <w:rPr>
-          <w:i/>
-          <w:sz w:val="20"/>
-        </w:rPr>
-        <w:t>}</w:t>
+        <w:t>{c,f,d}</w:t>
       </w:r>
       <w:r>
         <w:rPr>
@@ -8449,23 +7760,7 @@
           <w:i/>
           <w:sz w:val="20"/>
         </w:rPr>
-        <w:t>{Q1</w:t>
-      </w:r>
-      <w:proofErr w:type="gramStart"/>
-      <w:r>
-        <w:rPr>
-          <w:i/>
-          <w:sz w:val="20"/>
-        </w:rPr>
-        <w:t>,Q4</w:t>
-      </w:r>
-      <w:proofErr w:type="gramEnd"/>
-      <w:r>
-        <w:rPr>
-          <w:i/>
-          <w:sz w:val="20"/>
-        </w:rPr>
-        <w:t>}</w:t>
+        <w:t>{Q1,Q4}</w:t>
       </w:r>
       <w:r>
         <w:rPr>
@@ -8715,15 +8010,7 @@
           <w:i/>
           <w:sz w:val="20"/>
         </w:rPr>
-        <w:t>{Q3</w:t>
-      </w:r>
-      <w:proofErr w:type="gramStart"/>
-      <w:r>
-        <w:rPr>
-          <w:i/>
-          <w:sz w:val="20"/>
-        </w:rPr>
-        <w:t>}</w:t>
+        <w:t>{Q3}</w:t>
       </w:r>
       <w:r>
         <w:rPr>
@@ -8740,7 +8027,6 @@
         </w:rPr>
         <w:t>;</w:t>
       </w:r>
-      <w:proofErr w:type="gramEnd"/>
       <w:r>
         <w:rPr>
           <w:rFonts w:ascii="Times New Roman" w:hAnsi="Times New Roman"/>
@@ -8974,15 +8260,7 @@
           <w:i/>
           <w:sz w:val="20"/>
         </w:rPr>
-        <w:t>{Q3</w:t>
-      </w:r>
-      <w:proofErr w:type="gramStart"/>
-      <w:r>
-        <w:rPr>
-          <w:i/>
-          <w:sz w:val="20"/>
-        </w:rPr>
-        <w:t>}</w:t>
+        <w:t>{Q3}</w:t>
       </w:r>
       <w:r>
         <w:rPr>
@@ -8999,7 +8277,6 @@
         </w:rPr>
         <w:t>;</w:t>
       </w:r>
-      <w:proofErr w:type="gramEnd"/>
       <w:r>
         <w:rPr>
           <w:rFonts w:ascii="Times New Roman" w:hAnsi="Times New Roman"/>
@@ -9171,7 +8448,6 @@
           <w:sz w:val="20"/>
         </w:rPr>
       </w:pPr>
-      <w:proofErr w:type="gramStart"/>
       <w:r>
         <w:rPr>
           <w:rFonts w:ascii="Symbol" w:hAnsi="Symbol"/>
@@ -9183,15 +8459,7 @@
           <w:i/>
           <w:sz w:val="20"/>
         </w:rPr>
-        <w:t>(</w:t>
-      </w:r>
-      <w:proofErr w:type="gramEnd"/>
-      <w:r>
-        <w:rPr>
-          <w:i/>
-          <w:sz w:val="20"/>
-        </w:rPr>
-        <w:t>Q4,</w:t>
+        <w:t>(Q4,</w:t>
       </w:r>
       <w:r>
         <w:rPr>
@@ -10036,6 +9304,7 @@
                 <w:w w:val="105"/>
                 <w:sz w:val="20"/>
               </w:rPr>
+              <w:lastRenderedPageBreak/>
               <w:t>q</w:t>
             </w:r>
           </w:p>
@@ -10845,25 +10114,7 @@
           <w:spacing w:val="-2"/>
           <w:sz w:val="20"/>
         </w:rPr>
-        <w:t>(F</w:t>
-      </w:r>
-      <w:proofErr w:type="gramStart"/>
-      <w:r>
-        <w:rPr>
-          <w:i/>
-          <w:spacing w:val="-2"/>
-          <w:sz w:val="20"/>
-        </w:rPr>
-        <w:t>,1</w:t>
-      </w:r>
-      <w:proofErr w:type="gramEnd"/>
-      <w:r>
-        <w:rPr>
-          <w:i/>
-          <w:spacing w:val="-2"/>
-          <w:sz w:val="20"/>
-        </w:rPr>
-        <w:t>)=B</w:t>
+        <w:t>(F,1)=B</w:t>
       </w:r>
     </w:p>
     <w:p>
@@ -10887,7 +10138,6 @@
           <w:i/>
           <w:sz w:val="20"/>
         </w:rPr>
-        <w:lastRenderedPageBreak/>
         <w:t>AFND-</w:t>
       </w:r>
       <w:r>
@@ -11124,14 +10374,7 @@
           <w:i/>
           <w:sz w:val="20"/>
         </w:rPr>
-        <w:t>0)={Q3</w:t>
-      </w:r>
-      <w:r>
-        <w:rPr>
-          <w:i/>
-          <w:sz w:val="20"/>
-        </w:rPr>
-        <w:t>}</w:t>
+        <w:t>0)={Q3}</w:t>
       </w:r>
       <w:r>
         <w:rPr>
@@ -11479,25 +10722,7 @@
           <w:spacing w:val="-2"/>
           <w:sz w:val="20"/>
         </w:rPr>
-        <w:t>1)</w:t>
-      </w:r>
-      <w:proofErr w:type="gramStart"/>
-      <w:r>
-        <w:rPr>
-          <w:i/>
-          <w:spacing w:val="-2"/>
-          <w:sz w:val="20"/>
-        </w:rPr>
-        <w:t>={</w:t>
-      </w:r>
-      <w:proofErr w:type="gramEnd"/>
-      <w:r>
-        <w:rPr>
-          <w:i/>
-          <w:spacing w:val="-2"/>
-          <w:sz w:val="20"/>
-        </w:rPr>
-        <w:t>Q5}</w:t>
+        <w:t>1)={Q5}</w:t>
       </w:r>
     </w:p>
     <w:p>
@@ -11535,23 +10760,7 @@
           <w:i/>
           <w:sz w:val="20"/>
         </w:rPr>
-        <w:t>=&lt;{</w:t>
-      </w:r>
-      <w:proofErr w:type="spellStart"/>
-      <w:r>
-        <w:rPr>
-          <w:i/>
-          <w:sz w:val="20"/>
-        </w:rPr>
-        <w:t>a,b</w:t>
-      </w:r>
-      <w:proofErr w:type="spellEnd"/>
-      <w:r>
-        <w:rPr>
-          <w:i/>
-          <w:sz w:val="20"/>
-        </w:rPr>
-        <w:t>},</w:t>
+        <w:t>=&lt;{a,b},</w:t>
       </w:r>
       <w:r>
         <w:rPr>
@@ -12391,23 +11600,7 @@
           <w:i/>
           <w:sz w:val="20"/>
         </w:rPr>
-        <w:t>b)</w:t>
-      </w:r>
-      <w:proofErr w:type="gramStart"/>
-      <w:r>
-        <w:rPr>
-          <w:i/>
-          <w:sz w:val="20"/>
-        </w:rPr>
-        <w:t>={</w:t>
-      </w:r>
-      <w:proofErr w:type="gramEnd"/>
-      <w:r>
-        <w:rPr>
-          <w:i/>
-          <w:sz w:val="20"/>
-        </w:rPr>
-        <w:t>Q11}</w:t>
+        <w:t>b)={Q11}</w:t>
       </w:r>
       <w:r>
         <w:rPr>
@@ -12664,21 +11857,7 @@
         <w:rPr>
           <w:i/>
         </w:rPr>
-        <w:t>({</w:t>
-      </w:r>
-      <w:proofErr w:type="spellStart"/>
-      <w:r>
-        <w:rPr>
-          <w:i/>
-        </w:rPr>
-        <w:t>a,b,c</w:t>
-      </w:r>
-      <w:proofErr w:type="spellEnd"/>
-      <w:r>
-        <w:rPr>
-          <w:i/>
-        </w:rPr>
-        <w:t>},</w:t>
+        <w:t>({a,b,c},</w:t>
       </w:r>
       <w:r>
         <w:rPr>
@@ -12781,14 +11960,12 @@
         </w:rPr>
         <w:t xml:space="preserve"> </w:t>
       </w:r>
-      <w:proofErr w:type="gramStart"/>
       <w:r>
         <w:rPr>
           <w:i/>
         </w:rPr>
         <w:t>::=</w:t>
       </w:r>
-      <w:proofErr w:type="gramEnd"/>
       <w:r>
         <w:rPr>
           <w:rFonts w:ascii="Times New Roman"/>
@@ -12796,14 +11973,12 @@
         </w:rPr>
         <w:t xml:space="preserve"> </w:t>
       </w:r>
-      <w:proofErr w:type="spellStart"/>
       <w:r>
         <w:rPr>
           <w:i/>
         </w:rPr>
         <w:t>aA</w:t>
       </w:r>
-      <w:proofErr w:type="spellEnd"/>
       <w:r>
         <w:rPr>
           <w:rFonts w:ascii="Times New Roman"/>
@@ -12820,14 +11995,12 @@
         </w:rPr>
         <w:t xml:space="preserve"> </w:t>
       </w:r>
-      <w:proofErr w:type="spellStart"/>
       <w:r>
         <w:rPr>
           <w:i/>
         </w:rPr>
         <w:t>bB</w:t>
       </w:r>
-      <w:proofErr w:type="spellEnd"/>
       <w:r>
         <w:rPr>
           <w:rFonts w:ascii="Times New Roman"/>
@@ -12877,14 +12050,12 @@
         </w:rPr>
         <w:t xml:space="preserve"> </w:t>
       </w:r>
-      <w:proofErr w:type="spellStart"/>
       <w:r>
         <w:rPr>
           <w:i/>
         </w:rPr>
         <w:t>aB</w:t>
       </w:r>
-      <w:proofErr w:type="spellEnd"/>
       <w:r>
         <w:rPr>
           <w:rFonts w:ascii="Times New Roman"/>
@@ -12923,19 +12094,11 @@
         </w:rPr>
         <w:t xml:space="preserve"> </w:t>
       </w:r>
-      <w:proofErr w:type="spellStart"/>
-      <w:r>
-        <w:rPr>
-          <w:i/>
-        </w:rPr>
-        <w:t>cA</w:t>
-      </w:r>
-      <w:proofErr w:type="spellEnd"/>
-      <w:r>
-        <w:rPr>
-          <w:i/>
-        </w:rPr>
-        <w:t>,</w:t>
+      <w:r>
+        <w:rPr>
+          <w:i/>
+        </w:rPr>
+        <w:t>cA,</w:t>
       </w:r>
       <w:r>
         <w:rPr>
@@ -12994,14 +12157,12 @@
         </w:rPr>
         <w:t xml:space="preserve"> </w:t>
       </w:r>
-      <w:proofErr w:type="spellStart"/>
       <w:r>
         <w:rPr>
           <w:i/>
         </w:rPr>
         <w:t>bA</w:t>
       </w:r>
-      <w:proofErr w:type="spellEnd"/>
       <w:r>
         <w:rPr>
           <w:rFonts w:ascii="Times New Roman"/>
@@ -13081,21 +12242,7 @@
         <w:rPr>
           <w:i/>
         </w:rPr>
-        <w:t>({</w:t>
-      </w:r>
-      <w:proofErr w:type="spellStart"/>
-      <w:r>
-        <w:rPr>
-          <w:i/>
-        </w:rPr>
-        <w:t>a,b,c</w:t>
-      </w:r>
-      <w:proofErr w:type="spellEnd"/>
-      <w:r>
-        <w:rPr>
-          <w:i/>
-        </w:rPr>
-        <w:t>},</w:t>
+        <w:t>({a,b,c},</w:t>
       </w:r>
       <w:r>
         <w:rPr>
@@ -13185,14 +12332,12 @@
         </w:rPr>
         <w:t xml:space="preserve"> </w:t>
       </w:r>
-      <w:proofErr w:type="gramStart"/>
       <w:r>
         <w:rPr>
           <w:i/>
         </w:rPr>
         <w:t>::=</w:t>
       </w:r>
-      <w:proofErr w:type="gramEnd"/>
       <w:r>
         <w:rPr>
           <w:rFonts w:ascii="Times New Roman"/>
@@ -13222,14 +12367,12 @@
         </w:rPr>
         <w:t xml:space="preserve"> </w:t>
       </w:r>
-      <w:proofErr w:type="spellStart"/>
       <w:r>
         <w:rPr>
           <w:i/>
         </w:rPr>
         <w:t>aS</w:t>
       </w:r>
-      <w:proofErr w:type="spellEnd"/>
       <w:r>
         <w:rPr>
           <w:rFonts w:ascii="Times New Roman"/>
@@ -13246,14 +12389,12 @@
         </w:rPr>
         <w:t xml:space="preserve"> </w:t>
       </w:r>
-      <w:proofErr w:type="spellStart"/>
       <w:r>
         <w:rPr>
           <w:i/>
         </w:rPr>
         <w:t>aB</w:t>
       </w:r>
-      <w:proofErr w:type="spellEnd"/>
       <w:r>
         <w:rPr>
           <w:rFonts w:ascii="Times New Roman"/>
@@ -13270,19 +12411,11 @@
         </w:rPr>
         <w:t xml:space="preserve"> </w:t>
       </w:r>
-      <w:proofErr w:type="spellStart"/>
-      <w:r>
-        <w:rPr>
-          <w:i/>
-        </w:rPr>
-        <w:t>cC</w:t>
-      </w:r>
-      <w:proofErr w:type="spellEnd"/>
-      <w:r>
-        <w:rPr>
-          <w:i/>
-        </w:rPr>
-        <w:t>,</w:t>
+      <w:r>
+        <w:rPr>
+          <w:i/>
+        </w:rPr>
+        <w:t>cC,</w:t>
       </w:r>
       <w:r>
         <w:rPr>
@@ -13355,14 +12488,12 @@
         </w:rPr>
         <w:t xml:space="preserve"> </w:t>
       </w:r>
-      <w:proofErr w:type="spellStart"/>
       <w:r>
         <w:rPr>
           <w:i/>
         </w:rPr>
         <w:t>bE</w:t>
       </w:r>
-      <w:proofErr w:type="spellEnd"/>
       <w:r>
         <w:rPr>
           <w:rFonts w:ascii="Times New Roman"/>
@@ -13419,14 +12550,12 @@
         </w:rPr>
         <w:t xml:space="preserve"> </w:t>
       </w:r>
-      <w:proofErr w:type="spellStart"/>
       <w:r>
         <w:rPr>
           <w:i/>
         </w:rPr>
         <w:t>bB</w:t>
       </w:r>
-      <w:proofErr w:type="spellEnd"/>
       <w:r>
         <w:rPr>
           <w:rFonts w:ascii="Times New Roman"/>
@@ -13521,21 +12650,7 @@
         <w:rPr>
           <w:i/>
         </w:rPr>
-        <w:t>({</w:t>
-      </w:r>
-      <w:proofErr w:type="spellStart"/>
-      <w:r>
-        <w:rPr>
-          <w:i/>
-        </w:rPr>
-        <w:t>a,b,c</w:t>
-      </w:r>
-      <w:proofErr w:type="spellEnd"/>
-      <w:r>
-        <w:rPr>
-          <w:i/>
-        </w:rPr>
-        <w:t>},</w:t>
+        <w:t>({a,b,c},</w:t>
       </w:r>
       <w:r>
         <w:rPr>
@@ -13689,14 +12804,12 @@
         </w:rPr>
         <w:t xml:space="preserve"> </w:t>
       </w:r>
-      <w:proofErr w:type="spellStart"/>
       <w:r>
         <w:rPr>
           <w:i/>
         </w:rPr>
         <w:t>aA</w:t>
       </w:r>
-      <w:proofErr w:type="spellEnd"/>
       <w:r>
         <w:rPr>
           <w:rFonts w:ascii="Times New Roman" w:hAnsi="Times New Roman"/>
@@ -13714,14 +12827,12 @@
         </w:rPr>
         <w:t xml:space="preserve"> </w:t>
       </w:r>
-      <w:proofErr w:type="spellStart"/>
       <w:r>
         <w:rPr>
           <w:i/>
         </w:rPr>
         <w:t>bB</w:t>
       </w:r>
-      <w:proofErr w:type="spellEnd"/>
       <w:r>
         <w:rPr>
           <w:rFonts w:ascii="Times New Roman" w:hAnsi="Times New Roman"/>
@@ -13777,14 +12888,12 @@
         </w:rPr>
         <w:t xml:space="preserve"> </w:t>
       </w:r>
-      <w:proofErr w:type="spellStart"/>
       <w:r>
         <w:rPr>
           <w:i/>
         </w:rPr>
         <w:t>bB</w:t>
       </w:r>
-      <w:proofErr w:type="spellEnd"/>
       <w:r>
         <w:rPr>
           <w:rFonts w:ascii="Times New Roman" w:hAnsi="Times New Roman"/>
@@ -13801,14 +12910,12 @@
         </w:rPr>
         <w:t xml:space="preserve"> </w:t>
       </w:r>
-      <w:proofErr w:type="spellStart"/>
       <w:r>
         <w:rPr>
           <w:i/>
         </w:rPr>
         <w:t>bC</w:t>
       </w:r>
-      <w:proofErr w:type="spellEnd"/>
       <w:r>
         <w:rPr>
           <w:rFonts w:ascii="Times New Roman" w:hAnsi="Times New Roman"/>
@@ -13864,14 +12971,12 @@
         </w:rPr>
         <w:t xml:space="preserve"> </w:t>
       </w:r>
-      <w:proofErr w:type="spellStart"/>
       <w:r>
         <w:rPr>
           <w:i/>
         </w:rPr>
         <w:t>bC</w:t>
       </w:r>
-      <w:proofErr w:type="spellEnd"/>
       <w:r>
         <w:rPr>
           <w:rFonts w:ascii="Times New Roman" w:hAnsi="Times New Roman"/>
@@ -13888,14 +12993,12 @@
         </w:rPr>
         <w:t xml:space="preserve"> </w:t>
       </w:r>
-      <w:proofErr w:type="spellStart"/>
       <w:r>
         <w:rPr>
           <w:i/>
         </w:rPr>
         <w:t>cD</w:t>
       </w:r>
-      <w:proofErr w:type="spellEnd"/>
       <w:r>
         <w:rPr>
           <w:rFonts w:ascii="Times New Roman" w:hAnsi="Times New Roman"/>
@@ -13912,64 +13015,75 @@
         </w:rPr>
         <w:t xml:space="preserve"> </w:t>
       </w:r>
-      <w:proofErr w:type="spellStart"/>
+      <w:r>
+        <w:rPr>
+          <w:i/>
+        </w:rPr>
+        <w:t>bB,</w:t>
+      </w:r>
+      <w:r>
+        <w:rPr>
+          <w:rFonts w:ascii="Times New Roman" w:hAnsi="Times New Roman"/>
+          <w:spacing w:val="2"/>
+        </w:rPr>
+        <w:t xml:space="preserve"> </w:t>
+      </w:r>
+      <w:r>
+        <w:rPr>
+          <w:i/>
+        </w:rPr>
+        <w:t>D</w:t>
+      </w:r>
+      <w:r>
+        <w:rPr>
+          <w:rFonts w:ascii="Times New Roman" w:hAnsi="Times New Roman"/>
+        </w:rPr>
+        <w:t xml:space="preserve"> </w:t>
+      </w:r>
+      <w:r>
+        <w:rPr>
+          <w:i/>
+        </w:rPr>
+        <w:t>::=</w:t>
+      </w:r>
+      <w:r>
+        <w:rPr>
+          <w:rFonts w:ascii="Times New Roman" w:hAnsi="Times New Roman"/>
+          <w:spacing w:val="1"/>
+        </w:rPr>
+        <w:t xml:space="preserve"> </w:t>
+      </w:r>
+      <w:r>
+        <w:rPr>
+          <w:i/>
+        </w:rPr>
+        <w:t>bC</w:t>
+      </w:r>
+      <w:r>
+        <w:rPr>
+          <w:rFonts w:ascii="Times New Roman" w:hAnsi="Times New Roman"/>
+          <w:spacing w:val="-2"/>
+        </w:rPr>
+        <w:t xml:space="preserve"> </w:t>
+      </w:r>
+      <w:r>
+        <w:t>|</w:t>
+      </w:r>
+      <w:r>
+        <w:rPr>
+          <w:rFonts w:ascii="Times New Roman" w:hAnsi="Times New Roman"/>
+        </w:rPr>
+        <w:t xml:space="preserve"> </w:t>
+      </w:r>
       <w:r>
         <w:rPr>
           <w:i/>
         </w:rPr>
         <w:t>bB</w:t>
       </w:r>
-      <w:proofErr w:type="spellEnd"/>
-      <w:r>
-        <w:rPr>
-          <w:i/>
-        </w:rPr>
-        <w:t>,</w:t>
-      </w:r>
-      <w:r>
-        <w:rPr>
-          <w:rFonts w:ascii="Times New Roman" w:hAnsi="Times New Roman"/>
-          <w:spacing w:val="2"/>
-        </w:rPr>
-        <w:t xml:space="preserve"> </w:t>
-      </w:r>
-      <w:r>
-        <w:rPr>
-          <w:i/>
-        </w:rPr>
-        <w:t>D</w:t>
-      </w:r>
-      <w:r>
-        <w:rPr>
-          <w:rFonts w:ascii="Times New Roman" w:hAnsi="Times New Roman"/>
-        </w:rPr>
-        <w:t xml:space="preserve"> </w:t>
-      </w:r>
-      <w:r>
-        <w:rPr>
-          <w:i/>
-        </w:rPr>
-        <w:t>::=</w:t>
-      </w:r>
-      <w:r>
-        <w:rPr>
-          <w:rFonts w:ascii="Times New Roman" w:hAnsi="Times New Roman"/>
-          <w:spacing w:val="1"/>
-        </w:rPr>
-        <w:t xml:space="preserve"> </w:t>
-      </w:r>
-      <w:proofErr w:type="spellStart"/>
-      <w:r>
-        <w:rPr>
-          <w:i/>
-        </w:rPr>
-        <w:t>bC</w:t>
-      </w:r>
-      <w:proofErr w:type="spellEnd"/>
-      <w:r>
-        <w:rPr>
-          <w:rFonts w:ascii="Times New Roman" w:hAnsi="Times New Roman"/>
-          <w:spacing w:val="-2"/>
+      <w:r>
+        <w:rPr>
+          <w:rFonts w:ascii="Times New Roman" w:hAnsi="Times New Roman"/>
         </w:rPr>
         <w:t xml:space="preserve"> </w:t>
       </w:r>
@@ -13978,35 +13092,10 @@
       </w:r>
       <w:r>
         <w:rPr>
-          <w:rFonts w:ascii="Times New Roman" w:hAnsi="Times New Roman"/>
-        </w:rPr>
-        <w:t xml:space="preserve"> </w:t>
-      </w:r>
-      <w:proofErr w:type="spellStart"/>
-      <w:r>
-        <w:rPr>
-          <w:i/>
-        </w:rPr>
-        <w:t>bB</w:t>
-      </w:r>
-      <w:proofErr w:type="spellEnd"/>
-      <w:r>
-        <w:rPr>
-          <w:rFonts w:ascii="Times New Roman" w:hAnsi="Times New Roman"/>
-        </w:rPr>
-        <w:t xml:space="preserve"> </w:t>
-      </w:r>
-      <w:r>
-        <w:t>|</w:t>
-      </w:r>
-      <w:proofErr w:type="spellStart"/>
-      <w:r>
-        <w:rPr>
           <w:i/>
         </w:rPr>
         <w:t>cC</w:t>
       </w:r>
-      <w:proofErr w:type="spellEnd"/>
       <w:r>
         <w:rPr>
           <w:rFonts w:ascii="Times New Roman" w:hAnsi="Times New Roman"/>
@@ -14089,21 +13178,7 @@
         <w:rPr>
           <w:i/>
         </w:rPr>
-        <w:t>({</w:t>
-      </w:r>
-      <w:proofErr w:type="spellStart"/>
-      <w:r>
-        <w:rPr>
-          <w:i/>
-        </w:rPr>
-        <w:t>c,f,d</w:t>
-      </w:r>
-      <w:proofErr w:type="spellEnd"/>
-      <w:r>
-        <w:rPr>
-          <w:i/>
-        </w:rPr>
-        <w:t>},</w:t>
+        <w:t>({c,f,d},</w:t>
       </w:r>
       <w:r>
         <w:rPr>
@@ -14217,14 +13292,12 @@
         </w:rPr>
         <w:t xml:space="preserve"> </w:t>
       </w:r>
-      <w:proofErr w:type="spellStart"/>
       <w:r>
         <w:rPr>
           <w:i/>
         </w:rPr>
         <w:t>cB</w:t>
       </w:r>
-      <w:proofErr w:type="spellEnd"/>
       <w:r>
         <w:rPr>
           <w:rFonts w:ascii="Times New Roman"/>
@@ -14241,14 +13314,12 @@
         </w:rPr>
         <w:t xml:space="preserve"> </w:t>
       </w:r>
-      <w:proofErr w:type="spellStart"/>
       <w:r>
         <w:rPr>
           <w:i/>
         </w:rPr>
         <w:t>cE</w:t>
       </w:r>
-      <w:proofErr w:type="spellEnd"/>
       <w:r>
         <w:rPr>
           <w:rFonts w:ascii="Times New Roman"/>
@@ -14288,19 +13359,11 @@
         </w:rPr>
         <w:t xml:space="preserve"> </w:t>
       </w:r>
-      <w:proofErr w:type="spellStart"/>
-      <w:r>
-        <w:rPr>
-          <w:i/>
-        </w:rPr>
-        <w:t>fC</w:t>
-      </w:r>
-      <w:proofErr w:type="spellEnd"/>
-      <w:r>
-        <w:rPr>
-          <w:i/>
-        </w:rPr>
-        <w:t>,</w:t>
+      <w:r>
+        <w:rPr>
+          <w:i/>
+        </w:rPr>
+        <w:t>fC,</w:t>
       </w:r>
       <w:r>
         <w:rPr>
@@ -14335,14 +13398,12 @@
         </w:rPr>
         <w:t xml:space="preserve"> </w:t>
       </w:r>
-      <w:proofErr w:type="spellStart"/>
       <w:r>
         <w:rPr>
           <w:i/>
         </w:rPr>
         <w:t>cB</w:t>
       </w:r>
-      <w:proofErr w:type="spellEnd"/>
       <w:r>
         <w:rPr>
           <w:rFonts w:ascii="Times New Roman"/>
@@ -14360,14 +13421,12 @@
         </w:rPr>
         <w:t xml:space="preserve"> </w:t>
       </w:r>
-      <w:proofErr w:type="spellStart"/>
       <w:r>
         <w:rPr>
           <w:i/>
         </w:rPr>
         <w:t>fD</w:t>
       </w:r>
-      <w:proofErr w:type="spellEnd"/>
       <w:r>
         <w:rPr>
           <w:rFonts w:ascii="Times New Roman"/>
@@ -14384,19 +13443,11 @@
         </w:rPr>
         <w:t xml:space="preserve"> </w:t>
       </w:r>
-      <w:proofErr w:type="spellStart"/>
-      <w:r>
-        <w:rPr>
-          <w:i/>
-        </w:rPr>
-        <w:t>dE</w:t>
-      </w:r>
-      <w:proofErr w:type="spellEnd"/>
-      <w:r>
-        <w:rPr>
-          <w:i/>
-        </w:rPr>
-        <w:t>,</w:t>
+      <w:r>
+        <w:rPr>
+          <w:i/>
+        </w:rPr>
+        <w:t>dE,</w:t>
       </w:r>
       <w:r>
         <w:rPr>
@@ -14430,19 +13481,11 @@
         </w:rPr>
         <w:t xml:space="preserve"> </w:t>
       </w:r>
-      <w:proofErr w:type="spellStart"/>
-      <w:r>
-        <w:rPr>
-          <w:i/>
-        </w:rPr>
-        <w:t>cA</w:t>
-      </w:r>
-      <w:proofErr w:type="spellEnd"/>
-      <w:r>
-        <w:rPr>
-          <w:i/>
-        </w:rPr>
-        <w:t>,</w:t>
+      <w:r>
+        <w:rPr>
+          <w:i/>
+        </w:rPr>
+        <w:t>cA,</w:t>
       </w:r>
       <w:r>
         <w:rPr>
@@ -14477,14 +13520,12 @@
         </w:rPr>
         <w:t xml:space="preserve"> </w:t>
       </w:r>
-      <w:proofErr w:type="spellStart"/>
       <w:r>
         <w:rPr>
           <w:i/>
         </w:rPr>
         <w:t>cD</w:t>
       </w:r>
-      <w:proofErr w:type="spellEnd"/>
       <w:r>
         <w:rPr>
           <w:rFonts w:ascii="Times New Roman"/>
@@ -14501,19 +13542,11 @@
         </w:rPr>
         <w:t xml:space="preserve"> </w:t>
       </w:r>
-      <w:proofErr w:type="spellStart"/>
-      <w:r>
-        <w:rPr>
-          <w:i/>
-        </w:rPr>
-        <w:t>fD</w:t>
-      </w:r>
-      <w:proofErr w:type="spellEnd"/>
-      <w:r>
-        <w:rPr>
-          <w:i/>
-        </w:rPr>
-        <w:t>,</w:t>
+      <w:r>
+        <w:rPr>
+          <w:i/>
+        </w:rPr>
+        <w:t>fD,</w:t>
       </w:r>
       <w:r>
         <w:rPr>
@@ -14548,14 +13581,12 @@
         </w:rPr>
         <w:t xml:space="preserve"> </w:t>
       </w:r>
-      <w:proofErr w:type="spellStart"/>
       <w:r>
         <w:rPr>
           <w:i/>
         </w:rPr>
         <w:t>cE</w:t>
       </w:r>
-      <w:proofErr w:type="spellEnd"/>
       <w:r>
         <w:rPr>
           <w:rFonts w:ascii="Times New Roman"/>
@@ -14572,14 +13603,12 @@
         </w:rPr>
         <w:t xml:space="preserve"> </w:t>
       </w:r>
-      <w:proofErr w:type="spellStart"/>
       <w:r>
         <w:rPr>
           <w:i/>
         </w:rPr>
         <w:t>fF</w:t>
       </w:r>
-      <w:proofErr w:type="spellEnd"/>
       <w:r>
         <w:rPr>
           <w:rFonts w:ascii="Times New Roman"/>
@@ -14596,19 +13625,11 @@
         </w:rPr>
         <w:t xml:space="preserve"> </w:t>
       </w:r>
-      <w:proofErr w:type="spellStart"/>
-      <w:r>
-        <w:rPr>
-          <w:i/>
-        </w:rPr>
-        <w:t>dF</w:t>
-      </w:r>
-      <w:proofErr w:type="spellEnd"/>
-      <w:r>
-        <w:rPr>
-          <w:i/>
-        </w:rPr>
-        <w:t>,</w:t>
+      <w:r>
+        <w:rPr>
+          <w:i/>
+        </w:rPr>
+        <w:t>dF,</w:t>
       </w:r>
       <w:r>
         <w:rPr>
@@ -14640,14 +13661,12 @@
         </w:rPr>
         <w:t xml:space="preserve"> </w:t>
       </w:r>
-      <w:proofErr w:type="spellStart"/>
       <w:r>
         <w:rPr>
           <w:i/>
         </w:rPr>
         <w:t>cF</w:t>
       </w:r>
-      <w:proofErr w:type="spellEnd"/>
       <w:r>
         <w:rPr>
           <w:rFonts w:ascii="Times New Roman"/>
@@ -14663,14 +13682,12 @@
         </w:rPr>
         <w:t xml:space="preserve"> </w:t>
       </w:r>
-      <w:proofErr w:type="spellStart"/>
       <w:r>
         <w:rPr>
           <w:i/>
         </w:rPr>
         <w:t>fF</w:t>
       </w:r>
-      <w:proofErr w:type="spellEnd"/>
       <w:r>
         <w:rPr>
           <w:rFonts w:ascii="Times New Roman"/>
@@ -14930,7 +13947,6 @@
         </w:rPr>
         <w:t xml:space="preserve"> </w:t>
       </w:r>
-      <w:proofErr w:type="spellStart"/>
       <w:r>
         <w:rPr>
           <w:i/>
@@ -14962,15 +13978,7 @@
           <w:i/>
           <w:w w:val="105"/>
         </w:rPr>
-        <w:t>bK</w:t>
-      </w:r>
-      <w:proofErr w:type="spellEnd"/>
-      <w:r>
-        <w:rPr>
-          <w:i/>
-          <w:w w:val="105"/>
-        </w:rPr>
-        <w:t>,</w:t>
+        <w:t>bK,</w:t>
       </w:r>
       <w:r>
         <w:rPr>
@@ -15010,7 +14018,6 @@
         </w:rPr>
         <w:t xml:space="preserve"> </w:t>
       </w:r>
-      <w:proofErr w:type="spellStart"/>
       <w:r>
         <w:rPr>
           <w:i/>
@@ -15032,16 +14039,7 @@
           <w:w w:val="105"/>
           <w:sz w:val="20"/>
         </w:rPr>
-        <w:t>bN</w:t>
-      </w:r>
-      <w:proofErr w:type="spellEnd"/>
-      <w:r>
-        <w:rPr>
-          <w:i/>
-          <w:w w:val="105"/>
-          <w:sz w:val="20"/>
-        </w:rPr>
-        <w:t>,</w:t>
+        <w:t>bN,</w:t>
       </w:r>
       <w:r>
         <w:rPr>
@@ -15086,23 +14084,13 @@
         </w:rPr>
         <w:t xml:space="preserve"> </w:t>
       </w:r>
-      <w:proofErr w:type="spellStart"/>
       <w:r>
         <w:rPr>
           <w:i/>
           <w:w w:val="105"/>
           <w:sz w:val="20"/>
         </w:rPr>
-        <w:t>aK</w:t>
-      </w:r>
-      <w:proofErr w:type="spellEnd"/>
-      <w:r>
-        <w:rPr>
-          <w:i/>
-          <w:w w:val="105"/>
-          <w:sz w:val="20"/>
-        </w:rPr>
-        <w:t>,</w:t>
+        <w:t>aK,</w:t>
       </w:r>
       <w:r>
         <w:rPr>
@@ -15147,7 +14135,6 @@
         </w:rPr>
         <w:t xml:space="preserve"> </w:t>
       </w:r>
-      <w:proofErr w:type="spellStart"/>
       <w:r>
         <w:rPr>
           <w:i/>
@@ -15191,7 +14178,6 @@
         </w:rPr>
         <w:t>aK</w:t>
       </w:r>
-      <w:proofErr w:type="spellEnd"/>
     </w:p>
     <w:p>
       <w:pPr>
@@ -15976,7 +14962,6 @@
         <w:rPr>
           <w:i/>
         </w:rPr>
-        <w:lastRenderedPageBreak/>
         <w:t>L1</w:t>
       </w:r>
       <w:r>
@@ -16067,12 +15052,10 @@
       <w:r>
         <w:br w:type="column"/>
       </w:r>
-      <w:proofErr w:type="gramStart"/>
-      <w:r>
-        <w:rPr>
-          <w:i/>
-        </w:rPr>
-        <w:lastRenderedPageBreak/>
+      <w:r>
+        <w:rPr>
+          <w:i/>
+        </w:rPr>
         <w:t>L2</w:t>
       </w:r>
       <w:r>
@@ -16088,7 +15071,6 @@
         </w:rPr>
         <w:t>.</w:t>
       </w:r>
-      <w:proofErr w:type="gramEnd"/>
       <w:r>
         <w:rPr>
           <w:rFonts w:ascii="Times New Roman"/>
@@ -16146,7 +15128,6 @@
         <w:ind w:right="379"/>
       </w:pPr>
       <w:r>
-        <w:lastRenderedPageBreak/>
         <w:t>¿Qué</w:t>
       </w:r>
       <w:r>
@@ -16308,7 +15289,7 @@
 </file>
 
 <file path=word/endnotes.xml><?xml version="1.0" encoding="utf-8"?>
-<w:endnotes xmlns:wpc="http://schemas.microsoft.com/office/word/2010/wordprocessingCanvas" xmlns:mc="http://schemas.openxmlformats.org/markup-compatibility/2006" xmlns:o="urn:schemas-microsoft-com:office:office" xmlns:r="http://schemas.openxmlformats.org/officeDocument/2006/relationships" xmlns:m="http://schemas.openxmlformats.org/officeDocument/2006/math" xmlns:v="urn:schemas-microsoft-com:vml" xmlns:wp14="http://schemas.microsoft.com/office/word/2010/wordprocessingDrawing" xmlns:wp="http://schemas.openxmlformats.org/drawingml/2006/wordprocessingDrawing" xmlns:w10="urn:schemas-microsoft-com:office:word" xmlns:w="http://schemas.openxmlformats.org/wordprocessingml/2006/main" xmlns:w14="http://schemas.microsoft.com/office/word/2010/wordml" xmlns:w15="http://schemas.microsoft.com/office/word/2012/wordml" xmlns:wpg="http://schemas.microsoft.com/office/word/2010/wordprocessingGroup" xmlns:wpi="http://schemas.microsoft.com/office/word/2010/wordprocessingInk" xmlns:wne="http://schemas.microsoft.com/office/word/2006/wordml" xmlns:wps="http://schemas.microsoft.com/office/word/2010/wordprocessingShape" mc:Ignorable="w14 w15 wp14">
+<w:endnotes xmlns:wpc="http://schemas.microsoft.com/office/word/2010/wordprocessingCanvas" xmlns:cx="http://schemas.microsoft.com/office/drawing/2014/chartex" xmlns:cx1="http://schemas.microsoft.com/office/drawing/2015/9/8/chartex" xmlns:cx2="http://schemas.microsoft.com/office/drawing/2015/10/21/chartex" xmlns:cx3="http://schemas.microsoft.com/office/drawing/2016/5/9/chartex" xmlns:cx4="http://schemas.microsoft.com/office/drawing/2016/5/10/chartex" xmlns:cx5="http://schemas.microsoft.com/office/drawing/2016/5/11/chartex" xmlns:cx6="http://schemas.microsoft.com/office/drawing/2016/5/12/chartex" xmlns:cx7="http://schemas.microsoft.com/office/drawing/2016/5/13/chartex" xmlns:cx8="http://schemas.microsoft.com/office/drawing/2016/5/14/chartex" xmlns:mc="http://schemas.openxmlformats.org/markup-compatibility/2006" xmlns:aink="http://schemas.microsoft.com/office/drawing/2016/ink" xmlns:am3d="http://schemas.microsoft.com/office/drawing/2017/model3d" xmlns:o="urn:schemas-microsoft-com:office:office" xmlns:oel="http://schemas.microsoft.com/office/2019/extlst" xmlns:r="http://schemas.openxmlformats.org/officeDocument/2006/relationships" xmlns:m="http://schemas.openxmlformats.org/officeDocument/2006/math" xmlns:v="urn:schemas-microsoft-com:vml" xmlns:wp14="http://schemas.microsoft.com/office/word/2010/wordprocessingDrawing" xmlns:wp="http://schemas.openxmlformats.org/drawingml/2006/wordprocessingDrawing" xmlns:w10="urn:schemas-microsoft-com:office:word" xmlns:w="http://schemas.openxmlformats.org/wordprocessingml/2006/main" xmlns:w14="http://schemas.microsoft.com/office/word/2010/wordml" xmlns:w15="http://schemas.microsoft.com/office/word/2012/wordml" xmlns:w16cex="http://schemas.microsoft.com/office/word/2018/wordml/cex" xmlns:w16cid="http://schemas.microsoft.com/office/word/2016/wordml/cid" xmlns:w16="http://schemas.microsoft.com/office/word/2018/wordml" xmlns:w16du="http://schemas.microsoft.com/office/word/2023/wordml/word16du" xmlns:w16sdtdh="http://schemas.microsoft.com/office/word/2020/wordml/sdtdatahash" xmlns:w16sdtfl="http://schemas.microsoft.com/office/word/2024/wordml/sdtformatlock" xmlns:w16se="http://schemas.microsoft.com/office/word/2015/wordml/symex" xmlns:wpg="http://schemas.microsoft.com/office/word/2010/wordprocessingGroup" xmlns:wpi="http://schemas.microsoft.com/office/word/2010/wordprocessingInk" xmlns:wne="http://schemas.microsoft.com/office/word/2006/wordml" xmlns:wps="http://schemas.microsoft.com/office/word/2010/wordprocessingShape" mc:Ignorable="w14 w15 w16se w16cid w16 w16cex w16sdtdh w16sdtfl w16du wp14">
   <w:endnote w:type="separator" w:id="-1">
     <w:p>
       <w:r>
@@ -16327,7 +15308,7 @@
 </file>
 
 <file path=word/footer1.xml><?xml version="1.0" encoding="utf-8"?>
-<w:ftr xmlns:wpc="http://schemas.microsoft.com/office/word/2010/wordprocessingCanvas" xmlns:mc="http://schemas.openxmlformats.org/markup-compatibility/2006" xmlns:o="urn:schemas-microsoft-com:office:office" xmlns:r="http://schemas.openxmlformats.org/officeDocument/2006/relationships" xmlns:m="http://schemas.openxmlformats.org/officeDocument/2006/math" xmlns:v="urn:schemas-microsoft-com:vml" xmlns:wp14="http://schemas.microsoft.com/office/word/2010/wordprocessingDrawing" xmlns:wp="http://schemas.openxmlformats.org/drawingml/2006/wordprocessingDrawing" xmlns:w10="urn:schemas-microsoft-com:office:word" xmlns:w="http://schemas.openxmlformats.org/wordprocessingml/2006/main" xmlns:w14="http://schemas.microsoft.com/office/word/2010/wordml" xmlns:w15="http://schemas.microsoft.com/office/word/2012/wordml" xmlns:wpg="http://schemas.microsoft.com/office/word/2010/wordprocessingGroup" xmlns:wpi="http://schemas.microsoft.com/office/word/2010/wordprocessingInk" xmlns:wne="http://schemas.microsoft.com/office/word/2006/wordml" xmlns:wps="http://schemas.microsoft.com/office/word/2010/wordprocessingShape" mc:Ignorable="w14 w15 wp14">
+<w:ftr xmlns:wpc="http://schemas.microsoft.com/office/word/2010/wordprocessingCanvas" xmlns:cx="http://schemas.microsoft.com/office/drawing/2014/chartex" xmlns:cx1="http://schemas.microsoft.com/office/drawing/2015/9/8/chartex" xmlns:cx2="http://schemas.microsoft.com/office/drawing/2015/10/21/chartex" xmlns:cx3="http://schemas.microsoft.com/office/drawing/2016/5/9/chartex" xmlns:cx4="http://schemas.microsoft.com/office/drawing/2016/5/10/chartex" xmlns:cx5="http://schemas.microsoft.com/office/drawing/2016/5/11/chartex" xmlns:cx6="http://schemas.microsoft.com/office/drawing/2016/5/12/chartex" xmlns:cx7="http://schemas.microsoft.com/office/drawing/2016/5/13/chartex" xmlns:cx8="http://schemas.microsoft.com/office/drawing/2016/5/14/chartex" xmlns:mc="http://schemas.openxmlformats.org/markup-compatibility/2006" xmlns:aink="http://schemas.microsoft.com/office/drawing/2016/ink" xmlns:am3d="http://schemas.microsoft.com/office/drawing/2017/model3d" xmlns:o="urn:schemas-microsoft-com:office:office" xmlns:oel="http://schemas.microsoft.com/office/2019/extlst" xmlns:r="http://schemas.openxmlformats.org/officeDocument/2006/relationships" xmlns:m="http://schemas.openxmlformats.org/officeDocument/2006/math" xmlns:v="urn:schemas-microsoft-com:vml" xmlns:wp14="http://schemas.microsoft.com/office/word/2010/wordprocessingDrawing" xmlns:wp="http://schemas.openxmlformats.org/drawingml/2006/wordprocessingDrawing" xmlns:w10="urn:schemas-microsoft-com:office:word" xmlns:w="http://schemas.openxmlformats.org/wordprocessingml/2006/main" xmlns:w14="http://schemas.microsoft.com/office/word/2010/wordml" xmlns:w15="http://schemas.microsoft.com/office/word/2012/wordml" xmlns:w16cex="http://schemas.microsoft.com/office/word/2018/wordml/cex" xmlns:w16cid="http://schemas.microsoft.com/office/word/2016/wordml/cid" xmlns:w16="http://schemas.microsoft.com/office/word/2018/wordml" xmlns:w16du="http://schemas.microsoft.com/office/word/2023/wordml/word16du" xmlns:w16sdtdh="http://schemas.microsoft.com/office/word/2020/wordml/sdtdatahash" xmlns:w16sdtfl="http://schemas.microsoft.com/office/word/2024/wordml/sdtformatlock" xmlns:w16se="http://schemas.microsoft.com/office/word/2015/wordml/symex" xmlns:wpg="http://schemas.microsoft.com/office/word/2010/wordprocessingGroup" xmlns:wpi="http://schemas.microsoft.com/office/word/2010/wordprocessingInk" xmlns:wne="http://schemas.microsoft.com/office/word/2006/wordml" xmlns:wps="http://schemas.microsoft.com/office/word/2010/wordprocessingShape" mc:Ignorable="w14 w15 w16se w16cid w16 w16cex w16sdtdh w16sdtfl w16du wp14">
   <w:p>
     <w:pPr>
       <w:pStyle w:val="Textoindependiente"/>
@@ -16417,7 +15398,7 @@
         </mc:Choice>
         <mc:Fallback>
           <w:pict>
-            <v:shape w14:anchorId="2EF78A45" id="Graphic 6" o:spid="_x0000_s1026" style="position:absolute;margin-left:84.6pt;margin-top:749.15pt;width:458.9pt;height:.4pt;z-index:-251654144;visibility:visible;mso-wrap-style:square;mso-wrap-distance-left:0;mso-wrap-distance-top:0;mso-wrap-distance-right:0;mso-wrap-distance-bottom:0;mso-position-horizontal:absolute;mso-position-horizontal-relative:page;mso-position-vertical:absolute;mso-position-vertical-relative:page;v-text-anchor:top" coordsize="5828030,5080" o:gfxdata="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" path="m5827775,l,,,4571r5827775,l5827775,xe" fillcolor="black" stroked="f">
+            <v:shape w14:anchorId="32518807" id="Graphic 6" o:spid="_x0000_s1026" style="position:absolute;margin-left:84.6pt;margin-top:749.15pt;width:458.9pt;height:.4pt;z-index:-251654144;visibility:visible;mso-wrap-style:square;mso-wrap-distance-left:0;mso-wrap-distance-top:0;mso-wrap-distance-right:0;mso-wrap-distance-bottom:0;mso-position-horizontal:absolute;mso-position-horizontal-relative:page;mso-position-vertical:absolute;mso-position-vertical-relative:page;v-text-anchor:top" coordsize="5828030,5080" o:gfxdata="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" path="m5827775,l,,,4571r5827775,l5827775,xe" fillcolor="black" stroked="f">
               <v:path arrowok="t"/>
               <w10:wrap anchorx="page" anchory="page"/>
             </v:shape>
@@ -16513,8 +15494,7 @@
               <v:stroke joinstyle="miter"/>
               <v:path gradientshapeok="t" o:connecttype="rect"/>
             </v:shapetype>
-            <v:shape id="Textbox 7" o:spid="_x0000_s1039" type="#_x0000_t202" style="position:absolute;margin-left:84.9pt;margin-top:751.35pt;width:39.3pt;height:11.4pt;z-index:-251649024;visibility:visible;mso-wrap-style:square;mso-wrap-distance-left:0;mso-wrap-distance-top:0;mso-wrap-distance-right:0;mso-wrap-distance-bottom:0;mso-position-horizontal:absolute;mso-position-horizontal-relative:page;mso-position-vertical:absolute;mso-position-vertical-relative:page;v-text-anchor:top" o:gfxdata="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" filled="f" stroked="f">
-              <v:path arrowok="t"/>
+            <v:shape id="Textbox 7" o:spid="_x0000_s1039" type="#_x0000_t202" style="position:absolute;margin-left:84.9pt;margin-top:751.35pt;width:39.3pt;height:11.4pt;z-index:-251649024;visibility:visible;mso-wrap-style:square;mso-wrap-distance-left:0;mso-wrap-distance-top:0;mso-wrap-distance-right:0;mso-wrap-distance-bottom:0;mso-position-horizontal:absolute;mso-position-horizontal-relative:page;mso-position-vertical:absolute;mso-position-vertical-relative:page;v-text-anchor:top" o:gfxdata="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" filled="f" stroked="f">
               <v:textbox inset="0,0,0,0">
                 <w:txbxContent>
                   <w:p>
@@ -16734,8 +15714,7 @@
         </mc:Choice>
         <mc:Fallback>
           <w:pict>
-            <v:shape w14:anchorId="16943C40" id="Textbox 8" o:spid="_x0000_s1040" type="#_x0000_t202" style="position:absolute;margin-left:473.35pt;margin-top:751.35pt;width:47.9pt;height:11.4pt;z-index:-251643904;visibility:visible;mso-wrap-style:square;mso-wrap-distance-left:0;mso-wrap-distance-top:0;mso-wrap-distance-right:0;mso-wrap-distance-bottom:0;mso-position-horizontal:absolute;mso-position-horizontal-relative:page;mso-position-vertical:absolute;mso-position-vertical-relative:page;v-text-anchor:top" o:gfxdata="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" filled="f" stroked="f">
-              <v:path arrowok="t"/>
+            <v:shape w14:anchorId="16943C40" id="Textbox 8" o:spid="_x0000_s1040" type="#_x0000_t202" style="position:absolute;margin-left:473.35pt;margin-top:751.35pt;width:47.9pt;height:11.4pt;z-index:-251643904;visibility:visible;mso-wrap-style:square;mso-wrap-distance-left:0;mso-wrap-distance-top:0;mso-wrap-distance-right:0;mso-wrap-distance-bottom:0;mso-position-horizontal:absolute;mso-position-horizontal-relative:page;mso-position-vertical:absolute;mso-position-vertical-relative:page;v-text-anchor:top" o:gfxdata="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" filled="f" stroked="f">
               <v:textbox inset="0,0,0,0">
                 <w:txbxContent>
                   <w:p>
@@ -16876,7 +15855,7 @@
 </file>
 
 <file path=word/footnotes.xml><?xml version="1.0" encoding="utf-8"?>
-<w:footnotes xmlns:wpc="http://schemas.microsoft.com/office/word/2010/wordprocessingCanvas" xmlns:mc="http://schemas.openxmlformats.org/markup-compatibility/2006" xmlns:o="urn:schemas-microsoft-com:office:office" xmlns:r="http://schemas.openxmlformats.org/officeDocument/2006/relationships" xmlns:m="http://schemas.openxmlformats.org/officeDocument/2006/math" xmlns:v="urn:schemas-microsoft-com:vml" xmlns:wp14="http://schemas.microsoft.com/office/word/2010/wordprocessingDrawing" xmlns:wp="http://schemas.openxmlformats.org/drawingml/2006/wordprocessingDrawing" xmlns:w10="urn:schemas-microsoft-com:office:word" xmlns:w="http://schemas.openxmlformats.org/wordprocessingml/2006/main" xmlns:w14="http://schemas.microsoft.com/office/word/2010/wordml" xmlns:w15="http://schemas.microsoft.com/office/word/2012/wordml" xmlns:wpg="http://schemas.microsoft.com/office/word/2010/wordprocessingGroup" xmlns:wpi="http://schemas.microsoft.com/office/word/2010/wordprocessingInk" xmlns:wne="http://schemas.microsoft.com/office/word/2006/wordml" xmlns:wps="http://schemas.microsoft.com/office/word/2010/wordprocessingShape" mc:Ignorable="w14 w15 wp14">
+<w:footnotes xmlns:wpc="http://schemas.microsoft.com/office/word/2010/wordprocessingCanvas" xmlns:cx="http://schemas.microsoft.com/office/drawing/2014/chartex" xmlns:cx1="http://schemas.microsoft.com/office/drawing/2015/9/8/chartex" xmlns:cx2="http://schemas.microsoft.com/office/drawing/2015/10/21/chartex" xmlns:cx3="http://schemas.microsoft.com/office/drawing/2016/5/9/chartex" xmlns:cx4="http://schemas.microsoft.com/office/drawing/2016/5/10/chartex" xmlns:cx5="http://schemas.microsoft.com/office/drawing/2016/5/11/chartex" xmlns:cx6="http://schemas.microsoft.com/office/drawing/2016/5/12/chartex" xmlns:cx7="http://schemas.microsoft.com/office/drawing/2016/5/13/chartex" xmlns:cx8="http://schemas.microsoft.com/office/drawing/2016/5/14/chartex" xmlns:mc="http://schemas.openxmlformats.org/markup-compatibility/2006" xmlns:aink="http://schemas.microsoft.com/office/drawing/2016/ink" xmlns:am3d="http://schemas.microsoft.com/office/drawing/2017/model3d" xmlns:o="urn:schemas-microsoft-com:office:office" xmlns:oel="http://schemas.microsoft.com/office/2019/extlst" xmlns:r="http://schemas.openxmlformats.org/officeDocument/2006/relationships" xmlns:m="http://schemas.openxmlformats.org/officeDocument/2006/math" xmlns:v="urn:schemas-microsoft-com:vml" xmlns:wp14="http://schemas.microsoft.com/office/word/2010/wordprocessingDrawing" xmlns:wp="http://schemas.openxmlformats.org/drawingml/2006/wordprocessingDrawing" xmlns:w10="urn:schemas-microsoft-com:office:word" xmlns:w="http://schemas.openxmlformats.org/wordprocessingml/2006/main" xmlns:w14="http://schemas.microsoft.com/office/word/2010/wordml" xmlns:w15="http://schemas.microsoft.com/office/word/2012/wordml" xmlns:w16cex="http://schemas.microsoft.com/office/word/2018/wordml/cex" xmlns:w16cid="http://schemas.microsoft.com/office/word/2016/wordml/cid" xmlns:w16="http://schemas.microsoft.com/office/word/2018/wordml" xmlns:w16du="http://schemas.microsoft.com/office/word/2023/wordml/word16du" xmlns:w16sdtdh="http://schemas.microsoft.com/office/word/2020/wordml/sdtdatahash" xmlns:w16sdtfl="http://schemas.microsoft.com/office/word/2024/wordml/sdtformatlock" xmlns:w16se="http://schemas.microsoft.com/office/word/2015/wordml/symex" xmlns:wpg="http://schemas.microsoft.com/office/word/2010/wordprocessingGroup" xmlns:wpi="http://schemas.microsoft.com/office/word/2010/wordprocessingInk" xmlns:wne="http://schemas.microsoft.com/office/word/2006/wordml" xmlns:wps="http://schemas.microsoft.com/office/word/2010/wordprocessingShape" mc:Ignorable="w14 w15 w16se w16cid w16 w16cex w16sdtdh w16sdtfl w16du wp14">
   <w:footnote w:type="separator" w:id="-1">
     <w:p>
       <w:r>
@@ -16895,7 +15874,7 @@
 </file>
 
 <file path=word/header1.xml><?xml version="1.0" encoding="utf-8"?>
-<w:hdr xmlns:wpc="http://schemas.microsoft.com/office/word/2010/wordprocessingCanvas" xmlns:mc="http://schemas.openxmlformats.org/markup-compatibility/2006" xmlns:o="urn:schemas-microsoft-com:office:office" xmlns:r="http://schemas.openxmlformats.org/officeDocument/2006/relationships" xmlns:m="http://schemas.openxmlformats.org/officeDocument/2006/math" xmlns:v="urn:schemas-microsoft-com:vml" xmlns:wp14="http://schemas.microsoft.com/office/word/2010/wordprocessingDrawing" xmlns:wp="http://schemas.openxmlformats.org/drawingml/2006/wordprocessingDrawing" xmlns:w10="urn:schemas-microsoft-com:office:word" xmlns:w="http://schemas.openxmlformats.org/wordprocessingml/2006/main" xmlns:w14="http://schemas.microsoft.com/office/word/2010/wordml" xmlns:w15="http://schemas.microsoft.com/office/word/2012/wordml" xmlns:wpg="http://schemas.microsoft.com/office/word/2010/wordprocessingGroup" xmlns:wpi="http://schemas.microsoft.com/office/word/2010/wordprocessingInk" xmlns:wne="http://schemas.microsoft.com/office/word/2006/wordml" xmlns:wps="http://schemas.microsoft.com/office/word/2010/wordprocessingShape" mc:Ignorable="w14 w15 wp14">
+<w:hdr xmlns:wpc="http://schemas.microsoft.com/office/word/2010/wordprocessingCanvas" xmlns:cx="http://schemas.microsoft.com/office/drawing/2014/chartex" xmlns:cx1="http://schemas.microsoft.com/office/drawing/2015/9/8/chartex" xmlns:cx2="http://schemas.microsoft.com/office/drawing/2015/10/21/chartex" xmlns:cx3="http://schemas.microsoft.com/office/drawing/2016/5/9/chartex" xmlns:cx4="http://schemas.microsoft.com/office/drawing/2016/5/10/chartex" xmlns:cx5="http://schemas.microsoft.com/office/drawing/2016/5/11/chartex" xmlns:cx6="http://schemas.microsoft.com/office/drawing/2016/5/12/chartex" xmlns:cx7="http://schemas.microsoft.com/office/drawing/2016/5/13/chartex" xmlns:cx8="http://schemas.microsoft.com/office/drawing/2016/5/14/chartex" xmlns:mc="http://schemas.openxmlformats.org/markup-compatibility/2006" xmlns:aink="http://schemas.microsoft.com/office/drawing/2016/ink" xmlns:am3d="http://schemas.microsoft.com/office/drawing/2017/model3d" xmlns:o="urn:schemas-microsoft-com:office:office" xmlns:oel="http://schemas.microsoft.com/office/2019/extlst" xmlns:r="http://schemas.openxmlformats.org/officeDocument/2006/relationships" xmlns:m="http://schemas.openxmlformats.org/officeDocument/2006/math" xmlns:v="urn:schemas-microsoft-com:vml" xmlns:wp14="http://schemas.microsoft.com/office/word/2010/wordprocessingDrawing" xmlns:wp="http://schemas.openxmlformats.org/drawingml/2006/wordprocessingDrawing" xmlns:w10="urn:schemas-microsoft-com:office:word" xmlns:w="http://schemas.openxmlformats.org/wordprocessingml/2006/main" xmlns:w14="http://schemas.microsoft.com/office/word/2010/wordml" xmlns:w15="http://schemas.microsoft.com/office/word/2012/wordml" xmlns:w16cex="http://schemas.microsoft.com/office/word/2018/wordml/cex" xmlns:w16cid="http://schemas.microsoft.com/office/word/2016/wordml/cid" xmlns:w16="http://schemas.microsoft.com/office/word/2018/wordml" xmlns:w16du="http://schemas.microsoft.com/office/word/2023/wordml/word16du" xmlns:w16sdtdh="http://schemas.microsoft.com/office/word/2020/wordml/sdtdatahash" xmlns:w16sdtfl="http://schemas.microsoft.com/office/word/2024/wordml/sdtformatlock" xmlns:w16se="http://schemas.microsoft.com/office/word/2015/wordml/symex" xmlns:wpg="http://schemas.microsoft.com/office/word/2010/wordprocessingGroup" xmlns:wpi="http://schemas.microsoft.com/office/word/2010/wordprocessingInk" xmlns:wne="http://schemas.microsoft.com/office/word/2006/wordml" xmlns:wps="http://schemas.microsoft.com/office/word/2010/wordprocessingShape" mc:Ignorable="w14 w15 w16se w16cid w16 w16cex w16sdtdh w16sdtfl w16du wp14">
   <w:p>
     <w:pPr>
       <w:pStyle w:val="Textoindependiente"/>
@@ -17018,8 +15997,8 @@
         </mc:Choice>
         <mc:Fallback>
           <w:pict>
-            <v:group w14:anchorId="2D300DBD" id="Group 1" o:spid="_x0000_s1026" style="position:absolute;margin-left:84.6pt;margin-top:8.15pt;width:458.9pt;height:45.75pt;z-index:-251669504;mso-wrap-distance-left:0;mso-wrap-distance-right:0;mso-position-horizontal-relative:page;mso-position-vertical-relative:page" coordsize="58280,5810" o:gfxdata="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">
-              <v:shape id="Graphic 2" o:spid="_x0000_s1027" style="position:absolute;top:4450;width:58280;height:63;visibility:visible;mso-wrap-style:square;v-text-anchor:top" coordsize="5828030,6350" o:gfxdata="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" path="m5827775,l,,,6095r5827775,l5827775,xe" fillcolor="black" stroked="f">
+            <v:group w14:anchorId="4FA37E37" id="Group 1" o:spid="_x0000_s1026" style="position:absolute;margin-left:84.6pt;margin-top:8.15pt;width:458.9pt;height:45.75pt;z-index:-251669504;mso-wrap-distance-left:0;mso-wrap-distance-right:0;mso-position-horizontal-relative:page;mso-position-vertical-relative:page" coordsize="58280,5810" o:gfxdata="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">
+              <v:shape id="Graphic 2" o:spid="_x0000_s1027" style="position:absolute;top:4450;width:58280;height:63;visibility:visible;mso-wrap-style:square;v-text-anchor:top" coordsize="5828030,6350" o:gfxdata="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" path="m5827775,l,,,6095r5827775,l5827775,xe" fillcolor="black" stroked="f">
                 <v:path arrowok="t"/>
               </v:shape>
               <v:shapetype id="_x0000_t75" coordsize="21600,21600" o:spt="75" o:preferrelative="t" path="m@4@5l@4@11@9@11@9@5xe" filled="f" stroked="f">
@@ -17041,7 +16020,7 @@
                 <v:path o:extrusionok="f" gradientshapeok="t" o:connecttype="rect"/>
                 <o:lock v:ext="edit" aspectratio="t"/>
               </v:shapetype>
-              <v:shape id="Image 3" o:spid="_x0000_s1028" type="#_x0000_t75" style="position:absolute;left:441;width:7133;height:5806;visibility:visible;mso-wrap-style:square" o:gfxdata="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">
+              <v:shape id="Image 3" o:spid="_x0000_s1028" type="#_x0000_t75" style="position:absolute;left:441;width:7133;height:5806;visibility:visible;mso-wrap-style:square" o:gfxdata="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">
                 <v:imagedata r:id="rId2" o:title=""/>
               </v:shape>
               <w10:wrap anchorx="page" anchory="page"/>
@@ -17100,7 +16079,6 @@
                               <w:sz w:val="20"/>
                             </w:rPr>
                           </w:pPr>
-                          <w:proofErr w:type="spellStart"/>
                           <w:r>
                             <w:rPr>
                               <w:rFonts w:ascii="Arial MT"/>
@@ -17110,7 +16088,6 @@
                             </w:rPr>
                             <w:t>UNMdP</w:t>
                           </w:r>
-                          <w:proofErr w:type="spellEnd"/>
                         </w:p>
                         <w:p>
                           <w:pPr>
@@ -17182,8 +16159,7 @@
               <v:stroke joinstyle="miter"/>
               <v:path gradientshapeok="t" o:connecttype="rect"/>
             </v:shapetype>
-            <v:shape id="Textbox 4" o:spid="_x0000_s1037" type="#_x0000_t202" style="position:absolute;margin-left:151.65pt;margin-top:17.6pt;width:86.4pt;height:25.95pt;z-index:-251664384;visibility:visible;mso-wrap-style:square;mso-wrap-distance-left:0;mso-wrap-distance-top:0;mso-wrap-distance-right:0;mso-wrap-distance-bottom:0;mso-position-horizontal:absolute;mso-position-horizontal-relative:page;mso-position-vertical:absolute;mso-position-vertical-relative:page;v-text-anchor:top" o:gfxdata="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" filled="f" stroked="f">
-              <v:path arrowok="t"/>
+            <v:shape id="Textbox 4" o:spid="_x0000_s1037" type="#_x0000_t202" style="position:absolute;margin-left:151.65pt;margin-top:17.6pt;width:86.4pt;height:25.95pt;z-index:-251664384;visibility:visible;mso-wrap-style:square;mso-wrap-distance-left:0;mso-wrap-distance-top:0;mso-wrap-distance-right:0;mso-wrap-distance-bottom:0;mso-position-horizontal:absolute;mso-position-horizontal-relative:page;mso-position-vertical:absolute;mso-position-vertical-relative:page;v-text-anchor:top" o:gfxdata="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" filled="f" stroked="f">
               <v:textbox inset="0,0,0,0">
                 <w:txbxContent>
                   <w:p>
@@ -17195,7 +16171,6 @@
                         <w:sz w:val="20"/>
                       </w:rPr>
                     </w:pPr>
-                    <w:proofErr w:type="spellStart"/>
                     <w:r>
                       <w:rPr>
                         <w:rFonts w:ascii="Arial MT"/>
@@ -17205,7 +16180,6 @@
                       </w:rPr>
                       <w:t>UNMdP</w:t>
                     </w:r>
-                    <w:proofErr w:type="spellEnd"/>
                   </w:p>
                   <w:p>
                     <w:pPr>
@@ -17510,8 +16484,7 @@
         </mc:Choice>
         <mc:Fallback>
           <w:pict>
-            <v:shape w14:anchorId="7B432A26" id="Textbox 5" o:spid="_x0000_s1038" type="#_x0000_t202" style="position:absolute;margin-left:291.3pt;margin-top:17.6pt;width:242.05pt;height:25.95pt;z-index:-251660288;visibility:visible;mso-wrap-style:square;mso-wrap-distance-left:0;mso-wrap-distance-top:0;mso-wrap-distance-right:0;mso-wrap-distance-bottom:0;mso-position-horizontal:absolute;mso-position-horizontal-relative:page;mso-position-vertical:absolute;mso-position-vertical-relative:page;v-text-anchor:top" o:gfxdata="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" filled="f" stroked="f">
-              <v:path arrowok="t"/>
+            <v:shape w14:anchorId="7B432A26" id="Textbox 5" o:spid="_x0000_s1038" type="#_x0000_t202" style="position:absolute;margin-left:291.3pt;margin-top:17.6pt;width:242.05pt;height:25.95pt;z-index:-251660288;visibility:visible;mso-wrap-style:square;mso-wrap-distance-left:0;mso-wrap-distance-top:0;mso-wrap-distance-right:0;mso-wrap-distance-bottom:0;mso-position-horizontal:absolute;mso-position-horizontal-relative:page;mso-position-vertical:absolute;mso-position-vertical-relative:page;v-text-anchor:top" o:gfxdata="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" filled="f" stroked="f">
               <v:textbox inset="0,0,0,0">
                 <w:txbxContent>
                   <w:p>
@@ -17715,8 +16688,8 @@
 </file>
 
 <file path=word/numbering.xml><?xml version="1.0" encoding="utf-8"?>
-<w:numbering xmlns:wpc="http://schemas.microsoft.com/office/word/2010/wordprocessingCanvas" xmlns:mc="http://schemas.openxmlformats.org/markup-compatibility/2006" xmlns:o="urn:schemas-microsoft-com:office:office" xmlns:r="http://schemas.openxmlformats.org/officeDocument/2006/relationships" xmlns:m="http://schemas.openxmlformats.org/officeDocument/2006/math" xmlns:v="urn:schemas-microsoft-com:vml" xmlns:wp14="http://schemas.microsoft.com/office/word/2010/wordprocessingDrawing" xmlns:wp="http://schemas.openxmlformats.org/drawingml/2006/wordprocessingDrawing" xmlns:w10="urn:schemas-microsoft-com:office:word" xmlns:w="http://schemas.openxmlformats.org/wordprocessingml/2006/main" xmlns:w14="http://schemas.microsoft.com/office/word/2010/wordml" xmlns:w15="http://schemas.microsoft.com/office/word/2012/wordml" xmlns:wpg="http://schemas.microsoft.com/office/word/2010/wordprocessingGroup" xmlns:wpi="http://schemas.microsoft.com/office/word/2010/wordprocessingInk" xmlns:wne="http://schemas.microsoft.com/office/word/2006/wordml" xmlns:wps="http://schemas.microsoft.com/office/word/2010/wordprocessingShape" mc:Ignorable="w14 w15 wp14">
-  <w:abstractNum w:abstractNumId="0">
+<w:numbering xmlns:wpc="http://schemas.microsoft.com/office/word/2010/wordprocessingCanvas" xmlns:cx="http://schemas.microsoft.com/office/drawing/2014/chartex" xmlns:cx1="http://schemas.microsoft.com/office/drawing/2015/9/8/chartex" xmlns:cx2="http://schemas.microsoft.com/office/drawing/2015/10/21/chartex" xmlns:cx3="http://schemas.microsoft.com/office/drawing/2016/5/9/chartex" xmlns:cx4="http://schemas.microsoft.com/office/drawing/2016/5/10/chartex" xmlns:cx5="http://schemas.microsoft.com/office/drawing/2016/5/11/chartex" xmlns:cx6="http://schemas.microsoft.com/office/drawing/2016/5/12/chartex" xmlns:cx7="http://schemas.microsoft.com/office/drawing/2016/5/13/chartex" xmlns:cx8="http://schemas.microsoft.com/office/drawing/2016/5/14/chartex" xmlns:mc="http://schemas.openxmlformats.org/markup-compatibility/2006" xmlns:aink="http://schemas.microsoft.com/office/drawing/2016/ink" xmlns:am3d="http://schemas.microsoft.com/office/drawing/2017/model3d" xmlns:o="urn:schemas-microsoft-com:office:office" xmlns:oel="http://schemas.microsoft.com/office/2019/extlst" xmlns:r="http://schemas.openxmlformats.org/officeDocument/2006/relationships" xmlns:m="http://schemas.openxmlformats.org/officeDocument/2006/math" xmlns:v="urn:schemas-microsoft-com:vml" xmlns:wp14="http://schemas.microsoft.com/office/word/2010/wordprocessingDrawing" xmlns:wp="http://schemas.openxmlformats.org/drawingml/2006/wordprocessingDrawing" xmlns:w10="urn:schemas-microsoft-com:office:word" xmlns:w="http://schemas.openxmlformats.org/wordprocessingml/2006/main" xmlns:w14="http://schemas.microsoft.com/office/word/2010/wordml" xmlns:w15="http://schemas.microsoft.com/office/word/2012/wordml" xmlns:w16cex="http://schemas.microsoft.com/office/word/2018/wordml/cex" xmlns:w16cid="http://schemas.microsoft.com/office/word/2016/wordml/cid" xmlns:w16="http://schemas.microsoft.com/office/word/2018/wordml" xmlns:w16du="http://schemas.microsoft.com/office/word/2023/wordml/word16du" xmlns:w16sdtdh="http://schemas.microsoft.com/office/word/2020/wordml/sdtdatahash" xmlns:w16sdtfl="http://schemas.microsoft.com/office/word/2024/wordml/sdtformatlock" xmlns:w16se="http://schemas.microsoft.com/office/word/2015/wordml/symex" xmlns:wpg="http://schemas.microsoft.com/office/word/2010/wordprocessingGroup" xmlns:wpi="http://schemas.microsoft.com/office/word/2010/wordprocessingInk" xmlns:wne="http://schemas.microsoft.com/office/word/2006/wordml" xmlns:wps="http://schemas.microsoft.com/office/word/2010/wordprocessingShape" mc:Ignorable="w14 w15 w16se w16cid w16 w16cex w16sdtdh w16sdtfl w16du wp14">
+  <w:abstractNum w:abstractNumId="0" w15:restartNumberingAfterBreak="0">
     <w:nsid w:val="05CD3617"/>
     <w:multiLevelType w:val="hybridMultilevel"/>
     <w:tmpl w:val="88DCD702"/>
@@ -17841,7 +16814,7 @@
       </w:rPr>
     </w:lvl>
   </w:abstractNum>
-  <w:abstractNum w:abstractNumId="1">
+  <w:abstractNum w:abstractNumId="1" w15:restartNumberingAfterBreak="0">
     <w:nsid w:val="482C0535"/>
     <w:multiLevelType w:val="hybridMultilevel"/>
     <w:tmpl w:val="CF4AE3E0"/>
@@ -17927,17 +16900,17 @@
       </w:pPr>
     </w:lvl>
   </w:abstractNum>
-  <w:num w:numId="1">
+  <w:num w:numId="1" w16cid:durableId="1165978042">
     <w:abstractNumId w:val="0"/>
   </w:num>
-  <w:num w:numId="2">
+  <w:num w:numId="2" w16cid:durableId="1596357825">
     <w:abstractNumId w:val="1"/>
   </w:num>
 </w:numbering>
 </file>
 
 <file path=word/styles.xml><?xml version="1.0" encoding="utf-8"?>
-<w:styles xmlns:mc="http://schemas.openxmlformats.org/markup-compatibility/2006" xmlns:r="http://schemas.openxmlformats.org/officeDocument/2006/relationships" xmlns:w="http://schemas.openxmlformats.org/wordprocessingml/2006/main" xmlns:w14="http://schemas.microsoft.com/office/word/2010/wordml" xmlns:w15="http://schemas.microsoft.com/office/word/2012/wordml" mc:Ignorable="w14 w15">
+<w:styles xmlns:mc="http://schemas.openxmlformats.org/markup-compatibility/2006" xmlns:r="http://schemas.openxmlformats.org/officeDocument/2006/relationships" xmlns:w="http://schemas.openxmlformats.org/wordprocessingml/2006/main" xmlns:w14="http://schemas.microsoft.com/office/word/2010/wordml" xmlns:w15="http://schemas.microsoft.com/office/word/2012/wordml" xmlns:w16cex="http://schemas.microsoft.com/office/word/2018/wordml/cex" xmlns:w16cid="http://schemas.microsoft.com/office/word/2016/wordml/cid" xmlns:w16="http://schemas.microsoft.com/office/word/2018/wordml" xmlns:w16du="http://schemas.microsoft.com/office/word/2023/wordml/word16du" xmlns:w16sdtdh="http://schemas.microsoft.com/office/word/2020/wordml/sdtdatahash" xmlns:w16sdtfl="http://schemas.microsoft.com/office/word/2024/wordml/sdtformatlock" xmlns:w16se="http://schemas.microsoft.com/office/word/2015/wordml/symex" mc:Ignorable="w14 w15 w16se w16cid w16 w16cex w16sdtdh w16sdtfl w16du">
   <w:docDefaults>
     <w:rPrDefault>
       <w:rPr>
@@ -17955,7 +16928,7 @@
       </w:pPr>
     </w:pPrDefault>
   </w:docDefaults>
-  <w:latentStyles w:defLockedState="0" w:defUIPriority="99" w:defSemiHidden="0" w:defUnhideWhenUsed="0" w:defQFormat="0" w:count="371">
+  <w:latentStyles w:defLockedState="0" w:defUIPriority="99" w:defSemiHidden="0" w:defUnhideWhenUsed="0" w:defQFormat="0" w:count="376">
     <w:lsdException w:name="Normal" w:uiPriority="0" w:qFormat="1"/>
     <w:lsdException w:name="heading 1" w:uiPriority="9" w:qFormat="1"/>
     <w:lsdException w:name="heading 2" w:semiHidden="1" w:uiPriority="9" w:unhideWhenUsed="1" w:qFormat="1"/>
@@ -18327,6 +17300,11 @@
     <w:lsdException w:name="List Table 5 Dark Accent 6" w:uiPriority="50"/>
     <w:lsdException w:name="List Table 6 Colorful Accent 6" w:uiPriority="51"/>
     <w:lsdException w:name="List Table 7 Colorful Accent 6" w:uiPriority="52"/>
+    <w:lsdException w:name="Mention" w:semiHidden="1" w:unhideWhenUsed="1"/>
+    <w:lsdException w:name="Smart Hyperlink" w:semiHidden="1" w:unhideWhenUsed="1"/>
+    <w:lsdException w:name="Hashtag" w:semiHidden="1" w:unhideWhenUsed="1"/>
+    <w:lsdException w:name="Unresolved Mention" w:semiHidden="1" w:unhideWhenUsed="1"/>
+    <w:lsdException w:name="Smart Link" w:semiHidden="1" w:unhideWhenUsed="1"/>
   </w:latentStyles>
   <w:style w:type="paragraph" w:default="1" w:styleId="Normal">
     <w:name w:val="Normal"/>
@@ -18339,6 +17317,7 @@
   <w:style w:type="character" w:default="1" w:styleId="Fuentedeprrafopredeter">
     <w:name w:val="Default Paragraph Font"/>
     <w:uiPriority w:val="1"/>
+    <w:semiHidden/>
     <w:unhideWhenUsed/>
   </w:style>
   <w:style w:type="table" w:default="1" w:styleId="Tablanormal">
@@ -18387,7 +17366,7 @@
       <w:ind w:left="614"/>
     </w:pPr>
   </w:style>
-  <w:style w:type="paragraph" w:styleId="Puesto">
+  <w:style w:type="paragraph" w:styleId="Ttulo">
     <w:name w:val="Title"/>
     <w:basedOn w:val="Normal"/>
     <w:uiPriority w:val="10"/>

--- a/Lenguajes regulares/Practica 2 Lenguajes Regulares.docx
+++ b/Lenguajes regulares/Practica 2 Lenguajes Regulares.docx
@@ -1374,6 +1374,284 @@
           <w:spacing w:val="-2"/>
         </w:rPr>
         <w:t>((a*b*)*(b*a*)*)*</w:t>
+      </w:r>
+    </w:p>
+    <w:p>
+      <w:pPr>
+        <w:pStyle w:val="Respuesta"/>
+      </w:pPr>
+      <w:r>
+        <w:t>Sabemos que (a</w:t>
+      </w:r>
+      <w:r>
+        <w:rPr>
+          <w:vertAlign w:val="superscript"/>
+        </w:rPr>
+        <w:t>*</w:t>
+      </w:r>
+      <w:r>
+        <w:t>b</w:t>
+      </w:r>
+      <w:r>
+        <w:rPr>
+          <w:vertAlign w:val="superscript"/>
+        </w:rPr>
+        <w:t>*</w:t>
+      </w:r>
+      <w:r>
+        <w:t>)</w:t>
+      </w:r>
+      <w:r>
+        <w:rPr>
+          <w:vertAlign w:val="superscript"/>
+        </w:rPr>
+        <w:t>*</w:t>
+      </w:r>
+      <w:r>
+        <w:t>=(a|b)</w:t>
+      </w:r>
+      <w:r>
+        <w:rPr>
+          <w:vertAlign w:val="superscript"/>
+        </w:rPr>
+        <w:t>*</w:t>
+      </w:r>
+    </w:p>
+    <w:p>
+      <w:pPr>
+        <w:pStyle w:val="Respuesta"/>
+        <w:rPr>
+          <w:iCs/>
+        </w:rPr>
+      </w:pPr>
+      <w:r>
+        <w:rPr>
+          <w:iCs/>
+          <w:spacing w:val="-2"/>
+        </w:rPr>
+        <w:t>((a</w:t>
+      </w:r>
+      <w:r>
+        <w:rPr>
+          <w:iCs/>
+          <w:spacing w:val="-2"/>
+          <w:vertAlign w:val="superscript"/>
+        </w:rPr>
+        <w:t>*</w:t>
+      </w:r>
+      <w:r>
+        <w:rPr>
+          <w:iCs/>
+          <w:spacing w:val="-2"/>
+        </w:rPr>
+        <w:t>b</w:t>
+      </w:r>
+      <w:r>
+        <w:rPr>
+          <w:iCs/>
+          <w:spacing w:val="-2"/>
+          <w:vertAlign w:val="superscript"/>
+        </w:rPr>
+        <w:t>*</w:t>
+      </w:r>
+      <w:r>
+        <w:rPr>
+          <w:iCs/>
+          <w:spacing w:val="-2"/>
+        </w:rPr>
+        <w:t>)</w:t>
+      </w:r>
+      <w:r>
+        <w:rPr>
+          <w:iCs/>
+          <w:spacing w:val="-2"/>
+          <w:vertAlign w:val="superscript"/>
+        </w:rPr>
+        <w:t>*</w:t>
+      </w:r>
+      <w:r>
+        <w:rPr>
+          <w:iCs/>
+          <w:spacing w:val="-2"/>
+        </w:rPr>
+        <w:t>(b</w:t>
+      </w:r>
+      <w:r>
+        <w:rPr>
+          <w:iCs/>
+          <w:spacing w:val="-2"/>
+          <w:vertAlign w:val="superscript"/>
+        </w:rPr>
+        <w:t>*</w:t>
+      </w:r>
+      <w:r>
+        <w:rPr>
+          <w:iCs/>
+          <w:spacing w:val="-2"/>
+        </w:rPr>
+        <w:t>a</w:t>
+      </w:r>
+      <w:r>
+        <w:rPr>
+          <w:iCs/>
+          <w:spacing w:val="-2"/>
+          <w:vertAlign w:val="superscript"/>
+        </w:rPr>
+        <w:t>*</w:t>
+      </w:r>
+      <w:r>
+        <w:rPr>
+          <w:iCs/>
+          <w:spacing w:val="-2"/>
+        </w:rPr>
+        <w:t>)</w:t>
+      </w:r>
+      <w:r>
+        <w:rPr>
+          <w:iCs/>
+          <w:spacing w:val="-2"/>
+          <w:vertAlign w:val="superscript"/>
+        </w:rPr>
+        <w:t>*</w:t>
+      </w:r>
+      <w:r>
+        <w:rPr>
+          <w:iCs/>
+          <w:spacing w:val="-2"/>
+        </w:rPr>
+        <w:t>)</w:t>
+      </w:r>
+      <w:r>
+        <w:rPr>
+          <w:iCs/>
+          <w:spacing w:val="-2"/>
+          <w:vertAlign w:val="superscript"/>
+        </w:rPr>
+        <w:t>*</w:t>
+      </w:r>
+      <w:r>
+        <w:rPr>
+          <w:iCs/>
+          <w:spacing w:val="-2"/>
+        </w:rPr>
+        <w:t>=((a|b</w:t>
+      </w:r>
+      <w:r>
+        <w:rPr>
+          <w:iCs/>
+        </w:rPr>
+        <w:t>)</w:t>
+      </w:r>
+      <w:r>
+        <w:rPr>
+          <w:iCs/>
+          <w:vertAlign w:val="superscript"/>
+        </w:rPr>
+        <w:t>*</w:t>
+      </w:r>
+      <w:r>
+        <w:rPr>
+          <w:iCs/>
+        </w:rPr>
+        <w:t>(b|a)</w:t>
+      </w:r>
+      <w:r>
+        <w:rPr>
+          <w:iCs/>
+          <w:vertAlign w:val="superscript"/>
+        </w:rPr>
+        <w:t>*</w:t>
+      </w:r>
+      <w:r>
+        <w:rPr>
+          <w:iCs/>
+        </w:rPr>
+        <w:t>)</w:t>
+      </w:r>
+      <w:r>
+        <w:rPr>
+          <w:iCs/>
+          <w:vertAlign w:val="superscript"/>
+        </w:rPr>
+        <w:t>*</w:t>
+      </w:r>
+      <w:r>
+        <w:rPr>
+          <w:iCs/>
+        </w:rPr>
+        <w:t>=((a|b)</w:t>
+      </w:r>
+      <w:r>
+        <w:rPr>
+          <w:iCs/>
+          <w:vertAlign w:val="superscript"/>
+        </w:rPr>
+        <w:t>*</w:t>
+      </w:r>
+      <w:r>
+        <w:rPr>
+          <w:iCs/>
+        </w:rPr>
+        <w:t>(a|b)</w:t>
+      </w:r>
+      <w:r>
+        <w:rPr>
+          <w:iCs/>
+          <w:vertAlign w:val="superscript"/>
+        </w:rPr>
+        <w:t>*</w:t>
+      </w:r>
+      <w:r>
+        <w:rPr>
+          <w:iCs/>
+        </w:rPr>
+        <w:t>)</w:t>
+      </w:r>
+      <w:r>
+        <w:rPr>
+          <w:iCs/>
+          <w:vertAlign w:val="superscript"/>
+        </w:rPr>
+        <w:t>*</w:t>
+      </w:r>
+      <w:r>
+        <w:rPr>
+          <w:iCs/>
+        </w:rPr>
+        <w:t>=((a|b)</w:t>
+      </w:r>
+      <w:r>
+        <w:rPr>
+          <w:iCs/>
+          <w:vertAlign w:val="superscript"/>
+        </w:rPr>
+        <w:t>*</w:t>
+      </w:r>
+      <w:r>
+        <w:rPr>
+          <w:iCs/>
+        </w:rPr>
+        <w:t>)</w:t>
+      </w:r>
+      <w:r>
+        <w:rPr>
+          <w:iCs/>
+          <w:vertAlign w:val="superscript"/>
+        </w:rPr>
+        <w:t>*</w:t>
+      </w:r>
+      <w:r>
+        <w:rPr>
+          <w:iCs/>
+        </w:rPr>
+        <w:t>=(a|b)</w:t>
+      </w:r>
+      <w:r>
+        <w:rPr>
+          <w:iCs/>
+          <w:vertAlign w:val="superscript"/>
+        </w:rPr>
+        <w:t>*</w:t>
       </w:r>
     </w:p>
     <w:p>
@@ -15398,7 +15676,7 @@
         </mc:Choice>
         <mc:Fallback>
           <w:pict>
-            <v:shape w14:anchorId="32518807" id="Graphic 6" o:spid="_x0000_s1026" style="position:absolute;margin-left:84.6pt;margin-top:749.15pt;width:458.9pt;height:.4pt;z-index:-251654144;visibility:visible;mso-wrap-style:square;mso-wrap-distance-left:0;mso-wrap-distance-top:0;mso-wrap-distance-right:0;mso-wrap-distance-bottom:0;mso-position-horizontal:absolute;mso-position-horizontal-relative:page;mso-position-vertical:absolute;mso-position-vertical-relative:page;v-text-anchor:top" coordsize="5828030,5080" o:gfxdata="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" path="m5827775,l,,,4571r5827775,l5827775,xe" fillcolor="black" stroked="f">
+            <v:shape w14:anchorId="5338B4D0" id="Graphic 6" o:spid="_x0000_s1026" style="position:absolute;margin-left:84.6pt;margin-top:749.15pt;width:458.9pt;height:.4pt;z-index:-251654144;visibility:visible;mso-wrap-style:square;mso-wrap-distance-left:0;mso-wrap-distance-top:0;mso-wrap-distance-right:0;mso-wrap-distance-bottom:0;mso-position-horizontal:absolute;mso-position-horizontal-relative:page;mso-position-vertical:absolute;mso-position-vertical-relative:page;v-text-anchor:top" coordsize="5828030,5080" o:gfxdata="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" path="m5827775,l,,,4571r5827775,l5827775,xe" fillcolor="black" stroked="f">
               <v:path arrowok="t"/>
               <w10:wrap anchorx="page" anchory="page"/>
             </v:shape>
@@ -15997,7 +16275,7 @@
         </mc:Choice>
         <mc:Fallback>
           <w:pict>
-            <v:group w14:anchorId="4FA37E37" id="Group 1" o:spid="_x0000_s1026" style="position:absolute;margin-left:84.6pt;margin-top:8.15pt;width:458.9pt;height:45.75pt;z-index:-251669504;mso-wrap-distance-left:0;mso-wrap-distance-right:0;mso-position-horizontal-relative:page;mso-position-vertical-relative:page" coordsize="58280,5810" o:gfxdata="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">
+            <v:group w14:anchorId="051C377D" id="Group 1" o:spid="_x0000_s1026" style="position:absolute;margin-left:84.6pt;margin-top:8.15pt;width:458.9pt;height:45.75pt;z-index:-251669504;mso-wrap-distance-left:0;mso-wrap-distance-right:0;mso-position-horizontal-relative:page;mso-position-vertical-relative:page" coordsize="58280,5810" o:gfxdata="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">
               <v:shape id="Graphic 2" o:spid="_x0000_s1027" style="position:absolute;top:4450;width:58280;height:63;visibility:visible;mso-wrap-style:square;v-text-anchor:top" coordsize="5828030,6350" o:gfxdata="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" path="m5827775,l,,,6095r5827775,l5827775,xe" fillcolor="black" stroked="f">
                 <v:path arrowok="t"/>
               </v:shape>
